--- a/documentação/Requisitos/RequisitoIncluaNovoUsuario.docx
+++ b/documentação/Requisitos/RequisitoIncluaNovoUsuario.docx
@@ -50,13 +50,7 @@
       </w:r>
       <w:proofErr w:type="gramEnd"/>
       <w:r>
-        <w:t xml:space="preserve">, caso o usuário selecione a opção paciente ou especialista, o usuário deve preencher </w:t>
-      </w:r>
-      <w:r>
-        <w:t>obrigatoriamente</w:t>
-      </w:r>
-      <w:r>
-        <w:t xml:space="preserve"> o nome, </w:t>
+        <w:t xml:space="preserve">, caso o usuário selecione a opção paciente ou especialista, o usuário deve preencher obrigatoriamente o nome, </w:t>
       </w:r>
       <w:proofErr w:type="spellStart"/>
       <w:r>
@@ -70,10 +64,7 @@
     <w:p>
       <w:proofErr w:type="spellStart"/>
       <w:r>
-        <w:t>E</w:t>
-      </w:r>
-      <w:r>
-        <w:t>e</w:t>
+        <w:t>Ee</w:t>
       </w:r>
       <w:proofErr w:type="spellEnd"/>
       <w:r>
@@ -106,16 +97,7 @@
     </w:p>
     <w:p>
       <w:r>
-        <w:t>ao selecionar pr</w:t>
-      </w:r>
-      <w:r>
-        <w:t>ó</w:t>
-      </w:r>
-      <w:r>
-        <w:t>ximo passo ser</w:t>
-      </w:r>
-      <w:r>
-        <w:t xml:space="preserve">á </w:t>
+        <w:t xml:space="preserve">ao selecionar próximo passo será </w:t>
       </w:r>
       <w:proofErr w:type="gramStart"/>
       <w:r>
@@ -131,13 +113,7 @@
       </w:r>
       <w:proofErr w:type="spellEnd"/>
       <w:r>
-        <w:t xml:space="preserve"> com um c</w:t>
-      </w:r>
-      <w:r>
-        <w:t>ó</w:t>
-      </w:r>
-      <w:r>
-        <w:t xml:space="preserve">digo de validação para o usuário que deve preencher esse campo, </w:t>
+        <w:t xml:space="preserve"> com um código de validação para o usuário que deve preencher esse campo, </w:t>
       </w:r>
       <w:proofErr w:type="gramStart"/>
       <w:r>
@@ -153,49 +129,25 @@
       </w:r>
       <w:proofErr w:type="spellEnd"/>
       <w:r>
-        <w:t xml:space="preserve"> o usuário poderá escolher a opção voltar para o passo anterior ou verificar</w:t>
-      </w:r>
-      <w:r>
-        <w:t>:</w:t>
-      </w:r>
-    </w:p>
-    <w:p>
-      <w:r>
-        <w:t xml:space="preserve"> se </w:t>
-      </w:r>
-      <w:r>
-        <w:t xml:space="preserve">na opção do passo inicial o sistema </w:t>
-      </w:r>
-      <w:r>
-        <w:t xml:space="preserve">verificar </w:t>
-      </w:r>
-      <w:r>
-        <w:t xml:space="preserve">que o usuário selecionou </w:t>
-      </w:r>
-      <w:proofErr w:type="gramStart"/>
-      <w:r>
-        <w:t xml:space="preserve">o </w:t>
-      </w:r>
-      <w:r>
-        <w:t xml:space="preserve"> tipo</w:t>
-      </w:r>
-      <w:proofErr w:type="gramEnd"/>
-      <w:r>
-        <w:t xml:space="preserve"> paciente os seguintes campos serão sol</w:t>
-      </w:r>
-      <w:r>
-        <w:t>i</w:t>
-      </w:r>
-      <w:r>
-        <w:t>citados:</w:t>
-      </w:r>
-    </w:p>
-    <w:p>
-      <w:r>
-        <w:t>F</w:t>
-      </w:r>
-      <w:r>
-        <w:t xml:space="preserve">oto, </w:t>
+        <w:t xml:space="preserve"> o usuário poderá escolher a opção voltar para o passo anterior ou verificar:</w:t>
+      </w:r>
+    </w:p>
+    <w:p>
+      <w:r>
+        <w:t xml:space="preserve"> se na opção do passo inicial o sistema verificar que o usuário selecionou </w:t>
+      </w:r>
+      <w:proofErr w:type="gramStart"/>
+      <w:r>
+        <w:t>o  tipo</w:t>
+      </w:r>
+      <w:proofErr w:type="gramEnd"/>
+      <w:r>
+        <w:t xml:space="preserve"> paciente os seguintes campos serão solicitados:</w:t>
+      </w:r>
+    </w:p>
+    <w:p>
+      <w:r>
+        <w:t xml:space="preserve">Foto, </w:t>
       </w:r>
       <w:proofErr w:type="spellStart"/>
       <w:r>
@@ -203,13 +155,7 @@
       </w:r>
       <w:proofErr w:type="spellEnd"/>
       <w:r>
-        <w:t xml:space="preserve">, celular, RG, Nascimento, Estado Civil campo de escolha </w:t>
-      </w:r>
-      <w:r>
-        <w:t>única</w:t>
-      </w:r>
-      <w:r>
-        <w:t xml:space="preserve"> opções: solteiro, casado, </w:t>
+        <w:t xml:space="preserve">, celular, RG, Nascimento, Estado Civil campo de escolha única opções: solteiro, casado, </w:t>
       </w:r>
       <w:proofErr w:type="gramStart"/>
       <w:r>
@@ -217,36 +163,12 @@
       </w:r>
       <w:proofErr w:type="gramEnd"/>
       <w:r>
-        <w:t xml:space="preserve"> </w:t>
-      </w:r>
-      <w:r>
-        <w:t>gênero</w:t>
-      </w:r>
-      <w:r>
-        <w:t xml:space="preserve"> campo de escolha </w:t>
-      </w:r>
-      <w:r>
-        <w:t>única</w:t>
-      </w:r>
-      <w:r>
-        <w:t>, opções: masculino, feminino, outro ou prefiro não informar e aceito termos de uso,</w:t>
-      </w:r>
-    </w:p>
-    <w:p>
-      <w:r>
-        <w:t xml:space="preserve">o usuário paciente então </w:t>
-      </w:r>
-      <w:r>
-        <w:t>após</w:t>
-      </w:r>
-      <w:r>
-        <w:t xml:space="preserve"> preencher os campos selecionará a opção </w:t>
-      </w:r>
-      <w:r>
-        <w:t>próximo</w:t>
-      </w:r>
-      <w:r>
-        <w:t xml:space="preserve">, onde o Sistema enviará um SMS para o </w:t>
+        <w:t xml:space="preserve"> gênero campo de escolha única, opções: masculino, feminino, outro ou prefiro não informar e aceito termos de uso,</w:t>
+      </w:r>
+    </w:p>
+    <w:p>
+      <w:r>
+        <w:t xml:space="preserve">o usuário paciente então após preencher os campos selecionará a opção próximo, onde o Sistema enviará um SMS para o </w:t>
       </w:r>
       <w:proofErr w:type="gramStart"/>
       <w:r>
@@ -254,40 +176,7 @@
       </w:r>
       <w:proofErr w:type="gramEnd"/>
       <w:r>
-        <w:t xml:space="preserve"> selecionado com um </w:t>
-      </w:r>
-      <w:r>
-        <w:t>código</w:t>
-      </w:r>
-      <w:r>
-        <w:t xml:space="preserve"> e exibirá uma tela com o campo </w:t>
-      </w:r>
-      <w:r>
-        <w:t>código</w:t>
-      </w:r>
-      <w:r>
-        <w:t xml:space="preserve"> enviado, e com as opções </w:t>
-      </w:r>
-      <w:r>
-        <w:t>reenviar</w:t>
-      </w:r>
-      <w:r>
-        <w:t xml:space="preserve"> SMS, ou </w:t>
-      </w:r>
-      <w:r>
-        <w:t>próximo</w:t>
-      </w:r>
-      <w:r>
-        <w:t xml:space="preserve">.  </w:t>
-      </w:r>
-      <w:r>
-        <w:t>A</w:t>
-      </w:r>
-      <w:r>
-        <w:t>pós a verificação do SMS o sistema exibirá</w:t>
-      </w:r>
-      <w:r>
-        <w:t xml:space="preserve"> os campos: CEP, Cidade, Estado, Endereço, </w:t>
+        <w:t xml:space="preserve"> selecionado com um código e exibirá uma tela com o campo código enviado, e com as opções reenviar SMS, ou próximo.  Após a verificação do SMS o sistema exibirá os campos: CEP, Cidade, Estado, Endereço, </w:t>
       </w:r>
       <w:proofErr w:type="gramStart"/>
       <w:r>
@@ -315,13 +204,7 @@
       </w:r>
       <w:proofErr w:type="gramEnd"/>
       <w:r>
-        <w:t xml:space="preserve"> </w:t>
-      </w:r>
-      <w:r>
-        <w:t>especialista</w:t>
-      </w:r>
-      <w:r>
-        <w:t xml:space="preserve"> os seguintes campos serão solicitados:</w:t>
+        <w:t xml:space="preserve"> especialista os seguintes campos serão solicitados:</w:t>
       </w:r>
     </w:p>
     <w:p>
@@ -353,10 +236,7 @@
       </w:r>
       <w:proofErr w:type="gramEnd"/>
       <w:r>
-        <w:t xml:space="preserve"> selecionado com um código e exibirá uma tela com o campo código enviado, e com as opções reenviar SMS, ou próximo.  Após a verificação do SMS o sistema exibirá os campos:</w:t>
-      </w:r>
-      <w:r>
-        <w:t xml:space="preserve"> CEP, após o preenchimento do campo CEP o sistema exibirá um campo Clinicas exibindo todas as clinicas cadastradas no inclua com o mesmo, CEP, caso não haja uma, o sistema exibirá a opção novo local de atendimento permitindo o usuário preencher os campos: CPF/CNPJ, Nome Fantasia, Razão Social, Telefone fixo, Celular, numero de atendimentos sociais, </w:t>
+        <w:t xml:space="preserve"> selecionado com um código e exibirá uma tela com o campo código enviado, e com as opções reenviar SMS, ou próximo.  Após a verificação do SMS o sistema exibirá os campos: CEP, após o preenchimento do campo CEP o sistema exibirá um campo Clinicas exibindo todas as clinicas cadastradas no inclua com o mesmo, CEP, caso não haja uma, o sistema exibirá a opção novo local de atendimento permitindo o usuário preencher os campos: CPF/CNPJ, Nome Fantasia, Razão Social, Telefone fixo, Celular, numero de atendimentos sociais, </w:t>
       </w:r>
       <w:proofErr w:type="spellStart"/>
       <w:r>
@@ -453,10 +333,7 @@
       </w:r>
       <w:proofErr w:type="gramEnd"/>
       <w:r>
-        <w:t xml:space="preserve"> e selecionar a opção próximo, o sistema então </w:t>
-      </w:r>
-      <w:r>
-        <w:t xml:space="preserve">habilitará uma nova tela com os campos Conta </w:t>
+        <w:t xml:space="preserve"> e selecionar a opção próximo, o sistema então habilitará uma nova tela com os campos Conta </w:t>
       </w:r>
       <w:proofErr w:type="gramStart"/>
       <w:r>
@@ -491,37 +368,34 @@
         <w:t xml:space="preserve"> para o usuário</w:t>
       </w:r>
       <w:r>
+        <w:t xml:space="preserve"> e exibirá o Caso de Uso Area de Trabalho do Especialista.</w:t>
+      </w:r>
+    </w:p>
+    <w:p>
+      <w:r>
+        <w:t xml:space="preserve">O sistema enviará um </w:t>
+      </w:r>
+      <w:proofErr w:type="spellStart"/>
+      <w:r>
+        <w:t>email</w:t>
+      </w:r>
+      <w:proofErr w:type="spellEnd"/>
+      <w:r>
+        <w:t xml:space="preserve"> para o root do sistema para que ele valide a documentação do usuário e autorize ele a usar todas as funcionalidades do sistema.</w:t>
+      </w:r>
+    </w:p>
+    <w:p>
+      <w:r>
+        <w:t xml:space="preserve">se na opção do passo inicial o sistema verificar que o usuário selecionou </w:t>
+      </w:r>
+      <w:proofErr w:type="gramStart"/>
+      <w:r>
+        <w:t>o  tipo</w:t>
+      </w:r>
+      <w:proofErr w:type="gramEnd"/>
+      <w:r>
         <w:t xml:space="preserve"> </w:t>
       </w:r>
-      <w:r>
-        <w:t>e exibirá o Caso de Uso Area de Trabalho do Especialista.</w:t>
-      </w:r>
-    </w:p>
-    <w:p>
-      <w:r>
-        <w:t xml:space="preserve">O sistema enviará um </w:t>
-      </w:r>
-      <w:proofErr w:type="spellStart"/>
-      <w:r>
-        <w:t>email</w:t>
-      </w:r>
-      <w:proofErr w:type="spellEnd"/>
-      <w:r>
-        <w:t xml:space="preserve"> para o root do sistema para que ele valide a documentação do usuário e autorize ele a usar todas as funcionalidades do sistema.</w:t>
-      </w:r>
-    </w:p>
-    <w:p>
-      <w:r>
-        <w:t xml:space="preserve">se na opção do passo inicial o sistema verificar que o usuário selecionou </w:t>
-      </w:r>
-      <w:proofErr w:type="gramStart"/>
-      <w:r>
-        <w:t>o  tipo</w:t>
-      </w:r>
-      <w:proofErr w:type="gramEnd"/>
-      <w:r>
-        <w:t xml:space="preserve"> </w:t>
-      </w:r>
       <w:proofErr w:type="gramStart"/>
       <w:r>
         <w:t>clinica</w:t>
@@ -537,10 +411,7 @@
       </w:r>
       <w:proofErr w:type="gramStart"/>
       <w:r>
-        <w:t xml:space="preserve">clinica, </w:t>
-      </w:r>
-      <w:r>
-        <w:t xml:space="preserve"> CPF</w:t>
+        <w:t>clinica,  CPF</w:t>
       </w:r>
       <w:proofErr w:type="gramEnd"/>
       <w:r>
@@ -560,10 +431,7 @@
       </w:r>
       <w:proofErr w:type="spellEnd"/>
       <w:r>
-        <w:t xml:space="preserve"> obrigatória</w:t>
-      </w:r>
-      <w:r>
-        <w:t xml:space="preserve">, o usuário </w:t>
+        <w:t xml:space="preserve"> obrigatória, o usuário </w:t>
       </w:r>
       <w:proofErr w:type="gramStart"/>
       <w:r>
@@ -627,10 +495,7 @@
       </w:r>
       <w:proofErr w:type="gramStart"/>
       <w:r>
-        <w:t xml:space="preserve">campos  </w:t>
-      </w:r>
-      <w:r>
-        <w:t>Cidade</w:t>
+        <w:t>campos  Cidade</w:t>
       </w:r>
       <w:proofErr w:type="gramEnd"/>
       <w:r>
@@ -732,19 +597,7 @@
       </w:r>
       <w:proofErr w:type="gramEnd"/>
       <w:r>
-        <w:t xml:space="preserve"> minhas consultas o sistema exibirá o UC </w:t>
-      </w:r>
-      <w:r>
-        <w:t>Minhas Consultas</w:t>
-      </w:r>
-      <w:r>
-        <w:t xml:space="preserve">, caso escolha a opção </w:t>
-      </w:r>
-      <w:r>
-        <w:t>histórico de consultas</w:t>
-      </w:r>
-      <w:r>
-        <w:t xml:space="preserve"> o sistema exibirá </w:t>
+        <w:t xml:space="preserve"> minhas consultas o sistema exibirá o UC Minhas Consultas, caso escolha a opção histórico de consultas o sistema exibirá </w:t>
       </w:r>
       <w:proofErr w:type="gramStart"/>
       <w:r>
@@ -757,24 +610,12 @@
       <w:proofErr w:type="spellEnd"/>
       <w:proofErr w:type="gramEnd"/>
       <w:r>
-        <w:t xml:space="preserve"> UC Histórico de Consultas, caso escolha a opção </w:t>
-      </w:r>
-      <w:r>
-        <w:t>Pacientes</w:t>
-      </w:r>
-      <w:r>
-        <w:t xml:space="preserve"> o sistema exibirá a opção UC Manter Pacientes, </w:t>
-      </w:r>
-    </w:p>
-    <w:p>
-      <w:r>
-        <w:t>caso escolha a opção Reputação</w:t>
-      </w:r>
-      <w:r>
-        <w:t xml:space="preserve"> </w:t>
-      </w:r>
-      <w:r>
-        <w:t>o sistema exibirá a opção UC Reputação,</w:t>
+        <w:t xml:space="preserve"> UC Histórico de Consultas, caso escolha a opção Pacientes o sistema exibirá a opção UC Manter Pacientes, </w:t>
+      </w:r>
+    </w:p>
+    <w:p>
+      <w:r>
+        <w:t>caso escolha a opção Reputação o sistema exibirá a opção UC Reputação,</w:t>
       </w:r>
     </w:p>
     <w:p>
@@ -784,25 +625,13 @@
     </w:p>
     <w:p>
       <w:r>
-        <w:t>caso escolha a opção Meu Perfil</w:t>
-      </w:r>
-      <w:r>
-        <w:t xml:space="preserve"> </w:t>
-      </w:r>
-      <w:r>
-        <w:t>o sistema exibirá a opção UC Meu Perfil,</w:t>
+        <w:t>caso escolha a opção Meu Perfil o sistema exibirá a opção UC Meu Perfil,</w:t>
       </w:r>
     </w:p>
     <w:p/>
     <w:p>
       <w:r>
-        <w:t xml:space="preserve">Crie um caso de uso </w:t>
-      </w:r>
-      <w:r>
-        <w:t>Marcar Consulta</w:t>
-      </w:r>
-      <w:r>
-        <w:t xml:space="preserve"> esse caso de uso inicia quando o usuário tipo paciente </w:t>
+        <w:t xml:space="preserve">Crie um caso de uso Marcar Consulta esse caso de uso inicia quando o usuário tipo paciente </w:t>
       </w:r>
       <w:r>
         <w:t>selecion</w:t>
@@ -836,10 +665,7 @@
       </w:r>
       <w:r>
         <w:lastRenderedPageBreak/>
-        <w:t xml:space="preserve">opção Escolher pela especialidade, o sistema exibirá </w:t>
-      </w:r>
-      <w:r>
-        <w:t xml:space="preserve"> todas as especialidades oferecidas pelo o inclua, o usuário selecionará a especialidade desejada e a opção </w:t>
+        <w:t xml:space="preserve">opção Escolher pela especialidade, o sistema exibirá  todas as especialidades oferecidas pelo o inclua, o usuário selecionará a especialidade desejada e a opção </w:t>
       </w:r>
       <w:proofErr w:type="spellStart"/>
       <w:r>
@@ -990,10 +816,7 @@
     </w:p>
     <w:p>
       <w:r>
-        <w:t xml:space="preserve">Caso o usuário selecione o um paciente e selecione a opção editar o sistema deve exibir o formulário com os campos </w:t>
-      </w:r>
-      <w:r>
-        <w:t xml:space="preserve">Nome, CPF do paciente, Data de nascimento, e </w:t>
+        <w:t xml:space="preserve">Caso o usuário selecione o um paciente e selecione a opção editar o sistema deve exibir o formulário com os campos Nome, CPF do paciente, Data de nascimento, e </w:t>
       </w:r>
       <w:proofErr w:type="spellStart"/>
       <w:r>
@@ -1065,20 +888,11 @@
       </w:r>
       <w:proofErr w:type="gramStart"/>
       <w:r>
-        <w:t xml:space="preserve">uso </w:t>
-      </w:r>
-      <w:r>
-        <w:t>Minha</w:t>
-      </w:r>
-      <w:proofErr w:type="gramEnd"/>
-      <w:r>
-        <w:t xml:space="preserve"> reputação</w:t>
-      </w:r>
-      <w:r>
-        <w:t>, onde ele inicia quando o usuário</w:t>
-      </w:r>
-      <w:r>
-        <w:t xml:space="preserve"> seleciona opção </w:t>
+        <w:t>uso Minha</w:t>
+      </w:r>
+      <w:proofErr w:type="gramEnd"/>
+      <w:r>
+        <w:t xml:space="preserve"> reputação, onde ele inicia quando o usuário seleciona opção </w:t>
       </w:r>
       <w:proofErr w:type="gramStart"/>
       <w:r>
@@ -1290,10 +1104,7 @@
       </w:r>
       <w:proofErr w:type="gramEnd"/>
       <w:r>
-        <w:t xml:space="preserve"> </w:t>
-      </w:r>
-      <w:r>
-        <w:t xml:space="preserve">exibindo os últimos 4 </w:t>
+        <w:t xml:space="preserve"> exibindo os últimos 4 </w:t>
       </w:r>
       <w:proofErr w:type="spellStart"/>
       <w:r>
@@ -1301,10 +1112,7 @@
       </w:r>
       <w:proofErr w:type="spellEnd"/>
       <w:r>
-        <w:t xml:space="preserve"> do cartão</w:t>
-      </w:r>
-      <w:r>
-        <w:t xml:space="preserve">, Instituição, vencimento, titular status.  o usuário tem a opção de adicionar um novo cartão, o sistema então exibe um </w:t>
+        <w:t xml:space="preserve"> do cartão, Instituição, vencimento, titular status.  o usuário tem a opção de adicionar um novo cartão, o sistema então exibe um </w:t>
       </w:r>
     </w:p>
     <w:p>
@@ -1332,13 +1140,7 @@
     <w:p/>
     <w:p>
       <w:r>
-        <w:t xml:space="preserve">Crie o caso de uso manter Perfil, </w:t>
-      </w:r>
-      <w:r>
-        <w:t xml:space="preserve">onde ele inicia quando o usuário seleciona a opção </w:t>
-      </w:r>
-      <w:r>
-        <w:t xml:space="preserve">Perfil, o sistema então exibe um formulário contendo os campos Nome, </w:t>
+        <w:t xml:space="preserve">Crie o caso de uso manter Perfil, onde ele inicia quando o usuário seleciona a opção Perfil, o sistema então exibe um formulário contendo os campos Nome, </w:t>
       </w:r>
       <w:r>
         <w:t xml:space="preserve">Foto, </w:t>
@@ -1380,10 +1182,7 @@
     </w:p>
     <w:p>
       <w:r>
-        <w:t xml:space="preserve">O usuário pode editar o endereço selecionando a opção editar, então o sistema exibirá o formulário com os campos </w:t>
-      </w:r>
-      <w:r>
-        <w:t xml:space="preserve">CEP, Cidade, Estado, Endereço, </w:t>
+        <w:t xml:space="preserve">O usuário pode editar o endereço selecionando a opção editar, então o sistema exibirá o formulário com os campos CEP, Cidade, Estado, Endereço, </w:t>
       </w:r>
       <w:proofErr w:type="gramStart"/>
       <w:r>
@@ -1417,13 +1216,21 @@
     </w:p>
     <w:p>
       <w:r>
-        <w:t xml:space="preserve">O Usuário pode alterar a imagem </w:t>
+        <w:t xml:space="preserve">O Usuário pode alterar a </w:t>
+      </w:r>
+      <w:proofErr w:type="gramStart"/>
+      <w:r>
+        <w:t xml:space="preserve">imagem </w:t>
       </w:r>
       <w:r>
         <w:t xml:space="preserve"> </w:t>
       </w:r>
       <w:r>
-        <w:t xml:space="preserve">Da foto </w:t>
+        <w:t>Da</w:t>
+      </w:r>
+      <w:proofErr w:type="gramEnd"/>
+      <w:r>
+        <w:t xml:space="preserve"> foto </w:t>
       </w:r>
       <w:proofErr w:type="spellStart"/>
       <w:r>
@@ -1434,6 +1241,251 @@
         <w:t xml:space="preserve"> sobre ela, e selecionando uma nova do Sistema operacional. </w:t>
       </w:r>
     </w:p>
+    <w:p/>
+    <w:p>
+      <w:r>
+        <w:t xml:space="preserve">Crie um caso uso área de trabalho do </w:t>
+      </w:r>
+      <w:r>
+        <w:t>Especialista</w:t>
+      </w:r>
+      <w:r>
+        <w:t xml:space="preserve">, </w:t>
+      </w:r>
+      <w:proofErr w:type="gramStart"/>
+      <w:r>
+        <w:t>Esse</w:t>
+      </w:r>
+      <w:proofErr w:type="gramEnd"/>
+      <w:r>
+        <w:t xml:space="preserve"> caso de uso inicia-se quando o usuário entra com seu </w:t>
+      </w:r>
+      <w:proofErr w:type="spellStart"/>
+      <w:r>
+        <w:t>email</w:t>
+      </w:r>
+      <w:proofErr w:type="spellEnd"/>
+      <w:r>
+        <w:t xml:space="preserve"> e senha no login e o sistema identifica que o usuário é do tipo </w:t>
+      </w:r>
+      <w:r>
+        <w:t>Especialista</w:t>
+      </w:r>
+      <w:r>
+        <w:t xml:space="preserve">. </w:t>
+      </w:r>
+      <w:r>
+        <w:t xml:space="preserve"> </w:t>
+      </w:r>
+      <w:r>
+        <w:t xml:space="preserve">Após o login o sistema exibe </w:t>
+      </w:r>
+      <w:r>
+        <w:t xml:space="preserve">as consultas do dia do especialista com os seguintes campos: Status, hora agendada, Paciente, </w:t>
+      </w:r>
+      <w:proofErr w:type="gramStart"/>
+      <w:r>
+        <w:t>Clinica</w:t>
+      </w:r>
+      <w:proofErr w:type="gramEnd"/>
+      <w:r>
+        <w:t xml:space="preserve">, o usuário pode filtrar essa lista pela data inicial e final, pelo nome do </w:t>
+      </w:r>
+      <w:proofErr w:type="gramStart"/>
+      <w:r>
+        <w:t>paciente,  Status</w:t>
+      </w:r>
+      <w:proofErr w:type="gramEnd"/>
+      <w:r>
+        <w:t xml:space="preserve"> da consulta valores possíveis (Sala de Espera, Aguardando Atendimento, Cancelada, Em Atendimento, Finalizada, </w:t>
+      </w:r>
+      <w:proofErr w:type="gramStart"/>
+      <w:r>
+        <w:t>Clinica</w:t>
+      </w:r>
+      <w:proofErr w:type="gramEnd"/>
+      <w:r>
+        <w:t xml:space="preserve"> Veiculada (lista das </w:t>
+      </w:r>
+      <w:proofErr w:type="gramStart"/>
+      <w:r>
+        <w:t>clinicas</w:t>
+      </w:r>
+      <w:proofErr w:type="gramEnd"/>
+      <w:r>
+        <w:t xml:space="preserve"> que o especialista está vinculado). </w:t>
+      </w:r>
+    </w:p>
+    <w:p>
+      <w:r>
+        <w:t>O Sistema também exibe um menu</w:t>
+      </w:r>
+      <w:r>
+        <w:t xml:space="preserve"> com</w:t>
+      </w:r>
+      <w:r>
+        <w:t xml:space="preserve"> </w:t>
+      </w:r>
+      <w:r>
+        <w:t xml:space="preserve">as opções: </w:t>
+      </w:r>
+      <w:r>
+        <w:t xml:space="preserve">Consultas, </w:t>
+      </w:r>
+      <w:r>
+        <w:t>Disponibilizar</w:t>
+      </w:r>
+      <w:r>
+        <w:t xml:space="preserve"> Consulta</w:t>
+      </w:r>
+      <w:r>
+        <w:t>s</w:t>
+      </w:r>
+      <w:r>
+        <w:t xml:space="preserve">, </w:t>
+      </w:r>
+      <w:proofErr w:type="gramStart"/>
+      <w:r>
+        <w:t>Agenda</w:t>
+      </w:r>
+      <w:r>
+        <w:t xml:space="preserve">, </w:t>
+      </w:r>
+      <w:r>
+        <w:t xml:space="preserve"> </w:t>
+      </w:r>
+      <w:r>
+        <w:t>Pacientes</w:t>
+      </w:r>
+      <w:proofErr w:type="gramEnd"/>
+      <w:r>
+        <w:t xml:space="preserve">, </w:t>
+      </w:r>
+      <w:r>
+        <w:t xml:space="preserve">Histórico de Recebimentos, </w:t>
+      </w:r>
+      <w:proofErr w:type="gramStart"/>
+      <w:r>
+        <w:t xml:space="preserve">Reputação,  </w:t>
+      </w:r>
+      <w:r>
+        <w:t>Relatório</w:t>
+      </w:r>
+      <w:proofErr w:type="gramEnd"/>
+      <w:r>
+        <w:t xml:space="preserve"> de Caixa</w:t>
+      </w:r>
+      <w:r>
+        <w:t xml:space="preserve"> e Meu Perfil.   </w:t>
+      </w:r>
+    </w:p>
+    <w:p>
+      <w:r>
+        <w:lastRenderedPageBreak/>
+        <w:t xml:space="preserve">Caso o usuário selecionar a opção </w:t>
+      </w:r>
+      <w:r>
+        <w:t>Consultas</w:t>
+      </w:r>
+      <w:r>
+        <w:t xml:space="preserve"> o sistema </w:t>
+      </w:r>
+      <w:r>
+        <w:t>exibira as consultas do dia igual ao passo anterior, caso o usuário selecionar a opção disponibilizar consultas o sistema executa o UC</w:t>
+      </w:r>
+      <w:r>
+        <w:t xml:space="preserve"> 12 D</w:t>
+      </w:r>
+      <w:r>
+        <w:t xml:space="preserve">isponibilizar </w:t>
+      </w:r>
+      <w:r>
+        <w:t xml:space="preserve">Consultas, </w:t>
+      </w:r>
+      <w:r>
+        <w:t xml:space="preserve">caso escolha o opção </w:t>
+      </w:r>
+      <w:r>
+        <w:t>Agenda</w:t>
+      </w:r>
+      <w:r>
+        <w:t xml:space="preserve"> o sistema exibirá o UC </w:t>
+      </w:r>
+      <w:r>
+        <w:t>13 Agenda</w:t>
+      </w:r>
+      <w:r>
+        <w:t xml:space="preserve">, caso escolha a opção </w:t>
+      </w:r>
+      <w:r>
+        <w:t xml:space="preserve">Pacientes, o UC 14 LISTA DE Pacientes é executado, </w:t>
+      </w:r>
+      <w:r>
+        <w:t xml:space="preserve">caso escolha a opção </w:t>
+      </w:r>
+      <w:r>
+        <w:t>Clinicas</w:t>
+      </w:r>
+      <w:r>
+        <w:t xml:space="preserve"> o sistema exibirá a UC</w:t>
+      </w:r>
+      <w:r>
+        <w:t xml:space="preserve">15 Lista de Clínicas, Caso Escolha opção Histórico de recebimento o sistema exibirá o UC16 Recebimentos, </w:t>
+      </w:r>
+    </w:p>
+    <w:p>
+      <w:r>
+        <w:t>caso escolha a opção Reputação o sistema exibirá a opção UC</w:t>
+      </w:r>
+      <w:r>
+        <w:t>17</w:t>
+      </w:r>
+      <w:r>
+        <w:t xml:space="preserve"> Reputação</w:t>
+      </w:r>
+      <w:r>
+        <w:t xml:space="preserve"> do Especialista</w:t>
+      </w:r>
+      <w:r>
+        <w:t>,</w:t>
+      </w:r>
+    </w:p>
+    <w:p>
+      <w:r>
+        <w:t xml:space="preserve">caso escolha a opção </w:t>
+      </w:r>
+      <w:r>
+        <w:t xml:space="preserve">Relatório de </w:t>
+      </w:r>
+      <w:proofErr w:type="spellStart"/>
+      <w:r>
+        <w:t>Ciaxa</w:t>
+      </w:r>
+      <w:proofErr w:type="spellEnd"/>
+      <w:r>
+        <w:t xml:space="preserve"> o sistema exibirá a opção UC</w:t>
+      </w:r>
+      <w:r>
+        <w:t>18</w:t>
+      </w:r>
+      <w:r>
+        <w:t xml:space="preserve"> </w:t>
+      </w:r>
+      <w:r>
+        <w:t>Relatório de Caixa</w:t>
+      </w:r>
+      <w:r>
+        <w:t>,</w:t>
+      </w:r>
+    </w:p>
+    <w:p>
+      <w:r>
+        <w:t>caso escolha a opção Meu Perfil o sistema exibirá a opção UC Meu Perfil,</w:t>
+      </w:r>
+    </w:p>
+    <w:p/>
+    <w:p/>
+    <w:p/>
     <w:p/>
     <w:p>
       <w:r>
@@ -1936,7 +1988,6 @@
     <w:next w:val="Normal"/>
     <w:link w:val="Ttulo4Char"/>
     <w:uiPriority w:val="9"/>
-    <w:semiHidden/>
     <w:unhideWhenUsed/>
     <w:qFormat/>
     <w:rsid w:val="000A5ABB"/>
@@ -2135,7 +2186,6 @@
     <w:basedOn w:val="Fontepargpadro"/>
     <w:link w:val="Ttulo4"/>
     <w:uiPriority w:val="9"/>
-    <w:semiHidden/>
     <w:rsid w:val="000A5ABB"/>
     <w:rPr>
       <w:rFonts w:eastAsiaTheme="majorEastAsia" w:cstheme="majorBidi"/>

--- a/documentação/Requisitos/RequisitoIncluaNovoUsuario.docx
+++ b/documentação/Requisitos/RequisitoIncluaNovoUsuario.docx
@@ -1244,13 +1244,7 @@
     <w:p/>
     <w:p>
       <w:r>
-        <w:t xml:space="preserve">Crie um caso uso área de trabalho do </w:t>
-      </w:r>
-      <w:r>
-        <w:t>Especialista</w:t>
-      </w:r>
-      <w:r>
-        <w:t xml:space="preserve">, </w:t>
+        <w:t xml:space="preserve">Crie um caso uso área de trabalho do Especialista, </w:t>
       </w:r>
       <w:proofErr w:type="gramStart"/>
       <w:r>
@@ -1266,22 +1260,7 @@
       </w:r>
       <w:proofErr w:type="spellEnd"/>
       <w:r>
-        <w:t xml:space="preserve"> e senha no login e o sistema identifica que o usuário é do tipo </w:t>
-      </w:r>
-      <w:r>
-        <w:t>Especialista</w:t>
-      </w:r>
-      <w:r>
-        <w:t xml:space="preserve">. </w:t>
-      </w:r>
-      <w:r>
-        <w:t xml:space="preserve"> </w:t>
-      </w:r>
-      <w:r>
-        <w:t xml:space="preserve">Após o login o sistema exibe </w:t>
-      </w:r>
-      <w:r>
-        <w:t xml:space="preserve">as consultas do dia do especialista com os seguintes campos: Status, hora agendada, Paciente, </w:t>
+        <w:t xml:space="preserve"> e senha no login e o sistema identifica que o usuário é do tipo Especialista.  Após o login o sistema exibe as consultas do dia do especialista com os seguintes campos: Status, hora agendada, Paciente, </w:t>
       </w:r>
       <w:proofErr w:type="gramStart"/>
       <w:r>
@@ -1324,59 +1303,29 @@
         <w:t xml:space="preserve"> com</w:t>
       </w:r>
       <w:r>
-        <w:t xml:space="preserve"> </w:t>
-      </w:r>
-      <w:r>
-        <w:t xml:space="preserve">as opções: </w:t>
+        <w:t xml:space="preserve"> as opções: </w:t>
       </w:r>
       <w:r>
         <w:t xml:space="preserve">Consultas, </w:t>
       </w:r>
       <w:r>
-        <w:t>Disponibilizar</w:t>
-      </w:r>
-      <w:r>
-        <w:t xml:space="preserve"> Consulta</w:t>
-      </w:r>
-      <w:r>
-        <w:t>s</w:t>
-      </w:r>
-      <w:r>
-        <w:t xml:space="preserve">, </w:t>
-      </w:r>
-      <w:proofErr w:type="gramStart"/>
-      <w:r>
-        <w:t>Agenda</w:t>
-      </w:r>
-      <w:r>
-        <w:t xml:space="preserve">, </w:t>
-      </w:r>
-      <w:r>
-        <w:t xml:space="preserve"> </w:t>
-      </w:r>
-      <w:r>
-        <w:t>Pacientes</w:t>
-      </w:r>
-      <w:proofErr w:type="gramEnd"/>
-      <w:r>
-        <w:t xml:space="preserve">, </w:t>
-      </w:r>
-      <w:r>
-        <w:t xml:space="preserve">Histórico de Recebimentos, </w:t>
-      </w:r>
-      <w:proofErr w:type="gramStart"/>
-      <w:r>
-        <w:t xml:space="preserve">Reputação,  </w:t>
-      </w:r>
-      <w:r>
-        <w:t>Relatório</w:t>
-      </w:r>
-      <w:proofErr w:type="gramEnd"/>
-      <w:r>
-        <w:t xml:space="preserve"> de Caixa</w:t>
-      </w:r>
-      <w:r>
-        <w:t xml:space="preserve"> e Meu Perfil.   </w:t>
+        <w:t xml:space="preserve">Disponibilizar Consultas, </w:t>
+      </w:r>
+      <w:proofErr w:type="gramStart"/>
+      <w:r>
+        <w:t>Agenda,  Pacientes</w:t>
+      </w:r>
+      <w:proofErr w:type="gramEnd"/>
+      <w:r>
+        <w:t xml:space="preserve">, Histórico de Recebimentos, </w:t>
+      </w:r>
+      <w:proofErr w:type="gramStart"/>
+      <w:r>
+        <w:t>Reputação,  Relatório</w:t>
+      </w:r>
+      <w:proofErr w:type="gramEnd"/>
+      <w:r>
+        <w:t xml:space="preserve"> de Caixa e Meu Perfil.   </w:t>
       </w:r>
     </w:p>
     <w:p>
@@ -1394,13 +1343,7 @@
         <w:t>exibira as consultas do dia igual ao passo anterior, caso o usuário selecionar a opção disponibilizar consultas o sistema executa o UC</w:t>
       </w:r>
       <w:r>
-        <w:t xml:space="preserve"> 12 D</w:t>
-      </w:r>
-      <w:r>
-        <w:t xml:space="preserve">isponibilizar </w:t>
-      </w:r>
-      <w:r>
-        <w:t xml:space="preserve">Consultas, </w:t>
+        <w:t xml:space="preserve"> 12 Disponibilizar Consultas, </w:t>
       </w:r>
       <w:r>
         <w:t xml:space="preserve">caso escolha o opção </w:t>
@@ -1455,13 +1398,14 @@
         <w:t xml:space="preserve">caso escolha a opção </w:t>
       </w:r>
       <w:r>
-        <w:t xml:space="preserve">Relatório de </w:t>
-      </w:r>
-      <w:proofErr w:type="spellStart"/>
-      <w:r>
-        <w:t>Ciaxa</w:t>
-      </w:r>
-      <w:proofErr w:type="spellEnd"/>
+        <w:t>Relatório de Ca</w:t>
+      </w:r>
+      <w:r>
+        <w:t>i</w:t>
+      </w:r>
+      <w:r>
+        <w:t>xa</w:t>
+      </w:r>
       <w:r>
         <w:t xml:space="preserve"> o sistema exibirá a opção UC</w:t>
       </w:r>
@@ -1483,6 +1427,113 @@
         <w:t>caso escolha a opção Meu Perfil o sistema exibirá a opção UC Meu Perfil,</w:t>
       </w:r>
     </w:p>
+    <w:p/>
+    <w:p/>
+    <w:p>
+      <w:r>
+        <w:t xml:space="preserve">Crie um caso uso de Disponibilizar Consultas, </w:t>
+      </w:r>
+      <w:r>
+        <w:t xml:space="preserve">esse caso de uso inicia quando um usuário do tipo Especialista </w:t>
+      </w:r>
+      <w:proofErr w:type="gramStart"/>
+      <w:r>
+        <w:t>encontra-se</w:t>
+      </w:r>
+      <w:proofErr w:type="gramEnd"/>
+      <w:r>
+        <w:t xml:space="preserve"> logado no sistema</w:t>
+      </w:r>
+      <w:r>
+        <w:t xml:space="preserve">.  </w:t>
+      </w:r>
+      <w:r>
+        <w:t xml:space="preserve"> O Usuário então solicita a opção disponibilizar consultas, com os campos Clinica Vinculadas, Data Inicio, Data Fim, Duração Media em Minutos de uma consulta, Intervalo de consultas, horário de inicio </w:t>
+      </w:r>
+      <w:r>
+        <w:t xml:space="preserve">dos atendimentos, </w:t>
+      </w:r>
+      <w:r>
+        <w:t xml:space="preserve"> </w:t>
+      </w:r>
+      <w:r>
+        <w:t xml:space="preserve"> horário de fim dos atendimentos Preço por consulta, dias de atendimento com os valores de segunda a domingo, permitindo o usuário selecionar a opção salvar ou voltar,  Caso o usuário selecione a opção Salvar, o sistema irá criar consultas para os dados selecionados no passo anterior, Regras de Negocio, o Sistema não pode permitir disponibilizar consultas conflitantes. </w:t>
+      </w:r>
+    </w:p>
+    <w:p>
+      <w:r>
+        <w:t>Após o sistema gerar todas as consultas, o usuário será redirecionado para o caso de Uso UC 13 Agenda.</w:t>
+      </w:r>
+    </w:p>
+    <w:p/>
+    <w:p>
+      <w:r>
+        <w:t xml:space="preserve">Crie um caso de Agenda, esse caso de uso inicia quando um usuário do tipo Especialista encontra-se logado no sistema, O usuário  Especialista então seleciona  a opção Agenda, o sistema então exibe a lista de consultas que o especialista disponibilizou anteriormente, permitindo o usuário Especialista Filtrar as consultas por Data de Inicio, Data Fim e Clinicas vinculadas, o sistema </w:t>
+      </w:r>
+      <w:proofErr w:type="spellStart"/>
+      <w:r>
+        <w:t>tbm</w:t>
+      </w:r>
+      <w:proofErr w:type="spellEnd"/>
+      <w:r>
+        <w:t xml:space="preserve"> permite ao usuário Especialista excluir uma consulta marcada, desde que a mesma não já tenha sido preenchida por uma consulta marcada, caso essa consulta já tenha um paciente, o sistema consulta se o especialista deseja cancelar a consulta, caso o usuário especialista selecione a opção sim, o sistema </w:t>
+      </w:r>
+      <w:r>
+        <w:lastRenderedPageBreak/>
+        <w:t xml:space="preserve">então cancela a consulta e avisa ao usuário paciente e clinica vinculada do cancelamento. </w:t>
+      </w:r>
+    </w:p>
+    <w:p/>
+    <w:p>
+      <w:bookmarkStart w:id="0" w:name="OLE_LINK2"/>
+      <w:r>
+        <w:t>Crie um caso de uso para a listagem de pacientes, este caso de uso inicia-se quando um usuário do tipo paciente seleciona no menu a opção pacientes, o sistema então exibe a lista de pacientes que esse especialista já atendeu</w:t>
+      </w:r>
+      <w:r>
+        <w:t xml:space="preserve">, a </w:t>
+      </w:r>
+      <w:r>
+        <w:t xml:space="preserve"> lista </w:t>
+      </w:r>
+      <w:r>
+        <w:t xml:space="preserve">é </w:t>
+      </w:r>
+      <w:r>
+        <w:t xml:space="preserve">ordenada pelo </w:t>
+      </w:r>
+      <w:r>
+        <w:t>nome</w:t>
+      </w:r>
+      <w:r>
+        <w:t>,</w:t>
+      </w:r>
+      <w:r>
+        <w:t xml:space="preserve">  e exibe os seguintes campos: Paciente, CPF, Nascimento e total de Consultas, a lista </w:t>
+      </w:r>
+      <w:r>
+        <w:t xml:space="preserve"> </w:t>
+      </w:r>
+      <w:r>
+        <w:t xml:space="preserve">é </w:t>
+      </w:r>
+      <w:r>
+        <w:t xml:space="preserve">paginada com 8 itens por vez, permitindo o usuário filtrar pelo nome ou pelo </w:t>
+      </w:r>
+      <w:proofErr w:type="spellStart"/>
+      <w:r>
+        <w:t>cpf</w:t>
+      </w:r>
+      <w:proofErr w:type="spellEnd"/>
+      <w:r>
+        <w:t>, o sistema também permite ao usuário executar o caso de uso exibir UC 19 Exibir Prontuário.</w:t>
+      </w:r>
+      <w:r>
+        <w:t xml:space="preserve"> </w:t>
+      </w:r>
+    </w:p>
+    <w:bookmarkEnd w:id="0"/>
+    <w:p/>
+    <w:p/>
     <w:p/>
     <w:p/>
     <w:p/>

--- a/documentação/Requisitos/RequisitoIncluaNovoUsuario.docx
+++ b/documentação/Requisitos/RequisitoIncluaNovoUsuario.docx
@@ -4,698 +4,184 @@
   <w:body>
     <w:p>
       <w:r>
-        <w:t xml:space="preserve">Crie um caso de uso para um sistema chamado </w:t>
-      </w:r>
-      <w:proofErr w:type="gramStart"/>
-      <w:r>
-        <w:t>inclua,  onde</w:t>
-      </w:r>
-      <w:proofErr w:type="gramEnd"/>
-      <w:r>
-        <w:t xml:space="preserve"> no primeiro passo </w:t>
-      </w:r>
-      <w:proofErr w:type="gramStart"/>
-      <w:r>
-        <w:t>o usuários</w:t>
-      </w:r>
-      <w:proofErr w:type="gramEnd"/>
+        <w:t xml:space="preserve">Crie um caso de uso para um sistema chamado inclua,  onde no primeiro passo o usuários infoma o tipo do </w:t>
+      </w:r>
       <w:r>
         <w:t xml:space="preserve"> </w:t>
       </w:r>
-      <w:proofErr w:type="spellStart"/>
-      <w:r>
-        <w:t>infoma</w:t>
-      </w:r>
-      <w:proofErr w:type="spellEnd"/>
-      <w:r>
-        <w:t xml:space="preserve"> o tipo </w:t>
-      </w:r>
-      <w:proofErr w:type="gramStart"/>
-      <w:r>
-        <w:t xml:space="preserve">do </w:t>
-      </w:r>
+      <w:r>
+        <w:t>usuário que podem ser paciente, especialista ou clinica, caso o usuário selecione a opção paciente ou especialista, o usuário deve preencher obrigatoriamente o nome, email senha e confirmação de senha,</w:t>
+      </w:r>
+    </w:p>
+    <w:p>
+      <w:r>
+        <w:t>Ee selecionar a opção de clinica os campos exibidos serão,  nome, email, senha e confirmação de senha.</w:t>
+      </w:r>
+    </w:p>
+    <w:p>
+      <w:r>
+        <w:t>ao selecionar próximo passo será enviando um email com um código de validação para o usuário que deve preencher esse campo, apos a validação do email o usuário poderá escolher a opção voltar para o passo anterior ou verificar:</w:t>
+      </w:r>
+    </w:p>
+    <w:p>
+      <w:r>
+        <w:t xml:space="preserve"> se na opção do passo inicial o sistema verificar que o usuário selecionou o  tipo paciente os seguintes campos serão solicitados:</w:t>
+      </w:r>
+    </w:p>
+    <w:p>
+      <w:r>
+        <w:t>Foto, cpf, celular, RG, Nascimento, Estado Civil campo de escolha única opções: solteiro, casado, divorciado , gênero campo de escolha única, opções: masculino, feminino, outro ou prefiro não informar e aceito termos de uso,</w:t>
+      </w:r>
+    </w:p>
+    <w:p>
+      <w:r>
+        <w:t xml:space="preserve">o usuário paciente então após preencher os campos selecionará a opção próximo, onde o Sistema enviará um SMS para o numero selecionado com um código e exibirá uma tela com o campo código enviado, e com as opções reenviar SMS, ou próximo.  Após a verificação do SMS o sistema exibirá os campos: CEP, Cidade, Estado, Endereço, Numero, Bairro e complemento. Após o usuário digitar o CEP o sistema deverá buscar as informações: CIDADE, Estado, Endereço, Bairro.  O USUÁRIO PACIENTE TERÁ A OPÇÃO DE FINALIZAR O CADASTRO, APÓS A FINALIZAÇÃO, O SISTEMA IRÁ PARA O CASO DE USO </w:t>
+      </w:r>
+      <w:r>
+        <w:t xml:space="preserve">Area de trabalho do </w:t>
+      </w:r>
+      <w:r>
+        <w:t>PACIENTE.</w:t>
+      </w:r>
+    </w:p>
+    <w:p/>
+    <w:p>
+      <w:r>
+        <w:t>se na opção do passo inicial o sistema verificar que o usuário selecionou o  tipo especialista os seguintes campos serão solicitados:</w:t>
+      </w:r>
+    </w:p>
+    <w:p>
+      <w:r>
+        <w:t xml:space="preserve">Foto, Nome, CPF, Especialidade campo de escolha única valores possíveis todas as especialidades cadastradas no sistema, Certificado de Especialista campo do tipo arquivo, onde o usuário especialista de enviar uma copia do certificado pelo qual deseja atender no inclua. </w:t>
+      </w:r>
+    </w:p>
+    <w:p>
+      <w:r>
+        <w:br w:type="page"/>
+      </w:r>
+    </w:p>
+    <w:p>
+      <w:r>
+        <w:lastRenderedPageBreak/>
+        <w:t>o usuário paciente então após preencher os campos selecionará a opção próximo, onde o Sistema enviará um SMS para o numero selecionado com um código e exibirá uma tela com o campo código enviado, e com as opções reenviar SMS, ou próximo.  Após a verificação do SMS o sistema exibirá os campos: CEP, após o preenchimento do campo CEP o sistema exibirá um campo Clinicas exibindo todas as clinicas cadastradas no inclua com o mesmo, CEP, caso não haja uma, o sistema exibirá a opção novo local de atendimento permitindo o usuário preencher os campos: CPF/CNPJ, Nome Fantasia, Razão Social, Telefone fixo, Celular, numero de atendimentos sociais, Anaminese obrigatória, Cidade, estado, Endereço, Numero, Bairro, Complemento, longitude e latitude, e tbm deve exibir um mapa com a localização da nova clinica cadastrada. O usuário deve solicitar a opção proximo e sistema habilitará uma nova tela com os campos Conta Bancaria, Agencia, Banco e PIX, todos obrigatórios após o preenchimento desses campos o usuário deve selecionar a opção Finalizar, O sistema enviará um email de boas vindas para o usuário</w:t>
+      </w:r>
+      <w:r>
+        <w:t xml:space="preserve"> e</w:t>
+      </w:r>
+      <w:r>
+        <w:t xml:space="preserve"> exibirá o Caso de Uso Area de Trabalho do Especialista.</w:t>
+      </w:r>
+    </w:p>
+    <w:p>
+      <w:r>
+        <w:t>O sistema enviará um email para o root do sistema para que ele valide a documentação do usuário e autorize ele a usar todas as funcionalidades do sistema.</w:t>
+      </w:r>
+    </w:p>
+    <w:p/>
+    <w:p>
+      <w:r>
+        <w:t>Caso já exista a clinica que o usuário especialista queira se associar ele deve escolher a clinica e selecionar a opção próximo, o sistema então habilitará uma nova tela com os campos Conta Bancaria, Agencia, Banco e PIX, todos obrigatórios após o preenchimento desses campos o usuário deve selecionar a opção Finalizar, O sistema enviará um email de boas vindas para o usuário</w:t>
+      </w:r>
+      <w:r>
+        <w:t xml:space="preserve"> e exibirá o Caso de Uso Area de Trabalho do Especialista.</w:t>
+      </w:r>
+    </w:p>
+    <w:p>
+      <w:r>
+        <w:t>O sistema enviará um email para o root do sistema para que ele valide a documentação do usuário e autorize ele a usar todas as funcionalidades do sistema.</w:t>
+      </w:r>
+    </w:p>
+    <w:p>
+      <w:r>
+        <w:t>se na opção do passo inicial o sistema verificar que o usuário selecionou o  tipo clinica os seguintes campos serão solicitados:</w:t>
+      </w:r>
+    </w:p>
+    <w:p>
+      <w:r>
+        <w:t xml:space="preserve">Logo da clinica,  CPF/CNPJ, Nome Fantasia, Razão Social, Telefone fixo, Celular, numero de atendimentos sociais, Anaminese obrigatória, o usuário clinica preenche e seleciona a opção próximo, o sistema enviará um sms com um código e exibirá um tela com o numero digitado anteriormente somente leitura e com um campo para a digitação do codigo enviado, o usuário preenche o campo codigo e seleciona a opção verificar.  O Sistema após validar o codigo exibirá uma tela com </w:t>
+      </w:r>
+      <w:r>
+        <w:lastRenderedPageBreak/>
+        <w:t>os campos  Cidade, estado, Endereço, Numero, Bairro, Complemento, longitude e latitude, e tbm deve exibir um mapa com a localização da nova clinica cadastrada.</w:t>
+      </w:r>
+    </w:p>
+    <w:p>
+      <w:r>
+        <w:t>Quando o usuário preencher o campo cep, o sistema deverá preencher os campos cidade, estado, endereço, bairro</w:t>
+      </w:r>
+      <w:r>
+        <w:t xml:space="preserve"> o usuário deverá selecionar a opção finalizar. Após o usuário selecionar a opção finalizar o sistema irá exibir o caso de Uso área de trabalho da clinica. </w:t>
+      </w:r>
+    </w:p>
+    <w:p/>
+    <w:p>
+      <w:r>
+        <w:t xml:space="preserve">   </w:t>
+      </w:r>
+    </w:p>
+    <w:p>
       <w:r>
         <w:t xml:space="preserve"> </w:t>
       </w:r>
       <w:r>
-        <w:t>usuário</w:t>
-      </w:r>
-      <w:proofErr w:type="gramEnd"/>
-      <w:r>
-        <w:t xml:space="preserve"> que podem ser paciente, especialista ou </w:t>
-      </w:r>
-      <w:proofErr w:type="gramStart"/>
-      <w:r>
-        <w:t>clinica</w:t>
-      </w:r>
-      <w:proofErr w:type="gramEnd"/>
-      <w:r>
-        <w:t xml:space="preserve">, caso o usuário selecione a opção paciente ou especialista, o usuário deve preencher obrigatoriamente o nome, </w:t>
-      </w:r>
-      <w:proofErr w:type="spellStart"/>
-      <w:r>
-        <w:t>email</w:t>
-      </w:r>
-      <w:proofErr w:type="spellEnd"/>
-      <w:r>
-        <w:t xml:space="preserve"> senha e confirmação de senha,</w:t>
-      </w:r>
-    </w:p>
-    <w:p>
-      <w:proofErr w:type="spellStart"/>
-      <w:r>
-        <w:t>Ee</w:t>
-      </w:r>
-      <w:proofErr w:type="spellEnd"/>
-      <w:r>
-        <w:t xml:space="preserve"> selecionar a opção de </w:t>
-      </w:r>
-      <w:proofErr w:type="gramStart"/>
-      <w:r>
-        <w:t>clinica</w:t>
-      </w:r>
-      <w:proofErr w:type="gramEnd"/>
-      <w:r>
-        <w:t xml:space="preserve"> os campos exibidos </w:t>
-      </w:r>
-      <w:proofErr w:type="gramStart"/>
-      <w:r>
-        <w:t>serão,  nome</w:t>
-      </w:r>
-      <w:proofErr w:type="gramEnd"/>
-      <w:r>
-        <w:t xml:space="preserve">, </w:t>
-      </w:r>
-      <w:proofErr w:type="spellStart"/>
-      <w:r>
-        <w:t>email</w:t>
-      </w:r>
-      <w:proofErr w:type="spellEnd"/>
-      <w:r>
-        <w:t>, senha e confirmação de senha.</w:t>
-      </w:r>
-    </w:p>
-    <w:p>
-      <w:r>
-        <w:t xml:space="preserve">ao selecionar próximo passo será </w:t>
-      </w:r>
-      <w:proofErr w:type="gramStart"/>
-      <w:r>
-        <w:t>enviando</w:t>
-      </w:r>
-      <w:proofErr w:type="gramEnd"/>
-      <w:r>
-        <w:t xml:space="preserve"> um </w:t>
-      </w:r>
-      <w:proofErr w:type="spellStart"/>
-      <w:r>
-        <w:t>email</w:t>
-      </w:r>
-      <w:proofErr w:type="spellEnd"/>
-      <w:r>
-        <w:t xml:space="preserve"> com um código de validação para o usuário que deve preencher esse campo, </w:t>
-      </w:r>
-      <w:proofErr w:type="gramStart"/>
-      <w:r>
-        <w:t>apos</w:t>
-      </w:r>
-      <w:proofErr w:type="gramEnd"/>
-      <w:r>
-        <w:t xml:space="preserve"> a validação do </w:t>
-      </w:r>
-      <w:proofErr w:type="spellStart"/>
-      <w:r>
-        <w:t>email</w:t>
-      </w:r>
-      <w:proofErr w:type="spellEnd"/>
-      <w:r>
-        <w:t xml:space="preserve"> o usuário poderá escolher a opção voltar para o passo anterior ou verificar:</w:t>
-      </w:r>
-    </w:p>
-    <w:p>
-      <w:r>
-        <w:t xml:space="preserve"> se na opção do passo inicial o sistema verificar que o usuário selecionou </w:t>
-      </w:r>
-      <w:proofErr w:type="gramStart"/>
-      <w:r>
-        <w:t>o  tipo</w:t>
-      </w:r>
-      <w:proofErr w:type="gramEnd"/>
-      <w:r>
-        <w:t xml:space="preserve"> paciente os seguintes campos serão solicitados:</w:t>
-      </w:r>
-    </w:p>
-    <w:p>
-      <w:r>
-        <w:t xml:space="preserve">Foto, </w:t>
-      </w:r>
-      <w:proofErr w:type="spellStart"/>
-      <w:r>
-        <w:t>cpf</w:t>
-      </w:r>
-      <w:proofErr w:type="spellEnd"/>
-      <w:r>
-        <w:t xml:space="preserve">, celular, RG, Nascimento, Estado Civil campo de escolha única opções: solteiro, casado, </w:t>
-      </w:r>
-      <w:proofErr w:type="gramStart"/>
-      <w:r>
-        <w:t>divorciado ,</w:t>
-      </w:r>
-      <w:proofErr w:type="gramEnd"/>
-      <w:r>
-        <w:t xml:space="preserve"> gênero campo de escolha única, opções: masculino, feminino, outro ou prefiro não informar e aceito termos de uso,</w:t>
-      </w:r>
-    </w:p>
-    <w:p>
-      <w:r>
-        <w:t xml:space="preserve">o usuário paciente então após preencher os campos selecionará a opção próximo, onde o Sistema enviará um SMS para o </w:t>
-      </w:r>
-      <w:proofErr w:type="gramStart"/>
-      <w:r>
-        <w:t>numero</w:t>
-      </w:r>
-      <w:proofErr w:type="gramEnd"/>
-      <w:r>
-        <w:t xml:space="preserve"> selecionado com um código e exibirá uma tela com o campo código enviado, e com as opções reenviar SMS, ou próximo.  Após a verificação do SMS o sistema exibirá os campos: CEP, Cidade, Estado, Endereço, </w:t>
-      </w:r>
-      <w:proofErr w:type="gramStart"/>
-      <w:r>
-        <w:t>Numero</w:t>
-      </w:r>
-      <w:proofErr w:type="gramEnd"/>
-      <w:r>
-        <w:t xml:space="preserve">, Bairro e complemento. Após o usuário digitar o CEP o sistema deverá buscar as informações: CIDADE, Estado, Endereço, Bairro.  O USUÁRIO PACIENTE TERÁ A OPÇÃO DE FINALIZAR O CADASTRO, APÓS A FINALIZAÇÃO, O SISTEMA IRÁ PARA O CASO DE USO </w:t>
-      </w:r>
-      <w:r>
-        <w:t xml:space="preserve">Area de trabalho do </w:t>
-      </w:r>
-      <w:r>
-        <w:t>PACIENTE.</w:t>
-      </w:r>
-    </w:p>
-    <w:p/>
-    <w:p>
-      <w:r>
-        <w:t xml:space="preserve">se na opção do passo inicial o sistema verificar que o usuário selecionou </w:t>
-      </w:r>
-      <w:proofErr w:type="gramStart"/>
-      <w:r>
-        <w:t>o  tipo</w:t>
-      </w:r>
-      <w:proofErr w:type="gramEnd"/>
-      <w:r>
-        <w:t xml:space="preserve"> especialista os seguintes campos serão solicitados:</w:t>
-      </w:r>
-    </w:p>
-    <w:p>
-      <w:r>
-        <w:t xml:space="preserve">Foto, Nome, CPF, Especialidade campo de escolha única valores possíveis todas as especialidades cadastradas no sistema, Certificado de Especialista campo do tipo arquivo, onde o usuário especialista de enviar uma </w:t>
-      </w:r>
-      <w:proofErr w:type="gramStart"/>
-      <w:r>
-        <w:t>copia</w:t>
-      </w:r>
-      <w:proofErr w:type="gramEnd"/>
-      <w:r>
-        <w:t xml:space="preserve"> do certificado pelo qual deseja atender no inclua. </w:t>
-      </w:r>
-    </w:p>
-    <w:p>
-      <w:r>
-        <w:br w:type="page"/>
-      </w:r>
-    </w:p>
-    <w:p>
+        <w:t>Crie um caso uso área de trabalho do paciente, Esse caso de uso inicia-se quando o usuário entra com seu email e senha no login e o sistema identifica que o usuário é do tipo paciente. Após o login o sistema exibe as opções: Marcar Consulta, Minhas Consultas,</w:t>
+      </w:r>
+      <w:r>
+        <w:t xml:space="preserve"> histórico de consultas, Pacientes, Reputação, </w:t>
+      </w:r>
+      <w:r>
+        <w:t xml:space="preserve"> Exame, Financeiro</w:t>
+      </w:r>
+      <w:r>
+        <w:t xml:space="preserve"> e Meu Perfil.  </w:t>
+      </w:r>
+      <w:r>
+        <w:t xml:space="preserve"> Caso o usuário selecionar a opção marcar consulta o sistema executará o caso de uso marcar consulta, caso escolha o opção minhas consultas o sistema exibirá o UC Minhas Consultas, caso escolha a opção histórico de consultas o sistema exibirá o o UC Histórico de Consultas, caso escolha a opção Pacientes o sistema exibirá a opção UC Manter Pacientes, </w:t>
+      </w:r>
+    </w:p>
+    <w:p>
+      <w:r>
+        <w:t>caso escolha a opção Reputação o sistema exibirá a opção UC Reputação,</w:t>
+      </w:r>
+    </w:p>
+    <w:p>
+      <w:r>
+        <w:t>caso escolha a opção Financeiro o sistema exibirá a opção UC Financeiro,</w:t>
+      </w:r>
+    </w:p>
+    <w:p>
+      <w:r>
+        <w:t>caso escolha a opção Meu Perfil o sistema exibirá a opção UC Meu Perfil,</w:t>
+      </w:r>
+    </w:p>
+    <w:p/>
+    <w:p>
+      <w:r>
+        <w:t xml:space="preserve">Crie um caso de uso Marcar Consulta esse caso de uso inicia quando o usuário tipo paciente </w:t>
+      </w:r>
+      <w:r>
+        <w:t>selecion</w:t>
+      </w:r>
+      <w:r>
+        <w:t>a</w:t>
+      </w:r>
+      <w:r>
+        <w:t xml:space="preserve"> a opção marcar consulta, o sistema exibirá as opções Escolher Pela Clinica ou Escolher pela especialidade, caso o usuário selecionar opção pela clinica, o sistema exibirá os campos Estado, Cidade  e Clinica, dando a opção do usuário pesquisar entre todas as clinicas cadastradas no sistema que possuem agenda disponível, o usuário seleciona a clinica e a opção proximo, escolhe a especialidade oferecida pela clinica e a opção proximo, o sistema exibe todas os especialistas que possui agenda cadastrada baseada nas escolhas anteriores do usuário, e exibe o nome do especialista que se enquadra. O usuário escolhe o especialista e a opção próxima, o sistema exibe os dias e horários livres do especialista, o usuário paciente então escolhe a opção dia e horário e por fim escolhe a opção confirmar consulta.  Após a confirmação do usuário o sistema exibe a lista de consultas agendadas e da a opção de cancelar. </w:t>
+      </w:r>
+    </w:p>
+    <w:p>
+      <w:r>
+        <w:t xml:space="preserve">Caso o usuário selecione a opção marcar consulta, o sistema exibirá as opções Escolher Pela Clinica ou Escolher pela especialidade, caso o usuário selecionar </w:t>
+      </w:r>
       <w:r>
         <w:lastRenderedPageBreak/>
-        <w:t xml:space="preserve">o usuário paciente então após preencher os campos selecionará a opção próximo, onde o Sistema enviará um SMS para o </w:t>
-      </w:r>
-      <w:proofErr w:type="gramStart"/>
-      <w:r>
-        <w:t>numero</w:t>
-      </w:r>
-      <w:proofErr w:type="gramEnd"/>
-      <w:r>
-        <w:t xml:space="preserve"> selecionado com um código e exibirá uma tela com o campo código enviado, e com as opções reenviar SMS, ou próximo.  Após a verificação do SMS o sistema exibirá os campos: CEP, após o preenchimento do campo CEP o sistema exibirá um campo Clinicas exibindo todas as clinicas cadastradas no inclua com o mesmo, CEP, caso não haja uma, o sistema exibirá a opção novo local de atendimento permitindo o usuário preencher os campos: CPF/CNPJ, Nome Fantasia, Razão Social, Telefone fixo, Celular, numero de atendimentos sociais, </w:t>
-      </w:r>
-      <w:proofErr w:type="spellStart"/>
-      <w:r>
-        <w:t>Anaminese</w:t>
-      </w:r>
-      <w:proofErr w:type="spellEnd"/>
-      <w:r>
-        <w:t xml:space="preserve"> obrigatória, Cidade, estado, Endereço, Numero, Bairro, Complemento, longitude e latitude, e </w:t>
-      </w:r>
-      <w:proofErr w:type="spellStart"/>
-      <w:r>
-        <w:t>tbm</w:t>
-      </w:r>
-      <w:proofErr w:type="spellEnd"/>
-      <w:r>
-        <w:t xml:space="preserve"> deve exibir um mapa com a localização da nova clinica cadastrada. O usuário deve solicitar a opção </w:t>
-      </w:r>
-      <w:proofErr w:type="spellStart"/>
-      <w:r>
-        <w:t>proximo</w:t>
-      </w:r>
-      <w:proofErr w:type="spellEnd"/>
-      <w:r>
-        <w:t xml:space="preserve"> e sistema habilitará uma nova tela com os campos Conta </w:t>
-      </w:r>
-      <w:proofErr w:type="gramStart"/>
-      <w:r>
-        <w:t>Bancaria</w:t>
-      </w:r>
-      <w:proofErr w:type="gramEnd"/>
-      <w:r>
-        <w:t xml:space="preserve">, </w:t>
-      </w:r>
-      <w:proofErr w:type="gramStart"/>
-      <w:r>
-        <w:t>Agencia</w:t>
-      </w:r>
-      <w:proofErr w:type="gramEnd"/>
-      <w:r>
-        <w:t xml:space="preserve">, Banco e PIX, todos obrigatórios após o preenchimento desses campos o usuário deve selecionar a opção Finalizar, O sistema enviará um </w:t>
-      </w:r>
-      <w:proofErr w:type="spellStart"/>
-      <w:r>
-        <w:t>email</w:t>
-      </w:r>
-      <w:proofErr w:type="spellEnd"/>
-      <w:r>
-        <w:t xml:space="preserve"> de </w:t>
-      </w:r>
-      <w:proofErr w:type="gramStart"/>
-      <w:r>
-        <w:t>boas vindas</w:t>
-      </w:r>
-      <w:proofErr w:type="gramEnd"/>
-      <w:r>
-        <w:t xml:space="preserve"> para o usuário</w:t>
-      </w:r>
-      <w:r>
-        <w:t xml:space="preserve"> e</w:t>
-      </w:r>
-      <w:r>
-        <w:t xml:space="preserve"> exibirá o Caso de Uso Area de Trabalho do Especialista.</w:t>
-      </w:r>
-    </w:p>
-    <w:p>
-      <w:r>
-        <w:t xml:space="preserve">O sistema enviará um </w:t>
-      </w:r>
-      <w:proofErr w:type="spellStart"/>
-      <w:r>
-        <w:t>email</w:t>
-      </w:r>
-      <w:proofErr w:type="spellEnd"/>
-      <w:r>
-        <w:t xml:space="preserve"> para o root do sistema para que ele valide a documentação do usuário e autorize ele a usar todas as funcionalidades do sistema.</w:t>
-      </w:r>
-    </w:p>
-    <w:p/>
-    <w:p>
-      <w:r>
-        <w:t xml:space="preserve">Caso já exista a </w:t>
-      </w:r>
-      <w:proofErr w:type="gramStart"/>
-      <w:r>
-        <w:t>clinica</w:t>
-      </w:r>
-      <w:proofErr w:type="gramEnd"/>
-      <w:r>
-        <w:t xml:space="preserve"> que o usuário especialista queira se associar ele deve escolher a </w:t>
-      </w:r>
-      <w:proofErr w:type="gramStart"/>
-      <w:r>
-        <w:t>clinica</w:t>
-      </w:r>
-      <w:proofErr w:type="gramEnd"/>
-      <w:r>
-        <w:t xml:space="preserve"> e selecionar a opção próximo, o sistema então habilitará uma nova tela com os campos Conta </w:t>
-      </w:r>
-      <w:proofErr w:type="gramStart"/>
-      <w:r>
-        <w:t>Bancaria</w:t>
-      </w:r>
-      <w:proofErr w:type="gramEnd"/>
-      <w:r>
-        <w:t xml:space="preserve">, </w:t>
-      </w:r>
-      <w:proofErr w:type="gramStart"/>
-      <w:r>
-        <w:t>Agencia</w:t>
-      </w:r>
-      <w:proofErr w:type="gramEnd"/>
-      <w:r>
-        <w:t xml:space="preserve">, Banco e PIX, todos obrigatórios após o preenchimento desses campos o usuário deve selecionar a opção Finalizar, O sistema enviará um </w:t>
-      </w:r>
-      <w:proofErr w:type="spellStart"/>
-      <w:r>
-        <w:t>email</w:t>
-      </w:r>
-      <w:proofErr w:type="spellEnd"/>
-      <w:r>
-        <w:t xml:space="preserve"> de </w:t>
-      </w:r>
-      <w:proofErr w:type="gramStart"/>
-      <w:r>
-        <w:t>boas vindas</w:t>
-      </w:r>
-      <w:proofErr w:type="gramEnd"/>
-      <w:r>
-        <w:t xml:space="preserve"> para o usuário</w:t>
-      </w:r>
-      <w:r>
-        <w:t xml:space="preserve"> e exibirá o Caso de Uso Area de Trabalho do Especialista.</w:t>
-      </w:r>
-    </w:p>
-    <w:p>
-      <w:r>
-        <w:t xml:space="preserve">O sistema enviará um </w:t>
-      </w:r>
-      <w:proofErr w:type="spellStart"/>
-      <w:r>
-        <w:t>email</w:t>
-      </w:r>
-      <w:proofErr w:type="spellEnd"/>
-      <w:r>
-        <w:t xml:space="preserve"> para o root do sistema para que ele valide a documentação do usuário e autorize ele a usar todas as funcionalidades do sistema.</w:t>
-      </w:r>
-    </w:p>
-    <w:p>
-      <w:r>
-        <w:t xml:space="preserve">se na opção do passo inicial o sistema verificar que o usuário selecionou </w:t>
-      </w:r>
-      <w:proofErr w:type="gramStart"/>
-      <w:r>
-        <w:t>o  tipo</w:t>
-      </w:r>
-      <w:proofErr w:type="gramEnd"/>
-      <w:r>
-        <w:t xml:space="preserve"> </w:t>
-      </w:r>
-      <w:proofErr w:type="gramStart"/>
-      <w:r>
-        <w:t>clinica</w:t>
-      </w:r>
-      <w:proofErr w:type="gramEnd"/>
-      <w:r>
-        <w:t xml:space="preserve"> os seguintes campos serão solicitados:</w:t>
-      </w:r>
-    </w:p>
-    <w:p>
-      <w:r>
-        <w:t xml:space="preserve">Logo da </w:t>
-      </w:r>
-      <w:proofErr w:type="gramStart"/>
-      <w:r>
-        <w:t>clinica,  CPF</w:t>
-      </w:r>
-      <w:proofErr w:type="gramEnd"/>
-      <w:r>
-        <w:t xml:space="preserve">/CNPJ, Nome Fantasia, Razão Social, Telefone fixo, Celular, </w:t>
-      </w:r>
-      <w:proofErr w:type="gramStart"/>
-      <w:r>
-        <w:t>numero</w:t>
-      </w:r>
-      <w:proofErr w:type="gramEnd"/>
-      <w:r>
-        <w:t xml:space="preserve"> de atendimentos sociais, </w:t>
-      </w:r>
-      <w:proofErr w:type="spellStart"/>
-      <w:r>
-        <w:t>Anaminese</w:t>
-      </w:r>
-      <w:proofErr w:type="spellEnd"/>
-      <w:r>
-        <w:t xml:space="preserve"> obrigatória, o usuário </w:t>
-      </w:r>
-      <w:proofErr w:type="gramStart"/>
-      <w:r>
-        <w:t>clinica</w:t>
-      </w:r>
-      <w:proofErr w:type="gramEnd"/>
-      <w:r>
-        <w:t xml:space="preserve"> preenche e seleciona a opção próximo, o sistema enviará um </w:t>
-      </w:r>
-      <w:proofErr w:type="spellStart"/>
-      <w:r>
-        <w:t>sms</w:t>
-      </w:r>
-      <w:proofErr w:type="spellEnd"/>
-      <w:r>
-        <w:t xml:space="preserve"> com um código e exibirá </w:t>
-      </w:r>
-      <w:proofErr w:type="gramStart"/>
-      <w:r>
-        <w:t>um tela</w:t>
-      </w:r>
-      <w:proofErr w:type="gramEnd"/>
-      <w:r>
-        <w:t xml:space="preserve"> com o </w:t>
-      </w:r>
-      <w:proofErr w:type="gramStart"/>
-      <w:r>
-        <w:t>numero</w:t>
-      </w:r>
-      <w:proofErr w:type="gramEnd"/>
-      <w:r>
-        <w:t xml:space="preserve"> digitado anteriormente somente leitura e com um campo para a digitação do </w:t>
-      </w:r>
-      <w:proofErr w:type="spellStart"/>
-      <w:r>
-        <w:t>codigo</w:t>
-      </w:r>
-      <w:proofErr w:type="spellEnd"/>
-      <w:r>
-        <w:t xml:space="preserve"> enviado, o usuário preenche o campo </w:t>
-      </w:r>
-      <w:proofErr w:type="spellStart"/>
-      <w:r>
-        <w:t>codigo</w:t>
-      </w:r>
-      <w:proofErr w:type="spellEnd"/>
-      <w:r>
-        <w:t xml:space="preserve"> e seleciona a opção verificar.  O Sistema após validar o </w:t>
-      </w:r>
-      <w:proofErr w:type="spellStart"/>
-      <w:r>
-        <w:t>codigo</w:t>
-      </w:r>
-      <w:proofErr w:type="spellEnd"/>
-      <w:r>
-        <w:t xml:space="preserve"> exibirá uma tela com </w:t>
-      </w:r>
-      <w:r>
-        <w:lastRenderedPageBreak/>
-        <w:t xml:space="preserve">os </w:t>
-      </w:r>
-      <w:proofErr w:type="gramStart"/>
-      <w:r>
-        <w:t>campos  Cidade</w:t>
-      </w:r>
-      <w:proofErr w:type="gramEnd"/>
-      <w:r>
-        <w:t xml:space="preserve">, estado, Endereço, </w:t>
-      </w:r>
-      <w:proofErr w:type="gramStart"/>
-      <w:r>
-        <w:t>Numero</w:t>
-      </w:r>
-      <w:proofErr w:type="gramEnd"/>
-      <w:r>
-        <w:t xml:space="preserve">, Bairro, Complemento, longitude e latitude, e </w:t>
-      </w:r>
-      <w:proofErr w:type="spellStart"/>
-      <w:r>
-        <w:t>tbm</w:t>
-      </w:r>
-      <w:proofErr w:type="spellEnd"/>
-      <w:r>
-        <w:t xml:space="preserve"> deve exibir um mapa com a localização da nova </w:t>
-      </w:r>
-      <w:proofErr w:type="gramStart"/>
-      <w:r>
-        <w:t>clinica</w:t>
-      </w:r>
-      <w:proofErr w:type="gramEnd"/>
-      <w:r>
-        <w:t xml:space="preserve"> cadastrada.</w:t>
-      </w:r>
-    </w:p>
-    <w:p>
-      <w:r>
-        <w:t>Quando o usuário preencher o campo cep, o sistema deverá preencher os campos cidade, estado, endereço, bairro</w:t>
-      </w:r>
-      <w:r>
-        <w:t xml:space="preserve"> o usuário deverá selecionar a opção finalizar. Após o usuário selecionar a opção finalizar o sistema irá exibir o caso de Uso área de trabalho da </w:t>
-      </w:r>
-      <w:proofErr w:type="gramStart"/>
-      <w:r>
-        <w:t>clinica</w:t>
-      </w:r>
-      <w:proofErr w:type="gramEnd"/>
-      <w:r>
-        <w:t xml:space="preserve">. </w:t>
-      </w:r>
-    </w:p>
-    <w:p/>
-    <w:p>
-      <w:r>
-        <w:t xml:space="preserve">   </w:t>
-      </w:r>
-    </w:p>
-    <w:p>
-      <w:r>
-        <w:t xml:space="preserve"> </w:t>
-      </w:r>
-      <w:r>
-        <w:t xml:space="preserve">Crie um caso uso área de trabalho do paciente, </w:t>
-      </w:r>
-      <w:proofErr w:type="gramStart"/>
-      <w:r>
-        <w:t>Esse</w:t>
-      </w:r>
-      <w:proofErr w:type="gramEnd"/>
-      <w:r>
-        <w:t xml:space="preserve"> caso de uso inicia-se quando o usuário entra com seu </w:t>
-      </w:r>
-      <w:proofErr w:type="spellStart"/>
-      <w:r>
-        <w:t>email</w:t>
-      </w:r>
-      <w:proofErr w:type="spellEnd"/>
-      <w:r>
-        <w:t xml:space="preserve"> e senha no login e o sistema identifica que o usuário é do tipo paciente. Após o login o sistema exibe as opções: Marcar Consulta, Minhas Consultas,</w:t>
-      </w:r>
-      <w:r>
-        <w:t xml:space="preserve"> histórico de consultas, Pacientes, </w:t>
-      </w:r>
-      <w:proofErr w:type="gramStart"/>
-      <w:r>
-        <w:t xml:space="preserve">Reputação, </w:t>
-      </w:r>
-      <w:r>
-        <w:t xml:space="preserve"> Exame</w:t>
-      </w:r>
-      <w:proofErr w:type="gramEnd"/>
-      <w:r>
-        <w:t>, Financeiro</w:t>
-      </w:r>
-      <w:r>
-        <w:t xml:space="preserve"> e Meu Perfil.  </w:t>
-      </w:r>
-      <w:r>
-        <w:t xml:space="preserve"> Caso o usuário selecionar a opção marcar consulta o sistema executará o caso de uso marcar consulta, caso escolha </w:t>
-      </w:r>
-      <w:proofErr w:type="gramStart"/>
-      <w:r>
-        <w:t>o opção</w:t>
-      </w:r>
-      <w:proofErr w:type="gramEnd"/>
-      <w:r>
-        <w:t xml:space="preserve"> minhas consultas o sistema exibirá o UC Minhas Consultas, caso escolha a opção histórico de consultas o sistema exibirá </w:t>
-      </w:r>
-      <w:proofErr w:type="gramStart"/>
-      <w:r>
-        <w:t xml:space="preserve">o </w:t>
-      </w:r>
-      <w:proofErr w:type="spellStart"/>
-      <w:r>
-        <w:t>o</w:t>
-      </w:r>
-      <w:proofErr w:type="spellEnd"/>
-      <w:proofErr w:type="gramEnd"/>
-      <w:r>
-        <w:t xml:space="preserve"> UC Histórico de Consultas, caso escolha a opção Pacientes o sistema exibirá a opção UC Manter Pacientes, </w:t>
-      </w:r>
-    </w:p>
-    <w:p>
-      <w:r>
-        <w:t>caso escolha a opção Reputação o sistema exibirá a opção UC Reputação,</w:t>
-      </w:r>
-    </w:p>
-    <w:p>
-      <w:r>
-        <w:t>caso escolha a opção Financeiro o sistema exibirá a opção UC Financeiro,</w:t>
-      </w:r>
-    </w:p>
-    <w:p>
-      <w:r>
-        <w:t>caso escolha a opção Meu Perfil o sistema exibirá a opção UC Meu Perfil,</w:t>
-      </w:r>
-    </w:p>
-    <w:p/>
-    <w:p>
-      <w:r>
-        <w:t xml:space="preserve">Crie um caso de uso Marcar Consulta esse caso de uso inicia quando o usuário tipo paciente </w:t>
-      </w:r>
-      <w:r>
-        <w:t>selecion</w:t>
-      </w:r>
-      <w:r>
-        <w:t>a</w:t>
-      </w:r>
-      <w:r>
-        <w:t xml:space="preserve"> a opção marcar consulta, o sistema exibirá as opções Escolher Pela Clinica ou Escolher pela especialidade, caso o usuário selecionar opção pela clinica, o sistema exibirá os campos Estado, Cidade  e Clinica, dando a opção do usuário pesquisar entre todas as clinicas cadastradas no sistema que possuem agenda disponível, o usuário seleciona a clinica e a opção </w:t>
-      </w:r>
-      <w:proofErr w:type="spellStart"/>
-      <w:r>
-        <w:t>proximo</w:t>
-      </w:r>
-      <w:proofErr w:type="spellEnd"/>
-      <w:r>
-        <w:t xml:space="preserve">, escolhe a especialidade oferecida pela clinica e a opção </w:t>
-      </w:r>
-      <w:proofErr w:type="spellStart"/>
-      <w:r>
-        <w:t>proximo</w:t>
-      </w:r>
-      <w:proofErr w:type="spellEnd"/>
-      <w:r>
-        <w:t xml:space="preserve">, o sistema exibe todas os especialistas que possui agenda cadastrada baseada nas escolhas anteriores do usuário, e exibe o nome do especialista que se enquadra. O usuário escolhe o especialista e a opção próxima, o sistema exibe os dias e horários livres do especialista, o usuário paciente então escolhe a opção dia e horário e por fim escolhe a opção confirmar consulta.  Após a confirmação do usuário o sistema exibe a lista de consultas agendadas e da a opção de cancelar. </w:t>
-      </w:r>
-    </w:p>
-    <w:p>
-      <w:r>
-        <w:t xml:space="preserve">Caso o usuário selecione a opção marcar consulta, o sistema exibirá as opções Escolher Pela Clinica ou Escolher pela especialidade, caso o usuário selecionar </w:t>
-      </w:r>
-      <w:r>
-        <w:lastRenderedPageBreak/>
-        <w:t xml:space="preserve">opção Escolher pela especialidade, o sistema exibirá  todas as especialidades oferecidas pelo o inclua, o usuário selecionará a especialidade desejada e a opção </w:t>
-      </w:r>
-      <w:proofErr w:type="spellStart"/>
-      <w:r>
-        <w:t>proximo</w:t>
-      </w:r>
-      <w:proofErr w:type="spellEnd"/>
-      <w:r>
-        <w:t xml:space="preserve">, </w:t>
+        <w:t xml:space="preserve">opção Escolher pela especialidade, o sistema exibirá  todas as especialidades oferecidas pelo o inclua, o usuário selecionará a especialidade desejada e a opção proximo, </w:t>
       </w:r>
       <w:r>
         <w:t xml:space="preserve">o sistema então irá exibir </w:t>
       </w:r>
       <w:r>
-        <w:t xml:space="preserve">os campos Estado, Cidade  e Clinica, dando a opção do usuário pesquisar entre todas as clinicas cadastradas no sistema que possuem agenda disponível, o usuário seleciona a clinica e a opção </w:t>
-      </w:r>
-      <w:proofErr w:type="spellStart"/>
-      <w:r>
-        <w:t>proximo</w:t>
-      </w:r>
-      <w:proofErr w:type="spellEnd"/>
-      <w:r>
-        <w:t xml:space="preserve">, escolhe a especialidade oferecida pela clinica e a opção </w:t>
-      </w:r>
-      <w:proofErr w:type="spellStart"/>
-      <w:r>
-        <w:t>proximo</w:t>
-      </w:r>
-      <w:proofErr w:type="spellEnd"/>
-      <w:r>
-        <w:t xml:space="preserve">, o sistema exibe todas os especialistas que possui agenda cadastrada baseada nas escolhas anteriores do usuário, e exibe o nome do especialista que se enquadra. O usuário escolhe o especialista e a opção próxima, o sistema exibe os dias e horários livres do especialista, o usuário paciente então escolhe a opção dia e horário e por fim escolhe a opção confirmar consulta.  Após a confirmação do usuário o sistema exibe a lista de consultas agendadas e da a opção de cancelar. </w:t>
+        <w:t xml:space="preserve">os campos Estado, Cidade  e Clinica, dando a opção do usuário pesquisar entre todas as clinicas cadastradas no sistema que possuem agenda disponível, o usuário seleciona a clinica e a opção proximo, escolhe a especialidade oferecida pela clinica e a opção proximo, o sistema exibe todas os especialistas que possui agenda cadastrada baseada nas escolhas anteriores do usuário, e exibe o nome do especialista que se enquadra. O usuário escolhe o especialista e a opção próxima, o sistema exibe os dias e horários livres do especialista, o usuário paciente então escolhe a opção dia e horário e por fim escolhe a opção confirmar consulta.  Após a confirmação do usuário o sistema exibe a lista de consultas agendadas e da a opção de cancelar. </w:t>
       </w:r>
     </w:p>
     <w:p/>
@@ -727,13 +213,8 @@
         <w:t>Lista de consultas realizadas</w:t>
       </w:r>
       <w:r>
-        <w:t xml:space="preserve"> com os campos: Paciente, Horário, Dia, Especialista, Especialidade </w:t>
-      </w:r>
-      <w:proofErr w:type="gramStart"/>
-      <w:r>
-        <w:t>Clinica</w:t>
-      </w:r>
-      <w:proofErr w:type="gramEnd"/>
+        <w:t xml:space="preserve"> com os campos: Paciente, Horário, Dia, Especialista, Especialidade Clinica</w:t>
+      </w:r>
       <w:r>
         <w:t>, Status e avaliar</w:t>
       </w:r>
@@ -741,31 +222,7 @@
         <w:t xml:space="preserve">. </w:t>
       </w:r>
       <w:r>
-        <w:t xml:space="preserve"> O usuário tem a opção avaliar consulta, ele deve selecionar na lista qual consulta ele quer avaliar, após essa seleção o sistema exibe um formulário com os </w:t>
-      </w:r>
-      <w:proofErr w:type="gramStart"/>
-      <w:r>
-        <w:t>campos :</w:t>
-      </w:r>
-      <w:proofErr w:type="gramEnd"/>
-      <w:r>
-        <w:t xml:space="preserve"> Avalie </w:t>
-      </w:r>
-      <w:proofErr w:type="gramStart"/>
-      <w:r>
-        <w:t>o  especialista</w:t>
-      </w:r>
-      <w:proofErr w:type="gramEnd"/>
-      <w:r>
-        <w:t xml:space="preserve"> quanto ao Atendimento e tempo de espera, onde o usuário pode escolher de 1 a 5 e deixar um comentário sobre o atendimento do usuário. Avalie a </w:t>
-      </w:r>
-      <w:proofErr w:type="gramStart"/>
-      <w:r>
-        <w:t>clinica</w:t>
-      </w:r>
-      <w:proofErr w:type="gramEnd"/>
-      <w:r>
-        <w:t xml:space="preserve">, quanto a localização, Limpeza, Organização, Tempo de espera e deixe seu comentário o usuário pode salvar a avaliação ou selecionar opção fechar. </w:t>
+        <w:t xml:space="preserve"> O usuário tem a opção avaliar consulta, ele deve selecionar na lista qual consulta ele quer avaliar, após essa seleção o sistema exibe um formulário com os campos : Avalie o  especialista quanto ao Atendimento e tempo de espera, onde o usuário pode escolher de 1 a 5 e deixar um comentário sobre o atendimento do usuário. Avalie a clinica, quanto a localização, Limpeza, Organização, Tempo de espera e deixe seu comentário o usuário pode salvar a avaliação ou selecionar opção fechar. </w:t>
       </w:r>
     </w:p>
     <w:p/>
@@ -803,44 +260,12 @@
         <w:t xml:space="preserve">.  O usuário tem a opção </w:t>
       </w:r>
       <w:r>
-        <w:t xml:space="preserve">Adicionar novo paciente, editar um paciente, Alterar foto, Desativar um paciente, após o usuário selecionar a opção adicionar paciente, o sistema exibe um formulário com os campos Nome, CPF do paciente, Data de nascimento, e </w:t>
-      </w:r>
-      <w:proofErr w:type="spellStart"/>
-      <w:r>
-        <w:t>genero</w:t>
-      </w:r>
-      <w:proofErr w:type="spellEnd"/>
-      <w:r>
-        <w:t xml:space="preserve"> onde as opções são: Feminino, masculino, Outros e prefiro não informar, o usuário após preencher os campos pode selecionar a opção Salvar ou voltar, caso selecione a opção salvar o sistema grava as informações e retoma para a Lista de pacientes, com os dados salvos anteriormente, caso ele escolha opção cancelar também. </w:t>
-      </w:r>
-    </w:p>
-    <w:p>
-      <w:r>
-        <w:t xml:space="preserve">Caso o usuário selecione o um paciente e selecione a opção editar o sistema deve exibir o formulário com os campos Nome, CPF do paciente, Data de nascimento, e </w:t>
-      </w:r>
-      <w:proofErr w:type="spellStart"/>
-      <w:r>
-        <w:t>genero</w:t>
-      </w:r>
-      <w:proofErr w:type="spellEnd"/>
-      <w:r>
-        <w:t xml:space="preserve"> onde as opções são: Feminino, masculino, </w:t>
-      </w:r>
-      <w:proofErr w:type="gramStart"/>
-      <w:r>
-        <w:t>Outros</w:t>
-      </w:r>
-      <w:proofErr w:type="gramEnd"/>
-      <w:r>
-        <w:t xml:space="preserve"> e prefiro não informar, o usuário após preencher os campos pode selecionar a </w:t>
-      </w:r>
-      <w:proofErr w:type="gramStart"/>
-      <w:r>
-        <w:t>opção Salvar ou voltar</w:t>
-      </w:r>
-      <w:proofErr w:type="gramEnd"/>
-      <w:r>
-        <w:t xml:space="preserve">, caso selecione a opção salvar o sistema grava as informações e retoma para a Lista de </w:t>
+        <w:t xml:space="preserve">Adicionar novo paciente, editar um paciente, Alterar foto, Desativar um paciente, após o usuário selecionar a opção adicionar paciente, o sistema exibe um formulário com os campos Nome, CPF do paciente, Data de nascimento, e genero onde as opções são: Feminino, masculino, Outros e prefiro não informar, o usuário após preencher os campos pode selecionar a opção Salvar ou voltar, caso selecione a opção salvar o sistema grava as informações e retoma para a Lista de pacientes, com os dados salvos anteriormente, caso ele escolha opção cancelar também. </w:t>
+      </w:r>
+    </w:p>
+    <w:p>
+      <w:r>
+        <w:t xml:space="preserve">Caso o usuário selecione o um paciente e selecione a opção editar o sistema deve exibir o formulário com os campos Nome, CPF do paciente, Data de nascimento, e genero onde as opções são: Feminino, masculino, Outros e prefiro não informar, o usuário após preencher os campos pode selecionar a opção Salvar ou voltar, caso selecione a opção salvar o sistema grava as informações e retoma para a Lista de </w:t>
       </w:r>
       <w:r>
         <w:lastRenderedPageBreak/>
@@ -849,31 +274,7 @@
     </w:p>
     <w:p>
       <w:r>
-        <w:t xml:space="preserve">Caso o usuário selecione a </w:t>
-      </w:r>
-      <w:proofErr w:type="gramStart"/>
-      <w:r>
-        <w:t>opção Desativar</w:t>
-      </w:r>
-      <w:proofErr w:type="gramEnd"/>
-      <w:r>
-        <w:t xml:space="preserve"> o sistema retira a opção de que possa marcar consultas para o paciente desativado, o usuário tem a </w:t>
-      </w:r>
-      <w:proofErr w:type="spellStart"/>
-      <w:r>
-        <w:t>oopção</w:t>
-      </w:r>
-      <w:proofErr w:type="spellEnd"/>
-      <w:r>
-        <w:t xml:space="preserve"> de </w:t>
-      </w:r>
-      <w:proofErr w:type="spellStart"/>
-      <w:r>
-        <w:t>retativar</w:t>
-      </w:r>
-      <w:proofErr w:type="spellEnd"/>
-      <w:r>
-        <w:t xml:space="preserve"> esse paciente. </w:t>
+        <w:t xml:space="preserve">Caso o usuário selecione a opção Desativar o sistema retira a opção de que possa marcar consultas para o paciente desativado, o usuário tem a oopção de retativar esse paciente. </w:t>
       </w:r>
     </w:p>
     <w:p>
@@ -884,47 +285,7 @@
     <w:p/>
     <w:p>
       <w:r>
-        <w:t xml:space="preserve">Crie um Caso de </w:t>
-      </w:r>
-      <w:proofErr w:type="gramStart"/>
-      <w:r>
-        <w:t>uso Minha</w:t>
-      </w:r>
-      <w:proofErr w:type="gramEnd"/>
-      <w:r>
-        <w:t xml:space="preserve"> reputação, onde ele inicia quando o usuário seleciona opção </w:t>
-      </w:r>
-      <w:proofErr w:type="gramStart"/>
-      <w:r>
-        <w:t>reputação,  o</w:t>
-      </w:r>
-      <w:proofErr w:type="gramEnd"/>
-      <w:r>
-        <w:t xml:space="preserve"> sistema exibe todas as avaliações recebidas por um paciente associado a o </w:t>
-      </w:r>
-      <w:proofErr w:type="gramStart"/>
-      <w:r>
-        <w:t>usuário,  exibindo</w:t>
-      </w:r>
-      <w:proofErr w:type="gramEnd"/>
-      <w:r>
-        <w:t xml:space="preserve"> o campo Paciente avaliado, Nota referente a Assiduidade e Pontualidade, o sistema também deve exibir um Resumo com a </w:t>
-      </w:r>
-      <w:proofErr w:type="gramStart"/>
-      <w:r>
-        <w:t>media</w:t>
-      </w:r>
-      <w:proofErr w:type="gramEnd"/>
-      <w:r>
-        <w:t xml:space="preserve"> de todas as Avalições para todos os pacientes o sistema deve exibir as 8 primeiras ordenadas pela data exibindo as </w:t>
-      </w:r>
-      <w:proofErr w:type="gramStart"/>
-      <w:r>
-        <w:t>ultimas</w:t>
-      </w:r>
-      <w:proofErr w:type="gramEnd"/>
-      <w:r>
-        <w:t xml:space="preserve"> e permitindo o usuário navegar pela paginação. </w:t>
+        <w:t xml:space="preserve">Crie um Caso de uso Minha reputação, onde ele inicia quando o usuário seleciona opção reputação,  o sistema exibe todas as avaliações recebidas por um paciente associado a o usuário,  exibindo o campo Paciente avaliado, Nota referente a Assiduidade e Pontualidade, o sistema também deve exibir um Resumo com a media de todas as Avalições para todos os pacientes o sistema deve exibir as 8 primeiras ordenadas pela data exibindo as ultimas e permitindo o usuário navegar pela paginação. </w:t>
       </w:r>
       <w:r>
         <w:t xml:space="preserve">O usuário tem a opção de contestar uma avaliação, onde o usuário root pode ou não aceitar. </w:t>
@@ -932,367 +293,98 @@
     </w:p>
     <w:p>
       <w:r>
-        <w:t xml:space="preserve">Crie um Caso de uso Manter Exames onde ele inicia quando o usuário do tipo paciente seleciona a opção manter exames, o sistema então exibe uma lista de </w:t>
-      </w:r>
-      <w:proofErr w:type="gramStart"/>
-      <w:r>
-        <w:t>todos exames</w:t>
-      </w:r>
-      <w:proofErr w:type="gramEnd"/>
+        <w:t xml:space="preserve">Crie um Caso de uso Manter Exames onde ele inicia quando o usuário do tipo paciente seleciona a opção manter exames, o sistema então exibe uma lista de todos exames </w:t>
+      </w:r>
+      <w:r>
+        <w:t xml:space="preserve">ordenado dos últimos para os primeiros, paginado com 8 por pagina peminitdo o usuário selecionar qualquer pagina q ele quiser, </w:t>
+      </w:r>
+      <w:r>
+        <w:t xml:space="preserve">com os campos Paciente, exame, Especialista Solicitante, Data da Solicitação se foi ou não. O usuário pode marcar a opção efetuado e anexar o exame ao sistema, após a anexação o usuário paciente e </w:t>
+      </w:r>
+      <w:r>
+        <w:t>especialista</w:t>
+      </w:r>
+      <w:r>
+        <w:t>, podem efetuar download do  arquivo anexado.</w:t>
+      </w:r>
+    </w:p>
+    <w:p>
+      <w:r>
+        <w:t xml:space="preserve">Crie um caso de uso Manter Financeiro, onde ele incia quano o usuário tipo paciente seleciona a opção financeiro, o sistema exibe então as listas de Histórico de pagamentos, onde contem uma lista paginada com 8 por pagina contendo a Aforma de pagamento, Valor, Data de Pagamento, Status e serviço, ordenada da mais recente pra mais antiga, </w:t>
+      </w:r>
+    </w:p>
+    <w:p>
+      <w:r>
+        <w:t xml:space="preserve">Assinatura, contendo a lista de assinaturas ativas  com os campos Cartão exibindo os últimos 4 digitos do cartão, Titular , Data de renovação, Status se ta ativa ou não, motivo caso tenha sido negado e com a opção renovar. </w:t>
+      </w:r>
+    </w:p>
+    <w:p/>
+    <w:p>
+      <w:r>
+        <w:t xml:space="preserve">Cartões, cotendo a lista de cartões ativos no sistema com os campos Numero exibindo os últimos 4 digitos do cartão, Instituição, vencimento, titular status.  o usuário tem a opção de adicionar um novo cartão, o sistema então exibe um </w:t>
+      </w:r>
+    </w:p>
+    <w:p>
+      <w:r>
+        <w:lastRenderedPageBreak/>
+        <w:t>formulário contendo o numero cartão, a validade o codigo de segurança, e o nome do titular, o usuário pode remover o cartão e adicionar outro.</w:t>
+      </w:r>
+    </w:p>
+    <w:p/>
+    <w:p>
+      <w:r>
+        <w:t xml:space="preserve">Crie o caso de uso manter Perfil, onde ele inicia quando o usuário seleciona a opção Perfil, o sistema então exibe um formulário contendo os campos Nome, </w:t>
+      </w:r>
+      <w:r>
+        <w:t xml:space="preserve">Foto, </w:t>
+      </w:r>
+      <w:r>
+        <w:t xml:space="preserve">email, </w:t>
+      </w:r>
+    </w:p>
+    <w:p>
+      <w:r>
+        <w:t xml:space="preserve">Sexo, CPF, Telefone, Celular, Lista de endereços com os dados endereço, bairro, cidade e permite o usuário tornalo principal, excluir ou editar.  </w:t>
+      </w:r>
+    </w:p>
+    <w:p>
+      <w:r>
+        <w:t xml:space="preserve">O usuário pode adicionar um endereço, se o usuário selecionar a opção adicionar endereço o sistema exibe um formulário contendo os campos CEP, Cidade, Estado, Endereço, numero, Bairro e complemento, o usuário preenche os campos e seleciona opção salvar.  O sistema salva e volta para o formulário principal. </w:t>
+      </w:r>
+    </w:p>
+    <w:p>
+      <w:r>
+        <w:t>O usuário pode editar o endereço selecionando a opção editar, então o sistema exibirá o formulário com os campos CEP, Cidade, Estado, Endereço, numero, Bairro e complemento, o usuário preenche os campos e seleciona opção salvar.  O sistema salva e volta para o formulário principal.</w:t>
+      </w:r>
+    </w:p>
+    <w:p>
+      <w:r>
+        <w:t>Ao preenche o campo CEP o sistema deve buscar na internet via api os campos endereço, cidade, estado</w:t>
+      </w:r>
+      <w:r>
+        <w:t>.</w:t>
+      </w:r>
+    </w:p>
+    <w:p>
+      <w:r>
+        <w:t>O Usuário pode deletar um endereço, o usuário seleciona a opção deletar, o sistema solicita confirmação o usuário confirma, o sistema então esclui o endereço.</w:t>
+      </w:r>
+    </w:p>
+    <w:p>
+      <w:r>
+        <w:t xml:space="preserve">O Usuário pode alterar a imagem </w:t>
+      </w:r>
       <w:r>
         <w:t xml:space="preserve"> </w:t>
       </w:r>
       <w:r>
-        <w:t xml:space="preserve">ordenado dos últimos para os primeiros, paginado com 8 por </w:t>
-      </w:r>
-      <w:proofErr w:type="gramStart"/>
-      <w:r>
-        <w:t>pagina</w:t>
-      </w:r>
-      <w:proofErr w:type="gramEnd"/>
-      <w:r>
-        <w:t xml:space="preserve"> </w:t>
-      </w:r>
-      <w:proofErr w:type="spellStart"/>
-      <w:r>
-        <w:t>peminitdo</w:t>
-      </w:r>
-      <w:proofErr w:type="spellEnd"/>
-      <w:r>
-        <w:t xml:space="preserve"> o usuário selecionar qualquer </w:t>
-      </w:r>
-      <w:proofErr w:type="gramStart"/>
-      <w:r>
-        <w:t>pagina</w:t>
-      </w:r>
-      <w:proofErr w:type="gramEnd"/>
-      <w:r>
-        <w:t xml:space="preserve"> </w:t>
-      </w:r>
-      <w:proofErr w:type="gramStart"/>
-      <w:r>
-        <w:t>q</w:t>
-      </w:r>
-      <w:proofErr w:type="gramEnd"/>
-      <w:r>
-        <w:t xml:space="preserve"> ele quiser, </w:t>
-      </w:r>
-      <w:r>
-        <w:t xml:space="preserve">com os campos Paciente, exame, Especialista Solicitante, Data da Solicitação se foi ou não. O usuário pode marcar a opção efetuado e anexar o exame ao sistema, após a anexação o usuário paciente e </w:t>
-      </w:r>
-      <w:r>
-        <w:t>especialista</w:t>
-      </w:r>
-      <w:r>
-        <w:t xml:space="preserve">, podem efetuar download </w:t>
-      </w:r>
-      <w:proofErr w:type="gramStart"/>
-      <w:r>
-        <w:t>do  arquivo</w:t>
-      </w:r>
-      <w:proofErr w:type="gramEnd"/>
-      <w:r>
-        <w:t xml:space="preserve"> anexado.</w:t>
-      </w:r>
-    </w:p>
-    <w:p>
-      <w:r>
-        <w:t xml:space="preserve">Crie um caso de uso Manter Financeiro, onde ele </w:t>
-      </w:r>
-      <w:proofErr w:type="spellStart"/>
-      <w:r>
-        <w:t>incia</w:t>
-      </w:r>
-      <w:proofErr w:type="spellEnd"/>
-      <w:r>
-        <w:t xml:space="preserve"> </w:t>
-      </w:r>
-      <w:proofErr w:type="spellStart"/>
-      <w:r>
-        <w:t>quano</w:t>
-      </w:r>
-      <w:proofErr w:type="spellEnd"/>
-      <w:r>
-        <w:t xml:space="preserve"> o usuário tipo paciente seleciona a opção financeiro, o sistema exibe então as listas de Histórico de pagamentos, onde </w:t>
-      </w:r>
-      <w:proofErr w:type="gramStart"/>
-      <w:r>
-        <w:t>contem</w:t>
-      </w:r>
-      <w:proofErr w:type="gramEnd"/>
-      <w:r>
-        <w:t xml:space="preserve"> uma lista paginada com 8 por </w:t>
-      </w:r>
-      <w:proofErr w:type="gramStart"/>
-      <w:r>
-        <w:t>pagina</w:t>
-      </w:r>
-      <w:proofErr w:type="gramEnd"/>
-      <w:r>
-        <w:t xml:space="preserve"> contendo a </w:t>
-      </w:r>
-      <w:proofErr w:type="spellStart"/>
-      <w:r>
-        <w:t>Aforma</w:t>
-      </w:r>
-      <w:proofErr w:type="spellEnd"/>
-      <w:r>
-        <w:t xml:space="preserve"> de pagamento, Valor, Data de Pagamento, Status e serviço, ordenada da mais recente </w:t>
-      </w:r>
-      <w:proofErr w:type="gramStart"/>
-      <w:r>
-        <w:t>pra</w:t>
-      </w:r>
-      <w:proofErr w:type="gramEnd"/>
-      <w:r>
-        <w:t xml:space="preserve"> mais antiga, </w:t>
-      </w:r>
-    </w:p>
-    <w:p>
-      <w:r>
-        <w:t xml:space="preserve">Assinatura, contendo a lista de assinaturas </w:t>
-      </w:r>
-      <w:proofErr w:type="gramStart"/>
-      <w:r>
-        <w:t>ativas  com</w:t>
-      </w:r>
-      <w:proofErr w:type="gramEnd"/>
-      <w:r>
-        <w:t xml:space="preserve"> os campos Cartão exibindo os últimos 4 </w:t>
-      </w:r>
-      <w:proofErr w:type="spellStart"/>
-      <w:r>
-        <w:t>digitos</w:t>
-      </w:r>
-      <w:proofErr w:type="spellEnd"/>
-      <w:r>
-        <w:t xml:space="preserve"> do cartão, </w:t>
-      </w:r>
-      <w:proofErr w:type="gramStart"/>
-      <w:r>
-        <w:t>Titular ,</w:t>
-      </w:r>
-      <w:proofErr w:type="gramEnd"/>
-      <w:r>
-        <w:t xml:space="preserve"> Data de renovação, Status se </w:t>
-      </w:r>
-      <w:proofErr w:type="spellStart"/>
-      <w:r>
-        <w:t>ta</w:t>
-      </w:r>
-      <w:proofErr w:type="spellEnd"/>
-      <w:r>
-        <w:t xml:space="preserve"> ativa ou não, motivo caso tenha sido negado e com a opção renovar. </w:t>
-      </w:r>
-    </w:p>
-    <w:p/>
-    <w:p>
-      <w:r>
-        <w:t xml:space="preserve">Cartões, </w:t>
-      </w:r>
-      <w:proofErr w:type="spellStart"/>
-      <w:r>
-        <w:t>cotendo</w:t>
-      </w:r>
-      <w:proofErr w:type="spellEnd"/>
-      <w:r>
-        <w:t xml:space="preserve"> a lista de cartões ativos no sistema com os campos </w:t>
-      </w:r>
-      <w:proofErr w:type="gramStart"/>
-      <w:r>
-        <w:t>Numero</w:t>
-      </w:r>
-      <w:proofErr w:type="gramEnd"/>
-      <w:r>
-        <w:t xml:space="preserve"> exibindo os últimos 4 </w:t>
-      </w:r>
-      <w:proofErr w:type="spellStart"/>
-      <w:r>
-        <w:t>digitos</w:t>
-      </w:r>
-      <w:proofErr w:type="spellEnd"/>
-      <w:r>
-        <w:t xml:space="preserve"> do cartão, Instituição, vencimento, titular status.  o usuário tem a opção de adicionar um novo cartão, o sistema então exibe um </w:t>
-      </w:r>
-    </w:p>
-    <w:p>
-      <w:r>
-        <w:lastRenderedPageBreak/>
-        <w:t xml:space="preserve">formulário contendo o </w:t>
-      </w:r>
-      <w:proofErr w:type="gramStart"/>
-      <w:r>
-        <w:t>numero</w:t>
-      </w:r>
-      <w:proofErr w:type="gramEnd"/>
-      <w:r>
-        <w:t xml:space="preserve"> cartão, a validade o </w:t>
-      </w:r>
-      <w:proofErr w:type="spellStart"/>
-      <w:r>
-        <w:t>codigo</w:t>
-      </w:r>
-      <w:proofErr w:type="spellEnd"/>
-      <w:r>
-        <w:t xml:space="preserve"> de segurança, e o nome do titular, o usuário pode remover o cartão e adicionar outro.</w:t>
-      </w:r>
-    </w:p>
-    <w:p/>
-    <w:p>
-      <w:r>
-        <w:t xml:space="preserve">Crie o caso de uso manter Perfil, onde ele inicia quando o usuário seleciona a opção Perfil, o sistema então exibe um formulário contendo os campos Nome, </w:t>
-      </w:r>
-      <w:r>
-        <w:t xml:space="preserve">Foto, </w:t>
-      </w:r>
-      <w:proofErr w:type="spellStart"/>
-      <w:r>
-        <w:t>email</w:t>
-      </w:r>
-      <w:proofErr w:type="spellEnd"/>
-      <w:r>
-        <w:t xml:space="preserve">, </w:t>
-      </w:r>
-    </w:p>
-    <w:p>
-      <w:r>
-        <w:t xml:space="preserve">Sexo, CPF, Telefone, Celular, Lista de endereços com os dados endereço, bairro, cidade e permite o usuário </w:t>
-      </w:r>
-      <w:proofErr w:type="spellStart"/>
-      <w:r>
-        <w:t>tornalo</w:t>
-      </w:r>
-      <w:proofErr w:type="spellEnd"/>
-      <w:r>
-        <w:t xml:space="preserve"> principal, excluir ou editar.  </w:t>
-      </w:r>
-    </w:p>
-    <w:p>
-      <w:r>
-        <w:t xml:space="preserve">O usuário pode adicionar um endereço, se o usuário selecionar a opção adicionar endereço o sistema exibe um formulário contendo os campos CEP, Cidade, Estado, Endereço, </w:t>
-      </w:r>
-      <w:proofErr w:type="gramStart"/>
-      <w:r>
-        <w:t>numero</w:t>
-      </w:r>
-      <w:proofErr w:type="gramEnd"/>
-      <w:r>
-        <w:t xml:space="preserve">, Bairro e complemento, o usuário preenche os campos e seleciona opção salvar.  O sistema salva e volta para o formulário principal. </w:t>
-      </w:r>
-    </w:p>
-    <w:p>
-      <w:r>
-        <w:t xml:space="preserve">O usuário pode editar o endereço selecionando a opção editar, então o sistema exibirá o formulário com os campos CEP, Cidade, Estado, Endereço, </w:t>
-      </w:r>
-      <w:proofErr w:type="gramStart"/>
-      <w:r>
-        <w:t>numero</w:t>
-      </w:r>
-      <w:proofErr w:type="gramEnd"/>
-      <w:r>
-        <w:t>, Bairro e complemento, o usuário preenche os campos e seleciona opção salvar.  O sistema salva e volta para o formulário principal.</w:t>
-      </w:r>
-    </w:p>
-    <w:p>
-      <w:r>
-        <w:t>Ao preenche o campo CEP o sistema deve buscar na internet via api os campos endereço, cidade, estado</w:t>
-      </w:r>
-      <w:r>
-        <w:t>.</w:t>
-      </w:r>
-    </w:p>
-    <w:p>
-      <w:r>
-        <w:t xml:space="preserve">O Usuário pode deletar um endereço, o usuário seleciona a opção deletar, o sistema solicita confirmação o usuário confirma, o sistema então </w:t>
-      </w:r>
-      <w:proofErr w:type="spellStart"/>
-      <w:r>
-        <w:t>esclui</w:t>
-      </w:r>
-      <w:proofErr w:type="spellEnd"/>
-      <w:r>
-        <w:t xml:space="preserve"> o endereço.</w:t>
-      </w:r>
-    </w:p>
-    <w:p>
-      <w:r>
-        <w:t xml:space="preserve">O Usuário pode alterar a </w:t>
-      </w:r>
-      <w:proofErr w:type="gramStart"/>
-      <w:r>
-        <w:t xml:space="preserve">imagem </w:t>
-      </w:r>
-      <w:r>
-        <w:t xml:space="preserve"> </w:t>
-      </w:r>
-      <w:r>
-        <w:t>Da</w:t>
-      </w:r>
-      <w:proofErr w:type="gramEnd"/>
-      <w:r>
-        <w:t xml:space="preserve"> foto </w:t>
-      </w:r>
-      <w:proofErr w:type="spellStart"/>
-      <w:r>
-        <w:t>clinckando</w:t>
-      </w:r>
-      <w:proofErr w:type="spellEnd"/>
-      <w:r>
-        <w:t xml:space="preserve"> sobre ela, e selecionando uma nova do Sistema operacional. </w:t>
-      </w:r>
-    </w:p>
-    <w:p/>
-    <w:p>
-      <w:r>
-        <w:t xml:space="preserve">Crie um caso uso área de trabalho do Especialista, </w:t>
-      </w:r>
-      <w:proofErr w:type="gramStart"/>
-      <w:r>
-        <w:t>Esse</w:t>
-      </w:r>
-      <w:proofErr w:type="gramEnd"/>
-      <w:r>
-        <w:t xml:space="preserve"> caso de uso inicia-se quando o usuário entra com seu </w:t>
-      </w:r>
-      <w:proofErr w:type="spellStart"/>
-      <w:r>
-        <w:t>email</w:t>
-      </w:r>
-      <w:proofErr w:type="spellEnd"/>
-      <w:r>
-        <w:t xml:space="preserve"> e senha no login e o sistema identifica que o usuário é do tipo Especialista.  Após o login o sistema exibe as consultas do dia do especialista com os seguintes campos: Status, hora agendada, Paciente, </w:t>
-      </w:r>
-      <w:proofErr w:type="gramStart"/>
-      <w:r>
-        <w:t>Clinica</w:t>
-      </w:r>
-      <w:proofErr w:type="gramEnd"/>
-      <w:r>
-        <w:t xml:space="preserve">, o usuário pode filtrar essa lista pela data inicial e final, pelo nome do </w:t>
-      </w:r>
-      <w:proofErr w:type="gramStart"/>
-      <w:r>
-        <w:t>paciente,  Status</w:t>
-      </w:r>
-      <w:proofErr w:type="gramEnd"/>
-      <w:r>
-        <w:t xml:space="preserve"> da consulta valores possíveis (Sala de Espera, Aguardando Atendimento, Cancelada, Em Atendimento, Finalizada, </w:t>
-      </w:r>
-      <w:proofErr w:type="gramStart"/>
-      <w:r>
-        <w:t>Clinica</w:t>
-      </w:r>
-      <w:proofErr w:type="gramEnd"/>
-      <w:r>
-        <w:t xml:space="preserve"> Veiculada (lista das </w:t>
-      </w:r>
-      <w:proofErr w:type="gramStart"/>
-      <w:r>
-        <w:t>clinicas</w:t>
-      </w:r>
-      <w:proofErr w:type="gramEnd"/>
-      <w:r>
-        <w:t xml:space="preserve"> que o especialista está vinculado). </w:t>
+        <w:t xml:space="preserve">Da foto clinckando sobre ela, e selecionando uma nova do Sistema operacional. </w:t>
+      </w:r>
+    </w:p>
+    <w:p/>
+    <w:p>
+      <w:r>
+        <w:t xml:space="preserve">Crie um caso uso área de trabalho do Especialista, Esse caso de uso inicia-se quando o usuário entra com seu email e senha no login e o sistema identifica que o usuário é do tipo Especialista.  Após o login o sistema exibe as consultas do dia do especialista com os seguintes campos: Status, hora agendada, Paciente, Clinica, o usuário pode filtrar essa lista pela data inicial e final, pelo nome do paciente,  Status da consulta valores possíveis (Sala de Espera, Aguardando Atendimento, Cancelada, Em Atendimento, Finalizada, Clinica Veiculada (lista das clinicas que o especialista está vinculado). </w:t>
       </w:r>
     </w:p>
     <w:p>
@@ -1309,23 +401,7 @@
         <w:t xml:space="preserve">Consultas, </w:t>
       </w:r>
       <w:r>
-        <w:t xml:space="preserve">Disponibilizar Consultas, </w:t>
-      </w:r>
-      <w:proofErr w:type="gramStart"/>
-      <w:r>
-        <w:t>Agenda,  Pacientes</w:t>
-      </w:r>
-      <w:proofErr w:type="gramEnd"/>
-      <w:r>
-        <w:t xml:space="preserve">, Histórico de Recebimentos, </w:t>
-      </w:r>
-      <w:proofErr w:type="gramStart"/>
-      <w:r>
-        <w:t>Reputação,  Relatório</w:t>
-      </w:r>
-      <w:proofErr w:type="gramEnd"/>
-      <w:r>
-        <w:t xml:space="preserve"> de Caixa e Meu Perfil.   </w:t>
+        <w:t xml:space="preserve">Disponibilizar Consultas, Agenda,  Pacientes, Histórico de Recebimentos, Reputação,  Relatório de Caixa e Meu Perfil.   </w:t>
       </w:r>
     </w:p>
     <w:p>
@@ -1434,15 +510,7 @@
         <w:t xml:space="preserve">Crie um caso uso de Disponibilizar Consultas, </w:t>
       </w:r>
       <w:r>
-        <w:t xml:space="preserve">esse caso de uso inicia quando um usuário do tipo Especialista </w:t>
-      </w:r>
-      <w:proofErr w:type="gramStart"/>
-      <w:r>
-        <w:t>encontra-se</w:t>
-      </w:r>
-      <w:proofErr w:type="gramEnd"/>
-      <w:r>
-        <w:t xml:space="preserve"> logado no sistema</w:t>
+        <w:t>esse caso de uso inicia quando um usuário do tipo Especialista encontra-se logado no sistema</w:t>
       </w:r>
       <w:r>
         <w:t xml:space="preserve">.  </w:t>
@@ -1468,15 +536,7 @@
     <w:p/>
     <w:p>
       <w:r>
-        <w:t xml:space="preserve">Crie um caso de Agenda, esse caso de uso inicia quando um usuário do tipo Especialista encontra-se logado no sistema, O usuário  Especialista então seleciona  a opção Agenda, o sistema então exibe a lista de consultas que o especialista disponibilizou anteriormente, permitindo o usuário Especialista Filtrar as consultas por Data de Inicio, Data Fim e Clinicas vinculadas, o sistema </w:t>
-      </w:r>
-      <w:proofErr w:type="spellStart"/>
-      <w:r>
-        <w:t>tbm</w:t>
-      </w:r>
-      <w:proofErr w:type="spellEnd"/>
-      <w:r>
-        <w:t xml:space="preserve"> permite ao usuário Especialista excluir uma consulta marcada, desde que a mesma não já tenha sido preenchida por uma consulta marcada, caso essa consulta já tenha um paciente, o sistema consulta se o especialista deseja cancelar a consulta, caso o usuário especialista selecione a opção sim, o sistema </w:t>
+        <w:t xml:space="preserve">Crie um caso de Agenda, esse caso de uso inicia quando um usuário do tipo Especialista encontra-se logado no sistema, O usuário  Especialista então seleciona  a opção Agenda, o sistema então exibe a lista de consultas que o especialista disponibilizou anteriormente, permitindo o usuário Especialista Filtrar as consultas por Data de Inicio, Data Fim e Clinicas vinculadas, o sistema tbm permite ao usuário Especialista excluir uma consulta marcada, desde que a mesma não já tenha sido preenchida por uma consulta marcada, caso essa consulta já tenha um paciente, o sistema consulta se o especialista deseja cancelar a consulta, caso o usuário especialista selecione a opção sim, o sistema </w:t>
       </w:r>
       <w:r>
         <w:lastRenderedPageBreak/>
@@ -1517,18 +577,26 @@
         <w:t xml:space="preserve">é </w:t>
       </w:r>
       <w:r>
-        <w:t xml:space="preserve">paginada com 8 itens por vez, permitindo o usuário filtrar pelo nome ou pelo </w:t>
-      </w:r>
-      <w:proofErr w:type="spellStart"/>
-      <w:r>
-        <w:t>cpf</w:t>
-      </w:r>
-      <w:proofErr w:type="spellEnd"/>
-      <w:r>
-        <w:t>, o sistema também permite ao usuário executar o caso de uso exibir UC 19 Exibir Prontuário.</w:t>
+        <w:t>paginada com 8 itens por vez, permitindo o usuário filtrar pelo nome ou pelo cpf, o sistema também permite ao usuário executar o caso de uso exibir UC 19 Exibir Prontuário.</w:t>
       </w:r>
       <w:r>
         <w:t xml:space="preserve"> </w:t>
+      </w:r>
+    </w:p>
+    <w:p>
+      <w:r>
+        <w:t>Do UC17: Com base nas informações de que há um usuário numa plataforma de saúde que conecta especialistas da saúde, pacientes e clinicas, e que o usuário é um especialista. Também leve em consideração que o caso de uso deve estar organizado na ordem 1. nome do caso de uso. 2. atores envolvidos. 3. pré-condições 4. fluxo principal. 5. fluxos alternativos 6. pós-condições 7. regras de negocio. Com estas instruções, gere um caso de uso para o menu de reputação, acessado pelo painel principal, em que o especialista pode visualizar comentários de pacientes que possuem avaliações de qualidade do atendimento e tempo de espera para atendimento (de 1 a 5 estrelas) e uma caixa ao lado que mostra a média geral, média do atendimento e média do tempo de espera, o usuário pode também denunciar o comentário</w:t>
+      </w:r>
+    </w:p>
+    <w:p/>
+    <w:p>
+      <w:r>
+        <w:t>Do UC19: Com base nas informações de que há um usuário numa plataforma de saúde que conecta especialistas da saúde, pacientes e clinicas, e que o usuário é um especialista. Também leve em consideração que o caso de uso deve estar organizado na ordem 1. nome do caso de uso. 2. atores envolvidos. 3. pré-condições 4. fluxo principal. 5. fluxos alternativos 6. pós-condições 7. regras de negocio. Com estar instruções, gere um caso de uso para a pagina de prontuário: Acessada pelo especialista após clicar na pagina de pacientes e acessar o prontuário de um dos pacientes da lista (se houver), a pagina de prontuários exibe: uma sessão os dados do paciente ( como nome, total de consultas e data de nascimento), uma sessão com os dados das consultas, com cada consulta estando separada e tendo a data em que aconteceu, e uma sessão com os exames solicitados (tendo os exames) e prescrições (tendo os medicamentos)</w:t>
+      </w:r>
+    </w:p>
+    <w:p>
+      <w:r>
+        <w:t>o titulo deve ser "Exibir prontuário - Especialista" e a numeração é UC19</w:t>
       </w:r>
     </w:p>
     <w:bookmarkEnd w:id="0"/>

--- a/documentação/Requisitos/RequisitoIncluaNovoUsuario.docx
+++ b/documentação/Requisitos/RequisitoIncluaNovoUsuario.docx
@@ -4,38 +4,187 @@
   <w:body>
     <w:p>
       <w:r>
-        <w:t xml:space="preserve">Crie um caso de uso para um sistema chamado inclua,  onde no primeiro passo o usuários infoma o tipo do </w:t>
-      </w:r>
+        <w:t xml:space="preserve">Crie um caso de uso para um sistema chamado </w:t>
+      </w:r>
+      <w:proofErr w:type="gramStart"/>
+      <w:r>
+        <w:t>inclua,  onde</w:t>
+      </w:r>
+      <w:proofErr w:type="gramEnd"/>
+      <w:r>
+        <w:t xml:space="preserve"> no primeiro passo </w:t>
+      </w:r>
+      <w:proofErr w:type="gramStart"/>
+      <w:r>
+        <w:t>o usuários</w:t>
+      </w:r>
+      <w:proofErr w:type="gramEnd"/>
       <w:r>
         <w:t xml:space="preserve"> </w:t>
       </w:r>
-      <w:r>
-        <w:t>usuário que podem ser paciente, especialista ou clinica, caso o usuário selecione a opção paciente ou especialista, o usuário deve preencher obrigatoriamente o nome, email senha e confirmação de senha,</w:t>
-      </w:r>
-    </w:p>
-    <w:p>
-      <w:r>
-        <w:t>Ee selecionar a opção de clinica os campos exibidos serão,  nome, email, senha e confirmação de senha.</w:t>
-      </w:r>
-    </w:p>
-    <w:p>
-      <w:r>
-        <w:t>ao selecionar próximo passo será enviando um email com um código de validação para o usuário que deve preencher esse campo, apos a validação do email o usuário poderá escolher a opção voltar para o passo anterior ou verificar:</w:t>
-      </w:r>
-    </w:p>
-    <w:p>
-      <w:r>
-        <w:t xml:space="preserve"> se na opção do passo inicial o sistema verificar que o usuário selecionou o  tipo paciente os seguintes campos serão solicitados:</w:t>
-      </w:r>
-    </w:p>
-    <w:p>
-      <w:r>
-        <w:t>Foto, cpf, celular, RG, Nascimento, Estado Civil campo de escolha única opções: solteiro, casado, divorciado , gênero campo de escolha única, opções: masculino, feminino, outro ou prefiro não informar e aceito termos de uso,</w:t>
-      </w:r>
-    </w:p>
-    <w:p>
-      <w:r>
-        <w:t xml:space="preserve">o usuário paciente então após preencher os campos selecionará a opção próximo, onde o Sistema enviará um SMS para o numero selecionado com um código e exibirá uma tela com o campo código enviado, e com as opções reenviar SMS, ou próximo.  Após a verificação do SMS o sistema exibirá os campos: CEP, Cidade, Estado, Endereço, Numero, Bairro e complemento. Após o usuário digitar o CEP o sistema deverá buscar as informações: CIDADE, Estado, Endereço, Bairro.  O USUÁRIO PACIENTE TERÁ A OPÇÃO DE FINALIZAR O CADASTRO, APÓS A FINALIZAÇÃO, O SISTEMA IRÁ PARA O CASO DE USO </w:t>
+      <w:proofErr w:type="spellStart"/>
+      <w:r>
+        <w:t>infoma</w:t>
+      </w:r>
+      <w:proofErr w:type="spellEnd"/>
+      <w:r>
+        <w:t xml:space="preserve"> o tipo </w:t>
+      </w:r>
+      <w:proofErr w:type="gramStart"/>
+      <w:r>
+        <w:t xml:space="preserve">do </w:t>
+      </w:r>
+      <w:r>
+        <w:t xml:space="preserve"> </w:t>
+      </w:r>
+      <w:r>
+        <w:t>usuário</w:t>
+      </w:r>
+      <w:proofErr w:type="gramEnd"/>
+      <w:r>
+        <w:t xml:space="preserve"> que podem ser paciente, especialista ou </w:t>
+      </w:r>
+      <w:proofErr w:type="gramStart"/>
+      <w:r>
+        <w:t>clinica</w:t>
+      </w:r>
+      <w:proofErr w:type="gramEnd"/>
+      <w:r>
+        <w:t xml:space="preserve">, caso o usuário selecione a opção paciente ou especialista, o usuário deve preencher obrigatoriamente o nome, </w:t>
+      </w:r>
+      <w:proofErr w:type="spellStart"/>
+      <w:r>
+        <w:t>email</w:t>
+      </w:r>
+      <w:proofErr w:type="spellEnd"/>
+      <w:r>
+        <w:t xml:space="preserve"> senha e confirmação de senha,</w:t>
+      </w:r>
+    </w:p>
+    <w:p>
+      <w:proofErr w:type="spellStart"/>
+      <w:r>
+        <w:t>Ee</w:t>
+      </w:r>
+      <w:proofErr w:type="spellEnd"/>
+      <w:r>
+        <w:t xml:space="preserve"> selecionar a opção de </w:t>
+      </w:r>
+      <w:proofErr w:type="gramStart"/>
+      <w:r>
+        <w:t>clinica</w:t>
+      </w:r>
+      <w:proofErr w:type="gramEnd"/>
+      <w:r>
+        <w:t xml:space="preserve"> os campos exibidos </w:t>
+      </w:r>
+      <w:proofErr w:type="gramStart"/>
+      <w:r>
+        <w:t>serão,  nome</w:t>
+      </w:r>
+      <w:proofErr w:type="gramEnd"/>
+      <w:r>
+        <w:t xml:space="preserve">, </w:t>
+      </w:r>
+      <w:proofErr w:type="spellStart"/>
+      <w:r>
+        <w:t>email</w:t>
+      </w:r>
+      <w:proofErr w:type="spellEnd"/>
+      <w:r>
+        <w:t>, senha e confirmação de senha.</w:t>
+      </w:r>
+    </w:p>
+    <w:p>
+      <w:r>
+        <w:t xml:space="preserve">ao selecionar próximo passo será </w:t>
+      </w:r>
+      <w:proofErr w:type="gramStart"/>
+      <w:r>
+        <w:t>enviando</w:t>
+      </w:r>
+      <w:proofErr w:type="gramEnd"/>
+      <w:r>
+        <w:t xml:space="preserve"> um </w:t>
+      </w:r>
+      <w:proofErr w:type="spellStart"/>
+      <w:r>
+        <w:t>email</w:t>
+      </w:r>
+      <w:proofErr w:type="spellEnd"/>
+      <w:r>
+        <w:t xml:space="preserve"> com um código de validação para o usuário que deve preencher esse campo, </w:t>
+      </w:r>
+      <w:proofErr w:type="gramStart"/>
+      <w:r>
+        <w:t>apos</w:t>
+      </w:r>
+      <w:proofErr w:type="gramEnd"/>
+      <w:r>
+        <w:t xml:space="preserve"> a validação do </w:t>
+      </w:r>
+      <w:proofErr w:type="spellStart"/>
+      <w:r>
+        <w:t>email</w:t>
+      </w:r>
+      <w:proofErr w:type="spellEnd"/>
+      <w:r>
+        <w:t xml:space="preserve"> o usuário poderá escolher a opção voltar para o passo anterior ou verificar:</w:t>
+      </w:r>
+    </w:p>
+    <w:p>
+      <w:r>
+        <w:t xml:space="preserve"> se na opção do passo inicial o sistema verificar que o usuário selecionou </w:t>
+      </w:r>
+      <w:proofErr w:type="gramStart"/>
+      <w:r>
+        <w:t>o  tipo</w:t>
+      </w:r>
+      <w:proofErr w:type="gramEnd"/>
+      <w:r>
+        <w:t xml:space="preserve"> paciente os seguintes campos serão solicitados:</w:t>
+      </w:r>
+    </w:p>
+    <w:p>
+      <w:r>
+        <w:t xml:space="preserve">Foto, </w:t>
+      </w:r>
+      <w:proofErr w:type="spellStart"/>
+      <w:r>
+        <w:t>cpf</w:t>
+      </w:r>
+      <w:proofErr w:type="spellEnd"/>
+      <w:r>
+        <w:t xml:space="preserve">, celular, RG, Nascimento, Estado Civil campo de escolha única opções: solteiro, casado, </w:t>
+      </w:r>
+      <w:proofErr w:type="gramStart"/>
+      <w:r>
+        <w:t>divorciado ,</w:t>
+      </w:r>
+      <w:proofErr w:type="gramEnd"/>
+      <w:r>
+        <w:t xml:space="preserve"> gênero campo de escolha única, opções: masculino, feminino, outro ou prefiro não informar e aceito termos de uso,</w:t>
+      </w:r>
+    </w:p>
+    <w:p>
+      <w:r>
+        <w:t xml:space="preserve">o usuário paciente então após preencher os campos selecionará a opção próximo, onde o Sistema enviará um SMS para o </w:t>
+      </w:r>
+      <w:proofErr w:type="gramStart"/>
+      <w:r>
+        <w:t>numero</w:t>
+      </w:r>
+      <w:proofErr w:type="gramEnd"/>
+      <w:r>
+        <w:t xml:space="preserve"> selecionado com um código e exibirá uma tela com o campo código enviado, e com as opções reenviar SMS, ou próximo.  Após a verificação do SMS o sistema exibirá os campos: CEP, Cidade, Estado, Endereço, </w:t>
+      </w:r>
+      <w:proofErr w:type="gramStart"/>
+      <w:r>
+        <w:t>Numero</w:t>
+      </w:r>
+      <w:proofErr w:type="gramEnd"/>
+      <w:r>
+        <w:t xml:space="preserve">, Bairro e complemento. Após o usuário digitar o CEP o sistema deverá buscar as informações: CIDADE, Estado, Endereço, Bairro.  O USUÁRIO PACIENTE TERÁ A OPÇÃO DE FINALIZAR O CADASTRO, APÓS A FINALIZAÇÃO, O SISTEMA IRÁ PARA O CASO DE USO </w:t>
       </w:r>
       <w:r>
         <w:t xml:space="preserve">Area de trabalho do </w:t>
@@ -47,12 +196,28 @@
     <w:p/>
     <w:p>
       <w:r>
-        <w:t>se na opção do passo inicial o sistema verificar que o usuário selecionou o  tipo especialista os seguintes campos serão solicitados:</w:t>
-      </w:r>
-    </w:p>
-    <w:p>
-      <w:r>
-        <w:t xml:space="preserve">Foto, Nome, CPF, Especialidade campo de escolha única valores possíveis todas as especialidades cadastradas no sistema, Certificado de Especialista campo do tipo arquivo, onde o usuário especialista de enviar uma copia do certificado pelo qual deseja atender no inclua. </w:t>
+        <w:t xml:space="preserve">se na opção do passo inicial o sistema verificar que o usuário selecionou </w:t>
+      </w:r>
+      <w:proofErr w:type="gramStart"/>
+      <w:r>
+        <w:t>o  tipo</w:t>
+      </w:r>
+      <w:proofErr w:type="gramEnd"/>
+      <w:r>
+        <w:t xml:space="preserve"> especialista os seguintes campos serão solicitados:</w:t>
+      </w:r>
+    </w:p>
+    <w:p>
+      <w:r>
+        <w:t xml:space="preserve">Foto, Nome, CPF, Especialidade campo de escolha única valores possíveis todas as especialidades cadastradas no sistema, Certificado de Especialista campo do tipo arquivo, onde o usuário especialista de enviar uma </w:t>
+      </w:r>
+      <w:proofErr w:type="gramStart"/>
+      <w:r>
+        <w:t>copia</w:t>
+      </w:r>
+      <w:proofErr w:type="gramEnd"/>
+      <w:r>
+        <w:t xml:space="preserve"> do certificado pelo qual deseja atender no inclua. </w:t>
       </w:r>
     </w:p>
     <w:p>
@@ -63,7 +228,71 @@
     <w:p>
       <w:r>
         <w:lastRenderedPageBreak/>
-        <w:t>o usuário paciente então após preencher os campos selecionará a opção próximo, onde o Sistema enviará um SMS para o numero selecionado com um código e exibirá uma tela com o campo código enviado, e com as opções reenviar SMS, ou próximo.  Após a verificação do SMS o sistema exibirá os campos: CEP, após o preenchimento do campo CEP o sistema exibirá um campo Clinicas exibindo todas as clinicas cadastradas no inclua com o mesmo, CEP, caso não haja uma, o sistema exibirá a opção novo local de atendimento permitindo o usuário preencher os campos: CPF/CNPJ, Nome Fantasia, Razão Social, Telefone fixo, Celular, numero de atendimentos sociais, Anaminese obrigatória, Cidade, estado, Endereço, Numero, Bairro, Complemento, longitude e latitude, e tbm deve exibir um mapa com a localização da nova clinica cadastrada. O usuário deve solicitar a opção proximo e sistema habilitará uma nova tela com os campos Conta Bancaria, Agencia, Banco e PIX, todos obrigatórios após o preenchimento desses campos o usuário deve selecionar a opção Finalizar, O sistema enviará um email de boas vindas para o usuário</w:t>
+        <w:t xml:space="preserve">o usuário paciente então após preencher os campos selecionará a opção próximo, onde o Sistema enviará um SMS para o </w:t>
+      </w:r>
+      <w:proofErr w:type="gramStart"/>
+      <w:r>
+        <w:t>numero</w:t>
+      </w:r>
+      <w:proofErr w:type="gramEnd"/>
+      <w:r>
+        <w:t xml:space="preserve"> selecionado com um código e exibirá uma tela com o campo código enviado, e com as opções reenviar SMS, ou próximo.  Após a verificação do SMS o sistema exibirá os campos: CEP, após o preenchimento do campo CEP o sistema exibirá um campo Clinicas exibindo todas as clinicas cadastradas no inclua com o mesmo, CEP, caso não haja uma, o sistema exibirá a opção novo local de atendimento permitindo o usuário preencher os campos: CPF/CNPJ, Nome Fantasia, Razão Social, Telefone fixo, Celular, numero de atendimentos sociais, </w:t>
+      </w:r>
+      <w:proofErr w:type="spellStart"/>
+      <w:r>
+        <w:t>Anaminese</w:t>
+      </w:r>
+      <w:proofErr w:type="spellEnd"/>
+      <w:r>
+        <w:t xml:space="preserve"> obrigatória, Cidade, estado, Endereço, Numero, Bairro, Complemento, longitude e latitude, e </w:t>
+      </w:r>
+      <w:proofErr w:type="spellStart"/>
+      <w:r>
+        <w:t>tbm</w:t>
+      </w:r>
+      <w:proofErr w:type="spellEnd"/>
+      <w:r>
+        <w:t xml:space="preserve"> deve exibir um mapa com a localização da nova clinica cadastrada. O usuário deve solicitar a opção </w:t>
+      </w:r>
+      <w:proofErr w:type="spellStart"/>
+      <w:r>
+        <w:t>proximo</w:t>
+      </w:r>
+      <w:proofErr w:type="spellEnd"/>
+      <w:r>
+        <w:t xml:space="preserve"> e sistema habilitará uma nova tela com os campos Conta </w:t>
+      </w:r>
+      <w:proofErr w:type="gramStart"/>
+      <w:r>
+        <w:t>Bancaria</w:t>
+      </w:r>
+      <w:proofErr w:type="gramEnd"/>
+      <w:r>
+        <w:t xml:space="preserve">, </w:t>
+      </w:r>
+      <w:proofErr w:type="gramStart"/>
+      <w:r>
+        <w:t>Agencia</w:t>
+      </w:r>
+      <w:proofErr w:type="gramEnd"/>
+      <w:r>
+        <w:t xml:space="preserve">, Banco e PIX, todos obrigatórios após o preenchimento desses campos o usuário deve selecionar a opção Finalizar, O sistema enviará um </w:t>
+      </w:r>
+      <w:proofErr w:type="spellStart"/>
+      <w:r>
+        <w:t>email</w:t>
+      </w:r>
+      <w:proofErr w:type="spellEnd"/>
+      <w:r>
+        <w:t xml:space="preserve"> de </w:t>
+      </w:r>
+      <w:proofErr w:type="gramStart"/>
+      <w:r>
+        <w:t>boas vindas</w:t>
+      </w:r>
+      <w:proofErr w:type="gramEnd"/>
+      <w:r>
+        <w:t xml:space="preserve"> para o usuário</w:t>
       </w:r>
       <w:r>
         <w:t xml:space="preserve"> e</w:t>
@@ -74,13 +303,69 @@
     </w:p>
     <w:p>
       <w:r>
-        <w:t>O sistema enviará um email para o root do sistema para que ele valide a documentação do usuário e autorize ele a usar todas as funcionalidades do sistema.</w:t>
-      </w:r>
-    </w:p>
-    <w:p/>
-    <w:p>
-      <w:r>
-        <w:t>Caso já exista a clinica que o usuário especialista queira se associar ele deve escolher a clinica e selecionar a opção próximo, o sistema então habilitará uma nova tela com os campos Conta Bancaria, Agencia, Banco e PIX, todos obrigatórios após o preenchimento desses campos o usuário deve selecionar a opção Finalizar, O sistema enviará um email de boas vindas para o usuário</w:t>
+        <w:t xml:space="preserve">O sistema enviará um </w:t>
+      </w:r>
+      <w:proofErr w:type="spellStart"/>
+      <w:r>
+        <w:t>email</w:t>
+      </w:r>
+      <w:proofErr w:type="spellEnd"/>
+      <w:r>
+        <w:t xml:space="preserve"> para o root do sistema para que ele valide a documentação do usuário e autorize ele a usar todas as funcionalidades do sistema.</w:t>
+      </w:r>
+    </w:p>
+    <w:p/>
+    <w:p>
+      <w:r>
+        <w:t xml:space="preserve">Caso já exista a </w:t>
+      </w:r>
+      <w:proofErr w:type="gramStart"/>
+      <w:r>
+        <w:t>clinica</w:t>
+      </w:r>
+      <w:proofErr w:type="gramEnd"/>
+      <w:r>
+        <w:t xml:space="preserve"> que o usuário especialista queira se associar ele deve escolher a </w:t>
+      </w:r>
+      <w:proofErr w:type="gramStart"/>
+      <w:r>
+        <w:t>clinica</w:t>
+      </w:r>
+      <w:proofErr w:type="gramEnd"/>
+      <w:r>
+        <w:t xml:space="preserve"> e selecionar a opção próximo, o sistema então habilitará uma nova tela com os campos Conta </w:t>
+      </w:r>
+      <w:proofErr w:type="gramStart"/>
+      <w:r>
+        <w:t>Bancaria</w:t>
+      </w:r>
+      <w:proofErr w:type="gramEnd"/>
+      <w:r>
+        <w:t xml:space="preserve">, </w:t>
+      </w:r>
+      <w:proofErr w:type="gramStart"/>
+      <w:r>
+        <w:t>Agencia</w:t>
+      </w:r>
+      <w:proofErr w:type="gramEnd"/>
+      <w:r>
+        <w:t xml:space="preserve">, Banco e PIX, todos obrigatórios após o preenchimento desses campos o usuário deve selecionar a opção Finalizar, O sistema enviará um </w:t>
+      </w:r>
+      <w:proofErr w:type="spellStart"/>
+      <w:r>
+        <w:t>email</w:t>
+      </w:r>
+      <w:proofErr w:type="spellEnd"/>
+      <w:r>
+        <w:t xml:space="preserve"> de </w:t>
+      </w:r>
+      <w:proofErr w:type="gramStart"/>
+      <w:r>
+        <w:t>boas vindas</w:t>
+      </w:r>
+      <w:proofErr w:type="gramEnd"/>
+      <w:r>
+        <w:t xml:space="preserve"> para o usuário</w:t>
       </w:r>
       <w:r>
         <w:t xml:space="preserve"> e exibirá o Caso de Uso Area de Trabalho do Especialista.</w:t>
@@ -88,21 +373,157 @@
     </w:p>
     <w:p>
       <w:r>
-        <w:t>O sistema enviará um email para o root do sistema para que ele valide a documentação do usuário e autorize ele a usar todas as funcionalidades do sistema.</w:t>
-      </w:r>
-    </w:p>
-    <w:p>
-      <w:r>
-        <w:t>se na opção do passo inicial o sistema verificar que o usuário selecionou o  tipo clinica os seguintes campos serão solicitados:</w:t>
-      </w:r>
-    </w:p>
-    <w:p>
-      <w:r>
-        <w:t xml:space="preserve">Logo da clinica,  CPF/CNPJ, Nome Fantasia, Razão Social, Telefone fixo, Celular, numero de atendimentos sociais, Anaminese obrigatória, o usuário clinica preenche e seleciona a opção próximo, o sistema enviará um sms com um código e exibirá um tela com o numero digitado anteriormente somente leitura e com um campo para a digitação do codigo enviado, o usuário preenche o campo codigo e seleciona a opção verificar.  O Sistema após validar o codigo exibirá uma tela com </w:t>
+        <w:t xml:space="preserve">O sistema enviará um </w:t>
+      </w:r>
+      <w:proofErr w:type="spellStart"/>
+      <w:r>
+        <w:t>email</w:t>
+      </w:r>
+      <w:proofErr w:type="spellEnd"/>
+      <w:r>
+        <w:t xml:space="preserve"> para o root do sistema para que ele valide a documentação do usuário e autorize ele a usar todas as funcionalidades do sistema.</w:t>
+      </w:r>
+    </w:p>
+    <w:p>
+      <w:r>
+        <w:t xml:space="preserve">se na opção do passo inicial o sistema verificar que o usuário selecionou </w:t>
+      </w:r>
+      <w:proofErr w:type="gramStart"/>
+      <w:r>
+        <w:t>o  tipo</w:t>
+      </w:r>
+      <w:proofErr w:type="gramEnd"/>
+      <w:r>
+        <w:t xml:space="preserve"> </w:t>
+      </w:r>
+      <w:proofErr w:type="gramStart"/>
+      <w:r>
+        <w:t>clinica</w:t>
+      </w:r>
+      <w:proofErr w:type="gramEnd"/>
+      <w:r>
+        <w:t xml:space="preserve"> os seguintes campos serão solicitados:</w:t>
+      </w:r>
+    </w:p>
+    <w:p>
+      <w:r>
+        <w:t xml:space="preserve">Logo da </w:t>
+      </w:r>
+      <w:proofErr w:type="gramStart"/>
+      <w:r>
+        <w:t>clinica,  CPF</w:t>
+      </w:r>
+      <w:proofErr w:type="gramEnd"/>
+      <w:r>
+        <w:t xml:space="preserve">/CNPJ, Nome Fantasia, Razão Social, Telefone fixo, Celular, </w:t>
+      </w:r>
+      <w:proofErr w:type="gramStart"/>
+      <w:r>
+        <w:t>numero</w:t>
+      </w:r>
+      <w:proofErr w:type="gramEnd"/>
+      <w:r>
+        <w:t xml:space="preserve"> de atendimentos sociais, </w:t>
+      </w:r>
+      <w:proofErr w:type="spellStart"/>
+      <w:r>
+        <w:t>Anaminese</w:t>
+      </w:r>
+      <w:proofErr w:type="spellEnd"/>
+      <w:r>
+        <w:t xml:space="preserve"> obrigatória, o usuário </w:t>
+      </w:r>
+      <w:proofErr w:type="gramStart"/>
+      <w:r>
+        <w:t>clinica</w:t>
+      </w:r>
+      <w:proofErr w:type="gramEnd"/>
+      <w:r>
+        <w:t xml:space="preserve"> preenche e seleciona a opção próximo, o sistema enviará um </w:t>
+      </w:r>
+      <w:proofErr w:type="spellStart"/>
+      <w:r>
+        <w:t>sms</w:t>
+      </w:r>
+      <w:proofErr w:type="spellEnd"/>
+      <w:r>
+        <w:t xml:space="preserve"> com um código e exibirá </w:t>
+      </w:r>
+      <w:proofErr w:type="gramStart"/>
+      <w:r>
+        <w:t>um tela</w:t>
+      </w:r>
+      <w:proofErr w:type="gramEnd"/>
+      <w:r>
+        <w:t xml:space="preserve"> com o </w:t>
+      </w:r>
+      <w:proofErr w:type="gramStart"/>
+      <w:r>
+        <w:t>numero</w:t>
+      </w:r>
+      <w:proofErr w:type="gramEnd"/>
+      <w:r>
+        <w:t xml:space="preserve"> digitado anteriormente somente leitura e com um campo para a digitação do </w:t>
+      </w:r>
+      <w:proofErr w:type="spellStart"/>
+      <w:r>
+        <w:t>codigo</w:t>
+      </w:r>
+      <w:proofErr w:type="spellEnd"/>
+      <w:r>
+        <w:t xml:space="preserve"> enviado, o usuário preenche o campo </w:t>
+      </w:r>
+      <w:proofErr w:type="spellStart"/>
+      <w:r>
+        <w:t>codigo</w:t>
+      </w:r>
+      <w:proofErr w:type="spellEnd"/>
+      <w:r>
+        <w:t xml:space="preserve"> e seleciona a opção verificar.  O Sistema após validar o </w:t>
+      </w:r>
+      <w:proofErr w:type="spellStart"/>
+      <w:r>
+        <w:t>codigo</w:t>
+      </w:r>
+      <w:proofErr w:type="spellEnd"/>
+      <w:r>
+        <w:t xml:space="preserve"> exibirá uma tela com </w:t>
       </w:r>
       <w:r>
         <w:lastRenderedPageBreak/>
-        <w:t>os campos  Cidade, estado, Endereço, Numero, Bairro, Complemento, longitude e latitude, e tbm deve exibir um mapa com a localização da nova clinica cadastrada.</w:t>
+        <w:t xml:space="preserve">os </w:t>
+      </w:r>
+      <w:proofErr w:type="gramStart"/>
+      <w:r>
+        <w:t>campos  Cidade</w:t>
+      </w:r>
+      <w:proofErr w:type="gramEnd"/>
+      <w:r>
+        <w:t xml:space="preserve">, estado, Endereço, </w:t>
+      </w:r>
+      <w:proofErr w:type="gramStart"/>
+      <w:r>
+        <w:t>Numero</w:t>
+      </w:r>
+      <w:proofErr w:type="gramEnd"/>
+      <w:r>
+        <w:t xml:space="preserve">, Bairro, Complemento, longitude e latitude, e </w:t>
+      </w:r>
+      <w:proofErr w:type="spellStart"/>
+      <w:r>
+        <w:t>tbm</w:t>
+      </w:r>
+      <w:proofErr w:type="spellEnd"/>
+      <w:r>
+        <w:t xml:space="preserve"> deve exibir um mapa com a localização da nova </w:t>
+      </w:r>
+      <w:proofErr w:type="gramStart"/>
+      <w:r>
+        <w:t>clinica</w:t>
+      </w:r>
+      <w:proofErr w:type="gramEnd"/>
+      <w:r>
+        <w:t xml:space="preserve"> cadastrada.</w:t>
       </w:r>
     </w:p>
     <w:p>
@@ -110,7 +531,15 @@
         <w:t>Quando o usuário preencher o campo cep, o sistema deverá preencher os campos cidade, estado, endereço, bairro</w:t>
       </w:r>
       <w:r>
-        <w:t xml:space="preserve"> o usuário deverá selecionar a opção finalizar. Após o usuário selecionar a opção finalizar o sistema irá exibir o caso de Uso área de trabalho da clinica. </w:t>
+        <w:t xml:space="preserve"> o usuário deverá selecionar a opção finalizar. Após o usuário selecionar a opção finalizar o sistema irá exibir o caso de Uso área de trabalho da </w:t>
+      </w:r>
+      <w:proofErr w:type="gramStart"/>
+      <w:r>
+        <w:t>clinica</w:t>
+      </w:r>
+      <w:proofErr w:type="gramEnd"/>
+      <w:r>
+        <w:t xml:space="preserve">. </w:t>
       </w:r>
     </w:p>
     <w:p/>
@@ -124,19 +553,64 @@
         <w:t xml:space="preserve"> </w:t>
       </w:r>
       <w:r>
-        <w:t>Crie um caso uso área de trabalho do paciente, Esse caso de uso inicia-se quando o usuário entra com seu email e senha no login e o sistema identifica que o usuário é do tipo paciente. Após o login o sistema exibe as opções: Marcar Consulta, Minhas Consultas,</w:t>
-      </w:r>
-      <w:r>
-        <w:t xml:space="preserve"> histórico de consultas, Pacientes, Reputação, </w:t>
-      </w:r>
-      <w:r>
-        <w:t xml:space="preserve"> Exame, Financeiro</w:t>
+        <w:t xml:space="preserve">Crie um caso uso área de trabalho do paciente, </w:t>
+      </w:r>
+      <w:proofErr w:type="gramStart"/>
+      <w:r>
+        <w:t>Esse</w:t>
+      </w:r>
+      <w:proofErr w:type="gramEnd"/>
+      <w:r>
+        <w:t xml:space="preserve"> caso de uso inicia-se quando o usuário entra com seu </w:t>
+      </w:r>
+      <w:proofErr w:type="spellStart"/>
+      <w:r>
+        <w:t>email</w:t>
+      </w:r>
+      <w:proofErr w:type="spellEnd"/>
+      <w:r>
+        <w:t xml:space="preserve"> e senha no login e o sistema identifica que o usuário é do tipo paciente. Após o login o sistema exibe as opções: Marcar Consulta, Minhas Consultas,</w:t>
+      </w:r>
+      <w:r>
+        <w:t xml:space="preserve"> histórico de consultas, Pacientes, </w:t>
+      </w:r>
+      <w:proofErr w:type="gramStart"/>
+      <w:r>
+        <w:t xml:space="preserve">Reputação, </w:t>
+      </w:r>
+      <w:r>
+        <w:t xml:space="preserve"> Exame</w:t>
+      </w:r>
+      <w:proofErr w:type="gramEnd"/>
+      <w:r>
+        <w:t>, Financeiro</w:t>
       </w:r>
       <w:r>
         <w:t xml:space="preserve"> e Meu Perfil.  </w:t>
       </w:r>
       <w:r>
-        <w:t xml:space="preserve"> Caso o usuário selecionar a opção marcar consulta o sistema executará o caso de uso marcar consulta, caso escolha o opção minhas consultas o sistema exibirá o UC Minhas Consultas, caso escolha a opção histórico de consultas o sistema exibirá o o UC Histórico de Consultas, caso escolha a opção Pacientes o sistema exibirá a opção UC Manter Pacientes, </w:t>
+        <w:t xml:space="preserve"> Caso o usuário selecionar a opção marcar consulta o sistema executará o caso de uso marcar consulta, caso escolha </w:t>
+      </w:r>
+      <w:proofErr w:type="gramStart"/>
+      <w:r>
+        <w:t>o opção</w:t>
+      </w:r>
+      <w:proofErr w:type="gramEnd"/>
+      <w:r>
+        <w:t xml:space="preserve"> minhas consultas o sistema exibirá o UC Minhas Consultas, caso escolha a opção histórico de consultas o sistema exibirá </w:t>
+      </w:r>
+      <w:proofErr w:type="gramStart"/>
+      <w:r>
+        <w:t xml:space="preserve">o </w:t>
+      </w:r>
+      <w:proofErr w:type="spellStart"/>
+      <w:r>
+        <w:t>o</w:t>
+      </w:r>
+      <w:proofErr w:type="spellEnd"/>
+      <w:proofErr w:type="gramEnd"/>
+      <w:r>
+        <w:t xml:space="preserve"> UC Histórico de Consultas, caso escolha a opção Pacientes o sistema exibirá a opção UC Manter Pacientes, </w:t>
       </w:r>
     </w:p>
     <w:p>
@@ -166,7 +640,23 @@
         <w:t>a</w:t>
       </w:r>
       <w:r>
-        <w:t xml:space="preserve"> a opção marcar consulta, o sistema exibirá as opções Escolher Pela Clinica ou Escolher pela especialidade, caso o usuário selecionar opção pela clinica, o sistema exibirá os campos Estado, Cidade  e Clinica, dando a opção do usuário pesquisar entre todas as clinicas cadastradas no sistema que possuem agenda disponível, o usuário seleciona a clinica e a opção proximo, escolhe a especialidade oferecida pela clinica e a opção proximo, o sistema exibe todas os especialistas que possui agenda cadastrada baseada nas escolhas anteriores do usuário, e exibe o nome do especialista que se enquadra. O usuário escolhe o especialista e a opção próxima, o sistema exibe os dias e horários livres do especialista, o usuário paciente então escolhe a opção dia e horário e por fim escolhe a opção confirmar consulta.  Após a confirmação do usuário o sistema exibe a lista de consultas agendadas e da a opção de cancelar. </w:t>
+        <w:t xml:space="preserve"> a opção marcar consulta, o sistema exibirá as opções Escolher Pela Clinica ou Escolher pela especialidade, caso o usuário selecionar opção pela clinica, o sistema exibirá os campos Estado, Cidade  e Clinica, dando a opção do usuário pesquisar entre todas as clinicas cadastradas no sistema que possuem agenda disponível, o usuário seleciona a clinica e a opção </w:t>
+      </w:r>
+      <w:proofErr w:type="spellStart"/>
+      <w:r>
+        <w:t>proximo</w:t>
+      </w:r>
+      <w:proofErr w:type="spellEnd"/>
+      <w:r>
+        <w:t xml:space="preserve">, escolhe a especialidade oferecida pela clinica e a opção </w:t>
+      </w:r>
+      <w:proofErr w:type="spellStart"/>
+      <w:r>
+        <w:t>proximo</w:t>
+      </w:r>
+      <w:proofErr w:type="spellEnd"/>
+      <w:r>
+        <w:t xml:space="preserve">, o sistema exibe todas os especialistas que possui agenda cadastrada baseada nas escolhas anteriores do usuário, e exibe o nome do especialista que se enquadra. O usuário escolhe o especialista e a opção próxima, o sistema exibe os dias e horários livres do especialista, o usuário paciente então escolhe a opção dia e horário e por fim escolhe a opção confirmar consulta.  Após a confirmação do usuário o sistema exibe a lista de consultas agendadas e da a opção de cancelar. </w:t>
       </w:r>
     </w:p>
     <w:p>
@@ -175,13 +665,37 @@
       </w:r>
       <w:r>
         <w:lastRenderedPageBreak/>
-        <w:t xml:space="preserve">opção Escolher pela especialidade, o sistema exibirá  todas as especialidades oferecidas pelo o inclua, o usuário selecionará a especialidade desejada e a opção proximo, </w:t>
+        <w:t xml:space="preserve">opção Escolher pela especialidade, o sistema exibirá  todas as especialidades oferecidas pelo o inclua, o usuário selecionará a especialidade desejada e a opção </w:t>
+      </w:r>
+      <w:proofErr w:type="spellStart"/>
+      <w:r>
+        <w:t>proximo</w:t>
+      </w:r>
+      <w:proofErr w:type="spellEnd"/>
+      <w:r>
+        <w:t xml:space="preserve">, </w:t>
       </w:r>
       <w:r>
         <w:t xml:space="preserve">o sistema então irá exibir </w:t>
       </w:r>
       <w:r>
-        <w:t xml:space="preserve">os campos Estado, Cidade  e Clinica, dando a opção do usuário pesquisar entre todas as clinicas cadastradas no sistema que possuem agenda disponível, o usuário seleciona a clinica e a opção proximo, escolhe a especialidade oferecida pela clinica e a opção proximo, o sistema exibe todas os especialistas que possui agenda cadastrada baseada nas escolhas anteriores do usuário, e exibe o nome do especialista que se enquadra. O usuário escolhe o especialista e a opção próxima, o sistema exibe os dias e horários livres do especialista, o usuário paciente então escolhe a opção dia e horário e por fim escolhe a opção confirmar consulta.  Após a confirmação do usuário o sistema exibe a lista de consultas agendadas e da a opção de cancelar. </w:t>
+        <w:t xml:space="preserve">os campos Estado, Cidade  e Clinica, dando a opção do usuário pesquisar entre todas as clinicas cadastradas no sistema que possuem agenda disponível, o usuário seleciona a clinica e a opção </w:t>
+      </w:r>
+      <w:proofErr w:type="spellStart"/>
+      <w:r>
+        <w:t>proximo</w:t>
+      </w:r>
+      <w:proofErr w:type="spellEnd"/>
+      <w:r>
+        <w:t xml:space="preserve">, escolhe a especialidade oferecida pela clinica e a opção </w:t>
+      </w:r>
+      <w:proofErr w:type="spellStart"/>
+      <w:r>
+        <w:t>proximo</w:t>
+      </w:r>
+      <w:proofErr w:type="spellEnd"/>
+      <w:r>
+        <w:t xml:space="preserve">, o sistema exibe todas os especialistas que possui agenda cadastrada baseada nas escolhas anteriores do usuário, e exibe o nome do especialista que se enquadra. O usuário escolhe o especialista e a opção próxima, o sistema exibe os dias e horários livres do especialista, o usuário paciente então escolhe a opção dia e horário e por fim escolhe a opção confirmar consulta.  Após a confirmação do usuário o sistema exibe a lista de consultas agendadas e da a opção de cancelar. </w:t>
       </w:r>
     </w:p>
     <w:p/>
@@ -213,8 +727,13 @@
         <w:t>Lista de consultas realizadas</w:t>
       </w:r>
       <w:r>
-        <w:t xml:space="preserve"> com os campos: Paciente, Horário, Dia, Especialista, Especialidade Clinica</w:t>
-      </w:r>
+        <w:t xml:space="preserve"> com os campos: Paciente, Horário, Dia, Especialista, Especialidade </w:t>
+      </w:r>
+      <w:proofErr w:type="gramStart"/>
+      <w:r>
+        <w:t>Clinica</w:t>
+      </w:r>
+      <w:proofErr w:type="gramEnd"/>
       <w:r>
         <w:t>, Status e avaliar</w:t>
       </w:r>
@@ -222,7 +741,31 @@
         <w:t xml:space="preserve">. </w:t>
       </w:r>
       <w:r>
-        <w:t xml:space="preserve"> O usuário tem a opção avaliar consulta, ele deve selecionar na lista qual consulta ele quer avaliar, após essa seleção o sistema exibe um formulário com os campos : Avalie o  especialista quanto ao Atendimento e tempo de espera, onde o usuário pode escolher de 1 a 5 e deixar um comentário sobre o atendimento do usuário. Avalie a clinica, quanto a localização, Limpeza, Organização, Tempo de espera e deixe seu comentário o usuário pode salvar a avaliação ou selecionar opção fechar. </w:t>
+        <w:t xml:space="preserve"> O usuário tem a opção avaliar consulta, ele deve selecionar na lista qual consulta ele quer avaliar, após essa seleção o sistema exibe um formulário com os </w:t>
+      </w:r>
+      <w:proofErr w:type="gramStart"/>
+      <w:r>
+        <w:t>campos :</w:t>
+      </w:r>
+      <w:proofErr w:type="gramEnd"/>
+      <w:r>
+        <w:t xml:space="preserve"> Avalie </w:t>
+      </w:r>
+      <w:proofErr w:type="gramStart"/>
+      <w:r>
+        <w:t>o  especialista</w:t>
+      </w:r>
+      <w:proofErr w:type="gramEnd"/>
+      <w:r>
+        <w:t xml:space="preserve"> quanto ao Atendimento e tempo de espera, onde o usuário pode escolher de 1 a 5 e deixar um comentário sobre o atendimento do usuário. Avalie a </w:t>
+      </w:r>
+      <w:proofErr w:type="gramStart"/>
+      <w:r>
+        <w:t>clinica</w:t>
+      </w:r>
+      <w:proofErr w:type="gramEnd"/>
+      <w:r>
+        <w:t xml:space="preserve">, quanto a localização, Limpeza, Organização, Tempo de espera e deixe seu comentário o usuário pode salvar a avaliação ou selecionar opção fechar. </w:t>
       </w:r>
     </w:p>
     <w:p/>
@@ -260,12 +803,44 @@
         <w:t xml:space="preserve">.  O usuário tem a opção </w:t>
       </w:r>
       <w:r>
-        <w:t xml:space="preserve">Adicionar novo paciente, editar um paciente, Alterar foto, Desativar um paciente, após o usuário selecionar a opção adicionar paciente, o sistema exibe um formulário com os campos Nome, CPF do paciente, Data de nascimento, e genero onde as opções são: Feminino, masculino, Outros e prefiro não informar, o usuário após preencher os campos pode selecionar a opção Salvar ou voltar, caso selecione a opção salvar o sistema grava as informações e retoma para a Lista de pacientes, com os dados salvos anteriormente, caso ele escolha opção cancelar também. </w:t>
-      </w:r>
-    </w:p>
-    <w:p>
-      <w:r>
-        <w:t xml:space="preserve">Caso o usuário selecione o um paciente e selecione a opção editar o sistema deve exibir o formulário com os campos Nome, CPF do paciente, Data de nascimento, e genero onde as opções são: Feminino, masculino, Outros e prefiro não informar, o usuário após preencher os campos pode selecionar a opção Salvar ou voltar, caso selecione a opção salvar o sistema grava as informações e retoma para a Lista de </w:t>
+        <w:t xml:space="preserve">Adicionar novo paciente, editar um paciente, Alterar foto, Desativar um paciente, após o usuário selecionar a opção adicionar paciente, o sistema exibe um formulário com os campos Nome, CPF do paciente, Data de nascimento, e </w:t>
+      </w:r>
+      <w:proofErr w:type="spellStart"/>
+      <w:r>
+        <w:t>genero</w:t>
+      </w:r>
+      <w:proofErr w:type="spellEnd"/>
+      <w:r>
+        <w:t xml:space="preserve"> onde as opções são: Feminino, masculino, Outros e prefiro não informar, o usuário após preencher os campos pode selecionar a opção Salvar ou voltar, caso selecione a opção salvar o sistema grava as informações e retoma para a Lista de pacientes, com os dados salvos anteriormente, caso ele escolha opção cancelar também. </w:t>
+      </w:r>
+    </w:p>
+    <w:p>
+      <w:r>
+        <w:t xml:space="preserve">Caso o usuário selecione o um paciente e selecione a opção editar o sistema deve exibir o formulário com os campos Nome, CPF do paciente, Data de nascimento, e </w:t>
+      </w:r>
+      <w:proofErr w:type="spellStart"/>
+      <w:r>
+        <w:t>genero</w:t>
+      </w:r>
+      <w:proofErr w:type="spellEnd"/>
+      <w:r>
+        <w:t xml:space="preserve"> onde as opções são: Feminino, masculino, </w:t>
+      </w:r>
+      <w:proofErr w:type="gramStart"/>
+      <w:r>
+        <w:t>Outros</w:t>
+      </w:r>
+      <w:proofErr w:type="gramEnd"/>
+      <w:r>
+        <w:t xml:space="preserve"> e prefiro não informar, o usuário após preencher os campos pode selecionar a </w:t>
+      </w:r>
+      <w:proofErr w:type="gramStart"/>
+      <w:r>
+        <w:t>opção Salvar ou voltar</w:t>
+      </w:r>
+      <w:proofErr w:type="gramEnd"/>
+      <w:r>
+        <w:t xml:space="preserve">, caso selecione a opção salvar o sistema grava as informações e retoma para a Lista de </w:t>
       </w:r>
       <w:r>
         <w:lastRenderedPageBreak/>
@@ -274,7 +849,31 @@
     </w:p>
     <w:p>
       <w:r>
-        <w:t xml:space="preserve">Caso o usuário selecione a opção Desativar o sistema retira a opção de que possa marcar consultas para o paciente desativado, o usuário tem a oopção de retativar esse paciente. </w:t>
+        <w:t xml:space="preserve">Caso o usuário selecione a </w:t>
+      </w:r>
+      <w:proofErr w:type="gramStart"/>
+      <w:r>
+        <w:t>opção Desativar</w:t>
+      </w:r>
+      <w:proofErr w:type="gramEnd"/>
+      <w:r>
+        <w:t xml:space="preserve"> o sistema retira a opção de que possa marcar consultas para o paciente desativado, o usuário tem a </w:t>
+      </w:r>
+      <w:proofErr w:type="spellStart"/>
+      <w:r>
+        <w:t>oopção</w:t>
+      </w:r>
+      <w:proofErr w:type="spellEnd"/>
+      <w:r>
+        <w:t xml:space="preserve"> de </w:t>
+      </w:r>
+      <w:proofErr w:type="spellStart"/>
+      <w:r>
+        <w:t>retativar</w:t>
+      </w:r>
+      <w:proofErr w:type="spellEnd"/>
+      <w:r>
+        <w:t xml:space="preserve"> esse paciente. </w:t>
       </w:r>
     </w:p>
     <w:p>
@@ -285,7 +884,47 @@
     <w:p/>
     <w:p>
       <w:r>
-        <w:t xml:space="preserve">Crie um Caso de uso Minha reputação, onde ele inicia quando o usuário seleciona opção reputação,  o sistema exibe todas as avaliações recebidas por um paciente associado a o usuário,  exibindo o campo Paciente avaliado, Nota referente a Assiduidade e Pontualidade, o sistema também deve exibir um Resumo com a media de todas as Avalições para todos os pacientes o sistema deve exibir as 8 primeiras ordenadas pela data exibindo as ultimas e permitindo o usuário navegar pela paginação. </w:t>
+        <w:t xml:space="preserve">Crie um Caso de </w:t>
+      </w:r>
+      <w:proofErr w:type="gramStart"/>
+      <w:r>
+        <w:t>uso Minha</w:t>
+      </w:r>
+      <w:proofErr w:type="gramEnd"/>
+      <w:r>
+        <w:t xml:space="preserve"> reputação, onde ele inicia quando o usuário seleciona opção </w:t>
+      </w:r>
+      <w:proofErr w:type="gramStart"/>
+      <w:r>
+        <w:t>reputação,  o</w:t>
+      </w:r>
+      <w:proofErr w:type="gramEnd"/>
+      <w:r>
+        <w:t xml:space="preserve"> sistema exibe todas as avaliações recebidas por um paciente associado a o </w:t>
+      </w:r>
+      <w:proofErr w:type="gramStart"/>
+      <w:r>
+        <w:t>usuário,  exibindo</w:t>
+      </w:r>
+      <w:proofErr w:type="gramEnd"/>
+      <w:r>
+        <w:t xml:space="preserve"> o campo Paciente avaliado, Nota referente a Assiduidade e Pontualidade, o sistema também deve exibir um Resumo com a </w:t>
+      </w:r>
+      <w:proofErr w:type="gramStart"/>
+      <w:r>
+        <w:t>media</w:t>
+      </w:r>
+      <w:proofErr w:type="gramEnd"/>
+      <w:r>
+        <w:t xml:space="preserve"> de todas as Avalições para todos os pacientes o sistema deve exibir as 8 primeiras ordenadas pela data exibindo as </w:t>
+      </w:r>
+      <w:proofErr w:type="gramStart"/>
+      <w:r>
+        <w:t>ultimas</w:t>
+      </w:r>
+      <w:proofErr w:type="gramEnd"/>
+      <w:r>
+        <w:t xml:space="preserve"> e permitindo o usuário navegar pela paginação. </w:t>
       </w:r>
       <w:r>
         <w:t xml:space="preserve">O usuário tem a opção de contestar uma avaliação, onde o usuário root pode ou não aceitar. </w:t>
@@ -293,10 +932,50 @@
     </w:p>
     <w:p>
       <w:r>
-        <w:t xml:space="preserve">Crie um Caso de uso Manter Exames onde ele inicia quando o usuário do tipo paciente seleciona a opção manter exames, o sistema então exibe uma lista de todos exames </w:t>
-      </w:r>
-      <w:r>
-        <w:t xml:space="preserve">ordenado dos últimos para os primeiros, paginado com 8 por pagina peminitdo o usuário selecionar qualquer pagina q ele quiser, </w:t>
+        <w:t xml:space="preserve">Crie um Caso de uso Manter Exames onde ele inicia quando o usuário do tipo paciente seleciona a opção manter exames, o sistema então exibe uma lista de </w:t>
+      </w:r>
+      <w:proofErr w:type="gramStart"/>
+      <w:r>
+        <w:t>todos exames</w:t>
+      </w:r>
+      <w:proofErr w:type="gramEnd"/>
+      <w:r>
+        <w:t xml:space="preserve"> </w:t>
+      </w:r>
+      <w:r>
+        <w:t xml:space="preserve">ordenado dos últimos para os primeiros, paginado com 8 por </w:t>
+      </w:r>
+      <w:proofErr w:type="gramStart"/>
+      <w:r>
+        <w:t>pagina</w:t>
+      </w:r>
+      <w:proofErr w:type="gramEnd"/>
+      <w:r>
+        <w:t xml:space="preserve"> </w:t>
+      </w:r>
+      <w:proofErr w:type="spellStart"/>
+      <w:r>
+        <w:t>peminitdo</w:t>
+      </w:r>
+      <w:proofErr w:type="spellEnd"/>
+      <w:r>
+        <w:t xml:space="preserve"> o usuário selecionar qualquer </w:t>
+      </w:r>
+      <w:proofErr w:type="gramStart"/>
+      <w:r>
+        <w:t>pagina</w:t>
+      </w:r>
+      <w:proofErr w:type="gramEnd"/>
+      <w:r>
+        <w:t xml:space="preserve"> </w:t>
+      </w:r>
+      <w:proofErr w:type="gramStart"/>
+      <w:r>
+        <w:t>q</w:t>
+      </w:r>
+      <w:proofErr w:type="gramEnd"/>
+      <w:r>
+        <w:t xml:space="preserve"> ele quiser, </w:t>
       </w:r>
       <w:r>
         <w:t xml:space="preserve">com os campos Paciente, exame, Especialista Solicitante, Data da Solicitação se foi ou não. O usuário pode marcar a opção efetuado e anexar o exame ao sistema, após a anexação o usuário paciente e </w:t>
@@ -305,29 +984,157 @@
         <w:t>especialista</w:t>
       </w:r>
       <w:r>
-        <w:t>, podem efetuar download do  arquivo anexado.</w:t>
-      </w:r>
-    </w:p>
-    <w:p>
-      <w:r>
-        <w:t xml:space="preserve">Crie um caso de uso Manter Financeiro, onde ele incia quano o usuário tipo paciente seleciona a opção financeiro, o sistema exibe então as listas de Histórico de pagamentos, onde contem uma lista paginada com 8 por pagina contendo a Aforma de pagamento, Valor, Data de Pagamento, Status e serviço, ordenada da mais recente pra mais antiga, </w:t>
-      </w:r>
-    </w:p>
-    <w:p>
-      <w:r>
-        <w:t xml:space="preserve">Assinatura, contendo a lista de assinaturas ativas  com os campos Cartão exibindo os últimos 4 digitos do cartão, Titular , Data de renovação, Status se ta ativa ou não, motivo caso tenha sido negado e com a opção renovar. </w:t>
-      </w:r>
-    </w:p>
-    <w:p/>
-    <w:p>
-      <w:r>
-        <w:t xml:space="preserve">Cartões, cotendo a lista de cartões ativos no sistema com os campos Numero exibindo os últimos 4 digitos do cartão, Instituição, vencimento, titular status.  o usuário tem a opção de adicionar um novo cartão, o sistema então exibe um </w:t>
+        <w:t xml:space="preserve">, podem efetuar download </w:t>
+      </w:r>
+      <w:proofErr w:type="gramStart"/>
+      <w:r>
+        <w:t>do  arquivo</w:t>
+      </w:r>
+      <w:proofErr w:type="gramEnd"/>
+      <w:r>
+        <w:t xml:space="preserve"> anexado.</w:t>
+      </w:r>
+    </w:p>
+    <w:p>
+      <w:r>
+        <w:t xml:space="preserve">Crie um caso de uso Manter Financeiro, onde ele </w:t>
+      </w:r>
+      <w:proofErr w:type="spellStart"/>
+      <w:r>
+        <w:t>incia</w:t>
+      </w:r>
+      <w:proofErr w:type="spellEnd"/>
+      <w:r>
+        <w:t xml:space="preserve"> </w:t>
+      </w:r>
+      <w:proofErr w:type="spellStart"/>
+      <w:r>
+        <w:t>quano</w:t>
+      </w:r>
+      <w:proofErr w:type="spellEnd"/>
+      <w:r>
+        <w:t xml:space="preserve"> o usuário tipo paciente seleciona a opção financeiro, o sistema exibe então as listas de Histórico de pagamentos, onde </w:t>
+      </w:r>
+      <w:proofErr w:type="gramStart"/>
+      <w:r>
+        <w:t>contem</w:t>
+      </w:r>
+      <w:proofErr w:type="gramEnd"/>
+      <w:r>
+        <w:t xml:space="preserve"> uma lista paginada com 8 por </w:t>
+      </w:r>
+      <w:proofErr w:type="gramStart"/>
+      <w:r>
+        <w:t>pagina</w:t>
+      </w:r>
+      <w:proofErr w:type="gramEnd"/>
+      <w:r>
+        <w:t xml:space="preserve"> contendo a </w:t>
+      </w:r>
+      <w:proofErr w:type="spellStart"/>
+      <w:r>
+        <w:t>Aforma</w:t>
+      </w:r>
+      <w:proofErr w:type="spellEnd"/>
+      <w:r>
+        <w:t xml:space="preserve"> de pagamento, Valor, Data de Pagamento, Status e serviço, ordenada da mais recente </w:t>
+      </w:r>
+      <w:proofErr w:type="gramStart"/>
+      <w:r>
+        <w:t>pra</w:t>
+      </w:r>
+      <w:proofErr w:type="gramEnd"/>
+      <w:r>
+        <w:t xml:space="preserve"> mais antiga, </w:t>
+      </w:r>
+    </w:p>
+    <w:p>
+      <w:r>
+        <w:t xml:space="preserve">Assinatura, contendo a lista de assinaturas </w:t>
+      </w:r>
+      <w:proofErr w:type="gramStart"/>
+      <w:r>
+        <w:t>ativas  com</w:t>
+      </w:r>
+      <w:proofErr w:type="gramEnd"/>
+      <w:r>
+        <w:t xml:space="preserve"> os campos Cartão exibindo os últimos 4 </w:t>
+      </w:r>
+      <w:proofErr w:type="spellStart"/>
+      <w:r>
+        <w:t>digitos</w:t>
+      </w:r>
+      <w:proofErr w:type="spellEnd"/>
+      <w:r>
+        <w:t xml:space="preserve"> do cartão, </w:t>
+      </w:r>
+      <w:proofErr w:type="gramStart"/>
+      <w:r>
+        <w:t>Titular ,</w:t>
+      </w:r>
+      <w:proofErr w:type="gramEnd"/>
+      <w:r>
+        <w:t xml:space="preserve"> Data de renovação, Status se </w:t>
+      </w:r>
+      <w:proofErr w:type="spellStart"/>
+      <w:r>
+        <w:t>ta</w:t>
+      </w:r>
+      <w:proofErr w:type="spellEnd"/>
+      <w:r>
+        <w:t xml:space="preserve"> ativa ou não, motivo caso tenha sido negado e com a opção renovar. </w:t>
+      </w:r>
+    </w:p>
+    <w:p/>
+    <w:p>
+      <w:r>
+        <w:t xml:space="preserve">Cartões, </w:t>
+      </w:r>
+      <w:proofErr w:type="spellStart"/>
+      <w:r>
+        <w:t>cotendo</w:t>
+      </w:r>
+      <w:proofErr w:type="spellEnd"/>
+      <w:r>
+        <w:t xml:space="preserve"> a lista de cartões ativos no sistema com os campos </w:t>
+      </w:r>
+      <w:proofErr w:type="gramStart"/>
+      <w:r>
+        <w:t>Numero</w:t>
+      </w:r>
+      <w:proofErr w:type="gramEnd"/>
+      <w:r>
+        <w:t xml:space="preserve"> exibindo os últimos 4 </w:t>
+      </w:r>
+      <w:proofErr w:type="spellStart"/>
+      <w:r>
+        <w:t>digitos</w:t>
+      </w:r>
+      <w:proofErr w:type="spellEnd"/>
+      <w:r>
+        <w:t xml:space="preserve"> do cartão, Instituição, vencimento, titular status.  o usuário tem a opção de adicionar um novo cartão, o sistema então exibe um </w:t>
       </w:r>
     </w:p>
     <w:p>
       <w:r>
         <w:lastRenderedPageBreak/>
-        <w:t>formulário contendo o numero cartão, a validade o codigo de segurança, e o nome do titular, o usuário pode remover o cartão e adicionar outro.</w:t>
+        <w:t xml:space="preserve">formulário contendo o </w:t>
+      </w:r>
+      <w:proofErr w:type="gramStart"/>
+      <w:r>
+        <w:t>numero</w:t>
+      </w:r>
+      <w:proofErr w:type="gramEnd"/>
+      <w:r>
+        <w:t xml:space="preserve"> cartão, a validade o </w:t>
+      </w:r>
+      <w:proofErr w:type="spellStart"/>
+      <w:r>
+        <w:t>codigo</w:t>
+      </w:r>
+      <w:proofErr w:type="spellEnd"/>
+      <w:r>
+        <w:t xml:space="preserve"> de segurança, e o nome do titular, o usuário pode remover o cartão e adicionar outro.</w:t>
       </w:r>
     </w:p>
     <w:p/>
@@ -338,23 +1145,52 @@
       <w:r>
         <w:t xml:space="preserve">Foto, </w:t>
       </w:r>
-      <w:r>
-        <w:t xml:space="preserve">email, </w:t>
-      </w:r>
-    </w:p>
-    <w:p>
-      <w:r>
-        <w:t xml:space="preserve">Sexo, CPF, Telefone, Celular, Lista de endereços com os dados endereço, bairro, cidade e permite o usuário tornalo principal, excluir ou editar.  </w:t>
-      </w:r>
-    </w:p>
-    <w:p>
-      <w:r>
-        <w:t xml:space="preserve">O usuário pode adicionar um endereço, se o usuário selecionar a opção adicionar endereço o sistema exibe um formulário contendo os campos CEP, Cidade, Estado, Endereço, numero, Bairro e complemento, o usuário preenche os campos e seleciona opção salvar.  O sistema salva e volta para o formulário principal. </w:t>
-      </w:r>
-    </w:p>
-    <w:p>
-      <w:r>
-        <w:t>O usuário pode editar o endereço selecionando a opção editar, então o sistema exibirá o formulário com os campos CEP, Cidade, Estado, Endereço, numero, Bairro e complemento, o usuário preenche os campos e seleciona opção salvar.  O sistema salva e volta para o formulário principal.</w:t>
+      <w:proofErr w:type="spellStart"/>
+      <w:r>
+        <w:t>email</w:t>
+      </w:r>
+      <w:proofErr w:type="spellEnd"/>
+      <w:r>
+        <w:t xml:space="preserve">, </w:t>
+      </w:r>
+    </w:p>
+    <w:p>
+      <w:r>
+        <w:t xml:space="preserve">Sexo, CPF, Telefone, Celular, Lista de endereços com os dados endereço, bairro, cidade e permite o usuário </w:t>
+      </w:r>
+      <w:proofErr w:type="spellStart"/>
+      <w:r>
+        <w:t>tornalo</w:t>
+      </w:r>
+      <w:proofErr w:type="spellEnd"/>
+      <w:r>
+        <w:t xml:space="preserve"> principal, excluir ou editar.  </w:t>
+      </w:r>
+    </w:p>
+    <w:p>
+      <w:r>
+        <w:t xml:space="preserve">O usuário pode adicionar um endereço, se o usuário selecionar a opção adicionar endereço o sistema exibe um formulário contendo os campos CEP, Cidade, Estado, Endereço, </w:t>
+      </w:r>
+      <w:proofErr w:type="gramStart"/>
+      <w:r>
+        <w:t>numero</w:t>
+      </w:r>
+      <w:proofErr w:type="gramEnd"/>
+      <w:r>
+        <w:t xml:space="preserve">, Bairro e complemento, o usuário preenche os campos e seleciona opção salvar.  O sistema salva e volta para o formulário principal. </w:t>
+      </w:r>
+    </w:p>
+    <w:p>
+      <w:r>
+        <w:t xml:space="preserve">O usuário pode editar o endereço selecionando a opção editar, então o sistema exibirá o formulário com os campos CEP, Cidade, Estado, Endereço, </w:t>
+      </w:r>
+      <w:proofErr w:type="gramStart"/>
+      <w:r>
+        <w:t>numero</w:t>
+      </w:r>
+      <w:proofErr w:type="gramEnd"/>
+      <w:r>
+        <w:t>, Bairro e complemento, o usuário preenche os campos e seleciona opção salvar.  O sistema salva e volta para o formulário principal.</w:t>
       </w:r>
     </w:p>
     <w:p>
@@ -367,24 +1203,96 @@
     </w:p>
     <w:p>
       <w:r>
-        <w:t>O Usuário pode deletar um endereço, o usuário seleciona a opção deletar, o sistema solicita confirmação o usuário confirma, o sistema então esclui o endereço.</w:t>
-      </w:r>
-    </w:p>
-    <w:p>
-      <w:r>
-        <w:t xml:space="preserve">O Usuário pode alterar a imagem </w:t>
+        <w:t xml:space="preserve">O Usuário pode deletar um endereço, o usuário seleciona a opção deletar, o sistema solicita confirmação o usuário confirma, o sistema então </w:t>
+      </w:r>
+      <w:proofErr w:type="spellStart"/>
+      <w:r>
+        <w:t>esclui</w:t>
+      </w:r>
+      <w:proofErr w:type="spellEnd"/>
+      <w:r>
+        <w:t xml:space="preserve"> o endereço.</w:t>
+      </w:r>
+    </w:p>
+    <w:p>
+      <w:r>
+        <w:t xml:space="preserve">O Usuário pode alterar a </w:t>
+      </w:r>
+      <w:proofErr w:type="gramStart"/>
+      <w:r>
+        <w:t xml:space="preserve">imagem </w:t>
       </w:r>
       <w:r>
         <w:t xml:space="preserve"> </w:t>
       </w:r>
       <w:r>
-        <w:t xml:space="preserve">Da foto clinckando sobre ela, e selecionando uma nova do Sistema operacional. </w:t>
-      </w:r>
-    </w:p>
-    <w:p/>
-    <w:p>
-      <w:r>
-        <w:t xml:space="preserve">Crie um caso uso área de trabalho do Especialista, Esse caso de uso inicia-se quando o usuário entra com seu email e senha no login e o sistema identifica que o usuário é do tipo Especialista.  Após o login o sistema exibe as consultas do dia do especialista com os seguintes campos: Status, hora agendada, Paciente, Clinica, o usuário pode filtrar essa lista pela data inicial e final, pelo nome do paciente,  Status da consulta valores possíveis (Sala de Espera, Aguardando Atendimento, Cancelada, Em Atendimento, Finalizada, Clinica Veiculada (lista das clinicas que o especialista está vinculado). </w:t>
+        <w:t>Da</w:t>
+      </w:r>
+      <w:proofErr w:type="gramEnd"/>
+      <w:r>
+        <w:t xml:space="preserve"> foto </w:t>
+      </w:r>
+      <w:proofErr w:type="spellStart"/>
+      <w:r>
+        <w:t>clinckando</w:t>
+      </w:r>
+      <w:proofErr w:type="spellEnd"/>
+      <w:r>
+        <w:t xml:space="preserve"> sobre ela, e selecionando uma nova do Sistema operacional. </w:t>
+      </w:r>
+    </w:p>
+    <w:p/>
+    <w:p>
+      <w:r>
+        <w:t xml:space="preserve">Crie um caso uso área de trabalho do Especialista, </w:t>
+      </w:r>
+      <w:proofErr w:type="gramStart"/>
+      <w:r>
+        <w:t>Esse</w:t>
+      </w:r>
+      <w:proofErr w:type="gramEnd"/>
+      <w:r>
+        <w:t xml:space="preserve"> caso de uso inicia-se quando o usuário entra com seu </w:t>
+      </w:r>
+      <w:proofErr w:type="spellStart"/>
+      <w:r>
+        <w:t>email</w:t>
+      </w:r>
+      <w:proofErr w:type="spellEnd"/>
+      <w:r>
+        <w:t xml:space="preserve"> e senha no login e o sistema identifica que o usuário é do tipo Especialista.  Após o login o sistema exibe as consultas do dia do especialista com os seguintes campos: Status, hora agendada, Paciente, </w:t>
+      </w:r>
+      <w:proofErr w:type="gramStart"/>
+      <w:r>
+        <w:t>Clinica</w:t>
+      </w:r>
+      <w:proofErr w:type="gramEnd"/>
+      <w:r>
+        <w:t xml:space="preserve">, o usuário pode filtrar essa lista pela data inicial e final, pelo nome do </w:t>
+      </w:r>
+      <w:proofErr w:type="gramStart"/>
+      <w:r>
+        <w:t>paciente,  Status</w:t>
+      </w:r>
+      <w:proofErr w:type="gramEnd"/>
+      <w:r>
+        <w:t xml:space="preserve"> da consulta valores possíveis (Sala de Espera, Aguardando Atendimento, Cancelada, Em Atendimento, Finalizada, </w:t>
+      </w:r>
+      <w:proofErr w:type="gramStart"/>
+      <w:r>
+        <w:t>Clinica</w:t>
+      </w:r>
+      <w:proofErr w:type="gramEnd"/>
+      <w:r>
+        <w:t xml:space="preserve"> Veiculada (lista das </w:t>
+      </w:r>
+      <w:proofErr w:type="gramStart"/>
+      <w:r>
+        <w:t>clinicas</w:t>
+      </w:r>
+      <w:proofErr w:type="gramEnd"/>
+      <w:r>
+        <w:t xml:space="preserve"> que o especialista está vinculado). </w:t>
       </w:r>
     </w:p>
     <w:p>
@@ -401,7 +1309,23 @@
         <w:t xml:space="preserve">Consultas, </w:t>
       </w:r>
       <w:r>
-        <w:t xml:space="preserve">Disponibilizar Consultas, Agenda,  Pacientes, Histórico de Recebimentos, Reputação,  Relatório de Caixa e Meu Perfil.   </w:t>
+        <w:t xml:space="preserve">Disponibilizar Consultas, </w:t>
+      </w:r>
+      <w:proofErr w:type="gramStart"/>
+      <w:r>
+        <w:t>Agenda,  Pacientes</w:t>
+      </w:r>
+      <w:proofErr w:type="gramEnd"/>
+      <w:r>
+        <w:t xml:space="preserve">, Histórico de Recebimentos, </w:t>
+      </w:r>
+      <w:proofErr w:type="gramStart"/>
+      <w:r>
+        <w:t>Reputação,  Relatório</w:t>
+      </w:r>
+      <w:proofErr w:type="gramEnd"/>
+      <w:r>
+        <w:t xml:space="preserve"> de Caixa e Meu Perfil.   </w:t>
       </w:r>
     </w:p>
     <w:p>
@@ -510,7 +1434,15 @@
         <w:t xml:space="preserve">Crie um caso uso de Disponibilizar Consultas, </w:t>
       </w:r>
       <w:r>
-        <w:t>esse caso de uso inicia quando um usuário do tipo Especialista encontra-se logado no sistema</w:t>
+        <w:t xml:space="preserve">esse caso de uso inicia quando um usuário do tipo Especialista </w:t>
+      </w:r>
+      <w:proofErr w:type="gramStart"/>
+      <w:r>
+        <w:t>encontra-se</w:t>
+      </w:r>
+      <w:proofErr w:type="gramEnd"/>
+      <w:r>
+        <w:t xml:space="preserve"> logado no sistema</w:t>
       </w:r>
       <w:r>
         <w:t xml:space="preserve">.  </w:t>
@@ -536,7 +1468,15 @@
     <w:p/>
     <w:p>
       <w:r>
-        <w:t xml:space="preserve">Crie um caso de Agenda, esse caso de uso inicia quando um usuário do tipo Especialista encontra-se logado no sistema, O usuário  Especialista então seleciona  a opção Agenda, o sistema então exibe a lista de consultas que o especialista disponibilizou anteriormente, permitindo o usuário Especialista Filtrar as consultas por Data de Inicio, Data Fim e Clinicas vinculadas, o sistema tbm permite ao usuário Especialista excluir uma consulta marcada, desde que a mesma não já tenha sido preenchida por uma consulta marcada, caso essa consulta já tenha um paciente, o sistema consulta se o especialista deseja cancelar a consulta, caso o usuário especialista selecione a opção sim, o sistema </w:t>
+        <w:t xml:space="preserve">Crie um caso de Agenda, esse caso de uso inicia quando um usuário do tipo Especialista encontra-se logado no sistema, O usuário  Especialista então seleciona  a opção Agenda, o sistema então exibe a lista de consultas que o especialista disponibilizou anteriormente, permitindo o usuário Especialista Filtrar as consultas por Data de Inicio, Data Fim e Clinicas vinculadas, o sistema </w:t>
+      </w:r>
+      <w:proofErr w:type="spellStart"/>
+      <w:r>
+        <w:t>tbm</w:t>
+      </w:r>
+      <w:proofErr w:type="spellEnd"/>
+      <w:r>
+        <w:t xml:space="preserve"> permite ao usuário Especialista excluir uma consulta marcada, desde que a mesma não já tenha sido preenchida por uma consulta marcada, caso essa consulta já tenha um paciente, o sistema consulta se o especialista deseja cancelar a consulta, caso o usuário especialista selecione a opção sim, o sistema </w:t>
       </w:r>
       <w:r>
         <w:lastRenderedPageBreak/>
@@ -577,7 +1517,15 @@
         <w:t xml:space="preserve">é </w:t>
       </w:r>
       <w:r>
-        <w:t>paginada com 8 itens por vez, permitindo o usuário filtrar pelo nome ou pelo cpf, o sistema também permite ao usuário executar o caso de uso exibir UC 19 Exibir Prontuário.</w:t>
+        <w:t xml:space="preserve">paginada com 8 itens por vez, permitindo o usuário filtrar pelo nome ou pelo </w:t>
+      </w:r>
+      <w:proofErr w:type="spellStart"/>
+      <w:r>
+        <w:t>cpf</w:t>
+      </w:r>
+      <w:proofErr w:type="spellEnd"/>
+      <w:r>
+        <w:t>, o sistema também permite ao usuário executar o caso de uso exibir UC 19 Exibir Prontuário.</w:t>
       </w:r>
       <w:r>
         <w:t xml:space="preserve"> </w:t>
@@ -585,25 +1533,705 @@
     </w:p>
     <w:p>
       <w:r>
-        <w:t>Do UC17: Com base nas informações de que há um usuário numa plataforma de saúde que conecta especialistas da saúde, pacientes e clinicas, e que o usuário é um especialista. Também leve em consideração que o caso de uso deve estar organizado na ordem 1. nome do caso de uso. 2. atores envolvidos. 3. pré-condições 4. fluxo principal. 5. fluxos alternativos 6. pós-condições 7. regras de negocio. Com estas instruções, gere um caso de uso para o menu de reputação, acessado pelo painel principal, em que o especialista pode visualizar comentários de pacientes que possuem avaliações de qualidade do atendimento e tempo de espera para atendimento (de 1 a 5 estrelas) e uma caixa ao lado que mostra a média geral, média do atendimento e média do tempo de espera, o usuário pode também denunciar o comentário</w:t>
-      </w:r>
-    </w:p>
-    <w:p/>
-    <w:p>
-      <w:r>
-        <w:t>Do UC19: Com base nas informações de que há um usuário numa plataforma de saúde que conecta especialistas da saúde, pacientes e clinicas, e que o usuário é um especialista. Também leve em consideração que o caso de uso deve estar organizado na ordem 1. nome do caso de uso. 2. atores envolvidos. 3. pré-condições 4. fluxo principal. 5. fluxos alternativos 6. pós-condições 7. regras de negocio. Com estar instruções, gere um caso de uso para a pagina de prontuário: Acessada pelo especialista após clicar na pagina de pacientes e acessar o prontuário de um dos pacientes da lista (se houver), a pagina de prontuários exibe: uma sessão os dados do paciente ( como nome, total de consultas e data de nascimento), uma sessão com os dados das consultas, com cada consulta estando separada e tendo a data em que aconteceu, e uma sessão com os exames solicitados (tendo os exames) e prescrições (tendo os medicamentos)</w:t>
-      </w:r>
-    </w:p>
-    <w:p>
-      <w:r>
-        <w:t>o titulo deve ser "Exibir prontuário - Especialista" e a numeração é UC19</w:t>
+        <w:t xml:space="preserve">Do UC17: Com base nas informações de que há um usuário numa plataforma de saúde que conecta especialistas da saúde, pacientes e </w:t>
+      </w:r>
+      <w:proofErr w:type="gramStart"/>
+      <w:r>
+        <w:t>clinicas</w:t>
+      </w:r>
+      <w:proofErr w:type="gramEnd"/>
+      <w:r>
+        <w:t xml:space="preserve">, e que o usuário é um especialista. Também leve em consideração que o caso de uso deve estar organizado na ordem 1. nome do caso de uso. 2. atores envolvidos. 3. pré-condições 4. fluxo principal. 5. fluxos alternativos 6. pós-condições 7. regras de </w:t>
+      </w:r>
+      <w:proofErr w:type="gramStart"/>
+      <w:r>
+        <w:t>negocio</w:t>
+      </w:r>
+      <w:proofErr w:type="gramEnd"/>
+      <w:r>
+        <w:t>. Com estas instruções, gere um caso de uso para o menu de reputação, acessado pelo painel principal, em que o especialista pode visualizar comentários de pacientes que possuem avaliações de qualidade do atendimento e tempo de espera para atendimento (de 1 a 5 estrelas) e uma caixa ao lado que mostra a média geral, média do atendimento e média do tempo de espera, o usuário pode também denunciar o comentário</w:t>
+      </w:r>
+    </w:p>
+    <w:p/>
+    <w:p>
+      <w:r>
+        <w:t xml:space="preserve">Do UC19: Com base nas informações de que há um usuário numa plataforma de saúde que conecta especialistas da saúde, pacientes e </w:t>
+      </w:r>
+      <w:proofErr w:type="gramStart"/>
+      <w:r>
+        <w:t>clinicas</w:t>
+      </w:r>
+      <w:proofErr w:type="gramEnd"/>
+      <w:r>
+        <w:t xml:space="preserve">, e que o usuário é um especialista. Também leve em consideração que o caso de uso deve estar organizado na ordem 1. nome do caso de uso. 2. atores envolvidos. 3. pré-condições 4. fluxo principal. 5. fluxos alternativos 6. pós-condições 7. regras de </w:t>
+      </w:r>
+      <w:proofErr w:type="gramStart"/>
+      <w:r>
+        <w:t>negocio</w:t>
+      </w:r>
+      <w:proofErr w:type="gramEnd"/>
+      <w:r>
+        <w:t>. Com estar instruções, gere um caso de uso para a pagina de prontuário: Acessada pelo especialista após clicar na pagina de pacientes e acessar o prontuário de um dos pacientes da lista (se houver), a pagina de prontuários exibe: uma sessão os dados do paciente ( como nome, total de consultas e data de nascimento), uma sessão com os dados das consultas, com cada consulta estando separada e tendo a data em que aconteceu, e uma sessão com os exames solicitados (tendo os exames) e prescrições (tendo os medicamentos)</w:t>
+      </w:r>
+    </w:p>
+    <w:p>
+      <w:r>
+        <w:t xml:space="preserve">o </w:t>
+      </w:r>
+      <w:proofErr w:type="gramStart"/>
+      <w:r>
+        <w:t>titulo</w:t>
+      </w:r>
+      <w:proofErr w:type="gramEnd"/>
+      <w:r>
+        <w:t xml:space="preserve"> deve ser "Exibir prontuário - Especialista" e a numeração é UC19</w:t>
       </w:r>
     </w:p>
     <w:bookmarkEnd w:id="0"/>
     <w:p/>
     <w:p/>
     <w:p/>
-    <w:p/>
+    <w:p>
+      <w:r>
+        <w:t xml:space="preserve">Crie um caso de uso para a listagem de </w:t>
+      </w:r>
+      <w:r>
+        <w:t>recebimentos</w:t>
+      </w:r>
+      <w:r>
+        <w:t xml:space="preserve">, este caso de uso inicia-se quando um usuário do tipo paciente seleciona no menu a opção </w:t>
+      </w:r>
+      <w:r>
+        <w:t>recebimentos</w:t>
+      </w:r>
+      <w:r>
+        <w:t xml:space="preserve"> o sistema então exibe </w:t>
+      </w:r>
+      <w:r>
+        <w:t>um formulário com os campos Clinica Vinculada, Data de Inicio, Data final, Especialista(que é o especialista logado), Número de Consultas</w:t>
+      </w:r>
+      <w:r>
+        <w:t xml:space="preserve"> que o numero de consultas no </w:t>
+      </w:r>
+      <w:proofErr w:type="spellStart"/>
+      <w:r>
+        <w:t>periodo</w:t>
+      </w:r>
+      <w:proofErr w:type="spellEnd"/>
+      <w:r>
+        <w:t xml:space="preserve">, Total no Pix que é a soma de todas as consultas no período paga em Pix, Total em dinheiro  </w:t>
+      </w:r>
+      <w:r>
+        <w:t xml:space="preserve">que é a soma de todas as consultas no período paga em </w:t>
+      </w:r>
+      <w:r>
+        <w:t xml:space="preserve">dinheiro, total cartão inclua que é </w:t>
+      </w:r>
+      <w:r>
+        <w:t xml:space="preserve">que é a soma de todas as consultas no período paga </w:t>
+      </w:r>
+      <w:r>
+        <w:t xml:space="preserve">no próprio sistema, total maquineta que </w:t>
+      </w:r>
+      <w:r>
+        <w:t xml:space="preserve">as consultas no período paga </w:t>
+      </w:r>
+      <w:r>
+        <w:t xml:space="preserve">na maquineta do próprio especialista, Comissão da clinica que é uma porcentagem configurada no cadastro da clinica, Comissão Inclua que é uma porcentagem configurada no sistema, e o Saldo que é calculado da seguinte forma: </w:t>
+      </w:r>
+      <w:r>
+        <w:t xml:space="preserve">  </w:t>
+      </w:r>
+    </w:p>
+    <w:p/>
+    <w:p>
+      <w:r>
+        <w:t xml:space="preserve">        $</w:t>
+      </w:r>
+      <w:proofErr w:type="spellStart"/>
+      <w:r>
+        <w:t>liquidoMaquina</w:t>
+      </w:r>
+      <w:proofErr w:type="spellEnd"/>
+      <w:r>
+        <w:t xml:space="preserve"> = $</w:t>
+      </w:r>
+      <w:proofErr w:type="spellStart"/>
+      <w:r>
+        <w:t>totalMaquininha</w:t>
+      </w:r>
+      <w:proofErr w:type="spellEnd"/>
+      <w:r>
+        <w:t>*($</w:t>
+      </w:r>
+      <w:proofErr w:type="spellStart"/>
+      <w:r>
+        <w:t>taxaMaquina</w:t>
+      </w:r>
+      <w:proofErr w:type="spellEnd"/>
+      <w:r>
+        <w:t>);</w:t>
+      </w:r>
+    </w:p>
+    <w:p>
+      <w:r>
+        <w:t xml:space="preserve">        $</w:t>
+      </w:r>
+      <w:proofErr w:type="spellStart"/>
+      <w:r>
+        <w:t>liquidoCartao</w:t>
+      </w:r>
+      <w:proofErr w:type="spellEnd"/>
+      <w:r>
+        <w:t xml:space="preserve"> = $</w:t>
+      </w:r>
+      <w:proofErr w:type="spellStart"/>
+      <w:r>
+        <w:t>totalCartao</w:t>
+      </w:r>
+      <w:proofErr w:type="spellEnd"/>
+      <w:r>
+        <w:t>*$</w:t>
+      </w:r>
+      <w:proofErr w:type="spellStart"/>
+      <w:r>
+        <w:t>taxaMaquina</w:t>
+      </w:r>
+      <w:proofErr w:type="spellEnd"/>
+      <w:r>
+        <w:t>;</w:t>
+      </w:r>
+    </w:p>
+    <w:p>
+      <w:r>
+        <w:t xml:space="preserve">        //</w:t>
+      </w:r>
+      <w:proofErr w:type="spellStart"/>
+      <w:r>
+        <w:t>dd</w:t>
+      </w:r>
+      <w:proofErr w:type="spellEnd"/>
+      <w:r>
+        <w:t>($</w:t>
+      </w:r>
+      <w:proofErr w:type="spellStart"/>
+      <w:proofErr w:type="gramStart"/>
+      <w:r>
+        <w:t>liquidoCartao</w:t>
+      </w:r>
+      <w:proofErr w:type="spellEnd"/>
+      <w:r>
+        <w:t>,$</w:t>
+      </w:r>
+      <w:proofErr w:type="spellStart"/>
+      <w:proofErr w:type="gramEnd"/>
+      <w:r>
+        <w:t>liquidoMaquina</w:t>
+      </w:r>
+      <w:proofErr w:type="spellEnd"/>
+      <w:r>
+        <w:t>);</w:t>
+      </w:r>
+    </w:p>
+    <w:p/>
+    <w:p>
+      <w:r>
+        <w:t xml:space="preserve">        $</w:t>
+      </w:r>
+      <w:proofErr w:type="spellStart"/>
+      <w:r>
+        <w:t>commissaoIncluaPix</w:t>
+      </w:r>
+      <w:proofErr w:type="spellEnd"/>
+      <w:r>
+        <w:t xml:space="preserve"> = $</w:t>
+      </w:r>
+      <w:proofErr w:type="spellStart"/>
+      <w:r>
+        <w:t>totalPix</w:t>
+      </w:r>
+      <w:proofErr w:type="spellEnd"/>
+      <w:r>
+        <w:t>*$</w:t>
+      </w:r>
+      <w:proofErr w:type="spellStart"/>
+      <w:r>
+        <w:t>porcentagemInclua</w:t>
+      </w:r>
+      <w:proofErr w:type="spellEnd"/>
+      <w:r>
+        <w:t>;</w:t>
+      </w:r>
+    </w:p>
+    <w:p>
+      <w:r>
+        <w:t xml:space="preserve">        $</w:t>
+      </w:r>
+      <w:proofErr w:type="spellStart"/>
+      <w:r>
+        <w:t>commissaoIncluaEspecie</w:t>
+      </w:r>
+      <w:proofErr w:type="spellEnd"/>
+      <w:r>
+        <w:t xml:space="preserve"> = $</w:t>
+      </w:r>
+      <w:proofErr w:type="spellStart"/>
+      <w:r>
+        <w:t>totalEspecie</w:t>
+      </w:r>
+      <w:proofErr w:type="spellEnd"/>
+      <w:r>
+        <w:t>*$</w:t>
+      </w:r>
+      <w:proofErr w:type="spellStart"/>
+      <w:r>
+        <w:t>porcentagemInclua</w:t>
+      </w:r>
+      <w:proofErr w:type="spellEnd"/>
+      <w:r>
+        <w:t>;</w:t>
+      </w:r>
+    </w:p>
+    <w:p>
+      <w:r>
+        <w:t xml:space="preserve">        $</w:t>
+      </w:r>
+      <w:proofErr w:type="spellStart"/>
+      <w:r>
+        <w:t>commissaoIncluaMaquineta</w:t>
+      </w:r>
+      <w:proofErr w:type="spellEnd"/>
+      <w:r>
+        <w:t xml:space="preserve"> = $</w:t>
+      </w:r>
+      <w:proofErr w:type="spellStart"/>
+      <w:r>
+        <w:t>liquidoMaquina</w:t>
+      </w:r>
+      <w:proofErr w:type="spellEnd"/>
+      <w:r>
+        <w:t xml:space="preserve"> * $</w:t>
+      </w:r>
+      <w:proofErr w:type="spellStart"/>
+      <w:r>
+        <w:t>porcentagemInclua</w:t>
+      </w:r>
+      <w:proofErr w:type="spellEnd"/>
+      <w:r>
+        <w:t>;</w:t>
+      </w:r>
+    </w:p>
+    <w:p>
+      <w:r>
+        <w:t xml:space="preserve">        $</w:t>
+      </w:r>
+      <w:proofErr w:type="spellStart"/>
+      <w:r>
+        <w:t>comissaoSistema</w:t>
+      </w:r>
+      <w:proofErr w:type="spellEnd"/>
+      <w:r>
+        <w:t xml:space="preserve"> = $</w:t>
+      </w:r>
+      <w:proofErr w:type="spellStart"/>
+      <w:r>
+        <w:t>liquidoCartao</w:t>
+      </w:r>
+      <w:proofErr w:type="spellEnd"/>
+      <w:r>
+        <w:t xml:space="preserve"> * $</w:t>
+      </w:r>
+      <w:proofErr w:type="spellStart"/>
+      <w:r>
+        <w:t>porcentagemInclua</w:t>
+      </w:r>
+      <w:proofErr w:type="spellEnd"/>
+      <w:r>
+        <w:t>;</w:t>
+      </w:r>
+    </w:p>
+    <w:p>
+      <w:r>
+        <w:t xml:space="preserve">        // </w:t>
+      </w:r>
+      <w:proofErr w:type="spellStart"/>
+      <w:proofErr w:type="gramStart"/>
+      <w:r>
+        <w:t>dd</w:t>
+      </w:r>
+      <w:proofErr w:type="spellEnd"/>
+      <w:r>
+        <w:t>(</w:t>
+      </w:r>
+      <w:proofErr w:type="gramEnd"/>
+      <w:r>
+        <w:t>$</w:t>
+      </w:r>
+      <w:proofErr w:type="spellStart"/>
+      <w:r>
+        <w:t>commissaoIncluaPix</w:t>
+      </w:r>
+      <w:proofErr w:type="spellEnd"/>
+      <w:r>
+        <w:t>, $</w:t>
+      </w:r>
+      <w:proofErr w:type="spellStart"/>
+      <w:r>
+        <w:t>commissaoIncluaEspecie</w:t>
+      </w:r>
+      <w:proofErr w:type="spellEnd"/>
+      <w:r>
+        <w:t>, $</w:t>
+      </w:r>
+      <w:proofErr w:type="spellStart"/>
+      <w:r>
+        <w:t>commissaoIncluaMaquineta</w:t>
+      </w:r>
+      <w:proofErr w:type="spellEnd"/>
+      <w:r>
+        <w:t>, $</w:t>
+      </w:r>
+      <w:proofErr w:type="spellStart"/>
+      <w:proofErr w:type="gramStart"/>
+      <w:r>
+        <w:t>comissaoSistema</w:t>
+      </w:r>
+      <w:proofErr w:type="spellEnd"/>
+      <w:r>
+        <w:t xml:space="preserve">  )</w:t>
+      </w:r>
+      <w:proofErr w:type="gramEnd"/>
+      <w:r>
+        <w:t>;</w:t>
+      </w:r>
+    </w:p>
+    <w:p>
+      <w:r>
+        <w:t xml:space="preserve">        $</w:t>
+      </w:r>
+      <w:proofErr w:type="spellStart"/>
+      <w:r>
+        <w:t>comissaoInclua</w:t>
+      </w:r>
+      <w:proofErr w:type="spellEnd"/>
+      <w:r>
+        <w:t xml:space="preserve"> = $</w:t>
+      </w:r>
+      <w:proofErr w:type="spellStart"/>
+      <w:r>
+        <w:t>commissaoIncluaMaquineta</w:t>
+      </w:r>
+      <w:proofErr w:type="spellEnd"/>
+      <w:r>
+        <w:t xml:space="preserve"> + $</w:t>
+      </w:r>
+      <w:proofErr w:type="spellStart"/>
+      <w:r>
+        <w:t>commissaoIncluaPix</w:t>
+      </w:r>
+      <w:proofErr w:type="spellEnd"/>
+      <w:r>
+        <w:t xml:space="preserve"> + $</w:t>
+      </w:r>
+      <w:proofErr w:type="spellStart"/>
+      <w:r>
+        <w:t>commissaoIncluaEspecie</w:t>
+      </w:r>
+      <w:proofErr w:type="spellEnd"/>
+      <w:r>
+        <w:t>+$</w:t>
+      </w:r>
+      <w:proofErr w:type="spellStart"/>
+      <w:r>
+        <w:t>comissaoSistema</w:t>
+      </w:r>
+      <w:proofErr w:type="spellEnd"/>
+      <w:r>
+        <w:t>;</w:t>
+      </w:r>
+    </w:p>
+    <w:p/>
+    <w:p>
+      <w:r>
+        <w:t xml:space="preserve">        $</w:t>
+      </w:r>
+      <w:proofErr w:type="spellStart"/>
+      <w:r>
+        <w:t>comissaoClinicaPix</w:t>
+      </w:r>
+      <w:proofErr w:type="spellEnd"/>
+      <w:r>
+        <w:t xml:space="preserve"> = $</w:t>
+      </w:r>
+      <w:proofErr w:type="spellStart"/>
+      <w:r>
+        <w:t>totalPix</w:t>
+      </w:r>
+      <w:proofErr w:type="spellEnd"/>
+      <w:r>
+        <w:t>*$</w:t>
+      </w:r>
+      <w:proofErr w:type="spellStart"/>
+      <w:r>
+        <w:t>porcentagemClinica</w:t>
+      </w:r>
+      <w:proofErr w:type="spellEnd"/>
+      <w:r>
+        <w:t>;</w:t>
+      </w:r>
+    </w:p>
+    <w:p>
+      <w:r>
+        <w:t xml:space="preserve">        $</w:t>
+      </w:r>
+      <w:proofErr w:type="spellStart"/>
+      <w:r>
+        <w:t>comissaoClinicaEspecie</w:t>
+      </w:r>
+      <w:proofErr w:type="spellEnd"/>
+      <w:r>
+        <w:t xml:space="preserve"> = $</w:t>
+      </w:r>
+      <w:proofErr w:type="spellStart"/>
+      <w:r>
+        <w:t>totalEspecie</w:t>
+      </w:r>
+      <w:proofErr w:type="spellEnd"/>
+      <w:r>
+        <w:t>*$</w:t>
+      </w:r>
+      <w:proofErr w:type="spellStart"/>
+      <w:r>
+        <w:t>porcentagemClinica</w:t>
+      </w:r>
+      <w:proofErr w:type="spellEnd"/>
+      <w:r>
+        <w:t>;</w:t>
+      </w:r>
+    </w:p>
+    <w:p>
+      <w:r>
+        <w:t xml:space="preserve">        $</w:t>
+      </w:r>
+      <w:proofErr w:type="spellStart"/>
+      <w:r>
+        <w:t>comissaoClinicaMaquineta</w:t>
+      </w:r>
+      <w:proofErr w:type="spellEnd"/>
+      <w:r>
+        <w:t xml:space="preserve"> = $</w:t>
+      </w:r>
+      <w:proofErr w:type="spellStart"/>
+      <w:r>
+        <w:t>liquidoMaquina</w:t>
+      </w:r>
+      <w:proofErr w:type="spellEnd"/>
+      <w:r>
+        <w:t xml:space="preserve"> * $</w:t>
+      </w:r>
+      <w:proofErr w:type="spellStart"/>
+      <w:r>
+        <w:t>porcentagemClinica</w:t>
+      </w:r>
+      <w:proofErr w:type="spellEnd"/>
+      <w:r>
+        <w:t>;</w:t>
+      </w:r>
+    </w:p>
+    <w:p>
+      <w:r>
+        <w:t xml:space="preserve">        $</w:t>
+      </w:r>
+      <w:proofErr w:type="spellStart"/>
+      <w:r>
+        <w:t>comissaoClinicaSistema</w:t>
+      </w:r>
+      <w:proofErr w:type="spellEnd"/>
+      <w:r>
+        <w:t xml:space="preserve"> = $</w:t>
+      </w:r>
+      <w:proofErr w:type="spellStart"/>
+      <w:r>
+        <w:t>liquidoCartao</w:t>
+      </w:r>
+      <w:proofErr w:type="spellEnd"/>
+      <w:r>
+        <w:t xml:space="preserve"> * $</w:t>
+      </w:r>
+      <w:proofErr w:type="spellStart"/>
+      <w:r>
+        <w:t>porcentagemClinica</w:t>
+      </w:r>
+      <w:proofErr w:type="spellEnd"/>
+      <w:r>
+        <w:t>;</w:t>
+      </w:r>
+    </w:p>
+    <w:p/>
+    <w:p>
+      <w:r>
+        <w:lastRenderedPageBreak/>
+        <w:t xml:space="preserve">        $</w:t>
+      </w:r>
+      <w:proofErr w:type="spellStart"/>
+      <w:r>
+        <w:t>commissaoClinica</w:t>
+      </w:r>
+      <w:proofErr w:type="spellEnd"/>
+      <w:r>
+        <w:t xml:space="preserve"> = $comissaoClinicaEspecie+$comissaoClinicaMaquineta+$comissaoClinicaPix+$comissaoClinicaSistema;</w:t>
+      </w:r>
+    </w:p>
+    <w:p/>
+    <w:p>
+      <w:r>
+        <w:t xml:space="preserve">        $saldo</w:t>
+      </w:r>
+      <w:proofErr w:type="gramStart"/>
+      <w:r>
+        <w:t>=  $</w:t>
+      </w:r>
+      <w:proofErr w:type="spellStart"/>
+      <w:proofErr w:type="gramEnd"/>
+      <w:r>
+        <w:t>totalPix</w:t>
+      </w:r>
+      <w:proofErr w:type="spellEnd"/>
+      <w:r>
+        <w:t xml:space="preserve"> +$</w:t>
+      </w:r>
+      <w:proofErr w:type="spellStart"/>
+      <w:r>
+        <w:t>totalCartao</w:t>
+      </w:r>
+      <w:proofErr w:type="spellEnd"/>
+      <w:r>
+        <w:t xml:space="preserve"> + $</w:t>
+      </w:r>
+      <w:proofErr w:type="spellStart"/>
+      <w:r>
+        <w:t>totalMaquininha</w:t>
+      </w:r>
+      <w:proofErr w:type="spellEnd"/>
+      <w:r>
+        <w:t xml:space="preserve"> + $</w:t>
+      </w:r>
+      <w:proofErr w:type="spellStart"/>
+      <w:r>
+        <w:t>totalEspecie</w:t>
+      </w:r>
+      <w:proofErr w:type="spellEnd"/>
+      <w:r>
+        <w:t xml:space="preserve"> - $</w:t>
+      </w:r>
+      <w:proofErr w:type="spellStart"/>
+      <w:r>
+        <w:t>commissaoClinica</w:t>
+      </w:r>
+      <w:proofErr w:type="spellEnd"/>
+      <w:r>
+        <w:t xml:space="preserve"> - $</w:t>
+      </w:r>
+      <w:proofErr w:type="spellStart"/>
+      <w:r>
+        <w:t>comissaoInclua</w:t>
+      </w:r>
+      <w:proofErr w:type="spellEnd"/>
+      <w:r>
+        <w:t>;</w:t>
+      </w:r>
+    </w:p>
+    <w:p/>
+    <w:p>
+      <w:r>
+        <w:t xml:space="preserve">O usuário pode acionar a opção solicitar, onde o sistema enviará para o administrador essa solicitação. Quando isso ocorrer o sistema irá grava as informações e exibir em uma lista com os campos: </w:t>
+      </w:r>
+      <w:proofErr w:type="spellStart"/>
+      <w:r>
+        <w:t>Solictação</w:t>
+      </w:r>
+      <w:proofErr w:type="spellEnd"/>
+      <w:r>
+        <w:t xml:space="preserve">, Status que pode ser a pagar ou a receber dependendo do total do saldo, o numero de consultas, o Saldo, Situação se está em aberto ou se já foi fechada, e os totais em pix, dinheiro, cartão inclua, total maquineta, </w:t>
+      </w:r>
+      <w:proofErr w:type="spellStart"/>
+      <w:r>
+        <w:t>comição</w:t>
+      </w:r>
+      <w:proofErr w:type="spellEnd"/>
+      <w:r>
+        <w:t xml:space="preserve"> inclua e o nome do especialista solicitante, tendo a opção pagar se o saldo for negativo e aguardando pagamento se  o saldo for positivo. O Usuário solicita a opção </w:t>
+      </w:r>
+      <w:proofErr w:type="gramStart"/>
+      <w:r>
+        <w:t>pagar  e</w:t>
+      </w:r>
+      <w:proofErr w:type="gramEnd"/>
+      <w:r>
+        <w:t xml:space="preserve"> o sistema gera uma chave pix para o pagamento, onde após o usuário </w:t>
+      </w:r>
+      <w:proofErr w:type="spellStart"/>
+      <w:r>
+        <w:t>efetura</w:t>
+      </w:r>
+      <w:proofErr w:type="spellEnd"/>
+      <w:r>
+        <w:t xml:space="preserve"> o pagamento o sistema retorna para a tela anterior.</w:t>
+      </w:r>
+    </w:p>
+    <w:p/>
+    <w:p>
+      <w:r>
+        <w:t xml:space="preserve">Regra de </w:t>
+      </w:r>
+      <w:proofErr w:type="gramStart"/>
+      <w:r>
+        <w:t>negocio</w:t>
+      </w:r>
+      <w:proofErr w:type="gramEnd"/>
+      <w:r>
+        <w:t xml:space="preserve"> 01, </w:t>
+      </w:r>
+      <w:proofErr w:type="spellStart"/>
+      <w:r>
+        <w:t>so</w:t>
+      </w:r>
+      <w:proofErr w:type="spellEnd"/>
+      <w:r>
+        <w:t xml:space="preserve"> pode haver uma solicitação em aberto.</w:t>
+      </w:r>
+    </w:p>
+    <w:p>
+      <w:r>
+        <w:t xml:space="preserve">Regra de </w:t>
+      </w:r>
+      <w:proofErr w:type="gramStart"/>
+      <w:r>
+        <w:t>Negocio</w:t>
+      </w:r>
+      <w:proofErr w:type="gramEnd"/>
+      <w:r>
+        <w:t xml:space="preserve"> 02, a data inicial da solicitação sempre é a data final da </w:t>
+      </w:r>
+      <w:proofErr w:type="gramStart"/>
+      <w:r>
+        <w:t>ultima</w:t>
+      </w:r>
+      <w:proofErr w:type="gramEnd"/>
+      <w:r>
+        <w:t xml:space="preserve"> solicitação.   </w:t>
+      </w:r>
+    </w:p>
+    <w:p>
+      <w:r>
+        <w:t>Também leve em consideração que o caso de uso deve estar organizado na ordem 1. nome do caso de uso. 2. atores envolvidos. 3. pré-condições 4. fluxo principal. 5. fluxos alternativos 6. pós-condições 7. regras de negocio.</w:t>
+      </w:r>
+    </w:p>
+    <w:p>
+      <w:r>
+        <w:t xml:space="preserve"> </w:t>
+      </w:r>
+    </w:p>
     <w:p/>
     <w:p/>
     <w:p>

--- a/documentação/Requisitos/RequisitoIncluaNovoUsuario.docx
+++ b/documentação/Requisitos/RequisitoIncluaNovoUsuario.docx
@@ -1593,22 +1593,7 @@
     <w:p/>
     <w:p>
       <w:r>
-        <w:t xml:space="preserve">Crie um caso de uso para a listagem de </w:t>
-      </w:r>
-      <w:r>
-        <w:t>recebimentos</w:t>
-      </w:r>
-      <w:r>
-        <w:t xml:space="preserve">, este caso de uso inicia-se quando um usuário do tipo paciente seleciona no menu a opção </w:t>
-      </w:r>
-      <w:r>
-        <w:t>recebimentos</w:t>
-      </w:r>
-      <w:r>
-        <w:t xml:space="preserve"> o sistema então exibe </w:t>
-      </w:r>
-      <w:r>
-        <w:t>um formulário com os campos Clinica Vinculada, Data de Inicio, Data final, Especialista(que é o especialista logado), Número de Consultas</w:t>
+        <w:t>Crie um caso de uso para a listagem de recebimentos, este caso de uso inicia-se quando um usuário do tipo paciente seleciona no menu a opção recebimentos o sistema então exibe um formulário com os campos Clinica Vinculada, Data de Inicio, Data final, Especialista(que é o especialista logado), Número de Consultas</w:t>
       </w:r>
       <w:r>
         <w:t xml:space="preserve"> que o numero de consultas no </w:t>
@@ -1619,25 +1604,7 @@
       </w:r>
       <w:proofErr w:type="spellEnd"/>
       <w:r>
-        <w:t xml:space="preserve">, Total no Pix que é a soma de todas as consultas no período paga em Pix, Total em dinheiro  </w:t>
-      </w:r>
-      <w:r>
-        <w:t xml:space="preserve">que é a soma de todas as consultas no período paga em </w:t>
-      </w:r>
-      <w:r>
-        <w:t xml:space="preserve">dinheiro, total cartão inclua que é </w:t>
-      </w:r>
-      <w:r>
-        <w:t xml:space="preserve">que é a soma de todas as consultas no período paga </w:t>
-      </w:r>
-      <w:r>
-        <w:t xml:space="preserve">no próprio sistema, total maquineta que </w:t>
-      </w:r>
-      <w:r>
-        <w:t xml:space="preserve">as consultas no período paga </w:t>
-      </w:r>
-      <w:r>
-        <w:t xml:space="preserve">na maquineta do próprio especialista, Comissão da clinica que é uma porcentagem configurada no cadastro da clinica, Comissão Inclua que é uma porcentagem configurada no sistema, e o Saldo que é calculado da seguinte forma: </w:t>
+        <w:t xml:space="preserve">, Total no Pix que é a soma de todas as consultas no período paga em Pix, Total em dinheiro  que é a soma de todas as consultas no período paga em dinheiro, total cartão inclua que é que é a soma de todas as consultas no período paga no próprio sistema, total maquineta que as consultas no período paga na maquineta do próprio especialista, Comissão da clinica que é uma porcentagem configurada no cadastro da clinica, Comissão Inclua que é uma porcentagem configurada no sistema, e o Saldo que é calculado da seguinte forma: </w:t>
       </w:r>
       <w:r>
         <w:t xml:space="preserve">  </w:t>
@@ -2233,6 +2200,86 @@
       </w:r>
     </w:p>
     <w:p/>
+    <w:p>
+      <w:r>
+        <w:t xml:space="preserve">Crie um caso de uso para a </w:t>
+      </w:r>
+      <w:r>
+        <w:t xml:space="preserve">disponibilização de consultas </w:t>
+      </w:r>
+      <w:r>
+        <w:t xml:space="preserve">, este caso de uso inicia-se quando um usuário do tipo </w:t>
+      </w:r>
+      <w:r>
+        <w:t>especialista</w:t>
+      </w:r>
+      <w:r>
+        <w:t xml:space="preserve"> seleciona no menu a opção </w:t>
+      </w:r>
+      <w:r>
+        <w:t xml:space="preserve">disponibilizar consultas, </w:t>
+      </w:r>
+      <w:r>
+        <w:t xml:space="preserve"> o sistema então exibe um formulário com os campos Clinica Vinculada, Data de Inicio, Data </w:t>
+      </w:r>
+      <w:r>
+        <w:t>fim</w:t>
+      </w:r>
+      <w:r>
+        <w:t xml:space="preserve">, </w:t>
+      </w:r>
+      <w:r>
+        <w:t xml:space="preserve">duração média em minutos, intervalo de consultas em minutos, </w:t>
+      </w:r>
+      <w:r>
+        <w:t>Horário do Início dos atendimentos</w:t>
+      </w:r>
+      <w:r>
+        <w:t>,</w:t>
+      </w:r>
+      <w:r>
+        <w:t xml:space="preserve"> </w:t>
+      </w:r>
+      <w:r>
+        <w:t>Horário do Fim dos atendimentos</w:t>
+      </w:r>
+      <w:r>
+        <w:t xml:space="preserve">, </w:t>
+      </w:r>
+      <w:r>
+        <w:t>Preço em R$</w:t>
+      </w:r>
+      <w:r>
+        <w:t xml:space="preserve">, e os dias da semana de segunda a domingo </w:t>
+      </w:r>
+      <w:proofErr w:type="spellStart"/>
+      <w:r>
+        <w:t>multipa</w:t>
+      </w:r>
+      <w:proofErr w:type="spellEnd"/>
+      <w:r>
+        <w:t xml:space="preserve"> escolha, o usuário então preenche os campos e solicita a opção Salvar, o sistema então irá gerar consultas no período solicitado nos dias solicitados com duração solicitada e com intervalo entre as consultas configurada, a opôs a geração o sistema irá pra o UC AGENDA. </w:t>
+      </w:r>
+    </w:p>
+    <w:p>
+      <w:r>
+        <w:lastRenderedPageBreak/>
+        <w:t xml:space="preserve">O sistema também exibe a opção voltar </w:t>
+      </w:r>
+      <w:proofErr w:type="gramStart"/>
+      <w:r>
+        <w:t>onde</w:t>
+      </w:r>
+      <w:proofErr w:type="gramEnd"/>
+      <w:r>
+        <w:t xml:space="preserve"> o Caso de uso retorna para a Agenda.</w:t>
+      </w:r>
+    </w:p>
+    <w:p>
+      <w:r>
+        <w:t xml:space="preserve">Regra de negócio 1: não pode haver duplicidade de consulta no mesmo dia, e na mesma hora. </w:t>
+      </w:r>
+    </w:p>
     <w:p/>
     <w:p>
       <w:r>
@@ -2863,7 +2910,6 @@
   <w:style w:type="character" w:default="1" w:styleId="Fontepargpadro">
     <w:name w:val="Default Paragraph Font"/>
     <w:uiPriority w:val="1"/>
-    <w:semiHidden/>
     <w:unhideWhenUsed/>
   </w:style>
   <w:style w:type="table" w:default="1" w:styleId="Tabelanormal">

--- a/documentação/Requisitos/RequisitoIncluaNovoUsuario.docx
+++ b/documentação/Requisitos/RequisitoIncluaNovoUsuario.docx
@@ -2202,43 +2202,13 @@
     <w:p/>
     <w:p>
       <w:r>
-        <w:t xml:space="preserve">Crie um caso de uso para a </w:t>
-      </w:r>
-      <w:r>
-        <w:t xml:space="preserve">disponibilização de consultas </w:t>
-      </w:r>
-      <w:r>
-        <w:t xml:space="preserve">, este caso de uso inicia-se quando um usuário do tipo </w:t>
-      </w:r>
-      <w:r>
-        <w:t>especialista</w:t>
-      </w:r>
-      <w:r>
-        <w:t xml:space="preserve"> seleciona no menu a opção </w:t>
-      </w:r>
-      <w:r>
-        <w:t xml:space="preserve">disponibilizar consultas, </w:t>
-      </w:r>
-      <w:r>
-        <w:t xml:space="preserve"> o sistema então exibe um formulário com os campos Clinica Vinculada, Data de Inicio, Data </w:t>
-      </w:r>
-      <w:r>
-        <w:t>fim</w:t>
+        <w:t xml:space="preserve">Crie um caso de uso para a disponibilização de consultas , este caso de uso inicia-se quando um usuário do tipo especialista seleciona no menu a opção disponibilizar consultas,  o sistema então exibe um formulário com os campos Clinica Vinculada, Data de Inicio, Data fim, duração média em minutos, intervalo de consultas em minutos, </w:t>
+      </w:r>
+      <w:r>
+        <w:t>Horário do Início dos atendimentos</w:t>
       </w:r>
       <w:r>
         <w:t xml:space="preserve">, </w:t>
-      </w:r>
-      <w:r>
-        <w:t xml:space="preserve">duração média em minutos, intervalo de consultas em minutos, </w:t>
-      </w:r>
-      <w:r>
-        <w:t>Horário do Início dos atendimentos</w:t>
-      </w:r>
-      <w:r>
-        <w:t>,</w:t>
-      </w:r>
-      <w:r>
-        <w:t xml:space="preserve"> </w:t>
       </w:r>
       <w:r>
         <w:t>Horário do Fim dos atendimentos</w:t>
@@ -2283,9 +2253,635 @@
     <w:p/>
     <w:p>
       <w:r>
-        <w:br w:type="page"/>
-      </w:r>
-    </w:p>
+        <w:t>Crie um caso de uso para a</w:t>
+      </w:r>
+      <w:r>
+        <w:t>s</w:t>
+      </w:r>
+      <w:r>
+        <w:t xml:space="preserve"> consultas , este caso de uso inicia-se quando um usuário do tipo especialista seleciona no menu a opção</w:t>
+      </w:r>
+      <w:r>
+        <w:t xml:space="preserve"> Consultas então o sistema exibe a lista de consultas marcadas pra ele, onde ele pode filtrar essas consultas por </w:t>
+      </w:r>
+      <w:r>
+        <w:t>Data início</w:t>
+      </w:r>
+      <w:r>
+        <w:t xml:space="preserve">, </w:t>
+      </w:r>
+      <w:r>
+        <w:t>Data final</w:t>
+      </w:r>
+      <w:r>
+        <w:t xml:space="preserve">, </w:t>
+      </w:r>
+      <w:r>
+        <w:t>Paciente</w:t>
+      </w:r>
+      <w:r>
+        <w:t xml:space="preserve">, Status valores possíveis (Todos, Sala de Espera, Aguardando atendimento, Cancelada, Em Atendimento, Finalizada) e Clinica Vinculada, o usuário especialista pode selecionar a opção pesquisar então o sistema exibe a lista de consultas que atende ao filtro, permitindo ao especialista executar as seguintes ações: Efetuar Pagamento, Iniciar Atendimento, Prontuário, Avaliar Paciente e Cancelar Consulta. </w:t>
+      </w:r>
+    </w:p>
+    <w:p>
+      <w:r>
+        <w:t xml:space="preserve">Caso o especialista solicite a opção efetuar Pagamento, O sistema então exibe as opções PIX, </w:t>
+      </w:r>
+      <w:proofErr w:type="spellStart"/>
+      <w:r>
+        <w:t>Especie</w:t>
+      </w:r>
+      <w:proofErr w:type="spellEnd"/>
+      <w:r>
+        <w:t xml:space="preserve"> ou Cartão, </w:t>
+      </w:r>
+      <w:proofErr w:type="gramStart"/>
+      <w:r>
+        <w:t>Caso</w:t>
+      </w:r>
+      <w:proofErr w:type="gramEnd"/>
+      <w:r>
+        <w:t xml:space="preserve"> o usuário solicite cartão o sistema então exibe as opções </w:t>
+      </w:r>
+      <w:proofErr w:type="spellStart"/>
+      <w:r>
+        <w:t>Cartao</w:t>
+      </w:r>
+      <w:proofErr w:type="spellEnd"/>
+      <w:r>
+        <w:t xml:space="preserve"> Cadastrado ou Maquineta, caso o usuário solicite a opção maquineta o usuário é obrigado a digitar o </w:t>
+      </w:r>
+      <w:proofErr w:type="gramStart"/>
+      <w:r>
+        <w:t>numero</w:t>
+      </w:r>
+      <w:proofErr w:type="gramEnd"/>
+      <w:r>
+        <w:t xml:space="preserve"> de autorização do cartão de </w:t>
+      </w:r>
+      <w:proofErr w:type="gramStart"/>
+      <w:r>
+        <w:t>credito</w:t>
+      </w:r>
+      <w:proofErr w:type="gramEnd"/>
+      <w:r>
+        <w:t xml:space="preserve">. Caso ele selecione pix o sistema retorna </w:t>
+      </w:r>
+      <w:proofErr w:type="gramStart"/>
+      <w:r>
+        <w:t>pra</w:t>
+      </w:r>
+      <w:proofErr w:type="gramEnd"/>
+      <w:r>
+        <w:t xml:space="preserve"> lista de consultas, caso ele escolha espécie o sistema retorna </w:t>
+      </w:r>
+      <w:proofErr w:type="gramStart"/>
+      <w:r>
+        <w:t>pra</w:t>
+      </w:r>
+      <w:proofErr w:type="gramEnd"/>
+      <w:r>
+        <w:t xml:space="preserve"> lista de consultas, se ele selecionar opção Cartão cadastrado o sistema redireciona para o </w:t>
+      </w:r>
+      <w:proofErr w:type="spellStart"/>
+      <w:r>
+        <w:t>gatway</w:t>
+      </w:r>
+      <w:proofErr w:type="spellEnd"/>
+      <w:r>
+        <w:t xml:space="preserve"> de pagamento executa o processamento e retorna para a lista de consultas. </w:t>
+      </w:r>
+    </w:p>
+    <w:p>
+      <w:r>
+        <w:t xml:space="preserve">Caso o especialista solicite a </w:t>
+      </w:r>
+      <w:proofErr w:type="gramStart"/>
+      <w:r>
+        <w:t>opção Iniciar</w:t>
+      </w:r>
+      <w:proofErr w:type="gramEnd"/>
+      <w:r>
+        <w:t xml:space="preserve"> atendimento o sistema o sistema inicia o formulário executar consulta em que o especialista irá registrar as informações da consulta, nesse formulário irá aparecer </w:t>
+      </w:r>
+      <w:proofErr w:type="gramStart"/>
+      <w:r>
+        <w:t>o seguintes campos</w:t>
+      </w:r>
+      <w:proofErr w:type="gramEnd"/>
+      <w:r>
+        <w:t xml:space="preserve"> somente leitura: </w:t>
+      </w:r>
+      <w:r>
+        <w:t>PACIENTE</w:t>
+      </w:r>
+      <w:r>
+        <w:t xml:space="preserve">, IDADE, </w:t>
+      </w:r>
+      <w:r>
+        <w:t xml:space="preserve">PRIMEIRA CONSULTA </w:t>
+      </w:r>
+      <w:proofErr w:type="gramStart"/>
+      <w:r>
+        <w:t>EM</w:t>
+      </w:r>
+      <w:r>
+        <w:t xml:space="preserve">, </w:t>
+      </w:r>
+      <w:r>
+        <w:t>TOTAL</w:t>
+      </w:r>
+      <w:proofErr w:type="gramEnd"/>
+      <w:r>
+        <w:t xml:space="preserve"> DE CONSULTAS REALIZADAS</w:t>
+      </w:r>
+      <w:r>
+        <w:t xml:space="preserve">, </w:t>
+      </w:r>
+    </w:p>
+    <w:p>
+      <w:pPr>
+        <w:rPr>
+          <w:rFonts w:ascii="Times New Roman" w:eastAsia="Times New Roman" w:hAnsi="Times New Roman" w:cs="Times New Roman"/>
+          <w:kern w:val="0"/>
+          <w:lang w:eastAsia="pt-BR"/>
+          <w14:ligatures w14:val="none"/>
+        </w:rPr>
+      </w:pPr>
+      <w:r>
+        <w:t xml:space="preserve">Foto do Paciente, e apresenta os campos: Prontuário atual que o especialista irá digitar informações da consulta que está sendo realizada, </w:t>
+      </w:r>
+      <w:proofErr w:type="spellStart"/>
+      <w:r>
+        <w:t>Prescições</w:t>
+      </w:r>
+      <w:proofErr w:type="spellEnd"/>
+      <w:r>
+        <w:t xml:space="preserve">, onde o especialista poderá indicar uma lista de medicamentos junto com sua </w:t>
+      </w:r>
+      <w:proofErr w:type="spellStart"/>
+      <w:r>
+        <w:t>posoligia</w:t>
+      </w:r>
+      <w:proofErr w:type="spellEnd"/>
+      <w:r>
+        <w:t xml:space="preserve">, exames, onde o especialista poderá solicitar uma lista de exames a ser realizados, Prontuário Completo, onde contém todo o histórico de consultas anteriores como o exemplo </w:t>
+      </w:r>
+      <w:proofErr w:type="gramStart"/>
+      <w:r>
+        <w:t>a baixo</w:t>
+      </w:r>
+      <w:proofErr w:type="gramEnd"/>
+      <w:r>
+        <w:t>:</w:t>
+      </w:r>
+      <w:r>
+        <w:br/>
+      </w:r>
+      <w:r>
+        <w:rPr>
+          <w:rFonts w:ascii="Poppins" w:eastAsia="Times New Roman" w:hAnsi="Poppins" w:cs="Poppins"/>
+          <w:color w:val="525F7F"/>
+          <w:kern w:val="0"/>
+          <w:sz w:val="21"/>
+          <w:szCs w:val="21"/>
+          <w:shd w:val="clear" w:color="auto" w:fill="FFFFFF"/>
+          <w:lang w:eastAsia="pt-BR"/>
+          <w14:ligatures w14:val="none"/>
+        </w:rPr>
+        <w:t>Dia: 22/07/2025</w:t>
+      </w:r>
+    </w:p>
+    <w:p>
+      <w:pPr>
+        <w:shd w:val="clear" w:color="auto" w:fill="FFFFFF"/>
+        <w:spacing w:after="0" w:line="240" w:lineRule="auto"/>
+        <w:rPr>
+          <w:rFonts w:ascii="Poppins" w:eastAsia="Times New Roman" w:hAnsi="Poppins" w:cs="Poppins"/>
+          <w:color w:val="525F7F"/>
+          <w:kern w:val="0"/>
+          <w:sz w:val="21"/>
+          <w:szCs w:val="21"/>
+          <w:lang w:eastAsia="pt-BR"/>
+          <w14:ligatures w14:val="none"/>
+        </w:rPr>
+      </w:pPr>
+      <w:r>
+        <w:rPr>
+          <w:rFonts w:ascii="Poppins" w:eastAsia="Times New Roman" w:hAnsi="Poppins" w:cs="Poppins"/>
+          <w:color w:val="525F7F"/>
+          <w:kern w:val="0"/>
+          <w:sz w:val="21"/>
+          <w:szCs w:val="21"/>
+          <w:lang w:eastAsia="pt-BR"/>
+          <w14:ligatures w14:val="none"/>
+        </w:rPr>
+        <w:t xml:space="preserve">Especialista: Raiane </w:t>
+      </w:r>
+      <w:proofErr w:type="spellStart"/>
+      <w:r>
+        <w:rPr>
+          <w:rFonts w:ascii="Poppins" w:eastAsia="Times New Roman" w:hAnsi="Poppins" w:cs="Poppins"/>
+          <w:color w:val="525F7F"/>
+          <w:kern w:val="0"/>
+          <w:sz w:val="21"/>
+          <w:szCs w:val="21"/>
+          <w:lang w:eastAsia="pt-BR"/>
+          <w14:ligatures w14:val="none"/>
+        </w:rPr>
+        <w:t>Darla</w:t>
+      </w:r>
+      <w:proofErr w:type="spellEnd"/>
+      <w:r>
+        <w:rPr>
+          <w:rFonts w:ascii="Poppins" w:eastAsia="Times New Roman" w:hAnsi="Poppins" w:cs="Poppins"/>
+          <w:color w:val="525F7F"/>
+          <w:kern w:val="0"/>
+          <w:sz w:val="21"/>
+          <w:szCs w:val="21"/>
+          <w:lang w:eastAsia="pt-BR"/>
+          <w14:ligatures w14:val="none"/>
+        </w:rPr>
+        <w:t xml:space="preserve"> Moreira Dias Vieira - Psicopedagogia</w:t>
+      </w:r>
+    </w:p>
+    <w:p>
+      <w:pPr>
+        <w:shd w:val="clear" w:color="auto" w:fill="FFFFFF"/>
+        <w:spacing w:after="0" w:line="240" w:lineRule="auto"/>
+        <w:rPr>
+          <w:rFonts w:ascii="Poppins" w:eastAsia="Times New Roman" w:hAnsi="Poppins" w:cs="Poppins"/>
+          <w:color w:val="525F7F"/>
+          <w:kern w:val="0"/>
+          <w:sz w:val="21"/>
+          <w:szCs w:val="21"/>
+          <w:lang w:eastAsia="pt-BR"/>
+          <w14:ligatures w14:val="none"/>
+        </w:rPr>
+      </w:pPr>
+      <w:r>
+        <w:rPr>
+          <w:rFonts w:ascii="Poppins" w:eastAsia="Times New Roman" w:hAnsi="Poppins" w:cs="Poppins"/>
+          <w:color w:val="525F7F"/>
+          <w:kern w:val="0"/>
+          <w:sz w:val="21"/>
+          <w:szCs w:val="21"/>
+          <w:lang w:eastAsia="pt-BR"/>
+          <w14:ligatures w14:val="none"/>
+        </w:rPr>
+        <w:t xml:space="preserve">Prontuário: Crie um caso de uso para a listagem de pacientes, este caso de uso inicia-se quando um usuário do tipo paciente seleciona no menu a opção pacientes, o sistema então exibe a lista de pacientes que esse especialista já atendeu, a lista é ordenada pelo nome, e exibe os seguintes campos: Paciente, </w:t>
+      </w:r>
+      <w:r>
+        <w:rPr>
+          <w:rFonts w:ascii="Poppins" w:eastAsia="Times New Roman" w:hAnsi="Poppins" w:cs="Poppins"/>
+          <w:color w:val="525F7F"/>
+          <w:kern w:val="0"/>
+          <w:sz w:val="21"/>
+          <w:szCs w:val="21"/>
+          <w:lang w:eastAsia="pt-BR"/>
+          <w14:ligatures w14:val="none"/>
+        </w:rPr>
+        <w:lastRenderedPageBreak/>
+        <w:t xml:space="preserve">CPF, Nascimento e total de Consultas, a lista é paginada com 8 itens por vez, permitindo o usuário filtrar pelo nome ou pelo </w:t>
+      </w:r>
+      <w:proofErr w:type="spellStart"/>
+      <w:r>
+        <w:rPr>
+          <w:rFonts w:ascii="Poppins" w:eastAsia="Times New Roman" w:hAnsi="Poppins" w:cs="Poppins"/>
+          <w:color w:val="525F7F"/>
+          <w:kern w:val="0"/>
+          <w:sz w:val="21"/>
+          <w:szCs w:val="21"/>
+          <w:lang w:eastAsia="pt-BR"/>
+          <w14:ligatures w14:val="none"/>
+        </w:rPr>
+        <w:t>cpf</w:t>
+      </w:r>
+      <w:proofErr w:type="spellEnd"/>
+      <w:r>
+        <w:rPr>
+          <w:rFonts w:ascii="Poppins" w:eastAsia="Times New Roman" w:hAnsi="Poppins" w:cs="Poppins"/>
+          <w:color w:val="525F7F"/>
+          <w:kern w:val="0"/>
+          <w:sz w:val="21"/>
+          <w:szCs w:val="21"/>
+          <w:lang w:eastAsia="pt-BR"/>
+          <w14:ligatures w14:val="none"/>
+        </w:rPr>
+        <w:t>, o sistema também permite ao usuário executar o caso de uso exibir UC 19 Exibir Prontuário.</w:t>
+      </w:r>
+    </w:p>
+    <w:p>
+      <w:pPr>
+        <w:shd w:val="clear" w:color="auto" w:fill="FFFFFF"/>
+        <w:spacing w:after="0" w:line="240" w:lineRule="auto"/>
+        <w:rPr>
+          <w:rFonts w:ascii="Poppins" w:eastAsia="Times New Roman" w:hAnsi="Poppins" w:cs="Poppins"/>
+          <w:color w:val="525F7F"/>
+          <w:kern w:val="0"/>
+          <w:sz w:val="21"/>
+          <w:szCs w:val="21"/>
+          <w:lang w:eastAsia="pt-BR"/>
+          <w14:ligatures w14:val="none"/>
+        </w:rPr>
+      </w:pPr>
+      <w:r>
+        <w:rPr>
+          <w:rFonts w:ascii="Poppins" w:eastAsia="Times New Roman" w:hAnsi="Poppins" w:cs="Poppins"/>
+          <w:color w:val="525F7F"/>
+          <w:kern w:val="0"/>
+          <w:sz w:val="21"/>
+          <w:szCs w:val="21"/>
+          <w:lang w:eastAsia="pt-BR"/>
+          <w14:ligatures w14:val="none"/>
+        </w:rPr>
+        <w:t xml:space="preserve">Medicamentos </w:t>
+      </w:r>
+      <w:proofErr w:type="spellStart"/>
+      <w:r>
+        <w:rPr>
+          <w:rFonts w:ascii="Poppins" w:eastAsia="Times New Roman" w:hAnsi="Poppins" w:cs="Poppins"/>
+          <w:color w:val="525F7F"/>
+          <w:kern w:val="0"/>
+          <w:sz w:val="21"/>
+          <w:szCs w:val="21"/>
+          <w:lang w:eastAsia="pt-BR"/>
+          <w14:ligatures w14:val="none"/>
+        </w:rPr>
+        <w:t>preescritos</w:t>
+      </w:r>
+      <w:proofErr w:type="spellEnd"/>
+      <w:r>
+        <w:rPr>
+          <w:rFonts w:ascii="Poppins" w:eastAsia="Times New Roman" w:hAnsi="Poppins" w:cs="Poppins"/>
+          <w:color w:val="525F7F"/>
+          <w:kern w:val="0"/>
+          <w:sz w:val="21"/>
+          <w:szCs w:val="21"/>
+          <w:lang w:eastAsia="pt-BR"/>
+          <w14:ligatures w14:val="none"/>
+        </w:rPr>
+        <w:t>:</w:t>
+      </w:r>
+      <w:r>
+        <w:rPr>
+          <w:rFonts w:ascii="Poppins" w:eastAsia="Times New Roman" w:hAnsi="Poppins" w:cs="Poppins"/>
+          <w:color w:val="525F7F"/>
+          <w:kern w:val="0"/>
+          <w:sz w:val="21"/>
+          <w:szCs w:val="21"/>
+          <w:lang w:eastAsia="pt-BR"/>
+          <w14:ligatures w14:val="none"/>
+        </w:rPr>
+        <w:br/>
+      </w:r>
+    </w:p>
+    <w:p>
+      <w:pPr>
+        <w:shd w:val="clear" w:color="auto" w:fill="FFFFFF"/>
+        <w:spacing w:after="75" w:line="240" w:lineRule="auto"/>
+        <w:ind w:left="300"/>
+        <w:rPr>
+          <w:rFonts w:ascii="Poppins" w:eastAsia="Times New Roman" w:hAnsi="Poppins" w:cs="Poppins"/>
+          <w:color w:val="344675"/>
+          <w:kern w:val="0"/>
+          <w:sz w:val="21"/>
+          <w:szCs w:val="21"/>
+          <w:lang w:eastAsia="pt-BR"/>
+          <w14:ligatures w14:val="none"/>
+        </w:rPr>
+      </w:pPr>
+      <w:r>
+        <w:rPr>
+          <w:rFonts w:ascii="Poppins" w:eastAsia="Times New Roman" w:hAnsi="Poppins" w:cs="Poppins"/>
+          <w:color w:val="344675"/>
+          <w:kern w:val="0"/>
+          <w:sz w:val="21"/>
+          <w:szCs w:val="21"/>
+          <w:lang w:eastAsia="pt-BR"/>
+          <w14:ligatures w14:val="none"/>
+        </w:rPr>
+        <w:t>Cefalosporinas - 2 vezes ao dia</w:t>
+      </w:r>
+      <w:r>
+        <w:rPr>
+          <w:rFonts w:ascii="Poppins" w:eastAsia="Times New Roman" w:hAnsi="Poppins" w:cs="Poppins"/>
+          <w:color w:val="344675"/>
+          <w:kern w:val="0"/>
+          <w:sz w:val="21"/>
+          <w:szCs w:val="21"/>
+          <w:lang w:eastAsia="pt-BR"/>
+          <w14:ligatures w14:val="none"/>
+        </w:rPr>
+        <w:br/>
+      </w:r>
+      <w:proofErr w:type="spellStart"/>
+      <w:r>
+        <w:rPr>
+          <w:rFonts w:ascii="Poppins" w:eastAsia="Times New Roman" w:hAnsi="Poppins" w:cs="Poppins"/>
+          <w:color w:val="344675"/>
+          <w:kern w:val="0"/>
+          <w:sz w:val="21"/>
+          <w:szCs w:val="21"/>
+          <w:lang w:eastAsia="pt-BR"/>
+          <w14:ligatures w14:val="none"/>
+        </w:rPr>
+        <w:t>Fluoroquinolonas</w:t>
+      </w:r>
+      <w:proofErr w:type="spellEnd"/>
+      <w:r>
+        <w:rPr>
+          <w:rFonts w:ascii="Poppins" w:eastAsia="Times New Roman" w:hAnsi="Poppins" w:cs="Poppins"/>
+          <w:color w:val="344675"/>
+          <w:kern w:val="0"/>
+          <w:sz w:val="21"/>
+          <w:szCs w:val="21"/>
+          <w:lang w:eastAsia="pt-BR"/>
+          <w14:ligatures w14:val="none"/>
+        </w:rPr>
+        <w:t xml:space="preserve"> - </w:t>
+      </w:r>
+      <w:proofErr w:type="spellStart"/>
+      <w:r>
+        <w:rPr>
+          <w:rFonts w:ascii="Poppins" w:eastAsia="Times New Roman" w:hAnsi="Poppins" w:cs="Poppins"/>
+          <w:color w:val="344675"/>
+          <w:kern w:val="0"/>
+          <w:sz w:val="21"/>
+          <w:szCs w:val="21"/>
+          <w:lang w:eastAsia="pt-BR"/>
+          <w14:ligatures w14:val="none"/>
+        </w:rPr>
+        <w:t>dd</w:t>
+      </w:r>
+      <w:proofErr w:type="spellEnd"/>
+    </w:p>
+    <w:p>
+      <w:pPr>
+        <w:shd w:val="clear" w:color="auto" w:fill="FFFFFF"/>
+        <w:spacing w:after="0" w:line="240" w:lineRule="auto"/>
+        <w:rPr>
+          <w:rFonts w:ascii="Poppins" w:eastAsia="Times New Roman" w:hAnsi="Poppins" w:cs="Poppins"/>
+          <w:color w:val="525F7F"/>
+          <w:kern w:val="0"/>
+          <w:sz w:val="21"/>
+          <w:szCs w:val="21"/>
+          <w:lang w:eastAsia="pt-BR"/>
+          <w14:ligatures w14:val="none"/>
+        </w:rPr>
+      </w:pPr>
+      <w:r>
+        <w:rPr>
+          <w:rFonts w:ascii="Poppins" w:eastAsia="Times New Roman" w:hAnsi="Poppins" w:cs="Poppins"/>
+          <w:color w:val="525F7F"/>
+          <w:kern w:val="0"/>
+          <w:sz w:val="21"/>
+          <w:szCs w:val="21"/>
+          <w:lang w:eastAsia="pt-BR"/>
+          <w14:ligatures w14:val="none"/>
+        </w:rPr>
+        <w:t>Exames solicitados:</w:t>
+      </w:r>
+      <w:r>
+        <w:rPr>
+          <w:rFonts w:ascii="Poppins" w:eastAsia="Times New Roman" w:hAnsi="Poppins" w:cs="Poppins"/>
+          <w:color w:val="525F7F"/>
+          <w:kern w:val="0"/>
+          <w:sz w:val="21"/>
+          <w:szCs w:val="21"/>
+          <w:lang w:eastAsia="pt-BR"/>
+          <w14:ligatures w14:val="none"/>
+        </w:rPr>
+        <w:br/>
+      </w:r>
+    </w:p>
+    <w:p>
+      <w:pPr>
+        <w:shd w:val="clear" w:color="auto" w:fill="FFFFFF"/>
+        <w:spacing w:after="75" w:line="240" w:lineRule="auto"/>
+        <w:ind w:left="300"/>
+        <w:rPr>
+          <w:rFonts w:ascii="Poppins" w:eastAsia="Times New Roman" w:hAnsi="Poppins" w:cs="Poppins"/>
+          <w:color w:val="344675"/>
+          <w:kern w:val="0"/>
+          <w:sz w:val="21"/>
+          <w:szCs w:val="21"/>
+          <w:lang w:eastAsia="pt-BR"/>
+          <w14:ligatures w14:val="none"/>
+        </w:rPr>
+      </w:pPr>
+      <w:r>
+        <w:rPr>
+          <w:rFonts w:ascii="Poppins" w:eastAsia="Times New Roman" w:hAnsi="Poppins" w:cs="Poppins"/>
+          <w:color w:val="344675"/>
+          <w:kern w:val="0"/>
+          <w:sz w:val="21"/>
+          <w:szCs w:val="21"/>
+          <w:lang w:eastAsia="pt-BR"/>
+          <w14:ligatures w14:val="none"/>
+        </w:rPr>
+        <w:t>Raio X</w:t>
+      </w:r>
+      <w:r>
+        <w:rPr>
+          <w:rFonts w:ascii="Poppins" w:eastAsia="Times New Roman" w:hAnsi="Poppins" w:cs="Poppins"/>
+          <w:color w:val="344675"/>
+          <w:kern w:val="0"/>
+          <w:sz w:val="21"/>
+          <w:szCs w:val="21"/>
+          <w:lang w:eastAsia="pt-BR"/>
+          <w14:ligatures w14:val="none"/>
+        </w:rPr>
+        <w:br/>
+        <w:t>Radiografia</w:t>
+      </w:r>
+    </w:p>
+    <w:p>
+      <w:r>
+        <w:t>Permitindo que o especialista filtre pela especialidade, podendo ver o histórico do paciente na plataforma.</w:t>
+      </w:r>
+    </w:p>
+    <w:p>
+      <w:r>
+        <w:t>Tempo, tempo que é preenchido pelo sistema para mostrar ao especialista o tempo que está passando durante a consulta atual.</w:t>
+      </w:r>
+    </w:p>
+    <w:p>
+      <w:r>
+        <w:t xml:space="preserve">E Por fim anamnese, onde vai ser exibido a anamnese de um paciente.   </w:t>
+      </w:r>
+    </w:p>
+    <w:p>
+      <w:r>
+        <w:t xml:space="preserve">Caso o especialista selecione a opção prontuário o </w:t>
+      </w:r>
+      <w:r>
+        <w:t>UC</w:t>
+      </w:r>
+      <w:proofErr w:type="gramStart"/>
+      <w:r>
+        <w:t>13  -</w:t>
+      </w:r>
+      <w:proofErr w:type="gramEnd"/>
+      <w:r>
+        <w:t xml:space="preserve"> EXIBIR PRONTUÁRIO</w:t>
+      </w:r>
+      <w:r>
+        <w:t xml:space="preserve"> é EXECUTADO.</w:t>
+      </w:r>
+    </w:p>
+    <w:p>
+      <w:r>
+        <w:t xml:space="preserve">Caso o especialista selecione a </w:t>
+      </w:r>
+      <w:proofErr w:type="gramStart"/>
+      <w:r>
+        <w:t>opção Avaliar</w:t>
+      </w:r>
+      <w:proofErr w:type="gramEnd"/>
+      <w:r>
+        <w:t xml:space="preserve"> paciente um formulário com os seguintes campos é exibido </w:t>
+      </w:r>
+      <w:r>
+        <w:t>Pontualidade do Paciente</w:t>
+      </w:r>
+      <w:r>
+        <w:t xml:space="preserve"> valores possíveis de 1 a 5, </w:t>
+      </w:r>
+      <w:r>
+        <w:t>Assiduidade do Paciente</w:t>
+      </w:r>
+      <w:r>
+        <w:t xml:space="preserve"> de 1 a 5, e comentários campo texto onde um especialista pode digitar um comentário sobre o paciente. O Usuário pode cancelar </w:t>
+      </w:r>
+      <w:proofErr w:type="gramStart"/>
+      <w:r>
+        <w:t>essa fluxo</w:t>
+      </w:r>
+      <w:proofErr w:type="gramEnd"/>
+      <w:r>
+        <w:t xml:space="preserve">, retornando para a lista de consultas ou pode salvar </w:t>
+      </w:r>
+      <w:proofErr w:type="gramStart"/>
+      <w:r>
+        <w:t>esse avaliação</w:t>
+      </w:r>
+      <w:proofErr w:type="gramEnd"/>
+      <w:r>
+        <w:t xml:space="preserve"> retornando também para o fluxo da lista de consultas e exibindo uma </w:t>
+      </w:r>
+      <w:proofErr w:type="spellStart"/>
+      <w:r>
+        <w:t>messagem</w:t>
+      </w:r>
+      <w:proofErr w:type="spellEnd"/>
+      <w:r>
+        <w:t xml:space="preserve"> com operação realizada com sucesso.</w:t>
+      </w:r>
+    </w:p>
+    <w:p/>
+    <w:p/>
+    <w:p/>
     <w:p/>
     <w:p/>
     <w:p/>
@@ -2910,6 +3506,7 @@
   <w:style w:type="character" w:default="1" w:styleId="Fontepargpadro">
     <w:name w:val="Default Paragraph Font"/>
     <w:uiPriority w:val="1"/>
+    <w:semiHidden/>
     <w:unhideWhenUsed/>
   </w:style>
   <w:style w:type="table" w:default="1" w:styleId="Tabelanormal">

--- a/documentação/Requisitos/RequisitoIncluaNovoUsuario.docx
+++ b/documentação/Requisitos/RequisitoIncluaNovoUsuario.docx
@@ -2253,16 +2253,7 @@
     <w:p/>
     <w:p>
       <w:r>
-        <w:t>Crie um caso de uso para a</w:t>
-      </w:r>
-      <w:r>
-        <w:t>s</w:t>
-      </w:r>
-      <w:r>
-        <w:t xml:space="preserve"> consultas , este caso de uso inicia-se quando um usuário do tipo especialista seleciona no menu a opção</w:t>
-      </w:r>
-      <w:r>
-        <w:t xml:space="preserve"> Consultas então o sistema exibe a lista de consultas marcadas pra ele, onde ele pode filtrar essas consultas por </w:t>
+        <w:t xml:space="preserve">Crie um caso de uso para as consultas , este caso de uso inicia-se quando um usuário do tipo especialista seleciona no menu a opção Consultas então o sistema exibe a lista de consultas marcadas pra ele, onde ele pode filtrar essas consultas por </w:t>
       </w:r>
       <w:r>
         <w:t>Data início</w:t>
@@ -2879,6 +2870,185 @@
         <w:t xml:space="preserve"> com operação realizada com sucesso.</w:t>
       </w:r>
     </w:p>
+    <w:p/>
+    <w:p/>
+    <w:p>
+      <w:r>
+        <w:t xml:space="preserve">Crie um caso de uso para as </w:t>
+      </w:r>
+      <w:r>
+        <w:t>Agenda de uma clinica</w:t>
+      </w:r>
+      <w:r>
+        <w:t xml:space="preserve"> , este caso de uso inicia-se quando um usuário do tipo </w:t>
+      </w:r>
+      <w:r>
+        <w:t xml:space="preserve">Administrador de Clinica, </w:t>
+      </w:r>
+      <w:r>
+        <w:t xml:space="preserve"> seleciona no menu a opção </w:t>
+      </w:r>
+      <w:r>
+        <w:t>Agenda</w:t>
+      </w:r>
+      <w:r>
+        <w:t xml:space="preserve"> então o sistema exibe a lista de consultas marcadas pra </w:t>
+      </w:r>
+      <w:r>
+        <w:t>a clinica</w:t>
+      </w:r>
+      <w:r>
+        <w:t xml:space="preserve">, </w:t>
+      </w:r>
+      <w:r>
+        <w:t xml:space="preserve"> </w:t>
+      </w:r>
+      <w:r>
+        <w:t xml:space="preserve">onde </w:t>
+      </w:r>
+      <w:r>
+        <w:t xml:space="preserve">O ADMC </w:t>
+      </w:r>
+      <w:r>
+        <w:t xml:space="preserve"> pode filtrar essas consultas por </w:t>
+      </w:r>
+      <w:r>
+        <w:t>Data início</w:t>
+      </w:r>
+      <w:r>
+        <w:t xml:space="preserve">, </w:t>
+      </w:r>
+      <w:r>
+        <w:t>Data final</w:t>
+      </w:r>
+      <w:r>
+        <w:t xml:space="preserve">, </w:t>
+      </w:r>
+      <w:r>
+        <w:t>Paciente</w:t>
+      </w:r>
+      <w:r>
+        <w:t xml:space="preserve">, Status valores possíveis (Todos, Sala de Espera, Aguardando atendimento, Cancelada, Em Atendimento, Finalizada) e </w:t>
+      </w:r>
+      <w:r>
+        <w:t>Especialista</w:t>
+      </w:r>
+      <w:r>
+        <w:t xml:space="preserve">, o usuário </w:t>
+      </w:r>
+      <w:r>
+        <w:t>ADMC</w:t>
+      </w:r>
+      <w:r>
+        <w:t xml:space="preserve"> pode selecionar a opção pesquisar então o sistema exibe a lista de consultas que atende ao filtro, permitindo ao especialista executar as seguintes ações: </w:t>
+      </w:r>
+      <w:r>
+        <w:t xml:space="preserve">Fazer encaminhamento, </w:t>
+      </w:r>
+      <w:r>
+        <w:t>Efetuar Pagamento</w:t>
+      </w:r>
+      <w:r>
+        <w:t xml:space="preserve">, </w:t>
+      </w:r>
+      <w:r>
+        <w:t xml:space="preserve">Cancelar Consulta. </w:t>
+      </w:r>
+    </w:p>
+    <w:p>
+      <w:r>
+        <w:lastRenderedPageBreak/>
+        <w:t xml:space="preserve">Caso o </w:t>
+      </w:r>
+      <w:r>
+        <w:t>ADMC</w:t>
+      </w:r>
+      <w:r>
+        <w:t xml:space="preserve"> solicite a opção efetuar Pagamento, O sistema então exibe as opções PIX, </w:t>
+      </w:r>
+      <w:r>
+        <w:t>Espécie</w:t>
+      </w:r>
+      <w:r>
+        <w:t xml:space="preserve"> ou Cartão, </w:t>
+      </w:r>
+      <w:proofErr w:type="gramStart"/>
+      <w:r>
+        <w:t>Caso</w:t>
+      </w:r>
+      <w:proofErr w:type="gramEnd"/>
+      <w:r>
+        <w:t xml:space="preserve"> o usuário solicite cartão o sistema então exibe as opções </w:t>
+      </w:r>
+      <w:r>
+        <w:t>Cartão</w:t>
+      </w:r>
+      <w:r>
+        <w:t xml:space="preserve"> Cadastrado ou Maquineta, caso o usuário solicite a opção maquineta o usuário é obrigado a digitar o </w:t>
+      </w:r>
+      <w:proofErr w:type="gramStart"/>
+      <w:r>
+        <w:t>numero</w:t>
+      </w:r>
+      <w:proofErr w:type="gramEnd"/>
+      <w:r>
+        <w:t xml:space="preserve"> de autorização do cartão de </w:t>
+      </w:r>
+      <w:proofErr w:type="gramStart"/>
+      <w:r>
+        <w:t>credito</w:t>
+      </w:r>
+      <w:proofErr w:type="gramEnd"/>
+      <w:r>
+        <w:t xml:space="preserve">. Caso ele selecione pix o sistema retorna </w:t>
+      </w:r>
+      <w:proofErr w:type="gramStart"/>
+      <w:r>
+        <w:t>pra</w:t>
+      </w:r>
+      <w:proofErr w:type="gramEnd"/>
+      <w:r>
+        <w:t xml:space="preserve"> lista de consultas, caso ele escolha espécie o sistema retorna </w:t>
+      </w:r>
+      <w:proofErr w:type="gramStart"/>
+      <w:r>
+        <w:t>pra</w:t>
+      </w:r>
+      <w:proofErr w:type="gramEnd"/>
+      <w:r>
+        <w:t xml:space="preserve"> lista de consultas, se ele selecionar opção Cartão cadastrado o sistema redireciona para o </w:t>
+      </w:r>
+      <w:proofErr w:type="spellStart"/>
+      <w:r>
+        <w:t>gatway</w:t>
+      </w:r>
+      <w:proofErr w:type="spellEnd"/>
+      <w:r>
+        <w:t xml:space="preserve"> de pagamento executa o processamento e retorna para a lista de consultas.</w:t>
+      </w:r>
+    </w:p>
+    <w:p>
+      <w:r>
+        <w:t xml:space="preserve">Caso o ADMC solicite a opção realizar encaminhamento o sistema exibe um formulário contendo o local onde o especialista está atendendo e o tipo do atendimento que pode ser normal e prioritário, os campos são obrigatórios, o usuário pode selecionar a opção voltar que retorna para a agenda, </w:t>
+      </w:r>
+      <w:proofErr w:type="gramStart"/>
+      <w:r>
+        <w:t>ou Encaminhar</w:t>
+      </w:r>
+      <w:proofErr w:type="gramEnd"/>
+      <w:r>
+        <w:t xml:space="preserve"> que o sistema salva as informações e retorna para a agenda mudando o status da consulta para Sala de Espera. Regra de negócio, somente </w:t>
+      </w:r>
+      <w:proofErr w:type="gramStart"/>
+      <w:r>
+        <w:t>um consulta não encaminhada</w:t>
+      </w:r>
+      <w:proofErr w:type="gramEnd"/>
+      <w:r>
+        <w:t xml:space="preserve"> pode ser encaminhada. Crie um fluxo alterar encaminhamento, onde o usuário ADMC pode alterar qual o destino do paciente e qual sua prioridade.</w:t>
+      </w:r>
+    </w:p>
+    <w:p/>
     <w:p/>
     <w:p/>
     <w:p/>

--- a/documentação/Requisitos/RequisitoIncluaNovoUsuario.docx
+++ b/documentação/Requisitos/RequisitoIncluaNovoUsuario.docx
@@ -286,10 +286,12 @@
       <w:r>
         <w:t xml:space="preserve"> de </w:t>
       </w:r>
+      <w:proofErr w:type="spellStart"/>
       <w:proofErr w:type="gramStart"/>
       <w:r>
         <w:t>boas vindas</w:t>
       </w:r>
+      <w:proofErr w:type="spellEnd"/>
       <w:proofErr w:type="gramEnd"/>
       <w:r>
         <w:t xml:space="preserve"> para o usuário</w:t>
@@ -359,10 +361,12 @@
       <w:r>
         <w:t xml:space="preserve"> de </w:t>
       </w:r>
+      <w:proofErr w:type="spellStart"/>
       <w:proofErr w:type="gramStart"/>
       <w:r>
         <w:t>boas vindas</w:t>
       </w:r>
+      <w:proofErr w:type="spellEnd"/>
       <w:proofErr w:type="gramEnd"/>
       <w:r>
         <w:t xml:space="preserve"> para o usuário</w:t>
@@ -2151,10 +2155,12 @@
       <w:r>
         <w:t xml:space="preserve">Regra de </w:t>
       </w:r>
+      <w:proofErr w:type="spellStart"/>
       <w:proofErr w:type="gramStart"/>
       <w:r>
         <w:t>negocio</w:t>
       </w:r>
+      <w:proofErr w:type="spellEnd"/>
       <w:proofErr w:type="gramEnd"/>
       <w:r>
         <w:t xml:space="preserve"> 01, </w:t>
@@ -2416,7 +2422,15 @@
       </w:r>
       <w:proofErr w:type="spellEnd"/>
       <w:r>
-        <w:t xml:space="preserve">, exames, onde o especialista poderá solicitar uma lista de exames a ser realizados, Prontuário Completo, onde contém todo o histórico de consultas anteriores como o exemplo </w:t>
+        <w:t xml:space="preserve">, exames, onde o especialista poderá solicitar uma lista de exames a </w:t>
+      </w:r>
+      <w:proofErr w:type="gramStart"/>
+      <w:r>
+        <w:t>ser</w:t>
+      </w:r>
+      <w:proofErr w:type="gramEnd"/>
+      <w:r>
+        <w:t xml:space="preserve"> realizados, Prontuário Completo, onde contém todo o histórico de consultas anteriores como o exemplo </w:t>
       </w:r>
       <w:proofErr w:type="gramStart"/>
       <w:r>
@@ -2467,33 +2481,7 @@
           <w:lang w:eastAsia="pt-BR"/>
           <w14:ligatures w14:val="none"/>
         </w:rPr>
-        <w:t xml:space="preserve">Especialista: Raiane </w:t>
-      </w:r>
-      <w:proofErr w:type="spellStart"/>
-      <w:r>
-        <w:rPr>
-          <w:rFonts w:ascii="Poppins" w:eastAsia="Times New Roman" w:hAnsi="Poppins" w:cs="Poppins"/>
-          <w:color w:val="525F7F"/>
-          <w:kern w:val="0"/>
-          <w:sz w:val="21"/>
-          <w:szCs w:val="21"/>
-          <w:lang w:eastAsia="pt-BR"/>
-          <w14:ligatures w14:val="none"/>
-        </w:rPr>
-        <w:t>Darla</w:t>
-      </w:r>
-      <w:proofErr w:type="spellEnd"/>
-      <w:r>
-        <w:rPr>
-          <w:rFonts w:ascii="Poppins" w:eastAsia="Times New Roman" w:hAnsi="Poppins" w:cs="Poppins"/>
-          <w:color w:val="525F7F"/>
-          <w:kern w:val="0"/>
-          <w:sz w:val="21"/>
-          <w:szCs w:val="21"/>
-          <w:lang w:eastAsia="pt-BR"/>
-          <w14:ligatures w14:val="none"/>
-        </w:rPr>
-        <w:t xml:space="preserve"> Moreira Dias Vieira - Psicopedagogia</w:t>
+        <w:t>Especialista: Raiane Darla Moreira Dias Vieira - Psicopedagogia</w:t>
       </w:r>
     </w:p>
     <w:p>
@@ -2874,103 +2862,31 @@
     <w:p/>
     <w:p>
       <w:r>
-        <w:t xml:space="preserve">Crie um caso de uso para as </w:t>
-      </w:r>
-      <w:r>
-        <w:t>Agenda de uma clinica</w:t>
-      </w:r>
-      <w:r>
-        <w:t xml:space="preserve"> , este caso de uso inicia-se quando um usuário do tipo </w:t>
-      </w:r>
-      <w:r>
-        <w:t xml:space="preserve">Administrador de Clinica, </w:t>
-      </w:r>
-      <w:r>
-        <w:t xml:space="preserve"> seleciona no menu a opção </w:t>
-      </w:r>
-      <w:r>
-        <w:t>Agenda</w:t>
-      </w:r>
-      <w:r>
-        <w:t xml:space="preserve"> então o sistema exibe a lista de consultas marcadas pra </w:t>
-      </w:r>
-      <w:r>
-        <w:t>a clinica</w:t>
+        <w:t xml:space="preserve">Crie um caso de uso para as Agenda de uma clinica , este caso de uso inicia-se quando um usuário do tipo Administrador de Clinica,  seleciona no menu a opção Agenda então o sistema exibe a lista de consultas marcadas pra a clinica,  onde O ADMC  pode filtrar essas consultas por </w:t>
+      </w:r>
+      <w:r>
+        <w:t>Data início</w:t>
       </w:r>
       <w:r>
         <w:t xml:space="preserve">, </w:t>
       </w:r>
       <w:r>
-        <w:t xml:space="preserve"> </w:t>
-      </w:r>
-      <w:r>
-        <w:t xml:space="preserve">onde </w:t>
-      </w:r>
-      <w:r>
-        <w:t xml:space="preserve">O ADMC </w:t>
-      </w:r>
-      <w:r>
-        <w:t xml:space="preserve"> pode filtrar essas consultas por </w:t>
-      </w:r>
-      <w:r>
-        <w:t>Data início</w:t>
+        <w:t>Data final</w:t>
       </w:r>
       <w:r>
         <w:t xml:space="preserve">, </w:t>
       </w:r>
       <w:r>
-        <w:t>Data final</w:t>
-      </w:r>
-      <w:r>
-        <w:t xml:space="preserve">, </w:t>
-      </w:r>
-      <w:r>
         <w:t>Paciente</w:t>
       </w:r>
       <w:r>
-        <w:t xml:space="preserve">, Status valores possíveis (Todos, Sala de Espera, Aguardando atendimento, Cancelada, Em Atendimento, Finalizada) e </w:t>
-      </w:r>
-      <w:r>
-        <w:t>Especialista</w:t>
-      </w:r>
-      <w:r>
-        <w:t xml:space="preserve">, o usuário </w:t>
-      </w:r>
-      <w:r>
-        <w:t>ADMC</w:t>
-      </w:r>
-      <w:r>
-        <w:t xml:space="preserve"> pode selecionar a opção pesquisar então o sistema exibe a lista de consultas que atende ao filtro, permitindo ao especialista executar as seguintes ações: </w:t>
-      </w:r>
-      <w:r>
-        <w:t xml:space="preserve">Fazer encaminhamento, </w:t>
-      </w:r>
-      <w:r>
-        <w:t>Efetuar Pagamento</w:t>
-      </w:r>
-      <w:r>
-        <w:t xml:space="preserve">, </w:t>
-      </w:r>
-      <w:r>
-        <w:t xml:space="preserve">Cancelar Consulta. </w:t>
+        <w:t xml:space="preserve">, Status valores possíveis (Todos, Sala de Espera, Aguardando atendimento, Cancelada, Em Atendimento, Finalizada) e Especialista, o usuário ADMC pode selecionar a opção pesquisar então o sistema exibe a lista de consultas que atende ao filtro, permitindo ao especialista executar as seguintes ações: Fazer encaminhamento, Efetuar Pagamento, Cancelar Consulta. </w:t>
       </w:r>
     </w:p>
     <w:p>
       <w:r>
         <w:lastRenderedPageBreak/>
-        <w:t xml:space="preserve">Caso o </w:t>
-      </w:r>
-      <w:r>
-        <w:t>ADMC</w:t>
-      </w:r>
-      <w:r>
-        <w:t xml:space="preserve"> solicite a opção efetuar Pagamento, O sistema então exibe as opções PIX, </w:t>
-      </w:r>
-      <w:r>
-        <w:t>Espécie</w:t>
-      </w:r>
-      <w:r>
-        <w:t xml:space="preserve"> ou Cartão, </w:t>
+        <w:t xml:space="preserve">Caso o ADMC solicite a opção efetuar Pagamento, O sistema então exibe as opções PIX, Espécie ou Cartão, </w:t>
       </w:r>
       <w:proofErr w:type="gramStart"/>
       <w:r>
@@ -2978,13 +2894,7 @@
       </w:r>
       <w:proofErr w:type="gramEnd"/>
       <w:r>
-        <w:t xml:space="preserve"> o usuário solicite cartão o sistema então exibe as opções </w:t>
-      </w:r>
-      <w:r>
-        <w:t>Cartão</w:t>
-      </w:r>
-      <w:r>
-        <w:t xml:space="preserve"> Cadastrado ou Maquineta, caso o usuário solicite a opção maquineta o usuário é obrigado a digitar o </w:t>
+        <w:t xml:space="preserve"> o usuário solicite cartão o sistema então exibe as opções Cartão Cadastrado ou Maquineta, caso o usuário solicite a opção maquineta o usuário é obrigado a digitar o </w:t>
       </w:r>
       <w:proofErr w:type="gramStart"/>
       <w:r>
@@ -3046,6 +2956,106 @@
       <w:proofErr w:type="gramEnd"/>
       <w:r>
         <w:t xml:space="preserve"> pode ser encaminhada. Crie um fluxo alterar encaminhamento, onde o usuário ADMC pode alterar qual o destino do paciente e qual sua prioridade.</w:t>
+      </w:r>
+    </w:p>
+    <w:p/>
+    <w:p>
+      <w:r>
+        <w:t xml:space="preserve">Crie um caso de uso para a disponibilização de consultas , este caso de uso inicia-se quando um usuário do tipo especialista seleciona no menu a opção disponibilizar consultas,  o sistema então exibe um formulário com os campos Clinica Vinculada, Data de </w:t>
+      </w:r>
+      <w:proofErr w:type="spellStart"/>
+      <w:r>
+        <w:t>Inicio</w:t>
+      </w:r>
+      <w:proofErr w:type="spellEnd"/>
+      <w:r>
+        <w:t xml:space="preserve">, Data fim, duração média em minutos, intervalo de consultas em minutos, Horário do Início dos atendimentos, Horário do Fim dos atendimentos, Preço em R$, e os dias da semana de segunda a domingo </w:t>
+      </w:r>
+      <w:proofErr w:type="spellStart"/>
+      <w:r>
+        <w:t>multipa</w:t>
+      </w:r>
+      <w:proofErr w:type="spellEnd"/>
+      <w:r>
+        <w:t xml:space="preserve"> escolha, o usuário então preenche os campos e solicita a opção Salvar, o sistema então irá gerar consultas no período solicitado nos dias solicitados com duração solicitada e com intervalo entre as consultas configurada, a opôs a geração o sistema irá pra o UC AGENDA. </w:t>
+      </w:r>
+    </w:p>
+    <w:p/>
+    <w:p/>
+    <w:p>
+      <w:r>
+        <w:t xml:space="preserve">Crie um caso de uso para as configurações das especialidades da </w:t>
+      </w:r>
+      <w:proofErr w:type="spellStart"/>
+      <w:proofErr w:type="gramStart"/>
+      <w:r>
+        <w:t>clinica</w:t>
+      </w:r>
+      <w:proofErr w:type="spellEnd"/>
+      <w:proofErr w:type="gramEnd"/>
+      <w:r>
+        <w:t xml:space="preserve">, este caso de uso inicia-se quando um usuário, do tipo </w:t>
+      </w:r>
+      <w:proofErr w:type="spellStart"/>
+      <w:proofErr w:type="gramStart"/>
+      <w:r>
+        <w:t>clinica</w:t>
+      </w:r>
+      <w:proofErr w:type="spellEnd"/>
+      <w:proofErr w:type="gramEnd"/>
+      <w:r>
+        <w:t xml:space="preserve">, seleciona no menu a opção configurações, o sistema então exibe no menu de opções abaixo as especialidades, ao clicar em especialidades, o sistema exibe a lista de especialidades </w:t>
+      </w:r>
+      <w:proofErr w:type="gramStart"/>
+      <w:r>
+        <w:t>clinicas</w:t>
+      </w:r>
+      <w:proofErr w:type="gramEnd"/>
+      <w:r>
+        <w:t xml:space="preserve">, no qual, existe a especialidade, o valor, editar, o tipo de </w:t>
+      </w:r>
+      <w:proofErr w:type="gramStart"/>
+      <w:r>
+        <w:t>vinculo</w:t>
+      </w:r>
+      <w:proofErr w:type="gramEnd"/>
+      <w:r>
+        <w:t xml:space="preserve">. Sendo possível a exclusão da </w:t>
+      </w:r>
+      <w:proofErr w:type="gramStart"/>
+      <w:r>
+        <w:t>especialidade,  e</w:t>
+      </w:r>
+      <w:proofErr w:type="gramEnd"/>
+      <w:r>
+        <w:t xml:space="preserve"> a adição de novas especialidades no ícone no canto direito da tela. Ao clicar em adicionar, é exibida uma tela com as opções de edição de especialidade e valor, podendo salvar ou </w:t>
+      </w:r>
+      <w:r>
+        <w:lastRenderedPageBreak/>
+        <w:t xml:space="preserve">retornar para a tela anterior. Ao salvar, o sistema retorna para a tela anterior, e exibe uma mensagem confirmando que a operação foi realizada com sucesso. </w:t>
+      </w:r>
+      <w:r>
+        <w:t>o caso de uso deve estar organizado na ordem</w:t>
+      </w:r>
+    </w:p>
+    <w:p>
+      <w:r>
+        <w:t>1. nome do caso de uso. 2. atores envolvidos. 3. pré-condições 4. fluxo principal. 5. fluxos</w:t>
+      </w:r>
+    </w:p>
+    <w:p>
+      <w:r>
+        <w:t xml:space="preserve">alternativos 6. pós-condições 7. regras de </w:t>
+      </w:r>
+      <w:proofErr w:type="spellStart"/>
+      <w:proofErr w:type="gramStart"/>
+      <w:r>
+        <w:t>negocio</w:t>
+      </w:r>
+      <w:proofErr w:type="spellEnd"/>
+      <w:proofErr w:type="gramEnd"/>
+      <w:r>
+        <w:t>.</w:t>
       </w:r>
     </w:p>
     <w:p/>

--- a/documentação/Requisitos/RequisitoIncluaNovoUsuario.docx
+++ b/documentação/Requisitos/RequisitoIncluaNovoUsuario.docx
@@ -286,12 +286,10 @@
       <w:r>
         <w:t xml:space="preserve"> de </w:t>
       </w:r>
-      <w:proofErr w:type="spellStart"/>
       <w:proofErr w:type="gramStart"/>
       <w:r>
         <w:t>boas vindas</w:t>
       </w:r>
-      <w:proofErr w:type="spellEnd"/>
       <w:proofErr w:type="gramEnd"/>
       <w:r>
         <w:t xml:space="preserve"> para o usuário</w:t>
@@ -361,12 +359,10 @@
       <w:r>
         <w:t xml:space="preserve"> de </w:t>
       </w:r>
-      <w:proofErr w:type="spellStart"/>
       <w:proofErr w:type="gramStart"/>
       <w:r>
         <w:t>boas vindas</w:t>
       </w:r>
-      <w:proofErr w:type="spellEnd"/>
       <w:proofErr w:type="gramEnd"/>
       <w:r>
         <w:t xml:space="preserve"> para o usuário</w:t>
@@ -2155,12 +2151,10 @@
       <w:r>
         <w:t xml:space="preserve">Regra de </w:t>
       </w:r>
-      <w:proofErr w:type="spellStart"/>
       <w:proofErr w:type="gramStart"/>
       <w:r>
         <w:t>negocio</w:t>
       </w:r>
-      <w:proofErr w:type="spellEnd"/>
       <w:proofErr w:type="gramEnd"/>
       <w:r>
         <w:t xml:space="preserve"> 01, </w:t>
@@ -2422,15 +2416,7 @@
       </w:r>
       <w:proofErr w:type="spellEnd"/>
       <w:r>
-        <w:t xml:space="preserve">, exames, onde o especialista poderá solicitar uma lista de exames a </w:t>
-      </w:r>
-      <w:proofErr w:type="gramStart"/>
-      <w:r>
-        <w:t>ser</w:t>
-      </w:r>
-      <w:proofErr w:type="gramEnd"/>
-      <w:r>
-        <w:t xml:space="preserve"> realizados, Prontuário Completo, onde contém todo o histórico de consultas anteriores como o exemplo </w:t>
+        <w:t xml:space="preserve">, exames, onde o especialista poderá solicitar uma lista de exames a ser realizados, Prontuário Completo, onde contém todo o histórico de consultas anteriores como o exemplo </w:t>
       </w:r>
       <w:proofErr w:type="gramStart"/>
       <w:r>
@@ -2961,15 +2947,7 @@
     <w:p/>
     <w:p>
       <w:r>
-        <w:t xml:space="preserve">Crie um caso de uso para a disponibilização de consultas , este caso de uso inicia-se quando um usuário do tipo especialista seleciona no menu a opção disponibilizar consultas,  o sistema então exibe um formulário com os campos Clinica Vinculada, Data de </w:t>
-      </w:r>
-      <w:proofErr w:type="spellStart"/>
-      <w:r>
-        <w:t>Inicio</w:t>
-      </w:r>
-      <w:proofErr w:type="spellEnd"/>
-      <w:r>
-        <w:t xml:space="preserve">, Data fim, duração média em minutos, intervalo de consultas em minutos, Horário do Início dos atendimentos, Horário do Fim dos atendimentos, Preço em R$, e os dias da semana de segunda a domingo </w:t>
+        <w:t xml:space="preserve">Crie um caso de uso para a disponibilização de consultas , este caso de uso inicia-se quando um usuário do tipo especialista seleciona no menu a opção disponibilizar consultas,  o sistema então exibe um formulário com os campos Clinica Vinculada, Data de Inicio, Data fim, duração média em minutos, intervalo de consultas em minutos, Horário do Início dos atendimentos, Horário do Fim dos atendimentos, Preço em R$, e os dias da semana de segunda a domingo </w:t>
       </w:r>
       <w:proofErr w:type="spellStart"/>
       <w:r>
@@ -2981,27 +2959,27 @@
       </w:r>
     </w:p>
     <w:p/>
-    <w:p/>
+    <w:p>
+      <w:r>
+        <w:t>UC-29</w:t>
+      </w:r>
+    </w:p>
     <w:p>
       <w:r>
         <w:t xml:space="preserve">Crie um caso de uso para as configurações das especialidades da </w:t>
       </w:r>
-      <w:proofErr w:type="spellStart"/>
       <w:proofErr w:type="gramStart"/>
       <w:r>
         <w:t>clinica</w:t>
       </w:r>
-      <w:proofErr w:type="spellEnd"/>
       <w:proofErr w:type="gramEnd"/>
       <w:r>
         <w:t xml:space="preserve">, este caso de uso inicia-se quando um usuário, do tipo </w:t>
       </w:r>
-      <w:proofErr w:type="spellStart"/>
       <w:proofErr w:type="gramStart"/>
       <w:r>
         <w:t>clinica</w:t>
       </w:r>
-      <w:proofErr w:type="spellEnd"/>
       <w:proofErr w:type="gramEnd"/>
       <w:r>
         <w:t xml:space="preserve">, seleciona no menu a opção configurações, o sistema então exibe no menu de opções abaixo as especialidades, ao clicar em especialidades, o sistema exibe a lista de especialidades </w:t>
@@ -3047,15 +3025,542 @@
       <w:r>
         <w:t xml:space="preserve">alternativos 6. pós-condições 7. regras de </w:t>
       </w:r>
-      <w:proofErr w:type="spellStart"/>
       <w:proofErr w:type="gramStart"/>
       <w:r>
         <w:t>negocio</w:t>
       </w:r>
-      <w:proofErr w:type="spellEnd"/>
       <w:proofErr w:type="gramEnd"/>
       <w:r>
         <w:t>.</w:t>
+      </w:r>
+    </w:p>
+    <w:p/>
+    <w:p>
+      <w:pPr>
+        <w:pStyle w:val="p1"/>
+      </w:pPr>
+      <w:r>
+        <w:t>UC 25:</w:t>
+      </w:r>
+    </w:p>
+    <w:p>
+      <w:pPr>
+        <w:pStyle w:val="p2"/>
+      </w:pPr>
+      <w:r>
+        <w:t>Com base nas informações de que há um usuário numa plataforma de saúde que conecta</w:t>
+      </w:r>
+    </w:p>
+    <w:p>
+      <w:pPr>
+        <w:pStyle w:val="p2"/>
+      </w:pPr>
+      <w:r>
+        <w:t xml:space="preserve">especialistas da saúde, pacientes e </w:t>
+      </w:r>
+      <w:proofErr w:type="gramStart"/>
+      <w:r>
+        <w:t>clinicas</w:t>
+      </w:r>
+      <w:proofErr w:type="gramEnd"/>
+      <w:r>
+        <w:t xml:space="preserve">, e que o usuário é um </w:t>
+      </w:r>
+      <w:proofErr w:type="spellStart"/>
+      <w:r>
+        <w:t>admnistrador</w:t>
+      </w:r>
+      <w:proofErr w:type="spellEnd"/>
+      <w:r>
+        <w:t xml:space="preserve"> de uma</w:t>
+      </w:r>
+    </w:p>
+    <w:p>
+      <w:pPr>
+        <w:pStyle w:val="p2"/>
+      </w:pPr>
+      <w:proofErr w:type="gramStart"/>
+      <w:r>
+        <w:t>clinica</w:t>
+      </w:r>
+      <w:proofErr w:type="gramEnd"/>
+      <w:r>
+        <w:t>. Também leve em consideração que o caso de uso deve estar organizado na ordem</w:t>
+      </w:r>
+    </w:p>
+    <w:p>
+      <w:pPr>
+        <w:pStyle w:val="p2"/>
+      </w:pPr>
+      <w:r>
+        <w:t>1. nome do caso de uso. 2. atores envolvidos. 3. pré-condições 4. fluxo principal. 5. fluxos</w:t>
+      </w:r>
+    </w:p>
+    <w:p>
+      <w:pPr>
+        <w:pStyle w:val="p2"/>
+      </w:pPr>
+      <w:r>
+        <w:t xml:space="preserve">alternativos 6. pós-condições 7. regras de </w:t>
+      </w:r>
+      <w:proofErr w:type="gramStart"/>
+      <w:r>
+        <w:t>negocio</w:t>
+      </w:r>
+      <w:proofErr w:type="gramEnd"/>
+      <w:r>
+        <w:t>. Com estas informações gere um caso</w:t>
+      </w:r>
+    </w:p>
+    <w:p>
+      <w:pPr>
+        <w:pStyle w:val="p2"/>
+      </w:pPr>
+      <w:r>
+        <w:t xml:space="preserve">de uso para a </w:t>
+      </w:r>
+      <w:proofErr w:type="gramStart"/>
+      <w:r>
+        <w:t>pagina</w:t>
+      </w:r>
+      <w:proofErr w:type="gramEnd"/>
+      <w:r>
+        <w:t xml:space="preserve"> de </w:t>
+      </w:r>
+      <w:proofErr w:type="spellStart"/>
+      <w:r>
+        <w:t>historico</w:t>
+      </w:r>
+      <w:proofErr w:type="spellEnd"/>
+      <w:r>
+        <w:t xml:space="preserve"> de consultas da </w:t>
+      </w:r>
+      <w:proofErr w:type="gramStart"/>
+      <w:r>
+        <w:t>clinica</w:t>
+      </w:r>
+      <w:proofErr w:type="gramEnd"/>
+      <w:r>
+        <w:t xml:space="preserve">: Acessada </w:t>
+      </w:r>
+      <w:proofErr w:type="spellStart"/>
+      <w:r>
+        <w:t>atrávés</w:t>
+      </w:r>
+      <w:proofErr w:type="spellEnd"/>
+      <w:r>
+        <w:t xml:space="preserve"> do painel</w:t>
+      </w:r>
+    </w:p>
+    <w:p>
+      <w:pPr>
+        <w:pStyle w:val="p2"/>
+      </w:pPr>
+      <w:r>
+        <w:t xml:space="preserve">principal por um </w:t>
+      </w:r>
+      <w:proofErr w:type="spellStart"/>
+      <w:r>
+        <w:t>usuario</w:t>
+      </w:r>
+      <w:proofErr w:type="spellEnd"/>
+      <w:r>
+        <w:t xml:space="preserve"> que for ADM de </w:t>
+      </w:r>
+      <w:proofErr w:type="gramStart"/>
+      <w:r>
+        <w:t>clinica</w:t>
+      </w:r>
+      <w:proofErr w:type="gramEnd"/>
+      <w:r>
+        <w:t xml:space="preserve">, este menu abrirá uma tabela com o </w:t>
+      </w:r>
+      <w:proofErr w:type="gramStart"/>
+      <w:r>
+        <w:t>titulo</w:t>
+      </w:r>
+      <w:proofErr w:type="gramEnd"/>
+    </w:p>
+    <w:p>
+      <w:pPr>
+        <w:pStyle w:val="p2"/>
+      </w:pPr>
+      <w:r>
+        <w:t>"lista de consultas"</w:t>
+      </w:r>
+    </w:p>
+    <w:p>
+      <w:pPr>
+        <w:pStyle w:val="p2"/>
+      </w:pPr>
+      <w:r>
+        <w:t>, com cada linha sendo uma consulta e com as colunas sendo:</w:t>
+      </w:r>
+    </w:p>
+    <w:p>
+      <w:pPr>
+        <w:pStyle w:val="p2"/>
+      </w:pPr>
+      <w:proofErr w:type="gramStart"/>
+      <w:r>
+        <w:t>Status(</w:t>
+      </w:r>
+      <w:proofErr w:type="gramEnd"/>
+      <w:r>
+        <w:t>sendo estes aguardando atendimento, cancelada, sala de espera, em atendimento e</w:t>
+      </w:r>
+    </w:p>
+    <w:p>
+      <w:pPr>
+        <w:pStyle w:val="p2"/>
+      </w:pPr>
+      <w:r>
+        <w:t xml:space="preserve">finalizada). Horário agendado, </w:t>
+      </w:r>
+      <w:proofErr w:type="gramStart"/>
+      <w:r>
+        <w:t>Paciente ,Especialista</w:t>
+      </w:r>
+      <w:proofErr w:type="gramEnd"/>
+      <w:r>
+        <w:t>. Acima desta tabela também uma</w:t>
+      </w:r>
+    </w:p>
+    <w:p>
+      <w:pPr>
+        <w:pStyle w:val="p2"/>
+      </w:pPr>
+      <w:r>
+        <w:t xml:space="preserve">sessão de filtros para as linhas exibidas, sendo estes: data de </w:t>
+      </w:r>
+      <w:proofErr w:type="gramStart"/>
+      <w:r>
+        <w:t>inicio</w:t>
+      </w:r>
+      <w:proofErr w:type="gramEnd"/>
+      <w:r>
+        <w:t>, data final, paciente</w:t>
+      </w:r>
+    </w:p>
+    <w:p>
+      <w:pPr>
+        <w:pStyle w:val="p2"/>
+      </w:pPr>
+      <w:r>
+        <w:t>(tendo que escrever o nome), status de consulta (todos, aguardando atendimento,</w:t>
+      </w:r>
+    </w:p>
+    <w:p>
+      <w:pPr>
+        <w:pStyle w:val="p2"/>
+      </w:pPr>
+      <w:r>
+        <w:t>cancelada, em atendimento e finalizada) especialista (selecionando um da lista de</w:t>
+      </w:r>
+    </w:p>
+    <w:p>
+      <w:pPr>
+        <w:pStyle w:val="p2"/>
+      </w:pPr>
+      <w:r>
+        <w:t xml:space="preserve">especialistas da </w:t>
+      </w:r>
+      <w:proofErr w:type="gramStart"/>
+      <w:r>
+        <w:t>clinica</w:t>
+      </w:r>
+      <w:proofErr w:type="gramEnd"/>
+      <w:r>
+        <w:t xml:space="preserve">) e por fim um botão para fazer o filtro com base nos </w:t>
+      </w:r>
+      <w:proofErr w:type="spellStart"/>
+      <w:r>
+        <w:t>parametros</w:t>
+      </w:r>
+      <w:proofErr w:type="spellEnd"/>
+    </w:p>
+    <w:p>
+      <w:pPr>
+        <w:pStyle w:val="p2"/>
+      </w:pPr>
+      <w:r>
+        <w:t>dados.</w:t>
+      </w:r>
+    </w:p>
+    <w:p>
+      <w:pPr>
+        <w:pStyle w:val="p2"/>
+      </w:pPr>
+      <w:r>
+        <w:t xml:space="preserve">o </w:t>
+      </w:r>
+      <w:proofErr w:type="gramStart"/>
+      <w:r>
+        <w:t>titulo</w:t>
+      </w:r>
+      <w:proofErr w:type="gramEnd"/>
+      <w:r>
+        <w:t xml:space="preserve"> deve ser "Histórico de Consultas - </w:t>
+      </w:r>
+      <w:proofErr w:type="gramStart"/>
+      <w:r>
+        <w:t>Clinica</w:t>
+      </w:r>
+      <w:proofErr w:type="gramEnd"/>
+      <w:r>
+        <w:t>" e a numeração é UC25</w:t>
+      </w:r>
+    </w:p>
+    <w:p>
+      <w:pPr>
+        <w:pStyle w:val="p2"/>
+      </w:pPr>
+    </w:p>
+    <w:p>
+      <w:pPr>
+        <w:pStyle w:val="p1"/>
+      </w:pPr>
+      <w:r>
+        <w:t>UC 26:</w:t>
+      </w:r>
+    </w:p>
+    <w:p>
+      <w:pPr>
+        <w:pStyle w:val="p2"/>
+      </w:pPr>
+      <w:r>
+        <w:t>Com base nas informações de que há um usuário numa plataforma de saúde que conecta</w:t>
+      </w:r>
+    </w:p>
+    <w:p>
+      <w:pPr>
+        <w:pStyle w:val="p2"/>
+      </w:pPr>
+      <w:r>
+        <w:t xml:space="preserve">especialistas da saúde, pacientes e </w:t>
+      </w:r>
+      <w:proofErr w:type="gramStart"/>
+      <w:r>
+        <w:t>clinicas</w:t>
+      </w:r>
+      <w:proofErr w:type="gramEnd"/>
+      <w:r>
+        <w:t xml:space="preserve">, e que o usuário é um </w:t>
+      </w:r>
+      <w:proofErr w:type="spellStart"/>
+      <w:r>
+        <w:t>admnistrador</w:t>
+      </w:r>
+      <w:proofErr w:type="spellEnd"/>
+      <w:r>
+        <w:t xml:space="preserve"> de uma</w:t>
+      </w:r>
+    </w:p>
+    <w:p>
+      <w:pPr>
+        <w:pStyle w:val="p2"/>
+      </w:pPr>
+      <w:proofErr w:type="gramStart"/>
+      <w:r>
+        <w:t>clinica</w:t>
+      </w:r>
+      <w:proofErr w:type="gramEnd"/>
+      <w:r>
+        <w:t>. Também leve em consideração que o caso de uso deve estar organizado na ordem</w:t>
+      </w:r>
+    </w:p>
+    <w:p>
+      <w:pPr>
+        <w:pStyle w:val="p2"/>
+      </w:pPr>
+      <w:r>
+        <w:t>1. nome do caso de uso. 2. atores envolvidos. 3. pré-condições 4. fluxo principal. 5. fluxos</w:t>
+      </w:r>
+    </w:p>
+    <w:p>
+      <w:pPr>
+        <w:pStyle w:val="p2"/>
+      </w:pPr>
+      <w:r>
+        <w:t xml:space="preserve">alternativos 6. pós-condições 7. regras de </w:t>
+      </w:r>
+      <w:proofErr w:type="gramStart"/>
+      <w:r>
+        <w:t>negocio</w:t>
+      </w:r>
+      <w:proofErr w:type="gramEnd"/>
+      <w:r>
+        <w:t>. Com estas informações gere um caso</w:t>
+      </w:r>
+    </w:p>
+    <w:p>
+      <w:pPr>
+        <w:pStyle w:val="p2"/>
+      </w:pPr>
+      <w:r>
+        <w:t xml:space="preserve">de uso para a </w:t>
+      </w:r>
+      <w:proofErr w:type="gramStart"/>
+      <w:r>
+        <w:t>pagina</w:t>
+      </w:r>
+      <w:proofErr w:type="gramEnd"/>
+      <w:r>
+        <w:t xml:space="preserve"> de especialistas da </w:t>
+      </w:r>
+      <w:proofErr w:type="gramStart"/>
+      <w:r>
+        <w:t>clinica</w:t>
+      </w:r>
+      <w:proofErr w:type="gramEnd"/>
+      <w:r>
+        <w:t>: Acessada a partir do menu principal de um</w:t>
+      </w:r>
+    </w:p>
+    <w:p>
+      <w:pPr>
+        <w:pStyle w:val="p2"/>
+      </w:pPr>
+      <w:r>
+        <w:t xml:space="preserve">usuário ADM. de </w:t>
+      </w:r>
+      <w:proofErr w:type="gramStart"/>
+      <w:r>
+        <w:t>clinica</w:t>
+      </w:r>
+      <w:proofErr w:type="gramEnd"/>
+      <w:r>
+        <w:t xml:space="preserve">, a </w:t>
+      </w:r>
+      <w:proofErr w:type="gramStart"/>
+      <w:r>
+        <w:t>pagina</w:t>
+      </w:r>
+      <w:proofErr w:type="gramEnd"/>
+      <w:r>
+        <w:t xml:space="preserve"> de especialistas tem um painel com uma tabela de</w:t>
+      </w:r>
+    </w:p>
+    <w:p>
+      <w:pPr>
+        <w:pStyle w:val="p2"/>
+      </w:pPr>
+      <w:r>
+        <w:t>especialistas, com as linhas sendo cada especialista e as colunas sendo: Nome,</w:t>
+      </w:r>
+    </w:p>
+    <w:p>
+      <w:pPr>
+        <w:pStyle w:val="p2"/>
+      </w:pPr>
+      <w:r>
+        <w:t xml:space="preserve">Especialidade, Agenda (cada </w:t>
+      </w:r>
+      <w:proofErr w:type="spellStart"/>
+      <w:r>
+        <w:t>celula</w:t>
+      </w:r>
+      <w:proofErr w:type="spellEnd"/>
+      <w:r>
+        <w:t xml:space="preserve"> da coluna agenda tem um botão que acessa a agenda),</w:t>
+      </w:r>
+    </w:p>
+    <w:p>
+      <w:pPr>
+        <w:pStyle w:val="p2"/>
+      </w:pPr>
+      <w:r>
+        <w:t xml:space="preserve">novas consultas (cada </w:t>
+      </w:r>
+      <w:proofErr w:type="spellStart"/>
+      <w:r>
+        <w:t>celula</w:t>
+      </w:r>
+      <w:proofErr w:type="spellEnd"/>
+      <w:r>
+        <w:t xml:space="preserve"> desta coluna tem um botão para cadastrar novas consultas</w:t>
+      </w:r>
+      <w:proofErr w:type="gramStart"/>
+      <w:r>
+        <w:t>) ,</w:t>
+      </w:r>
+      <w:proofErr w:type="gramEnd"/>
+    </w:p>
+    <w:p>
+      <w:pPr>
+        <w:pStyle w:val="p2"/>
+      </w:pPr>
+      <w:proofErr w:type="gramStart"/>
+      <w:r>
+        <w:t>Vinculo</w:t>
+      </w:r>
+      <w:proofErr w:type="gramEnd"/>
+      <w:r>
+        <w:t xml:space="preserve"> (diz se o </w:t>
+      </w:r>
+      <w:proofErr w:type="gramStart"/>
+      <w:r>
+        <w:t>vinculo</w:t>
+      </w:r>
+      <w:proofErr w:type="gramEnd"/>
+      <w:r>
+        <w:t xml:space="preserve"> do especialista com a </w:t>
+      </w:r>
+      <w:proofErr w:type="gramStart"/>
+      <w:r>
+        <w:t>clinica</w:t>
+      </w:r>
+      <w:proofErr w:type="gramEnd"/>
+      <w:r>
+        <w:t xml:space="preserve"> está ativo ou inativo. Há também um</w:t>
+      </w:r>
+    </w:p>
+    <w:p>
+      <w:pPr>
+        <w:pStyle w:val="p2"/>
+      </w:pPr>
+      <w:r>
+        <w:t xml:space="preserve">botão alinhado ao </w:t>
+      </w:r>
+      <w:proofErr w:type="gramStart"/>
+      <w:r>
+        <w:t>titulo</w:t>
+      </w:r>
+      <w:proofErr w:type="gramEnd"/>
+      <w:r>
+        <w:t xml:space="preserve"> da tabela para cadastrar novos especialistas e um botão no final de</w:t>
+      </w:r>
+    </w:p>
+    <w:p>
+      <w:pPr>
+        <w:pStyle w:val="p2"/>
+      </w:pPr>
+      <w:r>
+        <w:t>cada linha para deletar a linha da tabela</w:t>
+      </w:r>
+    </w:p>
+    <w:p>
+      <w:pPr>
+        <w:pStyle w:val="p2"/>
+      </w:pPr>
+      <w:r>
+        <w:t xml:space="preserve">O </w:t>
+      </w:r>
+      <w:proofErr w:type="gramStart"/>
+      <w:r>
+        <w:t>titulo</w:t>
+      </w:r>
+      <w:proofErr w:type="gramEnd"/>
+      <w:r>
+        <w:t xml:space="preserve"> deve ser: "Exibir Especialistas - </w:t>
+      </w:r>
+      <w:proofErr w:type="gramStart"/>
+      <w:r>
+        <w:t>Clinica</w:t>
+      </w:r>
+      <w:proofErr w:type="gramEnd"/>
+      <w:r>
+        <w:t>" e a numeração é UC26</w:t>
       </w:r>
     </w:p>
     <w:p/>
@@ -3999,6 +4504,40 @@
       <w:spacing w:val="5"/>
     </w:rPr>
   </w:style>
+  <w:style w:type="paragraph" w:customStyle="1" w:styleId="p1">
+    <w:name w:val="p1"/>
+    <w:basedOn w:val="Normal"/>
+    <w:rsid w:val="00033C80"/>
+    <w:pPr>
+      <w:spacing w:after="0" w:line="240" w:lineRule="auto"/>
+    </w:pPr>
+    <w:rPr>
+      <w:rFonts w:ascii="Arial" w:eastAsia="Times New Roman" w:hAnsi="Arial" w:cs="Arial"/>
+      <w:color w:val="000000"/>
+      <w:kern w:val="0"/>
+      <w:sz w:val="20"/>
+      <w:szCs w:val="20"/>
+      <w:lang w:eastAsia="pt-BR"/>
+      <w14:ligatures w14:val="none"/>
+    </w:rPr>
+  </w:style>
+  <w:style w:type="paragraph" w:customStyle="1" w:styleId="p2">
+    <w:name w:val="p2"/>
+    <w:basedOn w:val="Normal"/>
+    <w:rsid w:val="00033C80"/>
+    <w:pPr>
+      <w:spacing w:after="0" w:line="240" w:lineRule="auto"/>
+    </w:pPr>
+    <w:rPr>
+      <w:rFonts w:ascii="Arial" w:eastAsia="Times New Roman" w:hAnsi="Arial" w:cs="Arial"/>
+      <w:color w:val="000000"/>
+      <w:kern w:val="0"/>
+      <w:sz w:val="17"/>
+      <w:szCs w:val="17"/>
+      <w:lang w:eastAsia="pt-BR"/>
+      <w14:ligatures w14:val="none"/>
+    </w:rPr>
+  </w:style>
 </w:styles>
 </file>
 

--- a/documentação/Requisitos/RequisitoIncluaNovoUsuario.docx
+++ b/documentação/Requisitos/RequisitoIncluaNovoUsuario.docx
@@ -3,8 +3,16 @@
 <w:document xmlns:wpc="http://schemas.microsoft.com/office/word/2010/wordprocessingCanvas" xmlns:cx="http://schemas.microsoft.com/office/drawing/2014/chartex" xmlns:cx1="http://schemas.microsoft.com/office/drawing/2015/9/8/chartex" xmlns:cx2="http://schemas.microsoft.com/office/drawing/2015/10/21/chartex" xmlns:cx3="http://schemas.microsoft.com/office/drawing/2016/5/9/chartex" xmlns:cx4="http://schemas.microsoft.com/office/drawing/2016/5/10/chartex" xmlns:cx5="http://schemas.microsoft.com/office/drawing/2016/5/11/chartex" xmlns:cx6="http://schemas.microsoft.com/office/drawing/2016/5/12/chartex" xmlns:cx7="http://schemas.microsoft.com/office/drawing/2016/5/13/chartex" xmlns:cx8="http://schemas.microsoft.com/office/drawing/2016/5/14/chartex" xmlns:mc="http://schemas.openxmlformats.org/markup-compatibility/2006" xmlns:aink="http://schemas.microsoft.com/office/drawing/2016/ink" xmlns:am3d="http://schemas.microsoft.com/office/drawing/2017/model3d" xmlns:o="urn:schemas-microsoft-com:office:office" xmlns:oel="http://schemas.microsoft.com/office/2019/extlst" xmlns:r="http://schemas.openxmlformats.org/officeDocument/2006/relationships" xmlns:m="http://schemas.openxmlformats.org/officeDocument/2006/math" xmlns:v="urn:schemas-microsoft-com:vml" xmlns:wp14="http://schemas.microsoft.com/office/word/2010/wordprocessingDrawing" xmlns:wp="http://schemas.openxmlformats.org/drawingml/2006/wordprocessingDrawing" xmlns:w10="urn:schemas-microsoft-com:office:word" xmlns:w="http://schemas.openxmlformats.org/wordprocessingml/2006/main" xmlns:w14="http://schemas.microsoft.com/office/word/2010/wordml" xmlns:w15="http://schemas.microsoft.com/office/word/2012/wordml" xmlns:w16cex="http://schemas.microsoft.com/office/word/2018/wordml/cex" xmlns:w16cid="http://schemas.microsoft.com/office/word/2016/wordml/cid" xmlns:w16="http://schemas.microsoft.com/office/word/2018/wordml" xmlns:w16du="http://schemas.microsoft.com/office/word/2023/wordml/word16du" xmlns:w16sdtdh="http://schemas.microsoft.com/office/word/2020/wordml/sdtdatahash" xmlns:w16sdtfl="http://schemas.microsoft.com/office/word/2024/wordml/sdtformatlock" xmlns:w16se="http://schemas.microsoft.com/office/word/2015/wordml/symex" xmlns:wpg="http://schemas.microsoft.com/office/word/2010/wordprocessingGroup" xmlns:wpi="http://schemas.microsoft.com/office/word/2010/wordprocessingInk" xmlns:wne="http://schemas.microsoft.com/office/word/2006/wordml" xmlns:wps="http://schemas.microsoft.com/office/word/2010/wordprocessingShape" mc:Ignorable="w14 w15 w16se w16cid w16 w16cex w16sdtdh w16sdtfl w16du wp14">
   <w:body>
     <w:p>
-      <w:r>
-        <w:t xml:space="preserve">Crie um caso de uso para um sistema chamado </w:t>
+      <w:proofErr w:type="spellStart"/>
+      <w:r>
+        <w:t>z</w:t>
+      </w:r>
+      <w:r>
+        <w:t>Crie</w:t>
+      </w:r>
+      <w:proofErr w:type="spellEnd"/>
+      <w:r>
+        <w:t xml:space="preserve"> um caso de uso para um sistema chamado </w:t>
       </w:r>
       <w:proofErr w:type="gramStart"/>
       <w:r>
@@ -3562,6 +3570,862 @@
       <w:r>
         <w:t>" e a numeração é UC26</w:t>
       </w:r>
+    </w:p>
+    <w:p>
+      <w:pPr>
+        <w:pStyle w:val="p2"/>
+      </w:pPr>
+    </w:p>
+    <w:p>
+      <w:pPr>
+        <w:pStyle w:val="p2"/>
+      </w:pPr>
+    </w:p>
+    <w:p>
+      <w:r>
+        <w:t xml:space="preserve">Crie um Caso de uso chamado </w:t>
+      </w:r>
+      <w:r>
+        <w:rPr>
+          <w:sz w:val="23"/>
+          <w:szCs w:val="23"/>
+        </w:rPr>
+        <w:t>Mater especialidade</w:t>
+      </w:r>
+      <w:r>
+        <w:t xml:space="preserve">, onde ele inicia quando o usuário </w:t>
+      </w:r>
+      <w:r>
+        <w:t>Root</w:t>
+      </w:r>
+      <w:r>
+        <w:t xml:space="preserve"> seleciona a opção </w:t>
+      </w:r>
+      <w:r>
+        <w:rPr>
+          <w:sz w:val="23"/>
+          <w:szCs w:val="23"/>
+        </w:rPr>
+        <w:t>Configuração e depois especialidade</w:t>
+      </w:r>
+      <w:r>
+        <w:t xml:space="preserve">, o sistema exibe a </w:t>
+      </w:r>
+      <w:r>
+        <w:t xml:space="preserve">Lista de </w:t>
+      </w:r>
+      <w:r>
+        <w:t>Especialidades</w:t>
+      </w:r>
+      <w:r>
+        <w:t xml:space="preserve"> com os campos: </w:t>
+      </w:r>
+      <w:r>
+        <w:t>Descrição, Valor Padrão</w:t>
+      </w:r>
+      <w:r>
+        <w:t xml:space="preserve">.  O usuário tem a opção </w:t>
+      </w:r>
+      <w:r>
+        <w:t>incluir uma nova especialidade, excluir uma especialidade, editar uma especialidade</w:t>
+      </w:r>
+      <w:r>
+        <w:t>,</w:t>
+      </w:r>
+      <w:r>
+        <w:t xml:space="preserve"> </w:t>
+      </w:r>
+      <w:proofErr w:type="gramStart"/>
+      <w:r>
+        <w:t>Caso</w:t>
+      </w:r>
+      <w:proofErr w:type="gramEnd"/>
+      <w:r>
+        <w:t xml:space="preserve"> o usuário solicite a </w:t>
+      </w:r>
+      <w:proofErr w:type="gramStart"/>
+      <w:r>
+        <w:t>opção Adicionar</w:t>
+      </w:r>
+      <w:proofErr w:type="gramEnd"/>
+      <w:r>
+        <w:t xml:space="preserve"> </w:t>
+      </w:r>
+      <w:proofErr w:type="gramStart"/>
+      <w:r>
+        <w:t xml:space="preserve">especialidade </w:t>
+      </w:r>
+      <w:r>
+        <w:t xml:space="preserve"> </w:t>
+      </w:r>
+      <w:r>
+        <w:t>o</w:t>
+      </w:r>
+      <w:proofErr w:type="gramEnd"/>
+      <w:r>
+        <w:t xml:space="preserve"> Sistema exibe um formulário com os campos </w:t>
+      </w:r>
+      <w:r>
+        <w:t>Descrição</w:t>
+      </w:r>
+      <w:r>
+        <w:t xml:space="preserve"> e </w:t>
+      </w:r>
+      <w:r>
+        <w:t>Valor padrão</w:t>
+      </w:r>
+      <w:r>
+        <w:t xml:space="preserve">, ambos obrigatórios. Após a inclusão o sistema retorna para a lista de especialidades. Caso o usuário selecione a opção editar, o sistema exibe o mesmo formulário anterior contudo com os dados previamente preenchidos com os dados escolhidos no passo anterior, o usuário pode, salvar ou retornar. Caso ele escolha </w:t>
+      </w:r>
+      <w:r>
+        <w:lastRenderedPageBreak/>
+        <w:t xml:space="preserve">salvar o sistema </w:t>
+      </w:r>
+      <w:proofErr w:type="spellStart"/>
+      <w:r>
+        <w:t>periste</w:t>
+      </w:r>
+      <w:proofErr w:type="spellEnd"/>
+      <w:r>
+        <w:t xml:space="preserve"> os dados e retorna a lista, caso ele escolha voltar o sistema retorna a lista. </w:t>
+      </w:r>
+    </w:p>
+    <w:p>
+      <w:r>
+        <w:t xml:space="preserve">Caso o usuário selecione e opção remover, o sistema solicita confirmação, o usuário confirma e o </w:t>
+      </w:r>
+      <w:proofErr w:type="gramStart"/>
+      <w:r>
+        <w:t xml:space="preserve">sistema </w:t>
+      </w:r>
+      <w:r>
+        <w:t>.</w:t>
+      </w:r>
+      <w:proofErr w:type="gramEnd"/>
+    </w:p>
+    <w:p>
+      <w:r>
+        <w:t>Caso a especialidade esteja em uso o sistema deve exibir uma mensagem informando que aquele item não pode ser excluído.</w:t>
+      </w:r>
+    </w:p>
+    <w:p>
+      <w:r>
+        <w:t>o caso de uso deve estar organizado na ordem</w:t>
+      </w:r>
+    </w:p>
+    <w:p>
+      <w:r>
+        <w:t>1. nome do caso de uso. 2. atores envolvidos. 3. pré-condições 4. fluxo principal. 5. fluxos</w:t>
+      </w:r>
+    </w:p>
+    <w:p>
+      <w:r>
+        <w:t xml:space="preserve">alternativos 6. pós-condições 7. regras de </w:t>
+      </w:r>
+      <w:proofErr w:type="gramStart"/>
+      <w:r>
+        <w:t>negocio</w:t>
+      </w:r>
+      <w:proofErr w:type="gramEnd"/>
+      <w:r>
+        <w:t>.</w:t>
+      </w:r>
+    </w:p>
+    <w:p/>
+    <w:p/>
+    <w:p>
+      <w:r>
+        <w:t xml:space="preserve">Crie um Caso de uso chamado </w:t>
+      </w:r>
+      <w:r>
+        <w:rPr>
+          <w:sz w:val="23"/>
+          <w:szCs w:val="23"/>
+        </w:rPr>
+        <w:t>Listar Clinicas</w:t>
+      </w:r>
+      <w:r>
+        <w:t xml:space="preserve">, onde ele inicia quando o usuário Root seleciona a opção </w:t>
+      </w:r>
+      <w:r>
+        <w:rPr>
+          <w:sz w:val="23"/>
+          <w:szCs w:val="23"/>
+        </w:rPr>
+        <w:t>Administração</w:t>
+      </w:r>
+      <w:r>
+        <w:rPr>
+          <w:sz w:val="23"/>
+          <w:szCs w:val="23"/>
+        </w:rPr>
+        <w:t xml:space="preserve"> e depois </w:t>
+      </w:r>
+      <w:r>
+        <w:rPr>
+          <w:sz w:val="23"/>
+          <w:szCs w:val="23"/>
+        </w:rPr>
+        <w:t>Clinicas</w:t>
+      </w:r>
+      <w:r>
+        <w:t xml:space="preserve">, o sistema exibe a </w:t>
+      </w:r>
+      <w:r>
+        <w:t xml:space="preserve">Lista de </w:t>
+      </w:r>
+      <w:r>
+        <w:t>Clinicas</w:t>
+      </w:r>
+      <w:r>
+        <w:t xml:space="preserve"> com os campos: </w:t>
+      </w:r>
+      <w:r>
+        <w:t>Nome Fantasia</w:t>
+      </w:r>
+      <w:r>
+        <w:t xml:space="preserve">, </w:t>
+      </w:r>
+      <w:r>
+        <w:t>Telefone, Celular, Especialista, Especialidades, Situação, Editar e Desativar</w:t>
+      </w:r>
+      <w:r>
+        <w:t xml:space="preserve"> O usuário tem a opção incluir uma nova </w:t>
+      </w:r>
+      <w:r>
+        <w:t>Clinica</w:t>
+      </w:r>
+      <w:r>
+        <w:t xml:space="preserve">, </w:t>
+      </w:r>
+      <w:r>
+        <w:t>Desativar</w:t>
+      </w:r>
+      <w:r>
+        <w:t xml:space="preserve"> uma </w:t>
+      </w:r>
+      <w:r>
+        <w:t>Clinica</w:t>
+      </w:r>
+      <w:r>
+        <w:t xml:space="preserve">, editar uma </w:t>
+      </w:r>
+      <w:r>
+        <w:t>Clinica, Especialistas, Especialidades, Situação</w:t>
+      </w:r>
+      <w:r>
+        <w:t xml:space="preserve">, Caso o usuário solicite a opção Adicionar </w:t>
+      </w:r>
+      <w:r>
+        <w:t>Clinica</w:t>
+      </w:r>
+      <w:r>
+        <w:t xml:space="preserve">  o Sistema exibe um formulário com os campos </w:t>
+      </w:r>
+      <w:r>
+        <w:t>CNPJ</w:t>
+      </w:r>
+      <w:r>
+        <w:t xml:space="preserve">, </w:t>
+      </w:r>
+      <w:r>
+        <w:t>Nome fantasia</w:t>
+      </w:r>
+      <w:r>
+        <w:t xml:space="preserve">, </w:t>
+      </w:r>
+      <w:r>
+        <w:t>Nome</w:t>
+      </w:r>
+      <w:r>
+        <w:t>, Logotipo,</w:t>
+      </w:r>
+      <w:r>
+        <w:t xml:space="preserve"> fantasia</w:t>
+      </w:r>
+      <w:r>
+        <w:t xml:space="preserve">, </w:t>
+      </w:r>
+      <w:r>
+        <w:t>Telefone</w:t>
+      </w:r>
+      <w:r>
+        <w:t xml:space="preserve">, </w:t>
+      </w:r>
+      <w:r>
+        <w:t>Celular</w:t>
+      </w:r>
+      <w:r>
+        <w:t xml:space="preserve">, </w:t>
+      </w:r>
+      <w:r>
+        <w:t>Nº de atendimentos sociais mensais</w:t>
+      </w:r>
+      <w:r>
+        <w:t xml:space="preserve">, </w:t>
+      </w:r>
+      <w:r>
+        <w:t>A Anamnese será obrigatória</w:t>
+      </w:r>
+      <w:r>
+        <w:t xml:space="preserve"> (Valores possíveis(Sim e não)), </w:t>
+      </w:r>
+      <w:r>
+        <w:t>CEP</w:t>
+      </w:r>
+      <w:r>
+        <w:t xml:space="preserve">, </w:t>
+      </w:r>
+      <w:r>
+        <w:t>Cidade</w:t>
+      </w:r>
+      <w:r>
+        <w:t xml:space="preserve">, </w:t>
+      </w:r>
+      <w:r>
+        <w:t>Estado</w:t>
+      </w:r>
+      <w:r>
+        <w:t xml:space="preserve">, </w:t>
+      </w:r>
+      <w:r>
+        <w:t>Endereço</w:t>
+      </w:r>
+      <w:r>
+        <w:t xml:space="preserve">, </w:t>
+      </w:r>
+      <w:r>
+        <w:t>Número</w:t>
+      </w:r>
+      <w:r>
+        <w:t xml:space="preserve">, </w:t>
+      </w:r>
+      <w:r>
+        <w:t>Bairro</w:t>
+      </w:r>
+      <w:r>
+        <w:t xml:space="preserve">, Mapa, </w:t>
+      </w:r>
+      <w:r>
+        <w:t>Longitude</w:t>
+      </w:r>
+      <w:r>
+        <w:t xml:space="preserve">, </w:t>
+      </w:r>
+      <w:r>
+        <w:t>Latitude</w:t>
+      </w:r>
+      <w:r>
+        <w:t xml:space="preserve">, </w:t>
+      </w:r>
+      <w:r>
+        <w:t>Nome</w:t>
+      </w:r>
+      <w:r>
+        <w:t xml:space="preserve">, </w:t>
+      </w:r>
+      <w:r>
+        <w:t>E-mail para login</w:t>
+      </w:r>
+      <w:r>
+        <w:t xml:space="preserve">, </w:t>
+      </w:r>
+      <w:r>
+        <w:t>Senha</w:t>
+      </w:r>
+      <w:r>
+        <w:t xml:space="preserve"> e </w:t>
+      </w:r>
+      <w:r>
+        <w:t>Confirmar senha</w:t>
+      </w:r>
+      <w:r>
+        <w:t>, todos os campos exceto Logotipo,  Longitude, latitude e Mapa são obrigatórios</w:t>
+      </w:r>
+      <w:r>
+        <w:t xml:space="preserve">. Após a inclusão o sistema retorna para a lista de </w:t>
+      </w:r>
+      <w:r>
+        <w:t>Clínicas</w:t>
+      </w:r>
+      <w:r>
+        <w:t>.</w:t>
+      </w:r>
+      <w:r>
+        <w:t xml:space="preserve"> Ao digitar o campo CNPJ o sistema deve numa api externa e trazer os campos: Nome Fantasia e Razão Social, </w:t>
+      </w:r>
+      <w:proofErr w:type="gramStart"/>
+      <w:r>
+        <w:t>Ao</w:t>
+      </w:r>
+      <w:proofErr w:type="gramEnd"/>
+      <w:r>
+        <w:t xml:space="preserve"> digitar o campo CEP o sistema deve ir </w:t>
+      </w:r>
+      <w:proofErr w:type="gramStart"/>
+      <w:r>
+        <w:t>no</w:t>
+      </w:r>
+      <w:proofErr w:type="gramEnd"/>
+      <w:r>
+        <w:t xml:space="preserve"> api externa e trazer os campos Cidade, Estado, Endereço, bairro, Latitude e Longitude</w:t>
+      </w:r>
+      <w:r>
+        <w:t xml:space="preserve"> Caso o usuário selecione a opção editar, o sistema exibe o mesmo formulário anterior contudo com os dados previamente preenchidos com os dados escolhidos no passo anterior, o usuário pode, salvar ou retornar. Caso ele escolha salvar o sistema </w:t>
+      </w:r>
+      <w:r>
+        <w:t>persiste</w:t>
+      </w:r>
+      <w:r>
+        <w:t xml:space="preserve"> os dados e retorna a lista, caso ele escolha voltar o sistema retorna a lista. </w:t>
+      </w:r>
+    </w:p>
+    <w:p>
+      <w:r>
+        <w:t xml:space="preserve">Caso o usuário selecione e opção </w:t>
+      </w:r>
+      <w:r>
+        <w:t xml:space="preserve">Desativar </w:t>
+      </w:r>
+      <w:proofErr w:type="gramStart"/>
+      <w:r>
+        <w:t>Clinica</w:t>
+      </w:r>
+      <w:proofErr w:type="gramEnd"/>
+      <w:r>
+        <w:t xml:space="preserve">, o sistema solicita confirmação, o usuário confirma e o sistema </w:t>
+      </w:r>
+      <w:r>
+        <w:t xml:space="preserve">desativa a </w:t>
+      </w:r>
+      <w:proofErr w:type="gramStart"/>
+      <w:r>
+        <w:t>clinica</w:t>
+      </w:r>
+      <w:proofErr w:type="gramEnd"/>
+      <w:r>
+        <w:t>.</w:t>
+      </w:r>
+    </w:p>
+    <w:p>
+      <w:r>
+        <w:t xml:space="preserve">Caso </w:t>
+      </w:r>
+      <w:r>
+        <w:t xml:space="preserve">o usuário seleciona a opção especialidades o sistema exibe o caso de uso: </w:t>
+      </w:r>
+      <w:r>
+        <w:t>UC29 - CONFIGURAÇÕES DE ESPECIALIDADES</w:t>
+      </w:r>
+      <w:r>
+        <w:t>.</w:t>
+      </w:r>
+    </w:p>
+    <w:p>
+      <w:r>
+        <w:lastRenderedPageBreak/>
+        <w:t xml:space="preserve">Caso o usuário selecione a opção especialistas o sistema exibe o caso de uso </w:t>
+      </w:r>
+    </w:p>
+    <w:p>
+      <w:r>
+        <w:t>UC26 - EXIBIR ESPECIALISTAS</w:t>
+      </w:r>
+    </w:p>
+    <w:p>
+      <w:r>
+        <w:t>o caso de uso deve estar organizado na ordem</w:t>
+      </w:r>
+    </w:p>
+    <w:p>
+      <w:r>
+        <w:t>1. nome do caso de uso. 2. atores envolvidos. 3. pré-condições 4. fluxo principal. 5. fluxos</w:t>
+      </w:r>
+    </w:p>
+    <w:p>
+      <w:r>
+        <w:t xml:space="preserve">alternativos 6. pós-condições 7. regras de </w:t>
+      </w:r>
+      <w:r>
+        <w:t>negócio</w:t>
+      </w:r>
+      <w:r>
+        <w:t>.</w:t>
+      </w:r>
+    </w:p>
+    <w:p/>
+    <w:p>
+      <w:r>
+        <w:t xml:space="preserve">Crie um Caso de uso chamado </w:t>
+      </w:r>
+      <w:r>
+        <w:rPr>
+          <w:sz w:val="23"/>
+          <w:szCs w:val="23"/>
+        </w:rPr>
+        <w:t xml:space="preserve">Mater </w:t>
+      </w:r>
+      <w:r>
+        <w:rPr>
+          <w:sz w:val="23"/>
+          <w:szCs w:val="23"/>
+        </w:rPr>
+        <w:t>Layout</w:t>
+      </w:r>
+      <w:r>
+        <w:t xml:space="preserve">, onde ele inicia quando o usuário Root seleciona a opção </w:t>
+      </w:r>
+      <w:r>
+        <w:rPr>
+          <w:sz w:val="23"/>
+          <w:szCs w:val="23"/>
+        </w:rPr>
+        <w:t xml:space="preserve">Configuração e depois </w:t>
+      </w:r>
+      <w:r>
+        <w:rPr>
+          <w:sz w:val="23"/>
+          <w:szCs w:val="23"/>
+        </w:rPr>
+        <w:t>Layout</w:t>
+      </w:r>
+      <w:r>
+        <w:t xml:space="preserve">, o sistema </w:t>
+      </w:r>
+      <w:r>
+        <w:t xml:space="preserve">um formulário contendo os campos COR PRINCIPAL, COR GRADIENTE, LOGO PARA LOGIN, Icone para Dashboard, Icone para </w:t>
+      </w:r>
+      <w:proofErr w:type="spellStart"/>
+      <w:r>
+        <w:t>FavIcon</w:t>
+      </w:r>
+      <w:proofErr w:type="spellEnd"/>
+      <w:r>
+        <w:t xml:space="preserve"> o</w:t>
+      </w:r>
+      <w:r>
+        <w:t xml:space="preserve"> usuário tem a opção </w:t>
+      </w:r>
+      <w:r>
+        <w:t>de salvar. Quando o usuário solicitar a opção salvar o sistema atualiza todo seu layout de acordo com as configurações atuais.</w:t>
+      </w:r>
+    </w:p>
+    <w:p>
+      <w:r>
+        <w:t>o caso de uso deve estar organizado na ordem</w:t>
+      </w:r>
+    </w:p>
+    <w:p>
+      <w:r>
+        <w:t>1. nome do caso de uso. 2. atores envolvidos. 3. pré-condições 4. fluxo principal. 5. fluxos</w:t>
+      </w:r>
+    </w:p>
+    <w:p>
+      <w:r>
+        <w:t xml:space="preserve">alternativos 6. pós-condições 7. regras de </w:t>
+      </w:r>
+      <w:proofErr w:type="gramStart"/>
+      <w:r>
+        <w:t>negocio</w:t>
+      </w:r>
+      <w:proofErr w:type="gramEnd"/>
+      <w:r>
+        <w:t>.</w:t>
+      </w:r>
+    </w:p>
+    <w:p/>
+    <w:p>
+      <w:r>
+        <w:t xml:space="preserve">Crie o caso de uso Chamado Gerar recebimentos esse caso de uso inicia quando o usuário root seleciona a opção gerar recebimentos, o sistema então calcula o resultado de todos os especialistas de todas as </w:t>
+      </w:r>
+      <w:proofErr w:type="gramStart"/>
+      <w:r>
+        <w:t>clinicas</w:t>
+      </w:r>
+      <w:proofErr w:type="gramEnd"/>
+      <w:r>
+        <w:t xml:space="preserve"> seguindo as regras descritas no caso de uso </w:t>
+      </w:r>
+      <w:r>
+        <w:t xml:space="preserve">UC16 </w:t>
+      </w:r>
+      <w:proofErr w:type="gramStart"/>
+      <w:r>
+        <w:t>-  RECEBIMENTOS</w:t>
+      </w:r>
+      <w:proofErr w:type="gramEnd"/>
+      <w:r>
+        <w:t xml:space="preserve">. Ao concluir os cálculos o sistema deve exibir uma lista </w:t>
+      </w:r>
+      <w:proofErr w:type="gramStart"/>
+      <w:r>
+        <w:t>contendo :</w:t>
+      </w:r>
+      <w:proofErr w:type="gramEnd"/>
+      <w:r>
+        <w:t xml:space="preserve"> </w:t>
+      </w:r>
+      <w:r>
+        <w:t>Solicitação</w:t>
+      </w:r>
+      <w:r>
+        <w:t xml:space="preserve">, </w:t>
+      </w:r>
+      <w:r>
+        <w:t>Status</w:t>
+      </w:r>
+      <w:r>
+        <w:t xml:space="preserve">, </w:t>
+      </w:r>
+      <w:r>
+        <w:t>Consultas</w:t>
+      </w:r>
+      <w:r>
+        <w:t xml:space="preserve">, </w:t>
+      </w:r>
+      <w:r>
+        <w:t>Saldo</w:t>
+      </w:r>
+      <w:r>
+        <w:t xml:space="preserve">, </w:t>
+      </w:r>
+      <w:r>
+        <w:t>Situação</w:t>
+      </w:r>
+      <w:r>
+        <w:t xml:space="preserve">, </w:t>
+      </w:r>
+      <w:r>
+        <w:t>Pix</w:t>
+      </w:r>
+      <w:r>
+        <w:t xml:space="preserve">, </w:t>
+      </w:r>
+      <w:r>
+        <w:t>Dinheiro</w:t>
+      </w:r>
+      <w:r>
+        <w:t xml:space="preserve">, </w:t>
+      </w:r>
+      <w:r>
+        <w:t>Cart. Inclua</w:t>
+      </w:r>
+      <w:r>
+        <w:t xml:space="preserve">, </w:t>
+      </w:r>
+      <w:r>
+        <w:t>Cart. Maquineta</w:t>
+      </w:r>
+      <w:r>
+        <w:t xml:space="preserve">, </w:t>
+      </w:r>
+      <w:r>
+        <w:t>Comissão Inclua(R$)</w:t>
+      </w:r>
+      <w:r>
+        <w:t xml:space="preserve">, </w:t>
+      </w:r>
+      <w:r>
+        <w:t>Especialista</w:t>
+      </w:r>
+      <w:r>
+        <w:t xml:space="preserve">, e </w:t>
+      </w:r>
+      <w:proofErr w:type="spellStart"/>
+      <w:r>
+        <w:t>SITUAÇão</w:t>
+      </w:r>
+      <w:proofErr w:type="spellEnd"/>
+      <w:r>
+        <w:t xml:space="preserve">, caso a situação seja a Pagar o usuário root pode incluir o comprovante do pix, caso seja a receber do especialista o sistema </w:t>
+      </w:r>
+      <w:proofErr w:type="spellStart"/>
+      <w:r>
+        <w:t>exibie</w:t>
+      </w:r>
+      <w:proofErr w:type="spellEnd"/>
+      <w:r>
+        <w:t xml:space="preserve"> aguardando pagamento até o usuário especialista pagar, quando ele pagar o sistema exibe a situação pago.</w:t>
+      </w:r>
+    </w:p>
+    <w:p>
+      <w:pPr>
+        <w:rPr>
+          <w:b/>
+        </w:rPr>
+      </w:pPr>
+      <w:r>
+        <w:t xml:space="preserve">Essa lista podes ser filtrada por </w:t>
+      </w:r>
+      <w:r>
+        <w:t>Clínica(s) vinculada(s)</w:t>
+      </w:r>
+      <w:r>
+        <w:t xml:space="preserve">, </w:t>
+      </w:r>
+      <w:r>
+        <w:t>Especialista</w:t>
+      </w:r>
+      <w:r>
+        <w:t xml:space="preserve">, </w:t>
+      </w:r>
+      <w:r>
+        <w:t>Situação</w:t>
+      </w:r>
+      <w:r>
+        <w:t xml:space="preserve"> (Valores possíveis Aberto e fechado), </w:t>
+      </w:r>
+      <w:proofErr w:type="gramStart"/>
+      <w:r>
+        <w:t>Resultado</w:t>
+      </w:r>
+      <w:r>
+        <w:t>( A</w:t>
+      </w:r>
+      <w:proofErr w:type="gramEnd"/>
+      <w:r>
+        <w:t xml:space="preserve"> pagar e A Receber).</w:t>
+      </w:r>
+    </w:p>
+    <w:p>
+      <w:r>
+        <w:t>o caso de uso deve estar organizado na ordem</w:t>
+      </w:r>
+    </w:p>
+    <w:p>
+      <w:r>
+        <w:t>1. nome do caso de uso. 2. atores envolvidos. 3. pré-condições 4. fluxo principal. 5. fluxos</w:t>
+      </w:r>
+    </w:p>
+    <w:p>
+      <w:r>
+        <w:t xml:space="preserve">alternativos 6. pós-condições 7. regras de </w:t>
+      </w:r>
+      <w:proofErr w:type="gramStart"/>
+      <w:r>
+        <w:t>negocio</w:t>
+      </w:r>
+      <w:proofErr w:type="gramEnd"/>
+      <w:r>
+        <w:t>.</w:t>
+      </w:r>
+    </w:p>
+    <w:p>
+      <w:r>
+        <w:lastRenderedPageBreak/>
+        <w:t xml:space="preserve">Crie um Caso de uso </w:t>
+      </w:r>
+      <w:r>
+        <w:t xml:space="preserve">Exibir Reputação da </w:t>
+      </w:r>
+      <w:proofErr w:type="gramStart"/>
+      <w:r>
+        <w:t>Clinica</w:t>
+      </w:r>
+      <w:proofErr w:type="gramEnd"/>
+      <w:r>
+        <w:t xml:space="preserve">, onde ele inicia quando o usuário </w:t>
+      </w:r>
+      <w:r>
+        <w:t xml:space="preserve">ADMC </w:t>
+      </w:r>
+      <w:r>
+        <w:t xml:space="preserve">seleciona opção </w:t>
+      </w:r>
+      <w:proofErr w:type="gramStart"/>
+      <w:r>
+        <w:t>reputação,  o</w:t>
+      </w:r>
+      <w:proofErr w:type="gramEnd"/>
+      <w:r>
+        <w:t xml:space="preserve"> sistema exibe todas as avaliações recebidas por um</w:t>
+      </w:r>
+      <w:r>
+        <w:t>a</w:t>
+      </w:r>
+      <w:r>
+        <w:t xml:space="preserve"> </w:t>
+      </w:r>
+      <w:proofErr w:type="gramStart"/>
+      <w:r>
+        <w:t>clinica</w:t>
+      </w:r>
+      <w:r>
+        <w:t>,  exibindo</w:t>
+      </w:r>
+      <w:proofErr w:type="gramEnd"/>
+      <w:r>
+        <w:t xml:space="preserve"> o campo </w:t>
+      </w:r>
+      <w:r>
+        <w:t>Reputação</w:t>
+      </w:r>
+      <w:r>
+        <w:t xml:space="preserve">, </w:t>
+      </w:r>
+      <w:r>
+        <w:t xml:space="preserve">com as </w:t>
+      </w:r>
+      <w:r>
+        <w:t>Nota</w:t>
+      </w:r>
+      <w:r>
+        <w:t>s</w:t>
+      </w:r>
+      <w:r>
+        <w:t xml:space="preserve"> referente</w:t>
+      </w:r>
+      <w:r>
+        <w:t>s</w:t>
+      </w:r>
+      <w:r>
+        <w:t xml:space="preserve"> a </w:t>
+      </w:r>
+      <w:r>
+        <w:t>Atendimento</w:t>
+      </w:r>
+      <w:r>
+        <w:t xml:space="preserve"> </w:t>
+      </w:r>
+      <w:r>
+        <w:t xml:space="preserve">e </w:t>
+      </w:r>
+      <w:r>
+        <w:t>Tempo de espera</w:t>
+      </w:r>
+      <w:r>
+        <w:t xml:space="preserve">, o sistema também deve exibir um Resumo com a </w:t>
+      </w:r>
+      <w:proofErr w:type="gramStart"/>
+      <w:r>
+        <w:t>media</w:t>
+      </w:r>
+      <w:proofErr w:type="gramEnd"/>
+      <w:r>
+        <w:t xml:space="preserve"> de todas as Avalições para todos os pacientes o sistema deve exibir as 8 primeiras ordenadas pela data exibindo as </w:t>
+      </w:r>
+      <w:proofErr w:type="gramStart"/>
+      <w:r>
+        <w:t>ultimas</w:t>
+      </w:r>
+      <w:proofErr w:type="gramEnd"/>
+      <w:r>
+        <w:t xml:space="preserve"> e permitindo o usuário navegar pela paginação. O usuário tem a opção de contestar uma avaliação, onde o usuário root pode ou não aceitar. </w:t>
+      </w:r>
+    </w:p>
+    <w:p>
+      <w:pPr>
+        <w:jc w:val="both"/>
+      </w:pPr>
+    </w:p>
+    <w:p/>
+    <w:p/>
+    <w:p/>
+    <w:p/>
+    <w:p>
+      <w:pPr>
+        <w:pStyle w:val="p2"/>
+      </w:pPr>
     </w:p>
     <w:p/>
     <w:p/>

--- a/documentação/Requisitos/RequisitoIncluaNovoUsuario.docx
+++ b/documentação/Requisitos/RequisitoIncluaNovoUsuario.docx
@@ -3,42 +3,196 @@
 <w:document xmlns:wpc="http://schemas.microsoft.com/office/word/2010/wordprocessingCanvas" xmlns:cx="http://schemas.microsoft.com/office/drawing/2014/chartex" xmlns:cx1="http://schemas.microsoft.com/office/drawing/2015/9/8/chartex" xmlns:cx2="http://schemas.microsoft.com/office/drawing/2015/10/21/chartex" xmlns:cx3="http://schemas.microsoft.com/office/drawing/2016/5/9/chartex" xmlns:cx4="http://schemas.microsoft.com/office/drawing/2016/5/10/chartex" xmlns:cx5="http://schemas.microsoft.com/office/drawing/2016/5/11/chartex" xmlns:cx6="http://schemas.microsoft.com/office/drawing/2016/5/12/chartex" xmlns:cx7="http://schemas.microsoft.com/office/drawing/2016/5/13/chartex" xmlns:cx8="http://schemas.microsoft.com/office/drawing/2016/5/14/chartex" xmlns:mc="http://schemas.openxmlformats.org/markup-compatibility/2006" xmlns:aink="http://schemas.microsoft.com/office/drawing/2016/ink" xmlns:am3d="http://schemas.microsoft.com/office/drawing/2017/model3d" xmlns:o="urn:schemas-microsoft-com:office:office" xmlns:oel="http://schemas.microsoft.com/office/2019/extlst" xmlns:r="http://schemas.openxmlformats.org/officeDocument/2006/relationships" xmlns:m="http://schemas.openxmlformats.org/officeDocument/2006/math" xmlns:v="urn:schemas-microsoft-com:vml" xmlns:wp14="http://schemas.microsoft.com/office/word/2010/wordprocessingDrawing" xmlns:wp="http://schemas.openxmlformats.org/drawingml/2006/wordprocessingDrawing" xmlns:w10="urn:schemas-microsoft-com:office:word" xmlns:w="http://schemas.openxmlformats.org/wordprocessingml/2006/main" xmlns:w14="http://schemas.microsoft.com/office/word/2010/wordml" xmlns:w15="http://schemas.microsoft.com/office/word/2012/wordml" xmlns:w16cex="http://schemas.microsoft.com/office/word/2018/wordml/cex" xmlns:w16cid="http://schemas.microsoft.com/office/word/2016/wordml/cid" xmlns:w16="http://schemas.microsoft.com/office/word/2018/wordml" xmlns:w16du="http://schemas.microsoft.com/office/word/2023/wordml/word16du" xmlns:w16sdtdh="http://schemas.microsoft.com/office/word/2020/wordml/sdtdatahash" xmlns:w16sdtfl="http://schemas.microsoft.com/office/word/2024/wordml/sdtformatlock" xmlns:w16se="http://schemas.microsoft.com/office/word/2015/wordml/symex" xmlns:wpg="http://schemas.microsoft.com/office/word/2010/wordprocessingGroup" xmlns:wpi="http://schemas.microsoft.com/office/word/2010/wordprocessingInk" xmlns:wne="http://schemas.microsoft.com/office/word/2006/wordml" xmlns:wps="http://schemas.microsoft.com/office/word/2010/wordprocessingShape" mc:Ignorable="w14 w15 w16se w16cid w16 w16cex w16sdtdh w16sdtfl w16du wp14">
   <w:body>
     <w:p>
+      <w:proofErr w:type="spellStart"/>
       <w:r>
         <w:t>z</w:t>
       </w:r>
       <w:r>
-        <w:t xml:space="preserve">Crie um caso de uso para um sistema chamado inclua,  onde no primeiro passo o usuários infoma o tipo do </w:t>
-      </w:r>
+        <w:t>Crie</w:t>
+      </w:r>
+      <w:proofErr w:type="spellEnd"/>
+      <w:r>
+        <w:t xml:space="preserve"> um caso de uso para um sistema chamado </w:t>
+      </w:r>
+      <w:proofErr w:type="gramStart"/>
+      <w:r>
+        <w:t>inclua,  onde</w:t>
+      </w:r>
+      <w:proofErr w:type="gramEnd"/>
+      <w:r>
+        <w:t xml:space="preserve"> no primeiro passo </w:t>
+      </w:r>
+      <w:proofErr w:type="gramStart"/>
+      <w:r>
+        <w:t>o usuários</w:t>
+      </w:r>
+      <w:proofErr w:type="gramEnd"/>
       <w:r>
         <w:t xml:space="preserve"> </w:t>
       </w:r>
-      <w:r>
-        <w:t>usuário que podem ser paciente, especialista ou clinica, caso o usuário selecione a opção paciente ou especialista, o usuário deve preencher obrigatoriamente o nome, email senha e confirmação de senha,</w:t>
-      </w:r>
-    </w:p>
-    <w:p>
-      <w:r>
-        <w:t>Ee selecionar a opção de clinica os campos exibidos serão,  nome, email, senha e confirmação de senha.</w:t>
-      </w:r>
-    </w:p>
-    <w:p>
-      <w:r>
-        <w:t>ao selecionar próximo passo será enviando um email com um código de validação para o usuário que deve preencher esse campo, apos a validação do email o usuário poderá escolher a opção voltar para o passo anterior ou verificar:</w:t>
-      </w:r>
-    </w:p>
-    <w:p>
-      <w:r>
-        <w:t xml:space="preserve"> se na opção do passo inicial o sistema verificar que o usuário selecionou o  tipo paciente os seguintes campos serão solicitados:</w:t>
-      </w:r>
-    </w:p>
-    <w:p>
-      <w:r>
-        <w:t>Foto, cpf, celular, RG, Nascimento, Estado Civil campo de escolha única opções: solteiro, casado, divorciado , gênero campo de escolha única, opções: masculino, feminino, outro ou prefiro não informar e aceito termos de uso,</w:t>
-      </w:r>
-    </w:p>
-    <w:p>
-      <w:r>
-        <w:t xml:space="preserve">o usuário paciente então após preencher os campos selecionará a opção próximo, onde o Sistema enviará um SMS para o numero selecionado com um código e exibirá uma tela com o campo código enviado, e com as opções reenviar SMS, ou próximo.  Após a verificação do SMS o sistema exibirá os campos: CEP, Cidade, Estado, Endereço, Numero, Bairro e complemento. Após o usuário digitar o CEP o sistema deverá buscar as informações: CIDADE, Estado, Endereço, Bairro.  O USUÁRIO PACIENTE TERÁ A OPÇÃO DE FINALIZAR O CADASTRO, APÓS A FINALIZAÇÃO, O SISTEMA IRÁ PARA O CASO DE USO </w:t>
+      <w:proofErr w:type="spellStart"/>
+      <w:r>
+        <w:t>infoma</w:t>
+      </w:r>
+      <w:proofErr w:type="spellEnd"/>
+      <w:r>
+        <w:t xml:space="preserve"> o tipo </w:t>
+      </w:r>
+      <w:proofErr w:type="gramStart"/>
+      <w:r>
+        <w:t xml:space="preserve">do </w:t>
+      </w:r>
+      <w:r>
+        <w:t xml:space="preserve"> </w:t>
+      </w:r>
+      <w:r>
+        <w:t>usuário</w:t>
+      </w:r>
+      <w:proofErr w:type="gramEnd"/>
+      <w:r>
+        <w:t xml:space="preserve"> que podem ser paciente, especialista ou </w:t>
+      </w:r>
+      <w:proofErr w:type="gramStart"/>
+      <w:r>
+        <w:t>clinica</w:t>
+      </w:r>
+      <w:proofErr w:type="gramEnd"/>
+      <w:r>
+        <w:t xml:space="preserve">, caso o usuário selecione a opção paciente ou especialista, o usuário deve preencher obrigatoriamente o nome, </w:t>
+      </w:r>
+      <w:proofErr w:type="spellStart"/>
+      <w:r>
+        <w:t>email</w:t>
+      </w:r>
+      <w:proofErr w:type="spellEnd"/>
+      <w:r>
+        <w:t xml:space="preserve"> senha e confirmação de senha,</w:t>
+      </w:r>
+    </w:p>
+    <w:p>
+      <w:proofErr w:type="spellStart"/>
+      <w:r>
+        <w:t>Ee</w:t>
+      </w:r>
+      <w:proofErr w:type="spellEnd"/>
+      <w:r>
+        <w:t xml:space="preserve"> selecionar a opção de </w:t>
+      </w:r>
+      <w:proofErr w:type="gramStart"/>
+      <w:r>
+        <w:t>clinica</w:t>
+      </w:r>
+      <w:proofErr w:type="gramEnd"/>
+      <w:r>
+        <w:t xml:space="preserve"> os campos exibidos </w:t>
+      </w:r>
+      <w:proofErr w:type="gramStart"/>
+      <w:r>
+        <w:t>serão,  nome</w:t>
+      </w:r>
+      <w:proofErr w:type="gramEnd"/>
+      <w:r>
+        <w:t xml:space="preserve">, </w:t>
+      </w:r>
+      <w:proofErr w:type="spellStart"/>
+      <w:r>
+        <w:t>email</w:t>
+      </w:r>
+      <w:proofErr w:type="spellEnd"/>
+      <w:r>
+        <w:t>, senha e confirmação de senha.</w:t>
+      </w:r>
+    </w:p>
+    <w:p>
+      <w:r>
+        <w:t xml:space="preserve">ao selecionar próximo passo será </w:t>
+      </w:r>
+      <w:proofErr w:type="gramStart"/>
+      <w:r>
+        <w:t>enviando</w:t>
+      </w:r>
+      <w:proofErr w:type="gramEnd"/>
+      <w:r>
+        <w:t xml:space="preserve"> um </w:t>
+      </w:r>
+      <w:proofErr w:type="spellStart"/>
+      <w:r>
+        <w:t>email</w:t>
+      </w:r>
+      <w:proofErr w:type="spellEnd"/>
+      <w:r>
+        <w:t xml:space="preserve"> com um código de validação para o usuário que deve preencher esse campo, </w:t>
+      </w:r>
+      <w:proofErr w:type="gramStart"/>
+      <w:r>
+        <w:t>apos</w:t>
+      </w:r>
+      <w:proofErr w:type="gramEnd"/>
+      <w:r>
+        <w:t xml:space="preserve"> a validação do </w:t>
+      </w:r>
+      <w:proofErr w:type="spellStart"/>
+      <w:r>
+        <w:t>email</w:t>
+      </w:r>
+      <w:proofErr w:type="spellEnd"/>
+      <w:r>
+        <w:t xml:space="preserve"> o usuário poderá escolher a opção voltar para o passo anterior ou verificar:</w:t>
+      </w:r>
+    </w:p>
+    <w:p>
+      <w:r>
+        <w:t xml:space="preserve"> se na opção do passo inicial o sistema verificar que o usuário selecionou </w:t>
+      </w:r>
+      <w:proofErr w:type="gramStart"/>
+      <w:r>
+        <w:t>o  tipo</w:t>
+      </w:r>
+      <w:proofErr w:type="gramEnd"/>
+      <w:r>
+        <w:t xml:space="preserve"> paciente os seguintes campos serão solicitados:</w:t>
+      </w:r>
+    </w:p>
+    <w:p>
+      <w:r>
+        <w:t xml:space="preserve">Foto, </w:t>
+      </w:r>
+      <w:proofErr w:type="spellStart"/>
+      <w:r>
+        <w:t>cpf</w:t>
+      </w:r>
+      <w:proofErr w:type="spellEnd"/>
+      <w:r>
+        <w:t xml:space="preserve">, celular, RG, Nascimento, Estado Civil campo de escolha única opções: solteiro, casado, </w:t>
+      </w:r>
+      <w:proofErr w:type="gramStart"/>
+      <w:r>
+        <w:t>divorciado ,</w:t>
+      </w:r>
+      <w:proofErr w:type="gramEnd"/>
+      <w:r>
+        <w:t xml:space="preserve"> gênero campo de escolha única, opções: masculino, feminino, outro ou prefiro não informar e aceito termos de uso,</w:t>
+      </w:r>
+    </w:p>
+    <w:p>
+      <w:r>
+        <w:t xml:space="preserve">o usuário paciente então após preencher os campos selecionará a opção próximo, onde o Sistema enviará um SMS para o </w:t>
+      </w:r>
+      <w:proofErr w:type="gramStart"/>
+      <w:r>
+        <w:t>numero</w:t>
+      </w:r>
+      <w:proofErr w:type="gramEnd"/>
+      <w:r>
+        <w:t xml:space="preserve"> selecionado com um código e exibirá uma tela com o campo código enviado, e com as opções reenviar SMS, ou próximo.  Após a verificação do SMS o sistema exibirá os campos: CEP, Cidade, Estado, Endereço, </w:t>
+      </w:r>
+      <w:proofErr w:type="gramStart"/>
+      <w:r>
+        <w:t>Numero</w:t>
+      </w:r>
+      <w:proofErr w:type="gramEnd"/>
+      <w:r>
+        <w:t xml:space="preserve">, Bairro e complemento. Após o usuário digitar o CEP o sistema deverá buscar as informações: CIDADE, Estado, Endereço, Bairro.  O USUÁRIO PACIENTE TERÁ A OPÇÃO DE FINALIZAR O CADASTRO, APÓS A FINALIZAÇÃO, O SISTEMA IRÁ PARA O CASO DE USO </w:t>
       </w:r>
       <w:r>
         <w:t xml:space="preserve">Area de trabalho do </w:t>
@@ -50,12 +204,28 @@
     <w:p/>
     <w:p>
       <w:r>
-        <w:t>se na opção do passo inicial o sistema verificar que o usuário selecionou o  tipo especialista os seguintes campos serão solicitados:</w:t>
-      </w:r>
-    </w:p>
-    <w:p>
-      <w:r>
-        <w:t xml:space="preserve">Foto, Nome, CPF, Especialidade campo de escolha única valores possíveis todas as especialidades cadastradas no sistema, Certificado de Especialista campo do tipo arquivo, onde o usuário especialista de enviar uma copia do certificado pelo qual deseja atender no inclua. </w:t>
+        <w:t xml:space="preserve">se na opção do passo inicial o sistema verificar que o usuário selecionou </w:t>
+      </w:r>
+      <w:proofErr w:type="gramStart"/>
+      <w:r>
+        <w:t>o  tipo</w:t>
+      </w:r>
+      <w:proofErr w:type="gramEnd"/>
+      <w:r>
+        <w:t xml:space="preserve"> especialista os seguintes campos serão solicitados:</w:t>
+      </w:r>
+    </w:p>
+    <w:p>
+      <w:r>
+        <w:t xml:space="preserve">Foto, Nome, CPF, Especialidade campo de escolha única valores possíveis todas as especialidades cadastradas no sistema, Certificado de Especialista campo do tipo arquivo, onde o usuário especialista de enviar uma </w:t>
+      </w:r>
+      <w:proofErr w:type="gramStart"/>
+      <w:r>
+        <w:t>copia</w:t>
+      </w:r>
+      <w:proofErr w:type="gramEnd"/>
+      <w:r>
+        <w:t xml:space="preserve"> do certificado pelo qual deseja atender no inclua. </w:t>
       </w:r>
     </w:p>
     <w:p>
@@ -66,7 +236,71 @@
     <w:p>
       <w:r>
         <w:lastRenderedPageBreak/>
-        <w:t>o usuário paciente então após preencher os campos selecionará a opção próximo, onde o Sistema enviará um SMS para o numero selecionado com um código e exibirá uma tela com o campo código enviado, e com as opções reenviar SMS, ou próximo.  Após a verificação do SMS o sistema exibirá os campos: CEP, após o preenchimento do campo CEP o sistema exibirá um campo Clinicas exibindo todas as clinicas cadastradas no inclua com o mesmo, CEP, caso não haja uma, o sistema exibirá a opção novo local de atendimento permitindo o usuário preencher os campos: CPF/CNPJ, Nome Fantasia, Razão Social, Telefone fixo, Celular, numero de atendimentos sociais, Anaminese obrigatória, Cidade, estado, Endereço, Numero, Bairro, Complemento, longitude e latitude, e tbm deve exibir um mapa com a localização da nova clinica cadastrada. O usuário deve solicitar a opção proximo e sistema habilitará uma nova tela com os campos Conta Bancaria, Agencia, Banco e PIX, todos obrigatórios após o preenchimento desses campos o usuário deve selecionar a opção Finalizar, O sistema enviará um email de boas vindas para o usuário</w:t>
+        <w:t xml:space="preserve">o usuário paciente então após preencher os campos selecionará a opção próximo, onde o Sistema enviará um SMS para o </w:t>
+      </w:r>
+      <w:proofErr w:type="gramStart"/>
+      <w:r>
+        <w:t>numero</w:t>
+      </w:r>
+      <w:proofErr w:type="gramEnd"/>
+      <w:r>
+        <w:t xml:space="preserve"> selecionado com um código e exibirá uma tela com o campo código enviado, e com as opções reenviar SMS, ou próximo.  Após a verificação do SMS o sistema exibirá os campos: CEP, após o preenchimento do campo CEP o sistema exibirá um campo Clinicas exibindo todas as clinicas cadastradas no inclua com o mesmo, CEP, caso não haja uma, o sistema exibirá a opção novo local de atendimento permitindo o usuário preencher os campos: CPF/CNPJ, Nome Fantasia, Razão Social, Telefone fixo, Celular, numero de atendimentos sociais, </w:t>
+      </w:r>
+      <w:proofErr w:type="spellStart"/>
+      <w:r>
+        <w:t>Anaminese</w:t>
+      </w:r>
+      <w:proofErr w:type="spellEnd"/>
+      <w:r>
+        <w:t xml:space="preserve"> obrigatória, Cidade, estado, Endereço, Numero, Bairro, Complemento, longitude e latitude, e </w:t>
+      </w:r>
+      <w:proofErr w:type="spellStart"/>
+      <w:r>
+        <w:t>tbm</w:t>
+      </w:r>
+      <w:proofErr w:type="spellEnd"/>
+      <w:r>
+        <w:t xml:space="preserve"> deve exibir um mapa com a localização da nova clinica cadastrada. O usuário deve solicitar a opção </w:t>
+      </w:r>
+      <w:proofErr w:type="spellStart"/>
+      <w:r>
+        <w:t>proximo</w:t>
+      </w:r>
+      <w:proofErr w:type="spellEnd"/>
+      <w:r>
+        <w:t xml:space="preserve"> e sistema habilitará uma nova tela com os campos Conta </w:t>
+      </w:r>
+      <w:proofErr w:type="gramStart"/>
+      <w:r>
+        <w:t>Bancaria</w:t>
+      </w:r>
+      <w:proofErr w:type="gramEnd"/>
+      <w:r>
+        <w:t xml:space="preserve">, </w:t>
+      </w:r>
+      <w:proofErr w:type="gramStart"/>
+      <w:r>
+        <w:t>Agencia</w:t>
+      </w:r>
+      <w:proofErr w:type="gramEnd"/>
+      <w:r>
+        <w:t xml:space="preserve">, Banco e PIX, todos obrigatórios após o preenchimento desses campos o usuário deve selecionar a opção Finalizar, O sistema enviará um </w:t>
+      </w:r>
+      <w:proofErr w:type="spellStart"/>
+      <w:r>
+        <w:t>email</w:t>
+      </w:r>
+      <w:proofErr w:type="spellEnd"/>
+      <w:r>
+        <w:t xml:space="preserve"> de </w:t>
+      </w:r>
+      <w:proofErr w:type="gramStart"/>
+      <w:r>
+        <w:t>boas vindas</w:t>
+      </w:r>
+      <w:proofErr w:type="gramEnd"/>
+      <w:r>
+        <w:t xml:space="preserve"> para o usuário</w:t>
       </w:r>
       <w:r>
         <w:t xml:space="preserve"> e</w:t>
@@ -77,13 +311,69 @@
     </w:p>
     <w:p>
       <w:r>
-        <w:t>O sistema enviará um email para o root do sistema para que ele valide a documentação do usuário e autorize ele a usar todas as funcionalidades do sistema.</w:t>
-      </w:r>
-    </w:p>
-    <w:p/>
-    <w:p>
-      <w:r>
-        <w:t>Caso já exista a clinica que o usuário especialista queira se associar ele deve escolher a clinica e selecionar a opção próximo, o sistema então habilitará uma nova tela com os campos Conta Bancaria, Agencia, Banco e PIX, todos obrigatórios após o preenchimento desses campos o usuário deve selecionar a opção Finalizar, O sistema enviará um email de boas vindas para o usuário</w:t>
+        <w:t xml:space="preserve">O sistema enviará um </w:t>
+      </w:r>
+      <w:proofErr w:type="spellStart"/>
+      <w:r>
+        <w:t>email</w:t>
+      </w:r>
+      <w:proofErr w:type="spellEnd"/>
+      <w:r>
+        <w:t xml:space="preserve"> para o root do sistema para que ele valide a documentação do usuário e autorize ele a usar todas as funcionalidades do sistema.</w:t>
+      </w:r>
+    </w:p>
+    <w:p/>
+    <w:p>
+      <w:r>
+        <w:t xml:space="preserve">Caso já exista a </w:t>
+      </w:r>
+      <w:proofErr w:type="gramStart"/>
+      <w:r>
+        <w:t>clinica</w:t>
+      </w:r>
+      <w:proofErr w:type="gramEnd"/>
+      <w:r>
+        <w:t xml:space="preserve"> que o usuário especialista queira se associar ele deve escolher a </w:t>
+      </w:r>
+      <w:proofErr w:type="gramStart"/>
+      <w:r>
+        <w:t>clinica</w:t>
+      </w:r>
+      <w:proofErr w:type="gramEnd"/>
+      <w:r>
+        <w:t xml:space="preserve"> e selecionar a opção próximo, o sistema então habilitará uma nova tela com os campos Conta </w:t>
+      </w:r>
+      <w:proofErr w:type="gramStart"/>
+      <w:r>
+        <w:t>Bancaria</w:t>
+      </w:r>
+      <w:proofErr w:type="gramEnd"/>
+      <w:r>
+        <w:t xml:space="preserve">, </w:t>
+      </w:r>
+      <w:proofErr w:type="gramStart"/>
+      <w:r>
+        <w:t>Agencia</w:t>
+      </w:r>
+      <w:proofErr w:type="gramEnd"/>
+      <w:r>
+        <w:t xml:space="preserve">, Banco e PIX, todos obrigatórios após o preenchimento desses campos o usuário deve selecionar a opção Finalizar, O sistema enviará um </w:t>
+      </w:r>
+      <w:proofErr w:type="spellStart"/>
+      <w:r>
+        <w:t>email</w:t>
+      </w:r>
+      <w:proofErr w:type="spellEnd"/>
+      <w:r>
+        <w:t xml:space="preserve"> de </w:t>
+      </w:r>
+      <w:proofErr w:type="gramStart"/>
+      <w:r>
+        <w:t>boas vindas</w:t>
+      </w:r>
+      <w:proofErr w:type="gramEnd"/>
+      <w:r>
+        <w:t xml:space="preserve"> para o usuário</w:t>
       </w:r>
       <w:r>
         <w:t xml:space="preserve"> e exibirá o Caso de Uso Area de Trabalho do Especialista.</w:t>
@@ -91,21 +381,157 @@
     </w:p>
     <w:p>
       <w:r>
-        <w:t>O sistema enviará um email para o root do sistema para que ele valide a documentação do usuário e autorize ele a usar todas as funcionalidades do sistema.</w:t>
-      </w:r>
-    </w:p>
-    <w:p>
-      <w:r>
-        <w:t>se na opção do passo inicial o sistema verificar que o usuário selecionou o  tipo clinica os seguintes campos serão solicitados:</w:t>
-      </w:r>
-    </w:p>
-    <w:p>
-      <w:r>
-        <w:t xml:space="preserve">Logo da clinica,  CPF/CNPJ, Nome Fantasia, Razão Social, Telefone fixo, Celular, numero de atendimentos sociais, Anaminese obrigatória, o usuário clinica preenche e seleciona a opção próximo, o sistema enviará um sms com um código e exibirá um tela com o numero digitado anteriormente somente leitura e com um campo para a digitação do codigo enviado, o usuário preenche o campo codigo e seleciona a opção verificar.  O Sistema após validar o codigo exibirá uma tela com </w:t>
+        <w:t xml:space="preserve">O sistema enviará um </w:t>
+      </w:r>
+      <w:proofErr w:type="spellStart"/>
+      <w:r>
+        <w:t>email</w:t>
+      </w:r>
+      <w:proofErr w:type="spellEnd"/>
+      <w:r>
+        <w:t xml:space="preserve"> para o root do sistema para que ele valide a documentação do usuário e autorize ele a usar todas as funcionalidades do sistema.</w:t>
+      </w:r>
+    </w:p>
+    <w:p>
+      <w:r>
+        <w:t xml:space="preserve">se na opção do passo inicial o sistema verificar que o usuário selecionou </w:t>
+      </w:r>
+      <w:proofErr w:type="gramStart"/>
+      <w:r>
+        <w:t>o  tipo</w:t>
+      </w:r>
+      <w:proofErr w:type="gramEnd"/>
+      <w:r>
+        <w:t xml:space="preserve"> </w:t>
+      </w:r>
+      <w:proofErr w:type="gramStart"/>
+      <w:r>
+        <w:t>clinica</w:t>
+      </w:r>
+      <w:proofErr w:type="gramEnd"/>
+      <w:r>
+        <w:t xml:space="preserve"> os seguintes campos serão solicitados:</w:t>
+      </w:r>
+    </w:p>
+    <w:p>
+      <w:r>
+        <w:t xml:space="preserve">Logo da </w:t>
+      </w:r>
+      <w:proofErr w:type="gramStart"/>
+      <w:r>
+        <w:t>clinica,  CPF</w:t>
+      </w:r>
+      <w:proofErr w:type="gramEnd"/>
+      <w:r>
+        <w:t xml:space="preserve">/CNPJ, Nome Fantasia, Razão Social, Telefone fixo, Celular, </w:t>
+      </w:r>
+      <w:proofErr w:type="gramStart"/>
+      <w:r>
+        <w:t>numero</w:t>
+      </w:r>
+      <w:proofErr w:type="gramEnd"/>
+      <w:r>
+        <w:t xml:space="preserve"> de atendimentos sociais, </w:t>
+      </w:r>
+      <w:proofErr w:type="spellStart"/>
+      <w:r>
+        <w:t>Anaminese</w:t>
+      </w:r>
+      <w:proofErr w:type="spellEnd"/>
+      <w:r>
+        <w:t xml:space="preserve"> obrigatória, o usuário </w:t>
+      </w:r>
+      <w:proofErr w:type="gramStart"/>
+      <w:r>
+        <w:t>clinica</w:t>
+      </w:r>
+      <w:proofErr w:type="gramEnd"/>
+      <w:r>
+        <w:t xml:space="preserve"> preenche e seleciona a opção próximo, o sistema enviará um </w:t>
+      </w:r>
+      <w:proofErr w:type="spellStart"/>
+      <w:r>
+        <w:t>sms</w:t>
+      </w:r>
+      <w:proofErr w:type="spellEnd"/>
+      <w:r>
+        <w:t xml:space="preserve"> com um código e exibirá </w:t>
+      </w:r>
+      <w:proofErr w:type="gramStart"/>
+      <w:r>
+        <w:t>um tela</w:t>
+      </w:r>
+      <w:proofErr w:type="gramEnd"/>
+      <w:r>
+        <w:t xml:space="preserve"> com o </w:t>
+      </w:r>
+      <w:proofErr w:type="gramStart"/>
+      <w:r>
+        <w:t>numero</w:t>
+      </w:r>
+      <w:proofErr w:type="gramEnd"/>
+      <w:r>
+        <w:t xml:space="preserve"> digitado anteriormente somente leitura e com um campo para a digitação do </w:t>
+      </w:r>
+      <w:proofErr w:type="spellStart"/>
+      <w:r>
+        <w:t>codigo</w:t>
+      </w:r>
+      <w:proofErr w:type="spellEnd"/>
+      <w:r>
+        <w:t xml:space="preserve"> enviado, o usuário preenche o campo </w:t>
+      </w:r>
+      <w:proofErr w:type="spellStart"/>
+      <w:r>
+        <w:t>codigo</w:t>
+      </w:r>
+      <w:proofErr w:type="spellEnd"/>
+      <w:r>
+        <w:t xml:space="preserve"> e seleciona a opção verificar.  O Sistema após validar o </w:t>
+      </w:r>
+      <w:proofErr w:type="spellStart"/>
+      <w:r>
+        <w:t>codigo</w:t>
+      </w:r>
+      <w:proofErr w:type="spellEnd"/>
+      <w:r>
+        <w:t xml:space="preserve"> exibirá uma tela com </w:t>
       </w:r>
       <w:r>
         <w:lastRenderedPageBreak/>
-        <w:t>os campos  Cidade, estado, Endereço, Numero, Bairro, Complemento, longitude e latitude, e tbm deve exibir um mapa com a localização da nova clinica cadastrada.</w:t>
+        <w:t xml:space="preserve">os </w:t>
+      </w:r>
+      <w:proofErr w:type="gramStart"/>
+      <w:r>
+        <w:t>campos  Cidade</w:t>
+      </w:r>
+      <w:proofErr w:type="gramEnd"/>
+      <w:r>
+        <w:t xml:space="preserve">, estado, Endereço, </w:t>
+      </w:r>
+      <w:proofErr w:type="gramStart"/>
+      <w:r>
+        <w:t>Numero</w:t>
+      </w:r>
+      <w:proofErr w:type="gramEnd"/>
+      <w:r>
+        <w:t xml:space="preserve">, Bairro, Complemento, longitude e latitude, e </w:t>
+      </w:r>
+      <w:proofErr w:type="spellStart"/>
+      <w:r>
+        <w:t>tbm</w:t>
+      </w:r>
+      <w:proofErr w:type="spellEnd"/>
+      <w:r>
+        <w:t xml:space="preserve"> deve exibir um mapa com a localização da nova </w:t>
+      </w:r>
+      <w:proofErr w:type="gramStart"/>
+      <w:r>
+        <w:t>clinica</w:t>
+      </w:r>
+      <w:proofErr w:type="gramEnd"/>
+      <w:r>
+        <w:t xml:space="preserve"> cadastrada.</w:t>
       </w:r>
     </w:p>
     <w:p>
@@ -113,7 +539,15 @@
         <w:t>Quando o usuário preencher o campo cep, o sistema deverá preencher os campos cidade, estado, endereço, bairro</w:t>
       </w:r>
       <w:r>
-        <w:t xml:space="preserve"> o usuário deverá selecionar a opção finalizar. Após o usuário selecionar a opção finalizar o sistema irá exibir o caso de Uso área de trabalho da clinica. </w:t>
+        <w:t xml:space="preserve"> o usuário deverá selecionar a opção finalizar. Após o usuário selecionar a opção finalizar o sistema irá exibir o caso de Uso área de trabalho da </w:t>
+      </w:r>
+      <w:proofErr w:type="gramStart"/>
+      <w:r>
+        <w:t>clinica</w:t>
+      </w:r>
+      <w:proofErr w:type="gramEnd"/>
+      <w:r>
+        <w:t xml:space="preserve">. </w:t>
       </w:r>
     </w:p>
     <w:p/>
@@ -127,19 +561,64 @@
         <w:t xml:space="preserve"> </w:t>
       </w:r>
       <w:r>
-        <w:t>Crie um caso uso área de trabalho do paciente, Esse caso de uso inicia-se quando o usuário entra com seu email e senha no login e o sistema identifica que o usuário é do tipo paciente. Após o login o sistema exibe as opções: Marcar Consulta, Minhas Consultas,</w:t>
-      </w:r>
-      <w:r>
-        <w:t xml:space="preserve"> histórico de consultas, Pacientes, Reputação, </w:t>
-      </w:r>
-      <w:r>
-        <w:t xml:space="preserve"> Exame, Financeiro</w:t>
+        <w:t xml:space="preserve">Crie um caso uso área de trabalho do paciente, </w:t>
+      </w:r>
+      <w:proofErr w:type="gramStart"/>
+      <w:r>
+        <w:t>Esse</w:t>
+      </w:r>
+      <w:proofErr w:type="gramEnd"/>
+      <w:r>
+        <w:t xml:space="preserve"> caso de uso inicia-se quando o usuário entra com seu </w:t>
+      </w:r>
+      <w:proofErr w:type="spellStart"/>
+      <w:r>
+        <w:t>email</w:t>
+      </w:r>
+      <w:proofErr w:type="spellEnd"/>
+      <w:r>
+        <w:t xml:space="preserve"> e senha no login e o sistema identifica que o usuário é do tipo paciente. Após o login o sistema exibe as opções: Marcar Consulta, Minhas Consultas,</w:t>
+      </w:r>
+      <w:r>
+        <w:t xml:space="preserve"> histórico de consultas, Pacientes, </w:t>
+      </w:r>
+      <w:proofErr w:type="gramStart"/>
+      <w:r>
+        <w:t xml:space="preserve">Reputação, </w:t>
+      </w:r>
+      <w:r>
+        <w:t xml:space="preserve"> Exame</w:t>
+      </w:r>
+      <w:proofErr w:type="gramEnd"/>
+      <w:r>
+        <w:t>, Financeiro</w:t>
       </w:r>
       <w:r>
         <w:t xml:space="preserve"> e Meu Perfil.  </w:t>
       </w:r>
       <w:r>
-        <w:t xml:space="preserve"> Caso o usuário selecionar a opção marcar consulta o sistema executará o caso de uso marcar consulta, caso escolha o opção minhas consultas o sistema exibirá o UC Minhas Consultas, caso escolha a opção histórico de consultas o sistema exibirá o o UC Histórico de Consultas, caso escolha a opção Pacientes o sistema exibirá a opção UC Manter Pacientes, </w:t>
+        <w:t xml:space="preserve"> Caso o usuário selecionar a opção marcar consulta o sistema executará o caso de uso marcar consulta, caso escolha </w:t>
+      </w:r>
+      <w:proofErr w:type="gramStart"/>
+      <w:r>
+        <w:t>o opção</w:t>
+      </w:r>
+      <w:proofErr w:type="gramEnd"/>
+      <w:r>
+        <w:t xml:space="preserve"> minhas consultas o sistema exibirá o UC Minhas Consultas, caso escolha a opção histórico de consultas o sistema exibirá </w:t>
+      </w:r>
+      <w:proofErr w:type="gramStart"/>
+      <w:r>
+        <w:t xml:space="preserve">o </w:t>
+      </w:r>
+      <w:proofErr w:type="spellStart"/>
+      <w:r>
+        <w:t>o</w:t>
+      </w:r>
+      <w:proofErr w:type="spellEnd"/>
+      <w:proofErr w:type="gramEnd"/>
+      <w:r>
+        <w:t xml:space="preserve"> UC Histórico de Consultas, caso escolha a opção Pacientes o sistema exibirá a opção UC Manter Pacientes, </w:t>
       </w:r>
     </w:p>
     <w:p>
@@ -169,7 +648,23 @@
         <w:t>a</w:t>
       </w:r>
       <w:r>
-        <w:t xml:space="preserve"> a opção marcar consulta, o sistema exibirá as opções Escolher Pela Clinica ou Escolher pela especialidade, caso o usuário selecionar opção pela clinica, o sistema exibirá os campos Estado, Cidade  e Clinica, dando a opção do usuário pesquisar entre todas as clinicas cadastradas no sistema que possuem agenda disponível, o usuário seleciona a clinica e a opção proximo, escolhe a especialidade oferecida pela clinica e a opção proximo, o sistema exibe todas os especialistas que possui agenda cadastrada baseada nas escolhas anteriores do usuário, e exibe o nome do especialista que se enquadra. O usuário escolhe o especialista e a opção próxima, o sistema exibe os dias e horários livres do especialista, o usuário paciente então escolhe a opção dia e horário e por fim escolhe a opção confirmar consulta.  Após a confirmação do usuário o sistema exibe a lista de consultas agendadas e da a opção de cancelar. </w:t>
+        <w:t xml:space="preserve"> a opção marcar consulta, o sistema exibirá as opções Escolher Pela Clinica ou Escolher pela especialidade, caso o usuário selecionar opção pela clinica, o sistema exibirá os campos Estado, Cidade  e Clinica, dando a opção do usuário pesquisar entre todas as clinicas cadastradas no sistema que possuem agenda disponível, o usuário seleciona a clinica e a opção </w:t>
+      </w:r>
+      <w:proofErr w:type="spellStart"/>
+      <w:r>
+        <w:t>proximo</w:t>
+      </w:r>
+      <w:proofErr w:type="spellEnd"/>
+      <w:r>
+        <w:t xml:space="preserve">, escolhe a especialidade oferecida pela clinica e a opção </w:t>
+      </w:r>
+      <w:proofErr w:type="spellStart"/>
+      <w:r>
+        <w:t>proximo</w:t>
+      </w:r>
+      <w:proofErr w:type="spellEnd"/>
+      <w:r>
+        <w:t xml:space="preserve">, o sistema exibe todas os especialistas que possui agenda cadastrada baseada nas escolhas anteriores do usuário, e exibe o nome do especialista que se enquadra. O usuário escolhe o especialista e a opção próxima, o sistema exibe os dias e horários livres do especialista, o usuário paciente então escolhe a opção dia e horário e por fim escolhe a opção confirmar consulta.  Após a confirmação do usuário o sistema exibe a lista de consultas agendadas e da a opção de cancelar. </w:t>
       </w:r>
     </w:p>
     <w:p>
@@ -178,13 +673,37 @@
       </w:r>
       <w:r>
         <w:lastRenderedPageBreak/>
-        <w:t xml:space="preserve">opção Escolher pela especialidade, o sistema exibirá  todas as especialidades oferecidas pelo o inclua, o usuário selecionará a especialidade desejada e a opção proximo, </w:t>
+        <w:t xml:space="preserve">opção Escolher pela especialidade, o sistema exibirá  todas as especialidades oferecidas pelo o inclua, o usuário selecionará a especialidade desejada e a opção </w:t>
+      </w:r>
+      <w:proofErr w:type="spellStart"/>
+      <w:r>
+        <w:t>proximo</w:t>
+      </w:r>
+      <w:proofErr w:type="spellEnd"/>
+      <w:r>
+        <w:t xml:space="preserve">, </w:t>
       </w:r>
       <w:r>
         <w:t xml:space="preserve">o sistema então irá exibir </w:t>
       </w:r>
       <w:r>
-        <w:t xml:space="preserve">os campos Estado, Cidade  e Clinica, dando a opção do usuário pesquisar entre todas as clinicas cadastradas no sistema que possuem agenda disponível, o usuário seleciona a clinica e a opção proximo, escolhe a especialidade oferecida pela clinica e a opção proximo, o sistema exibe todas os especialistas que possui agenda cadastrada baseada nas escolhas anteriores do usuário, e exibe o nome do especialista que se enquadra. O usuário escolhe o especialista e a opção próxima, o sistema exibe os dias e horários livres do especialista, o usuário paciente então escolhe a opção dia e horário e por fim escolhe a opção confirmar consulta.  Após a confirmação do usuário o sistema exibe a lista de consultas agendadas e da a opção de cancelar. </w:t>
+        <w:t xml:space="preserve">os campos Estado, Cidade  e Clinica, dando a opção do usuário pesquisar entre todas as clinicas cadastradas no sistema que possuem agenda disponível, o usuário seleciona a clinica e a opção </w:t>
+      </w:r>
+      <w:proofErr w:type="spellStart"/>
+      <w:r>
+        <w:t>proximo</w:t>
+      </w:r>
+      <w:proofErr w:type="spellEnd"/>
+      <w:r>
+        <w:t xml:space="preserve">, escolhe a especialidade oferecida pela clinica e a opção </w:t>
+      </w:r>
+      <w:proofErr w:type="spellStart"/>
+      <w:r>
+        <w:t>proximo</w:t>
+      </w:r>
+      <w:proofErr w:type="spellEnd"/>
+      <w:r>
+        <w:t xml:space="preserve">, o sistema exibe todas os especialistas que possui agenda cadastrada baseada nas escolhas anteriores do usuário, e exibe o nome do especialista que se enquadra. O usuário escolhe o especialista e a opção próxima, o sistema exibe os dias e horários livres do especialista, o usuário paciente então escolhe a opção dia e horário e por fim escolhe a opção confirmar consulta.  Após a confirmação do usuário o sistema exibe a lista de consultas agendadas e da a opção de cancelar. </w:t>
       </w:r>
     </w:p>
     <w:p/>
@@ -216,8 +735,13 @@
         <w:t>Lista de consultas realizadas</w:t>
       </w:r>
       <w:r>
-        <w:t xml:space="preserve"> com os campos: Paciente, Horário, Dia, Especialista, Especialidade Clinica</w:t>
-      </w:r>
+        <w:t xml:space="preserve"> com os campos: Paciente, Horário, Dia, Especialista, Especialidade </w:t>
+      </w:r>
+      <w:proofErr w:type="gramStart"/>
+      <w:r>
+        <w:t>Clinica</w:t>
+      </w:r>
+      <w:proofErr w:type="gramEnd"/>
       <w:r>
         <w:t>, Status e avaliar</w:t>
       </w:r>
@@ -225,7 +749,31 @@
         <w:t xml:space="preserve">. </w:t>
       </w:r>
       <w:r>
-        <w:t xml:space="preserve"> O usuário tem a opção avaliar consulta, ele deve selecionar na lista qual consulta ele quer avaliar, após essa seleção o sistema exibe um formulário com os campos : Avalie o  especialista quanto ao Atendimento e tempo de espera, onde o usuário pode escolher de 1 a 5 e deixar um comentário sobre o atendimento do usuário. Avalie a clinica, quanto a localização, Limpeza, Organização, Tempo de espera e deixe seu comentário o usuário pode salvar a avaliação ou selecionar opção fechar. </w:t>
+        <w:t xml:space="preserve"> O usuário tem a opção avaliar consulta, ele deve selecionar na lista qual consulta ele quer avaliar, após essa seleção o sistema exibe um formulário com os </w:t>
+      </w:r>
+      <w:proofErr w:type="gramStart"/>
+      <w:r>
+        <w:t>campos :</w:t>
+      </w:r>
+      <w:proofErr w:type="gramEnd"/>
+      <w:r>
+        <w:t xml:space="preserve"> Avalie </w:t>
+      </w:r>
+      <w:proofErr w:type="gramStart"/>
+      <w:r>
+        <w:t>o  especialista</w:t>
+      </w:r>
+      <w:proofErr w:type="gramEnd"/>
+      <w:r>
+        <w:t xml:space="preserve"> quanto ao Atendimento e tempo de espera, onde o usuário pode escolher de 1 a 5 e deixar um comentário sobre o atendimento do usuário. Avalie a </w:t>
+      </w:r>
+      <w:proofErr w:type="gramStart"/>
+      <w:r>
+        <w:t>clinica</w:t>
+      </w:r>
+      <w:proofErr w:type="gramEnd"/>
+      <w:r>
+        <w:t xml:space="preserve">, quanto a localização, Limpeza, Organização, Tempo de espera e deixe seu comentário o usuário pode salvar a avaliação ou selecionar opção fechar. </w:t>
       </w:r>
     </w:p>
     <w:p/>
@@ -263,12 +811,44 @@
         <w:t xml:space="preserve">.  O usuário tem a opção </w:t>
       </w:r>
       <w:r>
-        <w:t xml:space="preserve">Adicionar novo paciente, editar um paciente, Alterar foto, Desativar um paciente, após o usuário selecionar a opção adicionar paciente, o sistema exibe um formulário com os campos Nome, CPF do paciente, Data de nascimento, e genero onde as opções são: Feminino, masculino, Outros e prefiro não informar, o usuário após preencher os campos pode selecionar a opção Salvar ou voltar, caso selecione a opção salvar o sistema grava as informações e retoma para a Lista de pacientes, com os dados salvos anteriormente, caso ele escolha opção cancelar também. </w:t>
-      </w:r>
-    </w:p>
-    <w:p>
-      <w:r>
-        <w:t xml:space="preserve">Caso o usuário selecione o um paciente e selecione a opção editar o sistema deve exibir o formulário com os campos Nome, CPF do paciente, Data de nascimento, e genero onde as opções são: Feminino, masculino, Outros e prefiro não informar, o usuário após preencher os campos pode selecionar a opção Salvar ou voltar, caso selecione a opção salvar o sistema grava as informações e retoma para a Lista de </w:t>
+        <w:t xml:space="preserve">Adicionar novo paciente, editar um paciente, Alterar foto, Desativar um paciente, após o usuário selecionar a opção adicionar paciente, o sistema exibe um formulário com os campos Nome, CPF do paciente, Data de nascimento, e </w:t>
+      </w:r>
+      <w:proofErr w:type="spellStart"/>
+      <w:r>
+        <w:t>genero</w:t>
+      </w:r>
+      <w:proofErr w:type="spellEnd"/>
+      <w:r>
+        <w:t xml:space="preserve"> onde as opções são: Feminino, masculino, Outros e prefiro não informar, o usuário após preencher os campos pode selecionar a opção Salvar ou voltar, caso selecione a opção salvar o sistema grava as informações e retoma para a Lista de pacientes, com os dados salvos anteriormente, caso ele escolha opção cancelar também. </w:t>
+      </w:r>
+    </w:p>
+    <w:p>
+      <w:r>
+        <w:t xml:space="preserve">Caso o usuário selecione o um paciente e selecione a opção editar o sistema deve exibir o formulário com os campos Nome, CPF do paciente, Data de nascimento, e </w:t>
+      </w:r>
+      <w:proofErr w:type="spellStart"/>
+      <w:r>
+        <w:t>genero</w:t>
+      </w:r>
+      <w:proofErr w:type="spellEnd"/>
+      <w:r>
+        <w:t xml:space="preserve"> onde as opções são: Feminino, masculino, </w:t>
+      </w:r>
+      <w:proofErr w:type="gramStart"/>
+      <w:r>
+        <w:t>Outros</w:t>
+      </w:r>
+      <w:proofErr w:type="gramEnd"/>
+      <w:r>
+        <w:t xml:space="preserve"> e prefiro não informar, o usuário após preencher os campos pode selecionar a </w:t>
+      </w:r>
+      <w:proofErr w:type="gramStart"/>
+      <w:r>
+        <w:t>opção Salvar ou voltar</w:t>
+      </w:r>
+      <w:proofErr w:type="gramEnd"/>
+      <w:r>
+        <w:t xml:space="preserve">, caso selecione a opção salvar o sistema grava as informações e retoma para a Lista de </w:t>
       </w:r>
       <w:r>
         <w:lastRenderedPageBreak/>
@@ -277,7 +857,31 @@
     </w:p>
     <w:p>
       <w:r>
-        <w:t xml:space="preserve">Caso o usuário selecione a opção Desativar o sistema retira a opção de que possa marcar consultas para o paciente desativado, o usuário tem a oopção de retativar esse paciente. </w:t>
+        <w:t xml:space="preserve">Caso o usuário selecione a </w:t>
+      </w:r>
+      <w:proofErr w:type="gramStart"/>
+      <w:r>
+        <w:t>opção Desativar</w:t>
+      </w:r>
+      <w:proofErr w:type="gramEnd"/>
+      <w:r>
+        <w:t xml:space="preserve"> o sistema retira a opção de que possa marcar consultas para o paciente desativado, o usuário tem a </w:t>
+      </w:r>
+      <w:proofErr w:type="spellStart"/>
+      <w:r>
+        <w:t>oopção</w:t>
+      </w:r>
+      <w:proofErr w:type="spellEnd"/>
+      <w:r>
+        <w:t xml:space="preserve"> de </w:t>
+      </w:r>
+      <w:proofErr w:type="spellStart"/>
+      <w:r>
+        <w:t>retativar</w:t>
+      </w:r>
+      <w:proofErr w:type="spellEnd"/>
+      <w:r>
+        <w:t xml:space="preserve"> esse paciente. </w:t>
       </w:r>
     </w:p>
     <w:p>
@@ -288,7 +892,47 @@
     <w:p/>
     <w:p>
       <w:r>
-        <w:t xml:space="preserve">Crie um Caso de uso Minha reputação, onde ele inicia quando o usuário seleciona opção reputação,  o sistema exibe todas as avaliações recebidas por um paciente associado a o usuário,  exibindo o campo Paciente avaliado, Nota referente a Assiduidade e Pontualidade, o sistema também deve exibir um Resumo com a media de todas as Avalições para todos os pacientes o sistema deve exibir as 8 primeiras ordenadas pela data exibindo as ultimas e permitindo o usuário navegar pela paginação. </w:t>
+        <w:t xml:space="preserve">Crie um Caso de </w:t>
+      </w:r>
+      <w:proofErr w:type="gramStart"/>
+      <w:r>
+        <w:t>uso Minha</w:t>
+      </w:r>
+      <w:proofErr w:type="gramEnd"/>
+      <w:r>
+        <w:t xml:space="preserve"> reputação, onde ele inicia quando o usuário seleciona opção </w:t>
+      </w:r>
+      <w:proofErr w:type="gramStart"/>
+      <w:r>
+        <w:t>reputação,  o</w:t>
+      </w:r>
+      <w:proofErr w:type="gramEnd"/>
+      <w:r>
+        <w:t xml:space="preserve"> sistema exibe todas as avaliações recebidas por um paciente associado a o </w:t>
+      </w:r>
+      <w:proofErr w:type="gramStart"/>
+      <w:r>
+        <w:t>usuário,  exibindo</w:t>
+      </w:r>
+      <w:proofErr w:type="gramEnd"/>
+      <w:r>
+        <w:t xml:space="preserve"> o campo Paciente avaliado, Nota referente a Assiduidade e Pontualidade, o sistema também deve exibir um Resumo com a </w:t>
+      </w:r>
+      <w:proofErr w:type="gramStart"/>
+      <w:r>
+        <w:t>media</w:t>
+      </w:r>
+      <w:proofErr w:type="gramEnd"/>
+      <w:r>
+        <w:t xml:space="preserve"> de todas as Avalições para todos os pacientes o sistema deve exibir as 8 primeiras ordenadas pela data exibindo as </w:t>
+      </w:r>
+      <w:proofErr w:type="gramStart"/>
+      <w:r>
+        <w:t>ultimas</w:t>
+      </w:r>
+      <w:proofErr w:type="gramEnd"/>
+      <w:r>
+        <w:t xml:space="preserve"> e permitindo o usuário navegar pela paginação. </w:t>
       </w:r>
       <w:r>
         <w:t xml:space="preserve">O usuário tem a opção de contestar uma avaliação, onde o usuário root pode ou não aceitar. </w:t>
@@ -296,10 +940,50 @@
     </w:p>
     <w:p>
       <w:r>
-        <w:t xml:space="preserve">Crie um Caso de uso Manter Exames onde ele inicia quando o usuário do tipo paciente seleciona a opção manter exames, o sistema então exibe uma lista de todos exames </w:t>
-      </w:r>
-      <w:r>
-        <w:t xml:space="preserve">ordenado dos últimos para os primeiros, paginado com 8 por pagina peminitdo o usuário selecionar qualquer pagina q ele quiser, </w:t>
+        <w:t xml:space="preserve">Crie um Caso de uso Manter Exames onde ele inicia quando o usuário do tipo paciente seleciona a opção manter exames, o sistema então exibe uma lista de </w:t>
+      </w:r>
+      <w:proofErr w:type="gramStart"/>
+      <w:r>
+        <w:t>todos exames</w:t>
+      </w:r>
+      <w:proofErr w:type="gramEnd"/>
+      <w:r>
+        <w:t xml:space="preserve"> </w:t>
+      </w:r>
+      <w:r>
+        <w:t xml:space="preserve">ordenado dos últimos para os primeiros, paginado com 8 por </w:t>
+      </w:r>
+      <w:proofErr w:type="gramStart"/>
+      <w:r>
+        <w:t>pagina</w:t>
+      </w:r>
+      <w:proofErr w:type="gramEnd"/>
+      <w:r>
+        <w:t xml:space="preserve"> </w:t>
+      </w:r>
+      <w:proofErr w:type="spellStart"/>
+      <w:r>
+        <w:t>peminitdo</w:t>
+      </w:r>
+      <w:proofErr w:type="spellEnd"/>
+      <w:r>
+        <w:t xml:space="preserve"> o usuário selecionar qualquer </w:t>
+      </w:r>
+      <w:proofErr w:type="gramStart"/>
+      <w:r>
+        <w:t>pagina</w:t>
+      </w:r>
+      <w:proofErr w:type="gramEnd"/>
+      <w:r>
+        <w:t xml:space="preserve"> </w:t>
+      </w:r>
+      <w:proofErr w:type="gramStart"/>
+      <w:r>
+        <w:t>q</w:t>
+      </w:r>
+      <w:proofErr w:type="gramEnd"/>
+      <w:r>
+        <w:t xml:space="preserve"> ele quiser, </w:t>
       </w:r>
       <w:r>
         <w:t xml:space="preserve">com os campos Paciente, exame, Especialista Solicitante, Data da Solicitação se foi ou não. O usuário pode marcar a opção efetuado e anexar o exame ao sistema, após a anexação o usuário paciente e </w:t>
@@ -308,29 +992,157 @@
         <w:t>especialista</w:t>
       </w:r>
       <w:r>
-        <w:t>, podem efetuar download do  arquivo anexado.</w:t>
-      </w:r>
-    </w:p>
-    <w:p>
-      <w:r>
-        <w:t xml:space="preserve">Crie um caso de uso Manter Financeiro, onde ele incia quano o usuário tipo paciente seleciona a opção financeiro, o sistema exibe então as listas de Histórico de pagamentos, onde contem uma lista paginada com 8 por pagina contendo a Aforma de pagamento, Valor, Data de Pagamento, Status e serviço, ordenada da mais recente pra mais antiga, </w:t>
-      </w:r>
-    </w:p>
-    <w:p>
-      <w:r>
-        <w:t xml:space="preserve">Assinatura, contendo a lista de assinaturas ativas  com os campos Cartão exibindo os últimos 4 digitos do cartão, Titular , Data de renovação, Status se ta ativa ou não, motivo caso tenha sido negado e com a opção renovar. </w:t>
-      </w:r>
-    </w:p>
-    <w:p/>
-    <w:p>
-      <w:r>
-        <w:t xml:space="preserve">Cartões, cotendo a lista de cartões ativos no sistema com os campos Numero exibindo os últimos 4 digitos do cartão, Instituição, vencimento, titular status.  o usuário tem a opção de adicionar um novo cartão, o sistema então exibe um </w:t>
+        <w:t xml:space="preserve">, podem efetuar download </w:t>
+      </w:r>
+      <w:proofErr w:type="gramStart"/>
+      <w:r>
+        <w:t>do  arquivo</w:t>
+      </w:r>
+      <w:proofErr w:type="gramEnd"/>
+      <w:r>
+        <w:t xml:space="preserve"> anexado.</w:t>
+      </w:r>
+    </w:p>
+    <w:p>
+      <w:r>
+        <w:t xml:space="preserve">Crie um caso de uso Manter Financeiro, onde ele </w:t>
+      </w:r>
+      <w:proofErr w:type="spellStart"/>
+      <w:r>
+        <w:t>incia</w:t>
+      </w:r>
+      <w:proofErr w:type="spellEnd"/>
+      <w:r>
+        <w:t xml:space="preserve"> </w:t>
+      </w:r>
+      <w:proofErr w:type="spellStart"/>
+      <w:r>
+        <w:t>quano</w:t>
+      </w:r>
+      <w:proofErr w:type="spellEnd"/>
+      <w:r>
+        <w:t xml:space="preserve"> o usuário tipo paciente seleciona a opção financeiro, o sistema exibe então as listas de Histórico de pagamentos, onde </w:t>
+      </w:r>
+      <w:proofErr w:type="gramStart"/>
+      <w:r>
+        <w:t>contem</w:t>
+      </w:r>
+      <w:proofErr w:type="gramEnd"/>
+      <w:r>
+        <w:t xml:space="preserve"> uma lista paginada com 8 por </w:t>
+      </w:r>
+      <w:proofErr w:type="gramStart"/>
+      <w:r>
+        <w:t>pagina</w:t>
+      </w:r>
+      <w:proofErr w:type="gramEnd"/>
+      <w:r>
+        <w:t xml:space="preserve"> contendo a </w:t>
+      </w:r>
+      <w:proofErr w:type="spellStart"/>
+      <w:r>
+        <w:t>Aforma</w:t>
+      </w:r>
+      <w:proofErr w:type="spellEnd"/>
+      <w:r>
+        <w:t xml:space="preserve"> de pagamento, Valor, Data de Pagamento, Status e serviço, ordenada da mais recente </w:t>
+      </w:r>
+      <w:proofErr w:type="gramStart"/>
+      <w:r>
+        <w:t>pra</w:t>
+      </w:r>
+      <w:proofErr w:type="gramEnd"/>
+      <w:r>
+        <w:t xml:space="preserve"> mais antiga, </w:t>
+      </w:r>
+    </w:p>
+    <w:p>
+      <w:r>
+        <w:t xml:space="preserve">Assinatura, contendo a lista de assinaturas </w:t>
+      </w:r>
+      <w:proofErr w:type="gramStart"/>
+      <w:r>
+        <w:t>ativas  com</w:t>
+      </w:r>
+      <w:proofErr w:type="gramEnd"/>
+      <w:r>
+        <w:t xml:space="preserve"> os campos Cartão exibindo os últimos 4 </w:t>
+      </w:r>
+      <w:proofErr w:type="spellStart"/>
+      <w:r>
+        <w:t>digitos</w:t>
+      </w:r>
+      <w:proofErr w:type="spellEnd"/>
+      <w:r>
+        <w:t xml:space="preserve"> do cartão, </w:t>
+      </w:r>
+      <w:proofErr w:type="gramStart"/>
+      <w:r>
+        <w:t>Titular ,</w:t>
+      </w:r>
+      <w:proofErr w:type="gramEnd"/>
+      <w:r>
+        <w:t xml:space="preserve"> Data de renovação, Status se </w:t>
+      </w:r>
+      <w:proofErr w:type="spellStart"/>
+      <w:r>
+        <w:t>ta</w:t>
+      </w:r>
+      <w:proofErr w:type="spellEnd"/>
+      <w:r>
+        <w:t xml:space="preserve"> ativa ou não, motivo caso tenha sido negado e com a opção renovar. </w:t>
+      </w:r>
+    </w:p>
+    <w:p/>
+    <w:p>
+      <w:r>
+        <w:t xml:space="preserve">Cartões, </w:t>
+      </w:r>
+      <w:proofErr w:type="spellStart"/>
+      <w:r>
+        <w:t>cotendo</w:t>
+      </w:r>
+      <w:proofErr w:type="spellEnd"/>
+      <w:r>
+        <w:t xml:space="preserve"> a lista de cartões ativos no sistema com os campos </w:t>
+      </w:r>
+      <w:proofErr w:type="gramStart"/>
+      <w:r>
+        <w:t>Numero</w:t>
+      </w:r>
+      <w:proofErr w:type="gramEnd"/>
+      <w:r>
+        <w:t xml:space="preserve"> exibindo os últimos 4 </w:t>
+      </w:r>
+      <w:proofErr w:type="spellStart"/>
+      <w:r>
+        <w:t>digitos</w:t>
+      </w:r>
+      <w:proofErr w:type="spellEnd"/>
+      <w:r>
+        <w:t xml:space="preserve"> do cartão, Instituição, vencimento, titular status.  o usuário tem a opção de adicionar um novo cartão, o sistema então exibe um </w:t>
       </w:r>
     </w:p>
     <w:p>
       <w:r>
         <w:lastRenderedPageBreak/>
-        <w:t>formulário contendo o numero cartão, a validade o codigo de segurança, e o nome do titular, o usuário pode remover o cartão e adicionar outro.</w:t>
+        <w:t xml:space="preserve">formulário contendo o </w:t>
+      </w:r>
+      <w:proofErr w:type="gramStart"/>
+      <w:r>
+        <w:t>numero</w:t>
+      </w:r>
+      <w:proofErr w:type="gramEnd"/>
+      <w:r>
+        <w:t xml:space="preserve"> cartão, a validade o </w:t>
+      </w:r>
+      <w:proofErr w:type="spellStart"/>
+      <w:r>
+        <w:t>codigo</w:t>
+      </w:r>
+      <w:proofErr w:type="spellEnd"/>
+      <w:r>
+        <w:t xml:space="preserve"> de segurança, e o nome do titular, o usuário pode remover o cartão e adicionar outro.</w:t>
       </w:r>
     </w:p>
     <w:p/>
@@ -341,23 +1153,52 @@
       <w:r>
         <w:t xml:space="preserve">Foto, </w:t>
       </w:r>
-      <w:r>
-        <w:t xml:space="preserve">email, </w:t>
-      </w:r>
-    </w:p>
-    <w:p>
-      <w:r>
-        <w:t xml:space="preserve">Sexo, CPF, Telefone, Celular, Lista de endereços com os dados endereço, bairro, cidade e permite o usuário tornalo principal, excluir ou editar.  </w:t>
-      </w:r>
-    </w:p>
-    <w:p>
-      <w:r>
-        <w:t xml:space="preserve">O usuário pode adicionar um endereço, se o usuário selecionar a opção adicionar endereço o sistema exibe um formulário contendo os campos CEP, Cidade, Estado, Endereço, numero, Bairro e complemento, o usuário preenche os campos e seleciona opção salvar.  O sistema salva e volta para o formulário principal. </w:t>
-      </w:r>
-    </w:p>
-    <w:p>
-      <w:r>
-        <w:t>O usuário pode editar o endereço selecionando a opção editar, então o sistema exibirá o formulário com os campos CEP, Cidade, Estado, Endereço, numero, Bairro e complemento, o usuário preenche os campos e seleciona opção salvar.  O sistema salva e volta para o formulário principal.</w:t>
+      <w:proofErr w:type="spellStart"/>
+      <w:r>
+        <w:t>email</w:t>
+      </w:r>
+      <w:proofErr w:type="spellEnd"/>
+      <w:r>
+        <w:t xml:space="preserve">, </w:t>
+      </w:r>
+    </w:p>
+    <w:p>
+      <w:r>
+        <w:t xml:space="preserve">Sexo, CPF, Telefone, Celular, Lista de endereços com os dados endereço, bairro, cidade e permite o usuário </w:t>
+      </w:r>
+      <w:proofErr w:type="spellStart"/>
+      <w:r>
+        <w:t>tornalo</w:t>
+      </w:r>
+      <w:proofErr w:type="spellEnd"/>
+      <w:r>
+        <w:t xml:space="preserve"> principal, excluir ou editar.  </w:t>
+      </w:r>
+    </w:p>
+    <w:p>
+      <w:r>
+        <w:t xml:space="preserve">O usuário pode adicionar um endereço, se o usuário selecionar a opção adicionar endereço o sistema exibe um formulário contendo os campos CEP, Cidade, Estado, Endereço, </w:t>
+      </w:r>
+      <w:proofErr w:type="gramStart"/>
+      <w:r>
+        <w:t>numero</w:t>
+      </w:r>
+      <w:proofErr w:type="gramEnd"/>
+      <w:r>
+        <w:t xml:space="preserve">, Bairro e complemento, o usuário preenche os campos e seleciona opção salvar.  O sistema salva e volta para o formulário principal. </w:t>
+      </w:r>
+    </w:p>
+    <w:p>
+      <w:r>
+        <w:t xml:space="preserve">O usuário pode editar o endereço selecionando a opção editar, então o sistema exibirá o formulário com os campos CEP, Cidade, Estado, Endereço, </w:t>
+      </w:r>
+      <w:proofErr w:type="gramStart"/>
+      <w:r>
+        <w:t>numero</w:t>
+      </w:r>
+      <w:proofErr w:type="gramEnd"/>
+      <w:r>
+        <w:t>, Bairro e complemento, o usuário preenche os campos e seleciona opção salvar.  O sistema salva e volta para o formulário principal.</w:t>
       </w:r>
     </w:p>
     <w:p>
@@ -370,24 +1211,96 @@
     </w:p>
     <w:p>
       <w:r>
-        <w:t>O Usuário pode deletar um endereço, o usuário seleciona a opção deletar, o sistema solicita confirmação o usuário confirma, o sistema então esclui o endereço.</w:t>
-      </w:r>
-    </w:p>
-    <w:p>
-      <w:r>
-        <w:t xml:space="preserve">O Usuário pode alterar a imagem </w:t>
+        <w:t xml:space="preserve">O Usuário pode deletar um endereço, o usuário seleciona a opção deletar, o sistema solicita confirmação o usuário confirma, o sistema então </w:t>
+      </w:r>
+      <w:proofErr w:type="spellStart"/>
+      <w:r>
+        <w:t>esclui</w:t>
+      </w:r>
+      <w:proofErr w:type="spellEnd"/>
+      <w:r>
+        <w:t xml:space="preserve"> o endereço.</w:t>
+      </w:r>
+    </w:p>
+    <w:p>
+      <w:r>
+        <w:t xml:space="preserve">O Usuário pode alterar a </w:t>
+      </w:r>
+      <w:proofErr w:type="gramStart"/>
+      <w:r>
+        <w:t xml:space="preserve">imagem </w:t>
       </w:r>
       <w:r>
         <w:t xml:space="preserve"> </w:t>
       </w:r>
       <w:r>
-        <w:t xml:space="preserve">Da foto clinckando sobre ela, e selecionando uma nova do Sistema operacional. </w:t>
-      </w:r>
-    </w:p>
-    <w:p/>
-    <w:p>
-      <w:r>
-        <w:t xml:space="preserve">Crie um caso uso área de trabalho do Especialista, Esse caso de uso inicia-se quando o usuário entra com seu email e senha no login e o sistema identifica que o usuário é do tipo Especialista.  Após o login o sistema exibe as consultas do dia do especialista com os seguintes campos: Status, hora agendada, Paciente, Clinica, o usuário pode filtrar essa lista pela data inicial e final, pelo nome do paciente,  Status da consulta valores possíveis (Sala de Espera, Aguardando Atendimento, Cancelada, Em Atendimento, Finalizada, Clinica Veiculada (lista das clinicas que o especialista está vinculado). </w:t>
+        <w:t>Da</w:t>
+      </w:r>
+      <w:proofErr w:type="gramEnd"/>
+      <w:r>
+        <w:t xml:space="preserve"> foto </w:t>
+      </w:r>
+      <w:proofErr w:type="spellStart"/>
+      <w:r>
+        <w:t>clinckando</w:t>
+      </w:r>
+      <w:proofErr w:type="spellEnd"/>
+      <w:r>
+        <w:t xml:space="preserve"> sobre ela, e selecionando uma nova do Sistema operacional. </w:t>
+      </w:r>
+    </w:p>
+    <w:p/>
+    <w:p>
+      <w:r>
+        <w:t xml:space="preserve">Crie um caso uso área de trabalho do Especialista, </w:t>
+      </w:r>
+      <w:proofErr w:type="gramStart"/>
+      <w:r>
+        <w:t>Esse</w:t>
+      </w:r>
+      <w:proofErr w:type="gramEnd"/>
+      <w:r>
+        <w:t xml:space="preserve"> caso de uso inicia-se quando o usuário entra com seu </w:t>
+      </w:r>
+      <w:proofErr w:type="spellStart"/>
+      <w:r>
+        <w:t>email</w:t>
+      </w:r>
+      <w:proofErr w:type="spellEnd"/>
+      <w:r>
+        <w:t xml:space="preserve"> e senha no login e o sistema identifica que o usuário é do tipo Especialista.  Após o login o sistema exibe as consultas do dia do especialista com os seguintes campos: Status, hora agendada, Paciente, </w:t>
+      </w:r>
+      <w:proofErr w:type="gramStart"/>
+      <w:r>
+        <w:t>Clinica</w:t>
+      </w:r>
+      <w:proofErr w:type="gramEnd"/>
+      <w:r>
+        <w:t xml:space="preserve">, o usuário pode filtrar essa lista pela data inicial e final, pelo nome do </w:t>
+      </w:r>
+      <w:proofErr w:type="gramStart"/>
+      <w:r>
+        <w:t>paciente,  Status</w:t>
+      </w:r>
+      <w:proofErr w:type="gramEnd"/>
+      <w:r>
+        <w:t xml:space="preserve"> da consulta valores possíveis (Sala de Espera, Aguardando Atendimento, Cancelada, Em Atendimento, Finalizada, </w:t>
+      </w:r>
+      <w:proofErr w:type="gramStart"/>
+      <w:r>
+        <w:t>Clinica</w:t>
+      </w:r>
+      <w:proofErr w:type="gramEnd"/>
+      <w:r>
+        <w:t xml:space="preserve"> Veiculada (lista das </w:t>
+      </w:r>
+      <w:proofErr w:type="gramStart"/>
+      <w:r>
+        <w:t>clinicas</w:t>
+      </w:r>
+      <w:proofErr w:type="gramEnd"/>
+      <w:r>
+        <w:t xml:space="preserve"> que o especialista está vinculado). </w:t>
       </w:r>
     </w:p>
     <w:p>
@@ -404,7 +1317,23 @@
         <w:t xml:space="preserve">Consultas, </w:t>
       </w:r>
       <w:r>
-        <w:t xml:space="preserve">Disponibilizar Consultas, Agenda,  Pacientes, Histórico de Recebimentos, Reputação,  Relatório de Caixa e Meu Perfil.   </w:t>
+        <w:t xml:space="preserve">Disponibilizar Consultas, </w:t>
+      </w:r>
+      <w:proofErr w:type="gramStart"/>
+      <w:r>
+        <w:t>Agenda,  Pacientes</w:t>
+      </w:r>
+      <w:proofErr w:type="gramEnd"/>
+      <w:r>
+        <w:t xml:space="preserve">, Histórico de Recebimentos, </w:t>
+      </w:r>
+      <w:proofErr w:type="gramStart"/>
+      <w:r>
+        <w:t>Reputação,  Relatório</w:t>
+      </w:r>
+      <w:proofErr w:type="gramEnd"/>
+      <w:r>
+        <w:t xml:space="preserve"> de Caixa e Meu Perfil.   </w:t>
       </w:r>
     </w:p>
     <w:p>
@@ -513,7 +1442,15 @@
         <w:t xml:space="preserve">Crie um caso uso de Disponibilizar Consultas, </w:t>
       </w:r>
       <w:r>
-        <w:t>esse caso de uso inicia quando um usuário do tipo Especialista encontra-se logado no sistema</w:t>
+        <w:t xml:space="preserve">esse caso de uso inicia quando um usuário do tipo Especialista </w:t>
+      </w:r>
+      <w:proofErr w:type="gramStart"/>
+      <w:r>
+        <w:t>encontra-se</w:t>
+      </w:r>
+      <w:proofErr w:type="gramEnd"/>
+      <w:r>
+        <w:t xml:space="preserve"> logado no sistema</w:t>
       </w:r>
       <w:r>
         <w:t xml:space="preserve">.  </w:t>
@@ -539,7 +1476,15 @@
     <w:p/>
     <w:p>
       <w:r>
-        <w:t xml:space="preserve">Crie um caso de Agenda, esse caso de uso inicia quando um usuário do tipo Especialista encontra-se logado no sistema, O usuário  Especialista então seleciona  a opção Agenda, o sistema então exibe a lista de consultas que o especialista disponibilizou anteriormente, permitindo o usuário Especialista Filtrar as consultas por Data de Inicio, Data Fim e Clinicas vinculadas, o sistema tbm permite ao usuário Especialista excluir uma consulta marcada, desde que a mesma não já tenha sido preenchida por uma consulta marcada, caso essa consulta já tenha um paciente, o sistema consulta se o especialista deseja cancelar a consulta, caso o usuário especialista selecione a opção sim, o sistema </w:t>
+        <w:t xml:space="preserve">Crie um caso de Agenda, esse caso de uso inicia quando um usuário do tipo Especialista encontra-se logado no sistema, O usuário  Especialista então seleciona  a opção Agenda, o sistema então exibe a lista de consultas que o especialista disponibilizou anteriormente, permitindo o usuário Especialista Filtrar as consultas por Data de Inicio, Data Fim e Clinicas vinculadas, o sistema </w:t>
+      </w:r>
+      <w:proofErr w:type="spellStart"/>
+      <w:r>
+        <w:t>tbm</w:t>
+      </w:r>
+      <w:proofErr w:type="spellEnd"/>
+      <w:r>
+        <w:t xml:space="preserve"> permite ao usuário Especialista excluir uma consulta marcada, desde que a mesma não já tenha sido preenchida por uma consulta marcada, caso essa consulta já tenha um paciente, o sistema consulta se o especialista deseja cancelar a consulta, caso o usuário especialista selecione a opção sim, o sistema </w:t>
       </w:r>
       <w:r>
         <w:lastRenderedPageBreak/>
@@ -580,7 +1525,15 @@
         <w:t xml:space="preserve">é </w:t>
       </w:r>
       <w:r>
-        <w:t>paginada com 8 itens por vez, permitindo o usuário filtrar pelo nome ou pelo cpf, o sistema também permite ao usuário executar o caso de uso exibir UC 19 Exibir Prontuário.</w:t>
+        <w:t xml:space="preserve">paginada com 8 itens por vez, permitindo o usuário filtrar pelo nome ou pelo </w:t>
+      </w:r>
+      <w:proofErr w:type="spellStart"/>
+      <w:r>
+        <w:t>cpf</w:t>
+      </w:r>
+      <w:proofErr w:type="spellEnd"/>
+      <w:r>
+        <w:t>, o sistema também permite ao usuário executar o caso de uso exibir UC 19 Exibir Prontuário.</w:t>
       </w:r>
       <w:r>
         <w:t xml:space="preserve"> </w:t>
@@ -588,18 +1541,58 @@
     </w:p>
     <w:p>
       <w:r>
-        <w:t>Do UC17: Com base nas informações de que há um usuário numa plataforma de saúde que conecta especialistas da saúde, pacientes e clinicas, e que o usuário é um especialista. Também leve em consideração que o caso de uso deve estar organizado na ordem 1. nome do caso de uso. 2. atores envolvidos. 3. pré-condições 4. fluxo principal. 5. fluxos alternativos 6. pós-condições 7. regras de negocio. Com estas instruções, gere um caso de uso para o menu de reputação, acessado pelo painel principal, em que o especialista pode visualizar comentários de pacientes que possuem avaliações de qualidade do atendimento e tempo de espera para atendimento (de 1 a 5 estrelas) e uma caixa ao lado que mostra a média geral, média do atendimento e média do tempo de espera, o usuário pode também denunciar o comentário</w:t>
-      </w:r>
-    </w:p>
-    <w:p/>
-    <w:p>
-      <w:r>
-        <w:t>Do UC19: Com base nas informações de que há um usuário numa plataforma de saúde que conecta especialistas da saúde, pacientes e clinicas, e que o usuário é um especialista. Também leve em consideração que o caso de uso deve estar organizado na ordem 1. nome do caso de uso. 2. atores envolvidos. 3. pré-condições 4. fluxo principal. 5. fluxos alternativos 6. pós-condições 7. regras de negocio. Com estar instruções, gere um caso de uso para a pagina de prontuário: Acessada pelo especialista após clicar na pagina de pacientes e acessar o prontuário de um dos pacientes da lista (se houver), a pagina de prontuários exibe: uma sessão os dados do paciente ( como nome, total de consultas e data de nascimento), uma sessão com os dados das consultas, com cada consulta estando separada e tendo a data em que aconteceu, e uma sessão com os exames solicitados (tendo os exames) e prescrições (tendo os medicamentos)</w:t>
-      </w:r>
-    </w:p>
-    <w:p>
-      <w:r>
-        <w:t>o titulo deve ser "Exibir prontuário - Especialista" e a numeração é UC19</w:t>
+        <w:t xml:space="preserve">Do UC17: Com base nas informações de que há um usuário numa plataforma de saúde que conecta especialistas da saúde, pacientes e </w:t>
+      </w:r>
+      <w:proofErr w:type="gramStart"/>
+      <w:r>
+        <w:t>clinicas</w:t>
+      </w:r>
+      <w:proofErr w:type="gramEnd"/>
+      <w:r>
+        <w:t xml:space="preserve">, e que o usuário é um especialista. Também leve em consideração que o caso de uso deve estar organizado na ordem 1. nome do caso de uso. 2. atores envolvidos. 3. pré-condições 4. fluxo principal. 5. fluxos alternativos 6. pós-condições 7. regras de </w:t>
+      </w:r>
+      <w:proofErr w:type="gramStart"/>
+      <w:r>
+        <w:t>negocio</w:t>
+      </w:r>
+      <w:proofErr w:type="gramEnd"/>
+      <w:r>
+        <w:t>. Com estas instruções, gere um caso de uso para o menu de reputação, acessado pelo painel principal, em que o especialista pode visualizar comentários de pacientes que possuem avaliações de qualidade do atendimento e tempo de espera para atendimento (de 1 a 5 estrelas) e uma caixa ao lado que mostra a média geral, média do atendimento e média do tempo de espera, o usuário pode também denunciar o comentário</w:t>
+      </w:r>
+    </w:p>
+    <w:p/>
+    <w:p>
+      <w:r>
+        <w:t xml:space="preserve">Do UC19: Com base nas informações de que há um usuário numa plataforma de saúde que conecta especialistas da saúde, pacientes e </w:t>
+      </w:r>
+      <w:proofErr w:type="gramStart"/>
+      <w:r>
+        <w:t>clinicas</w:t>
+      </w:r>
+      <w:proofErr w:type="gramEnd"/>
+      <w:r>
+        <w:t xml:space="preserve">, e que o usuário é um especialista. Também leve em consideração que o caso de uso deve estar organizado na ordem 1. nome do caso de uso. 2. atores envolvidos. 3. pré-condições 4. fluxo principal. 5. fluxos alternativos 6. pós-condições 7. regras de </w:t>
+      </w:r>
+      <w:proofErr w:type="gramStart"/>
+      <w:r>
+        <w:t>negocio</w:t>
+      </w:r>
+      <w:proofErr w:type="gramEnd"/>
+      <w:r>
+        <w:t>. Com estar instruções, gere um caso de uso para a pagina de prontuário: Acessada pelo especialista após clicar na pagina de pacientes e acessar o prontuário de um dos pacientes da lista (se houver), a pagina de prontuários exibe: uma sessão os dados do paciente ( como nome, total de consultas e data de nascimento), uma sessão com os dados das consultas, com cada consulta estando separada e tendo a data em que aconteceu, e uma sessão com os exames solicitados (tendo os exames) e prescrições (tendo os medicamentos)</w:t>
+      </w:r>
+    </w:p>
+    <w:p>
+      <w:r>
+        <w:t xml:space="preserve">o </w:t>
+      </w:r>
+      <w:proofErr w:type="gramStart"/>
+      <w:r>
+        <w:t>titulo</w:t>
+      </w:r>
+      <w:proofErr w:type="gramEnd"/>
+      <w:r>
+        <w:t xml:space="preserve"> deve ser "Exibir prontuário - Especialista" e a numeração é UC19</w:t>
       </w:r>
     </w:p>
     <w:bookmarkEnd w:id="0"/>
@@ -611,8 +1604,13 @@
         <w:t>Crie um caso de uso para a listagem de recebimentos, este caso de uso inicia-se quando um usuário do tipo paciente seleciona no menu a opção recebimentos o sistema então exibe um formulário com os campos Clinica Vinculada, Data de Inicio, Data final, Especialista(que é o especialista logado), Número de Consultas</w:t>
       </w:r>
       <w:r>
-        <w:t xml:space="preserve"> que o numero de consultas no periodo</w:t>
-      </w:r>
+        <w:t xml:space="preserve"> que o numero de consultas no </w:t>
+      </w:r>
+      <w:proofErr w:type="spellStart"/>
+      <w:r>
+        <w:t>periodo</w:t>
+      </w:r>
+      <w:proofErr w:type="spellEnd"/>
       <w:r>
         <w:t xml:space="preserve">, Total no Pix que é a soma de todas as consultas no período paga em Pix, Total em dinheiro  que é a soma de todas as consultas no período paga em dinheiro, total cartão inclua que é que é a soma de todas as consultas no período paga no próprio sistema, total maquineta que as consultas no período paga na maquineta do próprio especialista, Comissão da clinica que é uma porcentagem configurada no cadastro da clinica, Comissão Inclua que é uma porcentagem configurada no sistema, e o Saldo que é calculado da seguinte forma: </w:t>
       </w:r>
@@ -623,104 +1621,593 @@
     <w:p/>
     <w:p>
       <w:r>
-        <w:t xml:space="preserve">        $liquidoMaquina = $totalMaquininha*($taxaMaquina);</w:t>
-      </w:r>
-    </w:p>
-    <w:p>
-      <w:r>
-        <w:t xml:space="preserve">        $liquidoCartao = $totalCartao*$taxaMaquina;</w:t>
-      </w:r>
-    </w:p>
-    <w:p>
-      <w:r>
-        <w:t xml:space="preserve">        //dd($liquidoCartao,$liquidoMaquina);</w:t>
-      </w:r>
-    </w:p>
-    <w:p/>
-    <w:p>
-      <w:r>
-        <w:t xml:space="preserve">        $commissaoIncluaPix = $totalPix*$porcentagemInclua;</w:t>
-      </w:r>
-    </w:p>
-    <w:p>
-      <w:r>
-        <w:t xml:space="preserve">        $commissaoIncluaEspecie = $totalEspecie*$porcentagemInclua;</w:t>
-      </w:r>
-    </w:p>
-    <w:p>
-      <w:r>
-        <w:t xml:space="preserve">        $commissaoIncluaMaquineta = $liquidoMaquina * $porcentagemInclua;</w:t>
-      </w:r>
-    </w:p>
-    <w:p>
-      <w:r>
-        <w:t xml:space="preserve">        $comissaoSistema = $liquidoCartao * $porcentagemInclua;</w:t>
-      </w:r>
-    </w:p>
-    <w:p>
-      <w:r>
-        <w:t xml:space="preserve">        // dd($commissaoIncluaPix, $commissaoIncluaEspecie, $commissaoIncluaMaquineta, $comissaoSistema  );</w:t>
-      </w:r>
-    </w:p>
-    <w:p>
-      <w:r>
-        <w:t xml:space="preserve">        $comissaoInclua = $commissaoIncluaMaquineta + $commissaoIncluaPix + $commissaoIncluaEspecie+$comissaoSistema;</w:t>
-      </w:r>
-    </w:p>
-    <w:p/>
-    <w:p>
-      <w:r>
-        <w:t xml:space="preserve">        $comissaoClinicaPix = $totalPix*$porcentagemClinica;</w:t>
-      </w:r>
-    </w:p>
-    <w:p>
-      <w:r>
-        <w:t xml:space="preserve">        $comissaoClinicaEspecie = $totalEspecie*$porcentagemClinica;</w:t>
-      </w:r>
-    </w:p>
-    <w:p>
-      <w:r>
-        <w:t xml:space="preserve">        $comissaoClinicaMaquineta = $liquidoMaquina * $porcentagemClinica;</w:t>
-      </w:r>
-    </w:p>
-    <w:p>
-      <w:r>
-        <w:t xml:space="preserve">        $comissaoClinicaSistema = $liquidoCartao * $porcentagemClinica;</w:t>
+        <w:t xml:space="preserve">        $</w:t>
+      </w:r>
+      <w:proofErr w:type="spellStart"/>
+      <w:r>
+        <w:t>liquidoMaquina</w:t>
+      </w:r>
+      <w:proofErr w:type="spellEnd"/>
+      <w:r>
+        <w:t xml:space="preserve"> = $</w:t>
+      </w:r>
+      <w:proofErr w:type="spellStart"/>
+      <w:r>
+        <w:t>totalMaquininha</w:t>
+      </w:r>
+      <w:proofErr w:type="spellEnd"/>
+      <w:r>
+        <w:t>*($</w:t>
+      </w:r>
+      <w:proofErr w:type="spellStart"/>
+      <w:r>
+        <w:t>taxaMaquina</w:t>
+      </w:r>
+      <w:proofErr w:type="spellEnd"/>
+      <w:r>
+        <w:t>);</w:t>
+      </w:r>
+    </w:p>
+    <w:p>
+      <w:r>
+        <w:t xml:space="preserve">        $</w:t>
+      </w:r>
+      <w:proofErr w:type="spellStart"/>
+      <w:r>
+        <w:t>liquidoCartao</w:t>
+      </w:r>
+      <w:proofErr w:type="spellEnd"/>
+      <w:r>
+        <w:t xml:space="preserve"> = $</w:t>
+      </w:r>
+      <w:proofErr w:type="spellStart"/>
+      <w:r>
+        <w:t>totalCartao</w:t>
+      </w:r>
+      <w:proofErr w:type="spellEnd"/>
+      <w:r>
+        <w:t>*$</w:t>
+      </w:r>
+      <w:proofErr w:type="spellStart"/>
+      <w:r>
+        <w:t>taxaMaquina</w:t>
+      </w:r>
+      <w:proofErr w:type="spellEnd"/>
+      <w:r>
+        <w:t>;</w:t>
+      </w:r>
+    </w:p>
+    <w:p>
+      <w:r>
+        <w:t xml:space="preserve">        //</w:t>
+      </w:r>
+      <w:proofErr w:type="spellStart"/>
+      <w:r>
+        <w:t>dd</w:t>
+      </w:r>
+      <w:proofErr w:type="spellEnd"/>
+      <w:r>
+        <w:t>($</w:t>
+      </w:r>
+      <w:proofErr w:type="spellStart"/>
+      <w:proofErr w:type="gramStart"/>
+      <w:r>
+        <w:t>liquidoCartao</w:t>
+      </w:r>
+      <w:proofErr w:type="spellEnd"/>
+      <w:r>
+        <w:t>,$</w:t>
+      </w:r>
+      <w:proofErr w:type="spellStart"/>
+      <w:proofErr w:type="gramEnd"/>
+      <w:r>
+        <w:t>liquidoMaquina</w:t>
+      </w:r>
+      <w:proofErr w:type="spellEnd"/>
+      <w:r>
+        <w:t>);</w:t>
+      </w:r>
+    </w:p>
+    <w:p/>
+    <w:p>
+      <w:r>
+        <w:t xml:space="preserve">        $</w:t>
+      </w:r>
+      <w:proofErr w:type="spellStart"/>
+      <w:r>
+        <w:t>commissaoIncluaPix</w:t>
+      </w:r>
+      <w:proofErr w:type="spellEnd"/>
+      <w:r>
+        <w:t xml:space="preserve"> = $</w:t>
+      </w:r>
+      <w:proofErr w:type="spellStart"/>
+      <w:r>
+        <w:t>totalPix</w:t>
+      </w:r>
+      <w:proofErr w:type="spellEnd"/>
+      <w:r>
+        <w:t>*$</w:t>
+      </w:r>
+      <w:proofErr w:type="spellStart"/>
+      <w:r>
+        <w:t>porcentagemInclua</w:t>
+      </w:r>
+      <w:proofErr w:type="spellEnd"/>
+      <w:r>
+        <w:t>;</w:t>
+      </w:r>
+    </w:p>
+    <w:p>
+      <w:r>
+        <w:t xml:space="preserve">        $</w:t>
+      </w:r>
+      <w:proofErr w:type="spellStart"/>
+      <w:r>
+        <w:t>commissaoIncluaEspecie</w:t>
+      </w:r>
+      <w:proofErr w:type="spellEnd"/>
+      <w:r>
+        <w:t xml:space="preserve"> = $</w:t>
+      </w:r>
+      <w:proofErr w:type="spellStart"/>
+      <w:r>
+        <w:t>totalEspecie</w:t>
+      </w:r>
+      <w:proofErr w:type="spellEnd"/>
+      <w:r>
+        <w:t>*$</w:t>
+      </w:r>
+      <w:proofErr w:type="spellStart"/>
+      <w:r>
+        <w:t>porcentagemInclua</w:t>
+      </w:r>
+      <w:proofErr w:type="spellEnd"/>
+      <w:r>
+        <w:t>;</w:t>
+      </w:r>
+    </w:p>
+    <w:p>
+      <w:r>
+        <w:t xml:space="preserve">        $</w:t>
+      </w:r>
+      <w:proofErr w:type="spellStart"/>
+      <w:r>
+        <w:t>commissaoIncluaMaquineta</w:t>
+      </w:r>
+      <w:proofErr w:type="spellEnd"/>
+      <w:r>
+        <w:t xml:space="preserve"> = $</w:t>
+      </w:r>
+      <w:proofErr w:type="spellStart"/>
+      <w:r>
+        <w:t>liquidoMaquina</w:t>
+      </w:r>
+      <w:proofErr w:type="spellEnd"/>
+      <w:r>
+        <w:t xml:space="preserve"> * $</w:t>
+      </w:r>
+      <w:proofErr w:type="spellStart"/>
+      <w:r>
+        <w:t>porcentagemInclua</w:t>
+      </w:r>
+      <w:proofErr w:type="spellEnd"/>
+      <w:r>
+        <w:t>;</w:t>
+      </w:r>
+    </w:p>
+    <w:p>
+      <w:r>
+        <w:t xml:space="preserve">        $</w:t>
+      </w:r>
+      <w:proofErr w:type="spellStart"/>
+      <w:r>
+        <w:t>comissaoSistema</w:t>
+      </w:r>
+      <w:proofErr w:type="spellEnd"/>
+      <w:r>
+        <w:t xml:space="preserve"> = $</w:t>
+      </w:r>
+      <w:proofErr w:type="spellStart"/>
+      <w:r>
+        <w:t>liquidoCartao</w:t>
+      </w:r>
+      <w:proofErr w:type="spellEnd"/>
+      <w:r>
+        <w:t xml:space="preserve"> * $</w:t>
+      </w:r>
+      <w:proofErr w:type="spellStart"/>
+      <w:r>
+        <w:t>porcentagemInclua</w:t>
+      </w:r>
+      <w:proofErr w:type="spellEnd"/>
+      <w:r>
+        <w:t>;</w:t>
+      </w:r>
+    </w:p>
+    <w:p>
+      <w:r>
+        <w:t xml:space="preserve">        // </w:t>
+      </w:r>
+      <w:proofErr w:type="spellStart"/>
+      <w:proofErr w:type="gramStart"/>
+      <w:r>
+        <w:t>dd</w:t>
+      </w:r>
+      <w:proofErr w:type="spellEnd"/>
+      <w:r>
+        <w:t>(</w:t>
+      </w:r>
+      <w:proofErr w:type="gramEnd"/>
+      <w:r>
+        <w:t>$</w:t>
+      </w:r>
+      <w:proofErr w:type="spellStart"/>
+      <w:r>
+        <w:t>commissaoIncluaPix</w:t>
+      </w:r>
+      <w:proofErr w:type="spellEnd"/>
+      <w:r>
+        <w:t>, $</w:t>
+      </w:r>
+      <w:proofErr w:type="spellStart"/>
+      <w:r>
+        <w:t>commissaoIncluaEspecie</w:t>
+      </w:r>
+      <w:proofErr w:type="spellEnd"/>
+      <w:r>
+        <w:t>, $</w:t>
+      </w:r>
+      <w:proofErr w:type="spellStart"/>
+      <w:r>
+        <w:t>commissaoIncluaMaquineta</w:t>
+      </w:r>
+      <w:proofErr w:type="spellEnd"/>
+      <w:r>
+        <w:t>, $</w:t>
+      </w:r>
+      <w:proofErr w:type="spellStart"/>
+      <w:proofErr w:type="gramStart"/>
+      <w:r>
+        <w:t>comissaoSistema</w:t>
+      </w:r>
+      <w:proofErr w:type="spellEnd"/>
+      <w:r>
+        <w:t xml:space="preserve">  )</w:t>
+      </w:r>
+      <w:proofErr w:type="gramEnd"/>
+      <w:r>
+        <w:t>;</w:t>
+      </w:r>
+    </w:p>
+    <w:p>
+      <w:r>
+        <w:t xml:space="preserve">        $</w:t>
+      </w:r>
+      <w:proofErr w:type="spellStart"/>
+      <w:r>
+        <w:t>comissaoInclua</w:t>
+      </w:r>
+      <w:proofErr w:type="spellEnd"/>
+      <w:r>
+        <w:t xml:space="preserve"> = $</w:t>
+      </w:r>
+      <w:proofErr w:type="spellStart"/>
+      <w:r>
+        <w:t>commissaoIncluaMaquineta</w:t>
+      </w:r>
+      <w:proofErr w:type="spellEnd"/>
+      <w:r>
+        <w:t xml:space="preserve"> + $</w:t>
+      </w:r>
+      <w:proofErr w:type="spellStart"/>
+      <w:r>
+        <w:t>commissaoIncluaPix</w:t>
+      </w:r>
+      <w:proofErr w:type="spellEnd"/>
+      <w:r>
+        <w:t xml:space="preserve"> + $</w:t>
+      </w:r>
+      <w:proofErr w:type="spellStart"/>
+      <w:r>
+        <w:t>commissaoIncluaEspecie</w:t>
+      </w:r>
+      <w:proofErr w:type="spellEnd"/>
+      <w:r>
+        <w:t>+$</w:t>
+      </w:r>
+      <w:proofErr w:type="spellStart"/>
+      <w:r>
+        <w:t>comissaoSistema</w:t>
+      </w:r>
+      <w:proofErr w:type="spellEnd"/>
+      <w:r>
+        <w:t>;</w:t>
+      </w:r>
+    </w:p>
+    <w:p/>
+    <w:p>
+      <w:r>
+        <w:t xml:space="preserve">        $</w:t>
+      </w:r>
+      <w:proofErr w:type="spellStart"/>
+      <w:r>
+        <w:t>comissaoClinicaPix</w:t>
+      </w:r>
+      <w:proofErr w:type="spellEnd"/>
+      <w:r>
+        <w:t xml:space="preserve"> = $</w:t>
+      </w:r>
+      <w:proofErr w:type="spellStart"/>
+      <w:r>
+        <w:t>totalPix</w:t>
+      </w:r>
+      <w:proofErr w:type="spellEnd"/>
+      <w:r>
+        <w:t>*$</w:t>
+      </w:r>
+      <w:proofErr w:type="spellStart"/>
+      <w:r>
+        <w:t>porcentagemClinica</w:t>
+      </w:r>
+      <w:proofErr w:type="spellEnd"/>
+      <w:r>
+        <w:t>;</w:t>
+      </w:r>
+    </w:p>
+    <w:p>
+      <w:r>
+        <w:t xml:space="preserve">        $</w:t>
+      </w:r>
+      <w:proofErr w:type="spellStart"/>
+      <w:r>
+        <w:t>comissaoClinicaEspecie</w:t>
+      </w:r>
+      <w:proofErr w:type="spellEnd"/>
+      <w:r>
+        <w:t xml:space="preserve"> = $</w:t>
+      </w:r>
+      <w:proofErr w:type="spellStart"/>
+      <w:r>
+        <w:t>totalEspecie</w:t>
+      </w:r>
+      <w:proofErr w:type="spellEnd"/>
+      <w:r>
+        <w:t>*$</w:t>
+      </w:r>
+      <w:proofErr w:type="spellStart"/>
+      <w:r>
+        <w:t>porcentagemClinica</w:t>
+      </w:r>
+      <w:proofErr w:type="spellEnd"/>
+      <w:r>
+        <w:t>;</w:t>
+      </w:r>
+    </w:p>
+    <w:p>
+      <w:r>
+        <w:t xml:space="preserve">        $</w:t>
+      </w:r>
+      <w:proofErr w:type="spellStart"/>
+      <w:r>
+        <w:t>comissaoClinicaMaquineta</w:t>
+      </w:r>
+      <w:proofErr w:type="spellEnd"/>
+      <w:r>
+        <w:t xml:space="preserve"> = $</w:t>
+      </w:r>
+      <w:proofErr w:type="spellStart"/>
+      <w:r>
+        <w:t>liquidoMaquina</w:t>
+      </w:r>
+      <w:proofErr w:type="spellEnd"/>
+      <w:r>
+        <w:t xml:space="preserve"> * $</w:t>
+      </w:r>
+      <w:proofErr w:type="spellStart"/>
+      <w:r>
+        <w:t>porcentagemClinica</w:t>
+      </w:r>
+      <w:proofErr w:type="spellEnd"/>
+      <w:r>
+        <w:t>;</w:t>
+      </w:r>
+    </w:p>
+    <w:p>
+      <w:r>
+        <w:t xml:space="preserve">        $</w:t>
+      </w:r>
+      <w:proofErr w:type="spellStart"/>
+      <w:r>
+        <w:t>comissaoClinicaSistema</w:t>
+      </w:r>
+      <w:proofErr w:type="spellEnd"/>
+      <w:r>
+        <w:t xml:space="preserve"> = $</w:t>
+      </w:r>
+      <w:proofErr w:type="spellStart"/>
+      <w:r>
+        <w:t>liquidoCartao</w:t>
+      </w:r>
+      <w:proofErr w:type="spellEnd"/>
+      <w:r>
+        <w:t xml:space="preserve"> * $</w:t>
+      </w:r>
+      <w:proofErr w:type="spellStart"/>
+      <w:r>
+        <w:t>porcentagemClinica</w:t>
+      </w:r>
+      <w:proofErr w:type="spellEnd"/>
+      <w:r>
+        <w:t>;</w:t>
       </w:r>
     </w:p>
     <w:p/>
     <w:p>
       <w:r>
         <w:lastRenderedPageBreak/>
-        <w:t xml:space="preserve">        $commissaoClinica = $comissaoClinicaEspecie+$comissaoClinicaMaquineta+$comissaoClinicaPix+$comissaoClinicaSistema;</w:t>
-      </w:r>
-    </w:p>
-    <w:p/>
-    <w:p>
-      <w:r>
-        <w:t xml:space="preserve">        $saldo=  $totalPix +$totalCartao + $totalMaquininha + $totalEspecie - $commissaoClinica - $comissaoInclua;</w:t>
-      </w:r>
-    </w:p>
-    <w:p/>
-    <w:p>
-      <w:r>
-        <w:t>O usuário pode acionar a opção solicitar, onde o sistema enviará para o administrador essa solicitação. Quando isso ocorrer o sistema irá grava as informações e exibir em uma lista com os campos: Solictação, Status que pode ser a pagar ou a receber dependendo do total do saldo, o numero de consultas, o Saldo, Situação se está em aberto ou se já foi fechada, e os totais em pix, dinheiro, cartão inclua, total maquineta, comição inclua e o nome do especialista solicitante, tendo a opção pagar se o saldo for negativo e aguardando pagamento se  o saldo for positivo. O Usuário solicita a opção pagar  e o sistema gera uma chave pix para o pagamento, onde após o usuário efetura o pagamento o sistema retorna para a tela anterior.</w:t>
-      </w:r>
-    </w:p>
-    <w:p/>
-    <w:p>
-      <w:r>
-        <w:t>Regra de negocio 01, so pode haver uma solicitação em aberto.</w:t>
-      </w:r>
-    </w:p>
-    <w:p>
-      <w:r>
-        <w:t xml:space="preserve">Regra de Negocio 02, a data inicial da solicitação sempre é a data final da ultima solicitação.   </w:t>
-      </w:r>
-    </w:p>
-    <w:p>
-      <w:r>
-        <w:t>Também leve em consideração que o caso de uso deve estar organizado na ordem 1. nome do caso de uso. 2. atores envolvidos. 3. pré-condições 4. fluxo principal. 5. fluxos alternativos 6. pós-condições 7. regras de negocio.</w:t>
+        <w:t xml:space="preserve">        $</w:t>
+      </w:r>
+      <w:proofErr w:type="spellStart"/>
+      <w:r>
+        <w:t>commissaoClinica</w:t>
+      </w:r>
+      <w:proofErr w:type="spellEnd"/>
+      <w:r>
+        <w:t xml:space="preserve"> = $comissaoClinicaEspecie+$comissaoClinicaMaquineta+$comissaoClinicaPix+$comissaoClinicaSistema;</w:t>
+      </w:r>
+    </w:p>
+    <w:p/>
+    <w:p>
+      <w:r>
+        <w:t xml:space="preserve">        $saldo</w:t>
+      </w:r>
+      <w:proofErr w:type="gramStart"/>
+      <w:r>
+        <w:t>=  $</w:t>
+      </w:r>
+      <w:proofErr w:type="spellStart"/>
+      <w:proofErr w:type="gramEnd"/>
+      <w:r>
+        <w:t>totalPix</w:t>
+      </w:r>
+      <w:proofErr w:type="spellEnd"/>
+      <w:r>
+        <w:t xml:space="preserve"> +$</w:t>
+      </w:r>
+      <w:proofErr w:type="spellStart"/>
+      <w:r>
+        <w:t>totalCartao</w:t>
+      </w:r>
+      <w:proofErr w:type="spellEnd"/>
+      <w:r>
+        <w:t xml:space="preserve"> + $</w:t>
+      </w:r>
+      <w:proofErr w:type="spellStart"/>
+      <w:r>
+        <w:t>totalMaquininha</w:t>
+      </w:r>
+      <w:proofErr w:type="spellEnd"/>
+      <w:r>
+        <w:t xml:space="preserve"> + $</w:t>
+      </w:r>
+      <w:proofErr w:type="spellStart"/>
+      <w:r>
+        <w:t>totalEspecie</w:t>
+      </w:r>
+      <w:proofErr w:type="spellEnd"/>
+      <w:r>
+        <w:t xml:space="preserve"> - $</w:t>
+      </w:r>
+      <w:proofErr w:type="spellStart"/>
+      <w:r>
+        <w:t>commissaoClinica</w:t>
+      </w:r>
+      <w:proofErr w:type="spellEnd"/>
+      <w:r>
+        <w:t xml:space="preserve"> - $</w:t>
+      </w:r>
+      <w:proofErr w:type="spellStart"/>
+      <w:r>
+        <w:t>comissaoInclua</w:t>
+      </w:r>
+      <w:proofErr w:type="spellEnd"/>
+      <w:r>
+        <w:t>;</w:t>
+      </w:r>
+    </w:p>
+    <w:p/>
+    <w:p>
+      <w:r>
+        <w:t xml:space="preserve">O usuário pode acionar a opção solicitar, onde o sistema enviará para o administrador essa solicitação. Quando isso ocorrer o sistema irá grava as informações e exibir em uma lista com os campos: </w:t>
+      </w:r>
+      <w:proofErr w:type="spellStart"/>
+      <w:r>
+        <w:t>Solictação</w:t>
+      </w:r>
+      <w:proofErr w:type="spellEnd"/>
+      <w:r>
+        <w:t xml:space="preserve">, Status que pode ser a pagar ou a receber dependendo do total do saldo, o numero de consultas, o Saldo, Situação se está em aberto ou se já foi fechada, e os totais em pix, dinheiro, cartão inclua, total maquineta, </w:t>
+      </w:r>
+      <w:proofErr w:type="spellStart"/>
+      <w:r>
+        <w:t>comição</w:t>
+      </w:r>
+      <w:proofErr w:type="spellEnd"/>
+      <w:r>
+        <w:t xml:space="preserve"> inclua e o nome do especialista solicitante, tendo a opção pagar se o saldo for negativo e aguardando pagamento se  o saldo for positivo. O Usuário solicita a opção </w:t>
+      </w:r>
+      <w:proofErr w:type="gramStart"/>
+      <w:r>
+        <w:t>pagar  e</w:t>
+      </w:r>
+      <w:proofErr w:type="gramEnd"/>
+      <w:r>
+        <w:t xml:space="preserve"> o sistema gera uma chave pix para o pagamento, onde após o usuário </w:t>
+      </w:r>
+      <w:proofErr w:type="spellStart"/>
+      <w:r>
+        <w:t>efetura</w:t>
+      </w:r>
+      <w:proofErr w:type="spellEnd"/>
+      <w:r>
+        <w:t xml:space="preserve"> o pagamento o sistema retorna para a tela anterior.</w:t>
+      </w:r>
+    </w:p>
+    <w:p/>
+    <w:p>
+      <w:r>
+        <w:t xml:space="preserve">Regra de </w:t>
+      </w:r>
+      <w:proofErr w:type="gramStart"/>
+      <w:r>
+        <w:t>negocio</w:t>
+      </w:r>
+      <w:proofErr w:type="gramEnd"/>
+      <w:r>
+        <w:t xml:space="preserve"> 01, </w:t>
+      </w:r>
+      <w:proofErr w:type="spellStart"/>
+      <w:r>
+        <w:t>so</w:t>
+      </w:r>
+      <w:proofErr w:type="spellEnd"/>
+      <w:r>
+        <w:t xml:space="preserve"> pode haver uma solicitação em aberto.</w:t>
+      </w:r>
+    </w:p>
+    <w:p>
+      <w:r>
+        <w:t xml:space="preserve">Regra de </w:t>
+      </w:r>
+      <w:proofErr w:type="gramStart"/>
+      <w:r>
+        <w:t>Negocio</w:t>
+      </w:r>
+      <w:proofErr w:type="gramEnd"/>
+      <w:r>
+        <w:t xml:space="preserve"> 02, a data inicial da solicitação sempre é a data final da </w:t>
+      </w:r>
+      <w:proofErr w:type="gramStart"/>
+      <w:r>
+        <w:t>ultima</w:t>
+      </w:r>
+      <w:proofErr w:type="gramEnd"/>
+      <w:r>
+        <w:t xml:space="preserve"> solicitação.   </w:t>
+      </w:r>
+    </w:p>
+    <w:p>
+      <w:r>
+        <w:t xml:space="preserve">Também leve em consideração que o caso de uso deve estar organizado na ordem 1. nome do caso de uso. 2. atores envolvidos. 3. pré-condições 4. fluxo principal. 5. fluxos alternativos 6. pós-condições 7. regras de </w:t>
+      </w:r>
+      <w:proofErr w:type="gramStart"/>
+      <w:r>
+        <w:t>negocio</w:t>
+      </w:r>
+      <w:proofErr w:type="gramEnd"/>
+      <w:r>
+        <w:t>.</w:t>
       </w:r>
     </w:p>
     <w:p>
@@ -749,13 +2236,29 @@
         <w:t>Preço em R$</w:t>
       </w:r>
       <w:r>
-        <w:t xml:space="preserve">, e os dias da semana de segunda a domingo multipa escolha, o usuário então preenche os campos e solicita a opção Salvar, o sistema então irá gerar consultas no período solicitado nos dias solicitados com duração solicitada e com intervalo entre as consultas configurada, a opôs a geração o sistema irá pra o UC AGENDA. </w:t>
+        <w:t xml:space="preserve">, e os dias da semana de segunda a domingo </w:t>
+      </w:r>
+      <w:proofErr w:type="spellStart"/>
+      <w:r>
+        <w:t>multipa</w:t>
+      </w:r>
+      <w:proofErr w:type="spellEnd"/>
+      <w:r>
+        <w:t xml:space="preserve"> escolha, o usuário então preenche os campos e solicita a opção Salvar, o sistema então irá gerar consultas no período solicitado nos dias solicitados com duração solicitada e com intervalo entre as consultas configurada, a opôs a geração o sistema irá pra o UC AGENDA. </w:t>
       </w:r>
     </w:p>
     <w:p>
       <w:r>
         <w:lastRenderedPageBreak/>
-        <w:t>O sistema também exibe a opção voltar onde o Caso de uso retorna para a Agenda.</w:t>
+        <w:t xml:space="preserve">O sistema também exibe a opção voltar </w:t>
+      </w:r>
+      <w:proofErr w:type="gramStart"/>
+      <w:r>
+        <w:t>onde</w:t>
+      </w:r>
+      <w:proofErr w:type="gramEnd"/>
+      <w:r>
+        <w:t xml:space="preserve"> o Caso de uso retorna para a Agenda.</w:t>
       </w:r>
     </w:p>
     <w:p>
@@ -789,12 +2292,92 @@
     </w:p>
     <w:p>
       <w:r>
-        <w:t xml:space="preserve">Caso o especialista solicite a opção efetuar Pagamento, O sistema então exibe as opções PIX, Especie ou Cartão, Caso o usuário solicite cartão o sistema então exibe as opções Cartao Cadastrado ou Maquineta, caso o usuário solicite a opção maquineta o usuário é obrigado a digitar o numero de autorização do cartão de credito. Caso ele selecione pix o sistema retorna pra lista de consultas, caso ele escolha espécie o sistema retorna pra lista de consultas, se ele selecionar opção Cartão cadastrado o sistema redireciona para o gatway de pagamento executa o processamento e retorna para a lista de consultas. </w:t>
-      </w:r>
-    </w:p>
-    <w:p>
-      <w:r>
-        <w:t xml:space="preserve">Caso o especialista solicite a opção Iniciar atendimento o sistema o sistema inicia o formulário executar consulta em que o especialista irá registrar as informações da consulta, nesse formulário irá aparecer o seguintes campos somente leitura: </w:t>
+        <w:t xml:space="preserve">Caso o especialista solicite a opção efetuar Pagamento, O sistema então exibe as opções PIX, </w:t>
+      </w:r>
+      <w:proofErr w:type="spellStart"/>
+      <w:r>
+        <w:t>Especie</w:t>
+      </w:r>
+      <w:proofErr w:type="spellEnd"/>
+      <w:r>
+        <w:t xml:space="preserve"> ou Cartão, </w:t>
+      </w:r>
+      <w:proofErr w:type="gramStart"/>
+      <w:r>
+        <w:t>Caso</w:t>
+      </w:r>
+      <w:proofErr w:type="gramEnd"/>
+      <w:r>
+        <w:t xml:space="preserve"> o usuário solicite cartão o sistema então exibe as opções </w:t>
+      </w:r>
+      <w:proofErr w:type="spellStart"/>
+      <w:r>
+        <w:t>Cartao</w:t>
+      </w:r>
+      <w:proofErr w:type="spellEnd"/>
+      <w:r>
+        <w:t xml:space="preserve"> Cadastrado ou Maquineta, caso o usuário solicite a opção maquineta o usuário é obrigado a digitar o </w:t>
+      </w:r>
+      <w:proofErr w:type="gramStart"/>
+      <w:r>
+        <w:t>numero</w:t>
+      </w:r>
+      <w:proofErr w:type="gramEnd"/>
+      <w:r>
+        <w:t xml:space="preserve"> de autorização do cartão de </w:t>
+      </w:r>
+      <w:proofErr w:type="gramStart"/>
+      <w:r>
+        <w:t>credito</w:t>
+      </w:r>
+      <w:proofErr w:type="gramEnd"/>
+      <w:r>
+        <w:t xml:space="preserve">. Caso ele selecione pix o sistema retorna </w:t>
+      </w:r>
+      <w:proofErr w:type="gramStart"/>
+      <w:r>
+        <w:t>pra</w:t>
+      </w:r>
+      <w:proofErr w:type="gramEnd"/>
+      <w:r>
+        <w:t xml:space="preserve"> lista de consultas, caso ele escolha espécie o sistema retorna </w:t>
+      </w:r>
+      <w:proofErr w:type="gramStart"/>
+      <w:r>
+        <w:t>pra</w:t>
+      </w:r>
+      <w:proofErr w:type="gramEnd"/>
+      <w:r>
+        <w:t xml:space="preserve"> lista de consultas, se ele selecionar opção Cartão cadastrado o sistema redireciona para o </w:t>
+      </w:r>
+      <w:proofErr w:type="spellStart"/>
+      <w:r>
+        <w:t>gatway</w:t>
+      </w:r>
+      <w:proofErr w:type="spellEnd"/>
+      <w:r>
+        <w:t xml:space="preserve"> de pagamento executa o processamento e retorna para a lista de consultas. </w:t>
+      </w:r>
+    </w:p>
+    <w:p>
+      <w:r>
+        <w:t xml:space="preserve">Caso o especialista solicite a </w:t>
+      </w:r>
+      <w:proofErr w:type="gramStart"/>
+      <w:r>
+        <w:t>opção Iniciar</w:t>
+      </w:r>
+      <w:proofErr w:type="gramEnd"/>
+      <w:r>
+        <w:t xml:space="preserve"> atendimento o sistema o sistema inicia o formulário executar consulta em que o especialista irá registrar as informações da consulta, nesse formulário irá aparecer </w:t>
+      </w:r>
+      <w:proofErr w:type="gramStart"/>
+      <w:r>
+        <w:t>o seguintes campos</w:t>
+      </w:r>
+      <w:proofErr w:type="gramEnd"/>
+      <w:r>
+        <w:t xml:space="preserve"> somente leitura: </w:t>
       </w:r>
       <w:r>
         <w:t>PACIENTE</w:t>
@@ -803,13 +2386,21 @@
         <w:t xml:space="preserve">, IDADE, </w:t>
       </w:r>
       <w:r>
-        <w:t>PRIMEIRA CONSULTA EM</w:t>
+        <w:t xml:space="preserve">PRIMEIRA CONSULTA </w:t>
+      </w:r>
+      <w:proofErr w:type="gramStart"/>
+      <w:r>
+        <w:t>EM</w:t>
       </w:r>
       <w:r>
         <w:t xml:space="preserve">, </w:t>
       </w:r>
       <w:r>
-        <w:t>TOTAL DE CONSULTAS REALIZADAS</w:t>
+        <w:t>TOTAL</w:t>
+      </w:r>
+      <w:proofErr w:type="gramEnd"/>
+      <w:r>
+        <w:t xml:space="preserve"> DE CONSULTAS REALIZADAS</w:t>
       </w:r>
       <w:r>
         <w:t xml:space="preserve">, </w:t>
@@ -825,7 +2416,31 @@
         </w:rPr>
       </w:pPr>
       <w:r>
-        <w:t>Foto do Paciente, e apresenta os campos: Prontuário atual que o especialista irá digitar informações da consulta que está sendo realizada, Prescições, onde o especialista poderá indicar uma lista de medicamentos junto com sua posoligia, exames, onde o especialista poderá solicitar uma lista de exames a ser realizados, Prontuário Completo, onde contém todo o histórico de consultas anteriores como o exemplo a baixo:</w:t>
+        <w:t xml:space="preserve">Foto do Paciente, e apresenta os campos: Prontuário atual que o especialista irá digitar informações da consulta que está sendo realizada, </w:t>
+      </w:r>
+      <w:proofErr w:type="spellStart"/>
+      <w:r>
+        <w:t>Prescições</w:t>
+      </w:r>
+      <w:proofErr w:type="spellEnd"/>
+      <w:r>
+        <w:t xml:space="preserve">, onde o especialista poderá indicar uma lista de medicamentos junto com sua </w:t>
+      </w:r>
+      <w:proofErr w:type="spellStart"/>
+      <w:r>
+        <w:t>posoligia</w:t>
+      </w:r>
+      <w:proofErr w:type="spellEnd"/>
+      <w:r>
+        <w:t xml:space="preserve">, exames, onde o especialista poderá solicitar uma lista de exames a ser realizados, Prontuário Completo, onde contém todo o histórico de consultas anteriores como o exemplo </w:t>
+      </w:r>
+      <w:proofErr w:type="gramStart"/>
+      <w:r>
+        <w:t>a baixo</w:t>
+      </w:r>
+      <w:proofErr w:type="gramEnd"/>
+      <w:r>
+        <w:t>:</w:t>
       </w:r>
       <w:r>
         <w:br/>
@@ -868,7 +2483,33 @@
           <w:lang w:eastAsia="pt-BR"/>
           <w14:ligatures w14:val="none"/>
         </w:rPr>
-        <w:t>Especialista: Raiane Darla Moreira Dias Vieira - Psicopedagogia</w:t>
+        <w:t xml:space="preserve">Especialista: Raiane </w:t>
+      </w:r>
+      <w:proofErr w:type="spellStart"/>
+      <w:r>
+        <w:rPr>
+          <w:rFonts w:ascii="Poppins" w:eastAsia="Times New Roman" w:hAnsi="Poppins" w:cs="Poppins"/>
+          <w:color w:val="525F7F"/>
+          <w:kern w:val="0"/>
+          <w:sz w:val="21"/>
+          <w:szCs w:val="21"/>
+          <w:lang w:eastAsia="pt-BR"/>
+          <w14:ligatures w14:val="none"/>
+        </w:rPr>
+        <w:t>Darla</w:t>
+      </w:r>
+      <w:proofErr w:type="spellEnd"/>
+      <w:r>
+        <w:rPr>
+          <w:rFonts w:ascii="Poppins" w:eastAsia="Times New Roman" w:hAnsi="Poppins" w:cs="Poppins"/>
+          <w:color w:val="525F7F"/>
+          <w:kern w:val="0"/>
+          <w:sz w:val="21"/>
+          <w:szCs w:val="21"/>
+          <w:lang w:eastAsia="pt-BR"/>
+          <w14:ligatures w14:val="none"/>
+        </w:rPr>
+        <w:t xml:space="preserve"> Moreira Dias Vieira - Psicopedagogia</w:t>
       </w:r>
     </w:p>
     <w:p>
@@ -908,7 +2549,33 @@
           <w14:ligatures w14:val="none"/>
         </w:rPr>
         <w:lastRenderedPageBreak/>
-        <w:t>CPF, Nascimento e total de Consultas, a lista é paginada com 8 itens por vez, permitindo o usuário filtrar pelo nome ou pelo cpf, o sistema também permite ao usuário executar o caso de uso exibir UC 19 Exibir Prontuário.</w:t>
+        <w:t xml:space="preserve">CPF, Nascimento e total de Consultas, a lista é paginada com 8 itens por vez, permitindo o usuário filtrar pelo nome ou pelo </w:t>
+      </w:r>
+      <w:proofErr w:type="spellStart"/>
+      <w:r>
+        <w:rPr>
+          <w:rFonts w:ascii="Poppins" w:eastAsia="Times New Roman" w:hAnsi="Poppins" w:cs="Poppins"/>
+          <w:color w:val="525F7F"/>
+          <w:kern w:val="0"/>
+          <w:sz w:val="21"/>
+          <w:szCs w:val="21"/>
+          <w:lang w:eastAsia="pt-BR"/>
+          <w14:ligatures w14:val="none"/>
+        </w:rPr>
+        <w:t>cpf</w:t>
+      </w:r>
+      <w:proofErr w:type="spellEnd"/>
+      <w:r>
+        <w:rPr>
+          <w:rFonts w:ascii="Poppins" w:eastAsia="Times New Roman" w:hAnsi="Poppins" w:cs="Poppins"/>
+          <w:color w:val="525F7F"/>
+          <w:kern w:val="0"/>
+          <w:sz w:val="21"/>
+          <w:szCs w:val="21"/>
+          <w:lang w:eastAsia="pt-BR"/>
+          <w14:ligatures w14:val="none"/>
+        </w:rPr>
+        <w:t>, o sistema também permite ao usuário executar o caso de uso exibir UC 19 Exibir Prontuário.</w:t>
       </w:r>
     </w:p>
     <w:p>
@@ -935,7 +2602,33 @@
           <w:lang w:eastAsia="pt-BR"/>
           <w14:ligatures w14:val="none"/>
         </w:rPr>
-        <w:t>Medicamentos preescritos:</w:t>
+        <w:t xml:space="preserve">Medicamentos </w:t>
+      </w:r>
+      <w:proofErr w:type="spellStart"/>
+      <w:r>
+        <w:rPr>
+          <w:rFonts w:ascii="Poppins" w:eastAsia="Times New Roman" w:hAnsi="Poppins" w:cs="Poppins"/>
+          <w:color w:val="525F7F"/>
+          <w:kern w:val="0"/>
+          <w:sz w:val="21"/>
+          <w:szCs w:val="21"/>
+          <w:lang w:eastAsia="pt-BR"/>
+          <w14:ligatures w14:val="none"/>
+        </w:rPr>
+        <w:t>preescritos</w:t>
+      </w:r>
+      <w:proofErr w:type="spellEnd"/>
+      <w:r>
+        <w:rPr>
+          <w:rFonts w:ascii="Poppins" w:eastAsia="Times New Roman" w:hAnsi="Poppins" w:cs="Poppins"/>
+          <w:color w:val="525F7F"/>
+          <w:kern w:val="0"/>
+          <w:sz w:val="21"/>
+          <w:szCs w:val="21"/>
+          <w:lang w:eastAsia="pt-BR"/>
+          <w14:ligatures w14:val="none"/>
+        </w:rPr>
+        <w:t>:</w:t>
       </w:r>
       <w:r>
         <w:rPr>
@@ -988,8 +2681,47 @@
           <w14:ligatures w14:val="none"/>
         </w:rPr>
         <w:br/>
-        <w:t>Fluoroquinolonas - dd</w:t>
-      </w:r>
+      </w:r>
+      <w:proofErr w:type="spellStart"/>
+      <w:r>
+        <w:rPr>
+          <w:rFonts w:ascii="Poppins" w:eastAsia="Times New Roman" w:hAnsi="Poppins" w:cs="Poppins"/>
+          <w:color w:val="344675"/>
+          <w:kern w:val="0"/>
+          <w:sz w:val="21"/>
+          <w:szCs w:val="21"/>
+          <w:lang w:eastAsia="pt-BR"/>
+          <w14:ligatures w14:val="none"/>
+        </w:rPr>
+        <w:t>Fluoroquinolonas</w:t>
+      </w:r>
+      <w:proofErr w:type="spellEnd"/>
+      <w:r>
+        <w:rPr>
+          <w:rFonts w:ascii="Poppins" w:eastAsia="Times New Roman" w:hAnsi="Poppins" w:cs="Poppins"/>
+          <w:color w:val="344675"/>
+          <w:kern w:val="0"/>
+          <w:sz w:val="21"/>
+          <w:szCs w:val="21"/>
+          <w:lang w:eastAsia="pt-BR"/>
+          <w14:ligatures w14:val="none"/>
+        </w:rPr>
+        <w:t xml:space="preserve"> - </w:t>
+      </w:r>
+      <w:proofErr w:type="spellStart"/>
+      <w:r>
+        <w:rPr>
+          <w:rFonts w:ascii="Poppins" w:eastAsia="Times New Roman" w:hAnsi="Poppins" w:cs="Poppins"/>
+          <w:color w:val="344675"/>
+          <w:kern w:val="0"/>
+          <w:sz w:val="21"/>
+          <w:szCs w:val="21"/>
+          <w:lang w:eastAsia="pt-BR"/>
+          <w14:ligatures w14:val="none"/>
+        </w:rPr>
+        <w:t>dd</w:t>
+      </w:r>
+      <w:proofErr w:type="spellEnd"/>
     </w:p>
     <w:p>
       <w:pPr>
@@ -1091,7 +2823,15 @@
         <w:t xml:space="preserve">Caso o especialista selecione a opção prontuário o </w:t>
       </w:r>
       <w:r>
-        <w:t>UC13  - EXIBIR PRONTUÁRIO</w:t>
+        <w:t>UC</w:t>
+      </w:r>
+      <w:proofErr w:type="gramStart"/>
+      <w:r>
+        <w:t>13  -</w:t>
+      </w:r>
+      <w:proofErr w:type="gramEnd"/>
+      <w:r>
+        <w:t xml:space="preserve"> EXIBIR PRONTUÁRIO</w:t>
       </w:r>
       <w:r>
         <w:t xml:space="preserve"> é EXECUTADO.</w:t>
@@ -1099,7 +2839,15 @@
     </w:p>
     <w:p>
       <w:r>
-        <w:t xml:space="preserve">Caso o especialista selecione a opção Avaliar paciente um formulário com os seguintes campos é exibido </w:t>
+        <w:t xml:space="preserve">Caso o especialista selecione a </w:t>
+      </w:r>
+      <w:proofErr w:type="gramStart"/>
+      <w:r>
+        <w:t>opção Avaliar</w:t>
+      </w:r>
+      <w:proofErr w:type="gramEnd"/>
+      <w:r>
+        <w:t xml:space="preserve"> paciente um formulário com os seguintes campos é exibido </w:t>
       </w:r>
       <w:r>
         <w:t>Pontualidade do Paciente</w:t>
@@ -1111,7 +2859,31 @@
         <w:t>Assiduidade do Paciente</w:t>
       </w:r>
       <w:r>
-        <w:t xml:space="preserve"> de 1 a 5, e comentários campo texto onde um especialista pode digitar um comentário sobre o paciente. O Usuário pode cancelar essa fluxo, retornando para a lista de consultas ou pode salvar esse avaliação retornando também para o fluxo da lista de consultas e exibindo uma messagem com operação realizada com sucesso.</w:t>
+        <w:t xml:space="preserve"> de 1 a 5, e comentários campo texto onde um especialista pode digitar um comentário sobre o paciente. O Usuário pode cancelar </w:t>
+      </w:r>
+      <w:proofErr w:type="gramStart"/>
+      <w:r>
+        <w:t>essa fluxo</w:t>
+      </w:r>
+      <w:proofErr w:type="gramEnd"/>
+      <w:r>
+        <w:t xml:space="preserve">, retornando para a lista de consultas ou pode salvar </w:t>
+      </w:r>
+      <w:proofErr w:type="gramStart"/>
+      <w:r>
+        <w:t>esse avaliação</w:t>
+      </w:r>
+      <w:proofErr w:type="gramEnd"/>
+      <w:r>
+        <w:t xml:space="preserve"> retornando também para o fluxo da lista de consultas e exibindo uma </w:t>
+      </w:r>
+      <w:proofErr w:type="spellStart"/>
+      <w:r>
+        <w:t>messagem</w:t>
+      </w:r>
+      <w:proofErr w:type="spellEnd"/>
+      <w:r>
+        <w:t xml:space="preserve"> com operação realizada com sucesso.</w:t>
       </w:r>
     </w:p>
     <w:p/>
@@ -1142,18 +2914,90 @@
     <w:p>
       <w:r>
         <w:lastRenderedPageBreak/>
-        <w:t>Caso o ADMC solicite a opção efetuar Pagamento, O sistema então exibe as opções PIX, Espécie ou Cartão, Caso o usuário solicite cartão o sistema então exibe as opções Cartão Cadastrado ou Maquineta, caso o usuário solicite a opção maquineta o usuário é obrigado a digitar o numero de autorização do cartão de credito. Caso ele selecione pix o sistema retorna pra lista de consultas, caso ele escolha espécie o sistema retorna pra lista de consultas, se ele selecionar opção Cartão cadastrado o sistema redireciona para o gatway de pagamento executa o processamento e retorna para a lista de consultas.</w:t>
-      </w:r>
-    </w:p>
-    <w:p>
-      <w:r>
-        <w:t>Caso o ADMC solicite a opção realizar encaminhamento o sistema exibe um formulário contendo o local onde o especialista está atendendo e o tipo do atendimento que pode ser normal e prioritário, os campos são obrigatórios, o usuário pode selecionar a opção voltar que retorna para a agenda, ou Encaminhar que o sistema salva as informações e retorna para a agenda mudando o status da consulta para Sala de Espera. Regra de negócio, somente um consulta não encaminhada pode ser encaminhada. Crie um fluxo alterar encaminhamento, onde o usuário ADMC pode alterar qual o destino do paciente e qual sua prioridade.</w:t>
-      </w:r>
-    </w:p>
-    <w:p/>
-    <w:p>
-      <w:r>
-        <w:t>Crie um caso de uso para a disponibilização de consultas , este caso de uso inicia-se quando um usuário do tipo especialista seleciona no menu a opção disponibilizar consultas,  o sistema então exibe um formulário com os campos Clinica Vinculada, Data de Inicio, Data fim, duração média em minutos, intervalo de consultas em minutos, Horário do Início dos atendimentos, Horário do Fim dos atendimentos, Preço em R$, e os dias da semana de segunda a domingo multipa escolha, o usuário então preenche os campos e solicita a opção Salvar, o sistema então irá gerar consultas no período solicitado nos dias solicitados com duração solicitada e com intervalo entre as consultas configurada, a opôs a geração o sistema irá pra o UC AGENDA. </w:t>
+        <w:t xml:space="preserve">Caso o ADMC solicite a opção efetuar Pagamento, O sistema então exibe as opções PIX, Espécie ou Cartão, </w:t>
+      </w:r>
+      <w:proofErr w:type="gramStart"/>
+      <w:r>
+        <w:t>Caso</w:t>
+      </w:r>
+      <w:proofErr w:type="gramEnd"/>
+      <w:r>
+        <w:t xml:space="preserve"> o usuário solicite cartão o sistema então exibe as opções Cartão Cadastrado ou Maquineta, caso o usuário solicite a opção maquineta o usuário é obrigado a digitar o </w:t>
+      </w:r>
+      <w:proofErr w:type="gramStart"/>
+      <w:r>
+        <w:t>numero</w:t>
+      </w:r>
+      <w:proofErr w:type="gramEnd"/>
+      <w:r>
+        <w:t xml:space="preserve"> de autorização do cartão de </w:t>
+      </w:r>
+      <w:proofErr w:type="gramStart"/>
+      <w:r>
+        <w:t>credito</w:t>
+      </w:r>
+      <w:proofErr w:type="gramEnd"/>
+      <w:r>
+        <w:t xml:space="preserve">. Caso ele selecione pix o sistema retorna </w:t>
+      </w:r>
+      <w:proofErr w:type="gramStart"/>
+      <w:r>
+        <w:t>pra</w:t>
+      </w:r>
+      <w:proofErr w:type="gramEnd"/>
+      <w:r>
+        <w:t xml:space="preserve"> lista de consultas, caso ele escolha espécie o sistema retorna </w:t>
+      </w:r>
+      <w:proofErr w:type="gramStart"/>
+      <w:r>
+        <w:t>pra</w:t>
+      </w:r>
+      <w:proofErr w:type="gramEnd"/>
+      <w:r>
+        <w:t xml:space="preserve"> lista de consultas, se ele selecionar opção Cartão cadastrado o sistema redireciona para o </w:t>
+      </w:r>
+      <w:proofErr w:type="spellStart"/>
+      <w:r>
+        <w:t>gatway</w:t>
+      </w:r>
+      <w:proofErr w:type="spellEnd"/>
+      <w:r>
+        <w:t xml:space="preserve"> de pagamento executa o processamento e retorna para a lista de consultas.</w:t>
+      </w:r>
+    </w:p>
+    <w:p>
+      <w:r>
+        <w:t xml:space="preserve">Caso o ADMC solicite a opção realizar encaminhamento o sistema exibe um formulário contendo o local onde o especialista está atendendo e o tipo do atendimento que pode ser normal e prioritário, os campos são obrigatórios, o usuário pode selecionar a opção voltar que retorna para a agenda, </w:t>
+      </w:r>
+      <w:proofErr w:type="gramStart"/>
+      <w:r>
+        <w:t>ou Encaminhar</w:t>
+      </w:r>
+      <w:proofErr w:type="gramEnd"/>
+      <w:r>
+        <w:t xml:space="preserve"> que o sistema salva as informações e retorna para a agenda mudando o status da consulta para Sala de Espera. Regra de negócio, somente </w:t>
+      </w:r>
+      <w:proofErr w:type="gramStart"/>
+      <w:r>
+        <w:t>um consulta não encaminhada</w:t>
+      </w:r>
+      <w:proofErr w:type="gramEnd"/>
+      <w:r>
+        <w:t xml:space="preserve"> pode ser encaminhada. Crie um fluxo alterar encaminhamento, onde o usuário ADMC pode alterar qual o destino do paciente e qual sua prioridade.</w:t>
+      </w:r>
+    </w:p>
+    <w:p/>
+    <w:p>
+      <w:r>
+        <w:t xml:space="preserve">Crie um caso de uso para a disponibilização de consultas , este caso de uso inicia-se quando um usuário do tipo especialista seleciona no menu a opção disponibilizar consultas,  o sistema então exibe um formulário com os campos Clinica Vinculada, Data de Inicio, Data fim, duração média em minutos, intervalo de consultas em minutos, Horário do Início dos atendimentos, Horário do Fim dos atendimentos, Preço em R$, e os dias da semana de segunda a domingo </w:t>
+      </w:r>
+      <w:proofErr w:type="spellStart"/>
+      <w:r>
+        <w:t>multipa</w:t>
+      </w:r>
+      <w:proofErr w:type="spellEnd"/>
+      <w:r>
+        <w:t xml:space="preserve"> escolha, o usuário então preenche os campos e solicita a opção Salvar, o sistema então irá gerar consultas no período solicitado nos dias solicitados com duração solicitada e com intervalo entre as consultas configurada, a opôs a geração o sistema irá pra o UC AGENDA. </w:t>
       </w:r>
     </w:p>
     <w:p/>
@@ -1164,7 +3008,47 @@
     </w:p>
     <w:p>
       <w:r>
-        <w:t xml:space="preserve">Crie um caso de uso para as configurações das especialidades da clinica, este caso de uso inicia-se quando um usuário, do tipo clinica, seleciona no menu a opção configurações, o sistema então exibe no menu de opções abaixo as especialidades, ao clicar em especialidades, o sistema exibe a lista de especialidades clinicas, no qual, existe a especialidade, o valor, editar, o tipo de vinculo. Sendo possível a exclusão da especialidade,  e a adição de novas especialidades no ícone no canto direito da tela. Ao clicar em adicionar, é exibida uma tela com as opções de edição de especialidade e valor, podendo salvar ou </w:t>
+        <w:t xml:space="preserve">Crie um caso de uso para as configurações das especialidades da </w:t>
+      </w:r>
+      <w:proofErr w:type="gramStart"/>
+      <w:r>
+        <w:t>clinica</w:t>
+      </w:r>
+      <w:proofErr w:type="gramEnd"/>
+      <w:r>
+        <w:t xml:space="preserve">, este caso de uso inicia-se quando um usuário, do tipo </w:t>
+      </w:r>
+      <w:proofErr w:type="gramStart"/>
+      <w:r>
+        <w:t>clinica</w:t>
+      </w:r>
+      <w:proofErr w:type="gramEnd"/>
+      <w:r>
+        <w:t xml:space="preserve">, seleciona no menu a opção configurações, o sistema então exibe no menu de opções abaixo as especialidades, ao clicar em especialidades, o sistema exibe a lista de especialidades </w:t>
+      </w:r>
+      <w:proofErr w:type="gramStart"/>
+      <w:r>
+        <w:t>clinicas</w:t>
+      </w:r>
+      <w:proofErr w:type="gramEnd"/>
+      <w:r>
+        <w:t xml:space="preserve">, no qual, existe a especialidade, o valor, editar, o tipo de </w:t>
+      </w:r>
+      <w:proofErr w:type="gramStart"/>
+      <w:r>
+        <w:t>vinculo</w:t>
+      </w:r>
+      <w:proofErr w:type="gramEnd"/>
+      <w:r>
+        <w:t xml:space="preserve">. Sendo possível a exclusão da </w:t>
+      </w:r>
+      <w:proofErr w:type="gramStart"/>
+      <w:r>
+        <w:t>especialidade,  e</w:t>
+      </w:r>
+      <w:proofErr w:type="gramEnd"/>
+      <w:r>
+        <w:t xml:space="preserve"> a adição de novas especialidades no ícone no canto direito da tela. Ao clicar em adicionar, é exibida uma tela com as opções de edição de especialidade e valor, podendo salvar ou </w:t>
       </w:r>
       <w:r>
         <w:lastRenderedPageBreak/>
@@ -1181,7 +3065,15 @@
     </w:p>
     <w:p>
       <w:r>
-        <w:t>alternativos 6. pós-condições 7. regras de negocio.</w:t>
+        <w:t xml:space="preserve">alternativos 6. pós-condições 7. regras de </w:t>
+      </w:r>
+      <w:proofErr w:type="gramStart"/>
+      <w:r>
+        <w:t>negocio</w:t>
+      </w:r>
+      <w:proofErr w:type="gramEnd"/>
+      <w:r>
+        <w:t>.</w:t>
       </w:r>
     </w:p>
     <w:p/>
@@ -1206,15 +3098,36 @@
         <w:pStyle w:val="p2"/>
       </w:pPr>
       <w:r>
-        <w:t>especialistas da saúde, pacientes e clinicas, e que o usuário é um admnistrador de uma</w:t>
+        <w:t xml:space="preserve">especialistas da saúde, pacientes e </w:t>
+      </w:r>
+      <w:proofErr w:type="gramStart"/>
+      <w:r>
+        <w:t>clinicas</w:t>
+      </w:r>
+      <w:proofErr w:type="gramEnd"/>
+      <w:r>
+        <w:t xml:space="preserve">, e que o usuário é um </w:t>
+      </w:r>
+      <w:proofErr w:type="spellStart"/>
+      <w:r>
+        <w:t>admnistrador</w:t>
+      </w:r>
+      <w:proofErr w:type="spellEnd"/>
+      <w:r>
+        <w:t xml:space="preserve"> de uma</w:t>
       </w:r>
     </w:p>
     <w:p>
       <w:pPr>
         <w:pStyle w:val="p2"/>
       </w:pPr>
-      <w:r>
-        <w:t>clinica. Também leve em consideração que o caso de uso deve estar organizado na ordem</w:t>
+      <w:proofErr w:type="gramStart"/>
+      <w:r>
+        <w:t>clinica</w:t>
+      </w:r>
+      <w:proofErr w:type="gramEnd"/>
+      <w:r>
+        <w:t>. Também leve em consideração que o caso de uso deve estar organizado na ordem</w:t>
       </w:r>
     </w:p>
     <w:p>
@@ -1230,7 +3143,15 @@
         <w:pStyle w:val="p2"/>
       </w:pPr>
       <w:r>
-        <w:t>alternativos 6. pós-condições 7. regras de negocio. Com estas informações gere um caso</w:t>
+        <w:t xml:space="preserve">alternativos 6. pós-condições 7. regras de </w:t>
+      </w:r>
+      <w:proofErr w:type="gramStart"/>
+      <w:r>
+        <w:t>negocio</w:t>
+      </w:r>
+      <w:proofErr w:type="gramEnd"/>
+      <w:r>
+        <w:t>. Com estas informações gere um caso</w:t>
       </w:r>
     </w:p>
     <w:p>
@@ -1238,7 +3159,39 @@
         <w:pStyle w:val="p2"/>
       </w:pPr>
       <w:r>
-        <w:t>de uso para a pagina de historico de consultas da clinica: Acessada atrávés do painel</w:t>
+        <w:t xml:space="preserve">de uso para a </w:t>
+      </w:r>
+      <w:proofErr w:type="gramStart"/>
+      <w:r>
+        <w:t>pagina</w:t>
+      </w:r>
+      <w:proofErr w:type="gramEnd"/>
+      <w:r>
+        <w:t xml:space="preserve"> de </w:t>
+      </w:r>
+      <w:proofErr w:type="spellStart"/>
+      <w:r>
+        <w:t>historico</w:t>
+      </w:r>
+      <w:proofErr w:type="spellEnd"/>
+      <w:r>
+        <w:t xml:space="preserve"> de consultas da </w:t>
+      </w:r>
+      <w:proofErr w:type="gramStart"/>
+      <w:r>
+        <w:t>clinica</w:t>
+      </w:r>
+      <w:proofErr w:type="gramEnd"/>
+      <w:r>
+        <w:t xml:space="preserve">: Acessada </w:t>
+      </w:r>
+      <w:proofErr w:type="spellStart"/>
+      <w:r>
+        <w:t>atrávés</w:t>
+      </w:r>
+      <w:proofErr w:type="spellEnd"/>
+      <w:r>
+        <w:t xml:space="preserve"> do painel</w:t>
       </w:r>
     </w:p>
     <w:p>
@@ -1246,8 +3199,29 @@
         <w:pStyle w:val="p2"/>
       </w:pPr>
       <w:r>
-        <w:t>principal por um usuario que for ADM de clinica, este menu abrirá uma tabela com o titulo</w:t>
-      </w:r>
+        <w:t xml:space="preserve">principal por um </w:t>
+      </w:r>
+      <w:proofErr w:type="spellStart"/>
+      <w:r>
+        <w:t>usuario</w:t>
+      </w:r>
+      <w:proofErr w:type="spellEnd"/>
+      <w:r>
+        <w:t xml:space="preserve"> que for ADM de </w:t>
+      </w:r>
+      <w:proofErr w:type="gramStart"/>
+      <w:r>
+        <w:t>clinica</w:t>
+      </w:r>
+      <w:proofErr w:type="gramEnd"/>
+      <w:r>
+        <w:t xml:space="preserve">, este menu abrirá uma tabela com o </w:t>
+      </w:r>
+      <w:proofErr w:type="gramStart"/>
+      <w:r>
+        <w:t>titulo</w:t>
+      </w:r>
+      <w:proofErr w:type="gramEnd"/>
     </w:p>
     <w:p>
       <w:pPr>
@@ -1269,8 +3243,13 @@
       <w:pPr>
         <w:pStyle w:val="p2"/>
       </w:pPr>
-      <w:r>
-        <w:t>Status(sendo estes aguardando atendimento, cancelada, sala de espera, em atendimento e</w:t>
+      <w:proofErr w:type="gramStart"/>
+      <w:r>
+        <w:t>Status(</w:t>
+      </w:r>
+      <w:proofErr w:type="gramEnd"/>
+      <w:r>
+        <w:t>sendo estes aguardando atendimento, cancelada, sala de espera, em atendimento e</w:t>
       </w:r>
     </w:p>
     <w:p>
@@ -1278,7 +3257,15 @@
         <w:pStyle w:val="p2"/>
       </w:pPr>
       <w:r>
-        <w:t>finalizada). Horário agendado, Paciente ,Especialista. Acima desta tabela também uma</w:t>
+        <w:t xml:space="preserve">finalizada). Horário agendado, </w:t>
+      </w:r>
+      <w:proofErr w:type="gramStart"/>
+      <w:r>
+        <w:t>Paciente ,Especialista</w:t>
+      </w:r>
+      <w:proofErr w:type="gramEnd"/>
+      <w:r>
+        <w:t>. Acima desta tabela também uma</w:t>
       </w:r>
     </w:p>
     <w:p>
@@ -1286,7 +3273,15 @@
         <w:pStyle w:val="p2"/>
       </w:pPr>
       <w:r>
-        <w:t>sessão de filtros para as linhas exibidas, sendo estes: data de inicio, data final, paciente</w:t>
+        <w:t xml:space="preserve">sessão de filtros para as linhas exibidas, sendo estes: data de </w:t>
+      </w:r>
+      <w:proofErr w:type="gramStart"/>
+      <w:r>
+        <w:t>inicio</w:t>
+      </w:r>
+      <w:proofErr w:type="gramEnd"/>
+      <w:r>
+        <w:t>, data final, paciente</w:t>
       </w:r>
     </w:p>
     <w:p>
@@ -1310,8 +3305,21 @@
         <w:pStyle w:val="p2"/>
       </w:pPr>
       <w:r>
-        <w:t>especialistas da clinica) e por fim um botão para fazer o filtro com base nos parametros</w:t>
-      </w:r>
+        <w:t xml:space="preserve">especialistas da </w:t>
+      </w:r>
+      <w:proofErr w:type="gramStart"/>
+      <w:r>
+        <w:t>clinica</w:t>
+      </w:r>
+      <w:proofErr w:type="gramEnd"/>
+      <w:r>
+        <w:t xml:space="preserve">) e por fim um botão para fazer o filtro com base nos </w:t>
+      </w:r>
+      <w:proofErr w:type="spellStart"/>
+      <w:r>
+        <w:t>parametros</w:t>
+      </w:r>
+      <w:proofErr w:type="spellEnd"/>
     </w:p>
     <w:p>
       <w:pPr>
@@ -1326,7 +3334,23 @@
         <w:pStyle w:val="p2"/>
       </w:pPr>
       <w:r>
-        <w:t>o titulo deve ser "Histórico de Consultas - Clinica" e a numeração é UC25</w:t>
+        <w:t xml:space="preserve">o </w:t>
+      </w:r>
+      <w:proofErr w:type="gramStart"/>
+      <w:r>
+        <w:t>titulo</w:t>
+      </w:r>
+      <w:proofErr w:type="gramEnd"/>
+      <w:r>
+        <w:t xml:space="preserve"> deve ser "Histórico de Consultas - </w:t>
+      </w:r>
+      <w:proofErr w:type="gramStart"/>
+      <w:r>
+        <w:t>Clinica</w:t>
+      </w:r>
+      <w:proofErr w:type="gramEnd"/>
+      <w:r>
+        <w:t>" e a numeração é UC25</w:t>
       </w:r>
     </w:p>
     <w:p>
@@ -1355,15 +3379,36 @@
         <w:pStyle w:val="p2"/>
       </w:pPr>
       <w:r>
-        <w:t>especialistas da saúde, pacientes e clinicas, e que o usuário é um admnistrador de uma</w:t>
+        <w:t xml:space="preserve">especialistas da saúde, pacientes e </w:t>
+      </w:r>
+      <w:proofErr w:type="gramStart"/>
+      <w:r>
+        <w:t>clinicas</w:t>
+      </w:r>
+      <w:proofErr w:type="gramEnd"/>
+      <w:r>
+        <w:t xml:space="preserve">, e que o usuário é um </w:t>
+      </w:r>
+      <w:proofErr w:type="spellStart"/>
+      <w:r>
+        <w:t>admnistrador</w:t>
+      </w:r>
+      <w:proofErr w:type="spellEnd"/>
+      <w:r>
+        <w:t xml:space="preserve"> de uma</w:t>
       </w:r>
     </w:p>
     <w:p>
       <w:pPr>
         <w:pStyle w:val="p2"/>
       </w:pPr>
-      <w:r>
-        <w:t>clinica. Também leve em consideração que o caso de uso deve estar organizado na ordem</w:t>
+      <w:proofErr w:type="gramStart"/>
+      <w:r>
+        <w:t>clinica</w:t>
+      </w:r>
+      <w:proofErr w:type="gramEnd"/>
+      <w:r>
+        <w:t>. Também leve em consideração que o caso de uso deve estar organizado na ordem</w:t>
       </w:r>
     </w:p>
     <w:p>
@@ -1379,7 +3424,15 @@
         <w:pStyle w:val="p2"/>
       </w:pPr>
       <w:r>
-        <w:t>alternativos 6. pós-condições 7. regras de negocio. Com estas informações gere um caso</w:t>
+        <w:t xml:space="preserve">alternativos 6. pós-condições 7. regras de </w:t>
+      </w:r>
+      <w:proofErr w:type="gramStart"/>
+      <w:r>
+        <w:t>negocio</w:t>
+      </w:r>
+      <w:proofErr w:type="gramEnd"/>
+      <w:r>
+        <w:t>. Com estas informações gere um caso</w:t>
       </w:r>
     </w:p>
     <w:p>
@@ -1387,7 +3440,23 @@
         <w:pStyle w:val="p2"/>
       </w:pPr>
       <w:r>
-        <w:t>de uso para a pagina de especialistas da clinica: Acessada a partir do menu principal de um</w:t>
+        <w:t xml:space="preserve">de uso para a </w:t>
+      </w:r>
+      <w:proofErr w:type="gramStart"/>
+      <w:r>
+        <w:t>pagina</w:t>
+      </w:r>
+      <w:proofErr w:type="gramEnd"/>
+      <w:r>
+        <w:t xml:space="preserve"> de especialistas da </w:t>
+      </w:r>
+      <w:proofErr w:type="gramStart"/>
+      <w:r>
+        <w:t>clinica</w:t>
+      </w:r>
+      <w:proofErr w:type="gramEnd"/>
+      <w:r>
+        <w:t>: Acessada a partir do menu principal de um</w:t>
       </w:r>
     </w:p>
     <w:p>
@@ -1395,7 +3464,23 @@
         <w:pStyle w:val="p2"/>
       </w:pPr>
       <w:r>
-        <w:t>usuário ADM. de clinica, a pagina de especialistas tem um painel com uma tabela de</w:t>
+        <w:t xml:space="preserve">usuário ADM. de </w:t>
+      </w:r>
+      <w:proofErr w:type="gramStart"/>
+      <w:r>
+        <w:t>clinica</w:t>
+      </w:r>
+      <w:proofErr w:type="gramEnd"/>
+      <w:r>
+        <w:t xml:space="preserve">, a </w:t>
+      </w:r>
+      <w:proofErr w:type="gramStart"/>
+      <w:r>
+        <w:t>pagina</w:t>
+      </w:r>
+      <w:proofErr w:type="gramEnd"/>
+      <w:r>
+        <w:t xml:space="preserve"> de especialistas tem um painel com uma tabela de</w:t>
       </w:r>
     </w:p>
     <w:p>
@@ -1411,7 +3496,15 @@
         <w:pStyle w:val="p2"/>
       </w:pPr>
       <w:r>
-        <w:t>Especialidade, Agenda (cada celula da coluna agenda tem um botão que acessa a agenda),</w:t>
+        <w:t xml:space="preserve">Especialidade, Agenda (cada </w:t>
+      </w:r>
+      <w:proofErr w:type="spellStart"/>
+      <w:r>
+        <w:t>celula</w:t>
+      </w:r>
+      <w:proofErr w:type="spellEnd"/>
+      <w:r>
+        <w:t xml:space="preserve"> da coluna agenda tem um botão que acessa a agenda),</w:t>
       </w:r>
     </w:p>
     <w:p>
@@ -1419,15 +3512,49 @@
         <w:pStyle w:val="p2"/>
       </w:pPr>
       <w:r>
-        <w:t>novas consultas (cada celula desta coluna tem um botão para cadastrar novas consultas) ,</w:t>
-      </w:r>
+        <w:t xml:space="preserve">novas consultas (cada </w:t>
+      </w:r>
+      <w:proofErr w:type="spellStart"/>
+      <w:r>
+        <w:t>celula</w:t>
+      </w:r>
+      <w:proofErr w:type="spellEnd"/>
+      <w:r>
+        <w:t xml:space="preserve"> desta coluna tem um botão para cadastrar novas consultas</w:t>
+      </w:r>
+      <w:proofErr w:type="gramStart"/>
+      <w:r>
+        <w:t>) ,</w:t>
+      </w:r>
+      <w:proofErr w:type="gramEnd"/>
     </w:p>
     <w:p>
       <w:pPr>
         <w:pStyle w:val="p2"/>
       </w:pPr>
-      <w:r>
-        <w:t>Vinculo (diz se o vinculo do especialista com a clinica está ativo ou inativo. Há também um</w:t>
+      <w:proofErr w:type="gramStart"/>
+      <w:r>
+        <w:t>Vinculo</w:t>
+      </w:r>
+      <w:proofErr w:type="gramEnd"/>
+      <w:r>
+        <w:t xml:space="preserve"> (diz se o </w:t>
+      </w:r>
+      <w:proofErr w:type="gramStart"/>
+      <w:r>
+        <w:t>vinculo</w:t>
+      </w:r>
+      <w:proofErr w:type="gramEnd"/>
+      <w:r>
+        <w:t xml:space="preserve"> do especialista com a </w:t>
+      </w:r>
+      <w:proofErr w:type="gramStart"/>
+      <w:r>
+        <w:t>clinica</w:t>
+      </w:r>
+      <w:proofErr w:type="gramEnd"/>
+      <w:r>
+        <w:t xml:space="preserve"> está ativo ou inativo. Há também um</w:t>
       </w:r>
     </w:p>
     <w:p>
@@ -1435,7 +3562,15 @@
         <w:pStyle w:val="p2"/>
       </w:pPr>
       <w:r>
-        <w:t>botão alinhado ao titulo da tabela para cadastrar novos especialistas e um botão no final de</w:t>
+        <w:t xml:space="preserve">botão alinhado ao </w:t>
+      </w:r>
+      <w:proofErr w:type="gramStart"/>
+      <w:r>
+        <w:t>titulo</w:t>
+      </w:r>
+      <w:proofErr w:type="gramEnd"/>
+      <w:r>
+        <w:t xml:space="preserve"> da tabela para cadastrar novos especialistas e um botão no final de</w:t>
       </w:r>
     </w:p>
     <w:p>
@@ -1451,7 +3586,23 @@
         <w:pStyle w:val="p2"/>
       </w:pPr>
       <w:r>
-        <w:t>O titulo deve ser: "Exibir Especialistas - Clinica" e a numeração é UC26</w:t>
+        <w:t xml:space="preserve">O </w:t>
+      </w:r>
+      <w:proofErr w:type="gramStart"/>
+      <w:r>
+        <w:t>titulo</w:t>
+      </w:r>
+      <w:proofErr w:type="gramEnd"/>
+      <w:r>
+        <w:t xml:space="preserve"> deve ser: "Exibir Especialistas - </w:t>
+      </w:r>
+      <w:proofErr w:type="gramStart"/>
+      <w:r>
+        <w:t>Clinica</w:t>
+      </w:r>
+      <w:proofErr w:type="gramEnd"/>
+      <w:r>
+        <w:t>" e a numeração é UC26</w:t>
       </w:r>
     </w:p>
     <w:p>
@@ -1492,7 +3643,31 @@
         <w:t xml:space="preserve">Lista de </w:t>
       </w:r>
       <w:r>
-        <w:t xml:space="preserve">Especialidades com os campos: Descrição, Valor Padrão.  O usuário tem a opção incluir uma nova especialidade, excluir uma especialidade, editar uma especialidade, Caso o usuário solicite a opção Adicionar especialidade  o Sistema exibe um formulário com os campos </w:t>
+        <w:t xml:space="preserve">Especialidades com os campos: Descrição, Valor Padrão.  O usuário tem a opção incluir uma nova especialidade, excluir uma especialidade, editar uma especialidade, </w:t>
+      </w:r>
+      <w:proofErr w:type="gramStart"/>
+      <w:r>
+        <w:t>Caso</w:t>
+      </w:r>
+      <w:proofErr w:type="gramEnd"/>
+      <w:r>
+        <w:t xml:space="preserve"> o usuário solicite a </w:t>
+      </w:r>
+      <w:proofErr w:type="gramStart"/>
+      <w:r>
+        <w:t>opção Adicionar</w:t>
+      </w:r>
+      <w:proofErr w:type="gramEnd"/>
+      <w:r>
+        <w:t xml:space="preserve"> </w:t>
+      </w:r>
+      <w:proofErr w:type="gramStart"/>
+      <w:r>
+        <w:t>especialidade  o</w:t>
+      </w:r>
+      <w:proofErr w:type="gramEnd"/>
+      <w:r>
+        <w:t xml:space="preserve"> Sistema exibe um formulário com os campos </w:t>
       </w:r>
       <w:r>
         <w:t>Descrição</w:t>
@@ -1508,16 +3683,29 @@
       </w:r>
       <w:r>
         <w:lastRenderedPageBreak/>
-        <w:t xml:space="preserve">salvar o sistema periste os dados e retorna a lista, caso ele escolha voltar o sistema retorna a lista. </w:t>
-      </w:r>
-    </w:p>
-    <w:p>
-      <w:r>
-        <w:t xml:space="preserve">Caso o usuário selecione e opção remover, o sistema solicita confirmação, o usuário confirma e o sistema </w:t>
+        <w:t xml:space="preserve">salvar o sistema </w:t>
+      </w:r>
+      <w:proofErr w:type="spellStart"/>
+      <w:r>
+        <w:t>periste</w:t>
+      </w:r>
+      <w:proofErr w:type="spellEnd"/>
+      <w:r>
+        <w:t xml:space="preserve"> os dados e retorna a lista, caso ele escolha voltar o sistema retorna a lista. </w:t>
+      </w:r>
+    </w:p>
+    <w:p>
+      <w:r>
+        <w:t xml:space="preserve">Caso o usuário selecione e opção remover, o sistema solicita confirmação, o usuário confirma e o </w:t>
+      </w:r>
+      <w:proofErr w:type="gramStart"/>
+      <w:r>
+        <w:t xml:space="preserve">sistema </w:t>
       </w:r>
       <w:r>
         <w:t>.</w:t>
       </w:r>
+      <w:proofErr w:type="gramEnd"/>
     </w:p>
     <w:p>
       <w:r>
@@ -1536,7 +3724,15 @@
     </w:p>
     <w:p>
       <w:r>
-        <w:t>alternativos 6. pós-condições 7. regras de negocio.</w:t>
+        <w:t xml:space="preserve">alternativos 6. pós-condições 7. regras de </w:t>
+      </w:r>
+      <w:proofErr w:type="gramStart"/>
+      <w:r>
+        <w:t>negocio</w:t>
+      </w:r>
+      <w:proofErr w:type="gramEnd"/>
+      <w:r>
+        <w:t>.</w:t>
       </w:r>
     </w:p>
     <w:p/>
@@ -1689,12 +3885,44 @@
         <w:t>Confirmar senha</w:t>
       </w:r>
       <w:r>
-        <w:t xml:space="preserve">, todos os campos exceto Logotipo,  Longitude, latitude e Mapa são obrigatórios. Após a inclusão o sistema retorna para a lista de Clínicas. Ao digitar o campo CNPJ o sistema deve numa api externa e trazer os campos: Nome Fantasia e Razão Social, Ao digitar o campo CEP o sistema deve ir no api externa e trazer os campos Cidade, Estado, Endereço, bairro, Latitude e Longitude Caso o usuário selecione a opção editar, o sistema exibe o mesmo formulário anterior contudo com os dados previamente preenchidos com os dados escolhidos no passo anterior, o usuário pode, salvar ou retornar. Caso ele escolha salvar o sistema persiste os dados e retorna a lista, caso ele escolha voltar o sistema retorna a lista. </w:t>
-      </w:r>
-    </w:p>
-    <w:p>
-      <w:r>
-        <w:t>Caso o usuário selecione e opção Desativar Clinica, o sistema solicita confirmação, o usuário confirma e o sistema desativa a clinica.</w:t>
+        <w:t xml:space="preserve">, todos os campos exceto Logotipo,  Longitude, latitude e Mapa são obrigatórios. Após a inclusão o sistema retorna para a lista de Clínicas. Ao digitar o campo CNPJ o sistema deve numa api externa e trazer os campos: Nome Fantasia e Razão Social, </w:t>
+      </w:r>
+      <w:proofErr w:type="gramStart"/>
+      <w:r>
+        <w:t>Ao</w:t>
+      </w:r>
+      <w:proofErr w:type="gramEnd"/>
+      <w:r>
+        <w:t xml:space="preserve"> digitar o campo CEP o sistema deve ir </w:t>
+      </w:r>
+      <w:proofErr w:type="gramStart"/>
+      <w:r>
+        <w:t>no</w:t>
+      </w:r>
+      <w:proofErr w:type="gramEnd"/>
+      <w:r>
+        <w:t xml:space="preserve"> api externa e trazer os campos Cidade, Estado, Endereço, bairro, Latitude e Longitude Caso o usuário selecione a opção editar, o sistema exibe o mesmo formulário anterior contudo com os dados previamente preenchidos com os dados escolhidos no passo anterior, o usuário pode, salvar ou retornar. Caso ele escolha salvar o sistema persiste os dados e retorna a lista, caso ele escolha voltar o sistema retorna a lista. </w:t>
+      </w:r>
+    </w:p>
+    <w:p>
+      <w:r>
+        <w:t xml:space="preserve">Caso o usuário selecione e opção Desativar </w:t>
+      </w:r>
+      <w:proofErr w:type="gramStart"/>
+      <w:r>
+        <w:t>Clinica</w:t>
+      </w:r>
+      <w:proofErr w:type="gramEnd"/>
+      <w:r>
+        <w:t xml:space="preserve">, o sistema solicita confirmação, o usuário confirma e o sistema desativa a </w:t>
+      </w:r>
+      <w:proofErr w:type="gramStart"/>
+      <w:r>
+        <w:t>clinica</w:t>
+      </w:r>
+      <w:proofErr w:type="gramEnd"/>
+      <w:r>
+        <w:t>.</w:t>
       </w:r>
     </w:p>
     <w:p>
@@ -1757,7 +3985,15 @@
         <w:t>Configuração e depois Layout</w:t>
       </w:r>
       <w:r>
-        <w:t>, o sistema um formulário contendo os campos COR PRINCIPAL, COR GRADIENTE, LOGO PARA LOGIN, Icone para Dashboard, Icone para FavIcon o usuário tem a opção de salvar. Quando o usuário solicitar a opção salvar o sistema atualiza todo seu layout de acordo com as configurações atuais.</w:t>
+        <w:t xml:space="preserve">, o sistema um formulário contendo os campos COR PRINCIPAL, COR GRADIENTE, LOGO PARA LOGIN, Icone para Dashboard, Icone para </w:t>
+      </w:r>
+      <w:proofErr w:type="spellStart"/>
+      <w:r>
+        <w:t>FavIcon</w:t>
+      </w:r>
+      <w:proofErr w:type="spellEnd"/>
+      <w:r>
+        <w:t xml:space="preserve"> o usuário tem a opção de salvar. Quando o usuário solicitar a opção salvar o sistema atualiza todo seu layout de acordo com as configurações atuais.</w:t>
       </w:r>
     </w:p>
     <w:p>
@@ -1772,19 +4008,48 @@
     </w:p>
     <w:p>
       <w:r>
-        <w:t>alternativos 6. pós-condições 7. regras de negocio.</w:t>
-      </w:r>
-    </w:p>
-    <w:p/>
-    <w:p>
-      <w:r>
-        <w:t xml:space="preserve">Crie o caso de uso Chamado Gerar recebimentos esse caso de uso inicia quando o usuário root seleciona a opção gerar recebimentos, o sistema então calcula o resultado de todos os especialistas de todas as clinicas seguindo as regras descritas no caso de uso </w:t>
-      </w:r>
-      <w:r>
-        <w:t>UC16 -  RECEBIMENTOS</w:t>
-      </w:r>
-      <w:r>
-        <w:t xml:space="preserve">. Ao concluir os cálculos o sistema deve exibir uma lista contendo : </w:t>
+        <w:t xml:space="preserve">alternativos 6. pós-condições 7. regras de </w:t>
+      </w:r>
+      <w:proofErr w:type="gramStart"/>
+      <w:r>
+        <w:t>negocio</w:t>
+      </w:r>
+      <w:proofErr w:type="gramEnd"/>
+      <w:r>
+        <w:t>.</w:t>
+      </w:r>
+    </w:p>
+    <w:p/>
+    <w:p>
+      <w:r>
+        <w:t xml:space="preserve">Crie o caso de uso Chamado Gerar recebimentos esse caso de uso inicia quando o usuário root seleciona a opção gerar recebimentos, o sistema então calcula o resultado de todos os especialistas de todas as </w:t>
+      </w:r>
+      <w:proofErr w:type="gramStart"/>
+      <w:r>
+        <w:t>clinicas</w:t>
+      </w:r>
+      <w:proofErr w:type="gramEnd"/>
+      <w:r>
+        <w:t xml:space="preserve"> seguindo as regras descritas no caso de uso </w:t>
+      </w:r>
+      <w:r>
+        <w:t xml:space="preserve">UC16 </w:t>
+      </w:r>
+      <w:proofErr w:type="gramStart"/>
+      <w:r>
+        <w:t>-  RECEBIMENTOS</w:t>
+      </w:r>
+      <w:proofErr w:type="gramEnd"/>
+      <w:r>
+        <w:t xml:space="preserve">. Ao concluir os cálculos o sistema deve exibir uma lista </w:t>
+      </w:r>
+      <w:proofErr w:type="gramStart"/>
+      <w:r>
+        <w:t>contendo :</w:t>
+      </w:r>
+      <w:proofErr w:type="gramEnd"/>
+      <w:r>
+        <w:t xml:space="preserve"> </w:t>
       </w:r>
       <w:r>
         <w:t>Solicitação</w:t>
@@ -1850,7 +4115,23 @@
         <w:t>Especialista</w:t>
       </w:r>
       <w:r>
-        <w:t>, e SITUAÇão, caso a situação seja a Pagar o usuário root pode incluir o comprovante do pix, caso seja a receber do especialista o sistema exibie aguardando pagamento até o usuário especialista pagar, quando ele pagar o sistema exibe a situação pago.</w:t>
+        <w:t xml:space="preserve">, e </w:t>
+      </w:r>
+      <w:proofErr w:type="spellStart"/>
+      <w:r>
+        <w:t>SITUAÇão</w:t>
+      </w:r>
+      <w:proofErr w:type="spellEnd"/>
+      <w:r>
+        <w:t xml:space="preserve">, caso a situação seja a Pagar o usuário root pode incluir o comprovante do pix, caso seja a receber do especialista o sistema </w:t>
+      </w:r>
+      <w:proofErr w:type="spellStart"/>
+      <w:r>
+        <w:t>exibie</w:t>
+      </w:r>
+      <w:proofErr w:type="spellEnd"/>
+      <w:r>
+        <w:t xml:space="preserve"> aguardando pagamento até o usuário especialista pagar, quando ele pagar o sistema exibe a situação pago.</w:t>
       </w:r>
     </w:p>
     <w:p>
@@ -1880,11 +4161,16 @@
       <w:r>
         <w:t xml:space="preserve"> (Valores possíveis Aberto e fechado), </w:t>
       </w:r>
+      <w:proofErr w:type="gramStart"/>
       <w:r>
         <w:t>Resultado</w:t>
       </w:r>
       <w:r>
-        <w:t>( A pagar e A Receber).</w:t>
+        <w:t>( A</w:t>
+      </w:r>
+      <w:proofErr w:type="gramEnd"/>
+      <w:r>
+        <w:t xml:space="preserve"> pagar e A Receber).</w:t>
       </w:r>
     </w:p>
     <w:p>
@@ -1899,13 +4185,45 @@
     </w:p>
     <w:p>
       <w:r>
-        <w:t>alternativos 6. pós-condições 7. regras de negocio.</w:t>
+        <w:t xml:space="preserve">alternativos 6. pós-condições 7. regras de </w:t>
+      </w:r>
+      <w:proofErr w:type="gramStart"/>
+      <w:r>
+        <w:t>negocio</w:t>
+      </w:r>
+      <w:proofErr w:type="gramEnd"/>
+      <w:r>
+        <w:t>.</w:t>
       </w:r>
     </w:p>
     <w:p>
       <w:r>
         <w:lastRenderedPageBreak/>
-        <w:t xml:space="preserve">Crie um Caso de uso Exibir Reputação da Clinica, onde ele inicia quando o usuário ADMC seleciona opção reputação,  o sistema exibe todas as avaliações recebidas por uma clinica,  exibindo o campo Reputação, com as Notas referentes a </w:t>
+        <w:t xml:space="preserve">Crie um Caso de uso Exibir Reputação da </w:t>
+      </w:r>
+      <w:proofErr w:type="gramStart"/>
+      <w:r>
+        <w:t>Clinica</w:t>
+      </w:r>
+      <w:proofErr w:type="gramEnd"/>
+      <w:r>
+        <w:t xml:space="preserve">, onde ele inicia quando o usuário ADMC seleciona opção </w:t>
+      </w:r>
+      <w:proofErr w:type="gramStart"/>
+      <w:r>
+        <w:t>reputação,  o</w:t>
+      </w:r>
+      <w:proofErr w:type="gramEnd"/>
+      <w:r>
+        <w:t xml:space="preserve"> sistema exibe todas as avaliações recebidas por uma </w:t>
+      </w:r>
+      <w:proofErr w:type="gramStart"/>
+      <w:r>
+        <w:t>clinica,  exibindo</w:t>
+      </w:r>
+      <w:proofErr w:type="gramEnd"/>
+      <w:r>
+        <w:t xml:space="preserve"> o campo Reputação, com as Notas referentes a </w:t>
       </w:r>
       <w:r>
         <w:t>Atendimento</w:t>
@@ -1917,13 +4235,37 @@
         <w:t>Tempo de espera</w:t>
       </w:r>
       <w:r>
-        <w:t xml:space="preserve">, o sistema também deve exibir um Resumo com a media de todas as Avalições para todos os pacientes o sistema deve exibir as 8 primeiras ordenadas pela data exibindo as ultimas e permitindo o usuário navegar pela paginação. O usuário tem a opção de contestar uma avaliação, onde o usuário root pode ou não aceitar. </w:t>
-      </w:r>
-    </w:p>
-    <w:p/>
-    <w:p>
-      <w:r>
-        <w:t xml:space="preserve">Crie um Caso de uso Fila de atendimento, onde ele inicia quando o usuário ADMC seleciona opção Fila de Atendimento,  o sistema exibe todos os especialistas associados a clinica, o ADMC então escolhe um da lista e sistema exibe duas filas para o especialista, a fila normal e a fila prioritária onde o ADMC pode mudar a posição dos pacientes da fila e salvar a ordem as filas são tabelas com os dados Ordem, Nome e Hora que Entrou na fila o usuário pode salvar a nova ordem ou solicitar a opção voltar. Se ele selecionar a opção salvar o sistema grava as novas ordens das filas, Se ele usar a opção voltar o sistema retorna para o formulário com a lista de especialistas.  </w:t>
+        <w:t xml:space="preserve">, o sistema também deve exibir um Resumo com a </w:t>
+      </w:r>
+      <w:proofErr w:type="gramStart"/>
+      <w:r>
+        <w:t>media</w:t>
+      </w:r>
+      <w:proofErr w:type="gramEnd"/>
+      <w:r>
+        <w:t xml:space="preserve"> de todas as Avalições para todos os pacientes o sistema deve exibir as 8 primeiras ordenadas pela data exibindo as </w:t>
+      </w:r>
+      <w:proofErr w:type="gramStart"/>
+      <w:r>
+        <w:t>ultimas</w:t>
+      </w:r>
+      <w:proofErr w:type="gramEnd"/>
+      <w:r>
+        <w:t xml:space="preserve"> e permitindo o usuário navegar pela paginação. O usuário tem a opção de contestar uma avaliação, onde o usuário root pode ou não aceitar. </w:t>
+      </w:r>
+    </w:p>
+    <w:p/>
+    <w:p>
+      <w:r>
+        <w:t xml:space="preserve">Crie um Caso de uso Fila de atendimento, onde ele inicia quando o usuário ADMC seleciona opção Fila de Atendimento,  o sistema exibe todos os especialistas associados a clinica, o ADMC então escolhe um da lista e sistema exibe duas filas para o especialista, a fila normal e a fila prioritária onde o ADMC pode mudar a posição dos pacientes da fila e salvar a ordem as filas são tabelas com os dados Ordem, Nome e Hora que Entrou na fila o usuário pode salvar a nova ordem ou solicitar a opção voltar. Se ele selecionar a opção salvar o sistema grava as novas ordens das filas, </w:t>
+      </w:r>
+      <w:proofErr w:type="gramStart"/>
+      <w:r>
+        <w:t>Se</w:t>
+      </w:r>
+      <w:proofErr w:type="gramEnd"/>
+      <w:r>
+        <w:t xml:space="preserve"> ele usar a opção voltar o sistema retorna para o formulário com a lista de especialistas.  </w:t>
       </w:r>
     </w:p>
     <w:p>
@@ -1938,14 +4280,137 @@
     </w:p>
     <w:p>
       <w:r>
-        <w:t>alternativos 6. pós-condições 7. regras de negocio.</w:t>
-      </w:r>
-    </w:p>
-    <w:p>
-      <w:r>
-        <w:t xml:space="preserve">Crie um caso de uso para que o usuário root possa Visualizar as clinicas que um especialista está associado, esse caso de uso inicia quando o usuário root seleciona a opção Especialistas e vai na opção clinica, o sistema Inclua então exibe uma lista com o nome de todos os especialistas associados ao sistema, permitindo o usuário root filtrar pelo nome, essa lista deve ser paginada, e ordenada em ordem crescente pelo nome. O Usuário pode selecionar a opção próximo em um item da lista, selecionando assim aquele especialista, então o sistema exibe a lista de clinica que aquele especialista está associado, essa lista deve conter o nome da clinica e a opção de desvincular ou vincular um especialista a clinica. </w:t>
-      </w:r>
-    </w:p>
+        <w:t xml:space="preserve">alternativos 6. pós-condições 7. regras de </w:t>
+      </w:r>
+      <w:proofErr w:type="gramStart"/>
+      <w:r>
+        <w:t>negocio</w:t>
+      </w:r>
+      <w:proofErr w:type="gramEnd"/>
+      <w:r>
+        <w:t>.</w:t>
+      </w:r>
+    </w:p>
+    <w:p>
+      <w:r>
+        <w:t xml:space="preserve">Crie um caso de uso para que o usuário root </w:t>
+      </w:r>
+      <w:proofErr w:type="gramStart"/>
+      <w:r>
+        <w:t>possa Visualizar</w:t>
+      </w:r>
+      <w:proofErr w:type="gramEnd"/>
+      <w:r>
+        <w:t xml:space="preserve"> as </w:t>
+      </w:r>
+      <w:proofErr w:type="gramStart"/>
+      <w:r>
+        <w:t>clinicas</w:t>
+      </w:r>
+      <w:proofErr w:type="gramEnd"/>
+      <w:r>
+        <w:t xml:space="preserve"> que um especialista está associado, esse caso de uso inicia quando o usuário root seleciona a opção Especialistas e vai na opção </w:t>
+      </w:r>
+      <w:proofErr w:type="gramStart"/>
+      <w:r>
+        <w:t>clinica</w:t>
+      </w:r>
+      <w:proofErr w:type="gramEnd"/>
+      <w:r>
+        <w:t xml:space="preserve">, o </w:t>
+      </w:r>
+      <w:proofErr w:type="gramStart"/>
+      <w:r>
+        <w:t>sistema Inclua</w:t>
+      </w:r>
+      <w:proofErr w:type="gramEnd"/>
+      <w:r>
+        <w:t xml:space="preserve"> então exibe uma lista com o nome de todos os especialistas associados ao sistema, permitindo o usuário root filtrar pelo nome, essa lista deve ser paginada, e ordenada em ordem crescente pelo nome. O Usuário pode selecionar a opção próximo em um item da lista, selecionando assim aquele especialista, então o sistema exibe a lista de </w:t>
+      </w:r>
+      <w:proofErr w:type="gramStart"/>
+      <w:r>
+        <w:t>clinica</w:t>
+      </w:r>
+      <w:proofErr w:type="gramEnd"/>
+      <w:r>
+        <w:t xml:space="preserve"> que aquele especialista está associado, essa lista deve conter o nome da </w:t>
+      </w:r>
+      <w:proofErr w:type="gramStart"/>
+      <w:r>
+        <w:t>clinica</w:t>
+      </w:r>
+      <w:proofErr w:type="gramEnd"/>
+      <w:r>
+        <w:t xml:space="preserve"> e a opção de desvincular ou vincular um especialista a </w:t>
+      </w:r>
+      <w:proofErr w:type="gramStart"/>
+      <w:r>
+        <w:t>clinica</w:t>
+      </w:r>
+      <w:proofErr w:type="gramEnd"/>
+      <w:r>
+        <w:t xml:space="preserve">. </w:t>
+      </w:r>
+    </w:p>
+    <w:p/>
+    <w:p>
+      <w:r>
+        <w:t xml:space="preserve">Crie um Caso de uso Manter Exames onde ele inicia quando o usuário do tipo paciente seleciona a opção manter exames, o sistema então exibe uma lista de </w:t>
+      </w:r>
+      <w:proofErr w:type="gramStart"/>
+      <w:r>
+        <w:t>todos exames</w:t>
+      </w:r>
+      <w:proofErr w:type="gramEnd"/>
+      <w:r>
+        <w:t xml:space="preserve"> ordenado dos últimos para os primeiros, paginado com 8 por </w:t>
+      </w:r>
+      <w:proofErr w:type="gramStart"/>
+      <w:r>
+        <w:t>pagina</w:t>
+      </w:r>
+      <w:proofErr w:type="gramEnd"/>
+      <w:r>
+        <w:t xml:space="preserve"> </w:t>
+      </w:r>
+      <w:proofErr w:type="spellStart"/>
+      <w:r>
+        <w:t>peminitdo</w:t>
+      </w:r>
+      <w:proofErr w:type="spellEnd"/>
+      <w:r>
+        <w:t xml:space="preserve"> o usuário selecionar qualquer </w:t>
+      </w:r>
+      <w:proofErr w:type="gramStart"/>
+      <w:r>
+        <w:t>pagina</w:t>
+      </w:r>
+      <w:proofErr w:type="gramEnd"/>
+      <w:r>
+        <w:t xml:space="preserve"> </w:t>
+      </w:r>
+      <w:proofErr w:type="gramStart"/>
+      <w:r>
+        <w:t>q</w:t>
+      </w:r>
+      <w:proofErr w:type="gramEnd"/>
+      <w:r>
+        <w:t xml:space="preserve"> ele quiser, com os campos </w:t>
+      </w:r>
+      <w:r>
+        <w:lastRenderedPageBreak/>
+        <w:t xml:space="preserve">Paciente, exame, Especialista Solicitante, Data da Solicitação se foi ou não. O usuário pode marcar a opção efetuado e anexar o exame ao sistema, após a anexação o usuário paciente e especialista, podem efetuar download </w:t>
+      </w:r>
+      <w:proofErr w:type="gramStart"/>
+      <w:r>
+        <w:t>do  arquivo</w:t>
+      </w:r>
+      <w:proofErr w:type="gramEnd"/>
+      <w:r>
+        <w:t xml:space="preserve"> anexado.</w:t>
+      </w:r>
+    </w:p>
+    <w:p/>
     <w:p>
       <w:r>
         <w:t>o caso de uso deve estar organizado na ordem</w:t>
@@ -1958,7 +4423,15 @@
     </w:p>
     <w:p>
       <w:r>
-        <w:t>alternativos 6. pós-condições 7. regras de negocio.</w:t>
+        <w:t xml:space="preserve">alternativos 6. pós-condições 7. regras de </w:t>
+      </w:r>
+      <w:proofErr w:type="gramStart"/>
+      <w:r>
+        <w:t>negocio</w:t>
+      </w:r>
+      <w:proofErr w:type="gramEnd"/>
+      <w:r>
+        <w:t>.</w:t>
       </w:r>
     </w:p>
     <w:p/>

--- a/documentação/Requisitos/RequisitoIncluaNovoUsuario.docx
+++ b/documentação/Requisitos/RequisitoIncluaNovoUsuario.docx
@@ -4354,6 +4354,7 @@
     </w:p>
     <w:p/>
     <w:p>
+      <w:bookmarkStart w:id="1" w:name="OLE_LINK1"/>
       <w:r>
         <w:t xml:space="preserve">Crie um Caso de uso Manter Exames onde ele inicia quando o usuário do tipo paciente seleciona a opção manter exames, o sistema então exibe uma lista de </w:t>
       </w:r>
@@ -4433,6 +4434,7 @@
       <w:r>
         <w:t>.</w:t>
       </w:r>
+      <w:bookmarkEnd w:id="1"/>
     </w:p>
     <w:p/>
     <w:p>
